--- a/docs/tugas/UAS_Laporan_Akhir_Kelompok6_A11.4502.docx
+++ b/docs/tugas/UAS_Laporan_Akhir_Kelompok6_A11.4502.docx
@@ -1374,7 +1374,7 @@
         <w:t xml:space="preserve">3.7 Rancangan Aplikasi</w:t>
       </w:r>
       <w:r>
-        <w:t xml:space="preserve">	15</w:t>
+        <w:t xml:space="preserve">	16</w:t>
       </w:r>
     </w:p>
     <w:p>
@@ -1488,7 +1488,7 @@
         <w:t xml:space="preserve">4.4 Hasil Tugas B: S-Rank dalam 10 Pull</w:t>
       </w:r>
       <w:r>
-        <w:t xml:space="preserve">	21</w:t>
+        <w:t xml:space="preserve">	22</w:t>
       </w:r>
     </w:p>
     <w:p>
@@ -1504,10 +1504,29 @@
           <w:b w:val="false"/>
           <w:bCs w:val="false"/>
         </w:rPr>
-        <w:t xml:space="preserve">4.5 Pembahasan</w:t>
+        <w:t xml:space="preserve">4.5 Hasil Latih dan Uji dengan Data Asli Saja</w:t>
       </w:r>
       <w:r>
         <w:t xml:space="preserve">	23</w:t>
+      </w:r>
+    </w:p>
+    <w:p>
+      <w:pPr>
+        <w:tabs>
+          <w:tab w:val="right" w:pos="7938" w:leader="dot"/>
+        </w:tabs>
+        <w:spacing w:after="40" w:line="300"/>
+        <w:ind w:left="440"/>
+      </w:pPr>
+      <w:r>
+        <w:rPr>
+          <w:b w:val="false"/>
+          <w:bCs w:val="false"/>
+        </w:rPr>
+        <w:t xml:space="preserve">4.6 Pembahasan</w:t>
+      </w:r>
+      <w:r>
+        <w:t xml:space="preserve">	25</w:t>
       </w:r>
     </w:p>
     <w:p>
@@ -1526,7 +1545,7 @@
         <w:t xml:space="preserve">BAB V PENUTUP</w:t>
       </w:r>
       <w:r>
-        <w:t xml:space="preserve">	25</w:t>
+        <w:t xml:space="preserve">	27</w:t>
       </w:r>
     </w:p>
     <w:p>
@@ -1545,7 +1564,7 @@
         <w:t xml:space="preserve">5.1 Kesimpulan</w:t>
       </w:r>
       <w:r>
-        <w:t xml:space="preserve">	25</w:t>
+        <w:t xml:space="preserve">	27</w:t>
       </w:r>
     </w:p>
     <w:p>
@@ -1564,7 +1583,7 @@
         <w:t xml:space="preserve">5.2 Saran</w:t>
       </w:r>
       <w:r>
-        <w:t xml:space="preserve">	25</w:t>
+        <w:t xml:space="preserve">	27</w:t>
       </w:r>
     </w:p>
     <w:p>
@@ -1583,7 +1602,7 @@
         <w:t xml:space="preserve">DAFTAR PUSTAKA</w:t>
       </w:r>
       <w:r>
-        <w:t xml:space="preserve">	26</w:t>
+        <w:t xml:space="preserve">	28</w:t>
       </w:r>
     </w:p>
     <w:p>
@@ -1602,7 +1621,7 @@
         <w:t xml:space="preserve">LAMPIRAN</w:t>
       </w:r>
       <w:r>
-        <w:t xml:space="preserve">	27</w:t>
+        <w:t xml:space="preserve">	29</w:t>
       </w:r>
     </w:p>
     <w:p>
@@ -4920,7 +4939,7 @@
                 <w:sz w:val="20"/>
                 <w:szCs w:val="20"/>
               </w:rPr>
-              <w:t xml:space="preserve">Data uji tambahan (tidak dipakai melatih)</w:t>
+              <w:t xml:space="preserve">Uji model simulasi, dan eksperimen latih–uji dengan data asli saja</w:t>
             </w:r>
           </w:p>
         </w:tc>
@@ -4935,6 +4954,26 @@
       </w:pPr>
       <w:r>
         <w:t xml:space="preserve">Simulasi dipakai karena riwayat satu akun hanya berisi ratusan pull dengan sedikit S-Rank, sehingga tidak cukup untuk melatih model. Data asli dipakai untuk menguji apakah model yang dilatih dari simulasi tetap berlaku untuk pemain sungguhan.</w:t>
+      </w:r>
+    </w:p>
+    <w:p>
+      <w:pPr>
+        <w:spacing w:after="120" w:line="360"/>
+        <w:ind w:firstLine="709"/>
+        <w:jc w:val="both"/>
+      </w:pPr>
+      <w:r>
+        <w:t xml:space="preserve">Selain itu, sebagai eksperimen kedua, keenam algoritma juga dilatih dan diuji </w:t>
+      </w:r>
+      <w:r>
+        <w:rPr>
+          <w:b/>
+          <w:bCs/>
+        </w:rPr>
+        <w:t xml:space="preserve">hanya dengan data asli</w:t>
+      </w:r>
+      <w:r>
+        <w:t xml:space="preserve"> (1.192 baris setelah pembersihan). Eksperimen ini memastikan bahwa hasil perbandingan tidak bergantung pada data simulasi, dan jumlah barisnya sudah memenuhi ketentuan dataset tabel minimal 500–1.000 baris.</w:t>
       </w:r>
     </w:p>
     <w:p>
@@ -6212,6 +6251,37 @@
       </w:r>
       <w:r>
         <w:t xml:space="preserve"> yang tidak pernah dipakai saat pelatihan.</w:t>
+      </w:r>
+    </w:p>
+    <w:p>
+      <w:pPr>
+        <w:pStyle w:val="ListParagraph"/>
+        <w:numPr>
+          <w:ilvl w:val="0"/>
+          <w:numId w:val="3"/>
+        </w:numPr>
+        <w:spacing w:after="60" w:line="360"/>
+        <w:jc w:val="both"/>
+      </w:pPr>
+      <w:r>
+        <w:rPr>
+          <w:b/>
+          <w:bCs/>
+        </w:rPr>
+        <w:t xml:space="preserve">Eksperimen kedua:</w:t>
+      </w:r>
+      <w:r>
+        <w:t xml:space="preserve"> keenam algoritma dilatih dan diuji hanya dengan data asli (±1.200 baris) memakai GroupKFold 5-fold yang dibagi per </w:t>
+      </w:r>
+      <w:r>
+        <w:rPr>
+          <w:b/>
+          <w:bCs/>
+        </w:rPr>
+        <w:t xml:space="preserve">siklus pity</w:t>
+      </w:r>
+      <w:r>
+        <w:t xml:space="preserve"> (20 siklus). Pembagian per siklus dipakai karena data asli hanya berasal dari 2 akun, dan siklus pity saling bebas karena peluang selalu kembali ke awal setelah mendapat S-Rank.</w:t>
       </w:r>
     </w:p>
     <w:p>
@@ -7060,7 +7130,7 @@
       <w:r>
         <w:drawing>
           <wp:inline distT="0" distB="0" distL="0" distR="0">
-            <wp:extent cx="2895600" cy="6667500"/>
+            <wp:extent cx="2905125" cy="6667500"/>
             <wp:effectExtent t="0" r="0" b="0" l="0"/>
             <wp:docPr id="7" name="app_perb_test.png" descr="Halaman Perbandingan Algoritma" title="Halaman Perbandingan Algoritma"/>
             <wp:cNvGraphicFramePr>
@@ -7085,7 +7155,7 @@
                   <pic:spPr bwMode="auto">
                     <a:xfrm>
                       <a:off x="0" y="0"/>
-                      <a:ext cx="2895600" cy="6667500"/>
+                      <a:ext cx="2905125" cy="6667500"/>
                     </a:xfrm>
                     <a:prstGeom prst="rect">
                       <a:avLst/>
@@ -7831,6 +7901,98 @@
                 <w:szCs w:val="20"/>
               </w:rPr>
               <w:t xml:space="preserve">– / 1.192</w:t>
+            </w:r>
+          </w:p>
+        </w:tc>
+      </w:tr>
+      <w:tr>
+        <w:tc>
+          <w:tcPr>
+            <w:tcW w:type="dxa" w:w="3651"/>
+            <w:tcBorders>
+              <w:top w:val="single" w:color="808080" w:sz="4"/>
+              <w:left w:val="single" w:color="808080" w:sz="4"/>
+              <w:bottom w:val="single" w:color="808080" w:sz="4"/>
+              <w:right w:val="single" w:color="808080" w:sz="4"/>
+            </w:tcBorders>
+            <w:tcMar>
+              <w:top w:type="dxa" w:w="60"/>
+              <w:left w:type="dxa" w:w="100"/>
+              <w:bottom w:type="dxa" w:w="60"/>
+              <w:right w:type="dxa" w:w="100"/>
+            </w:tcMar>
+          </w:tcPr>
+          <w:p>
+            <w:pPr>
+              <w:spacing w:line="276"/>
+              <w:jc w:val="left"/>
+            </w:pPr>
+            <w:r>
+              <w:rPr>
+                <w:sz w:val="20"/>
+                <w:szCs w:val="20"/>
+              </w:rPr>
+              <w:t xml:space="preserve">Eksperimen latih–uji data asli (tugas B)</w:t>
+            </w:r>
+          </w:p>
+        </w:tc>
+        <w:tc>
+          <w:tcPr>
+            <w:tcW w:type="dxa" w:w="2143"/>
+            <w:tcBorders>
+              <w:top w:val="single" w:color="808080" w:sz="4"/>
+              <w:left w:val="single" w:color="808080" w:sz="4"/>
+              <w:bottom w:val="single" w:color="808080" w:sz="4"/>
+              <w:right w:val="single" w:color="808080" w:sz="4"/>
+            </w:tcBorders>
+            <w:tcMar>
+              <w:top w:type="dxa" w:w="60"/>
+              <w:left w:type="dxa" w:w="100"/>
+              <w:bottom w:type="dxa" w:w="60"/>
+              <w:right w:type="dxa" w:w="100"/>
+            </w:tcMar>
+          </w:tcPr>
+          <w:p>
+            <w:pPr>
+              <w:spacing w:line="276"/>
+              <w:jc w:val="center"/>
+            </w:pPr>
+            <w:r>
+              <w:rPr>
+                <w:sz w:val="20"/>
+                <w:szCs w:val="20"/>
+              </w:rPr>
+              <w:t xml:space="preserve">–</w:t>
+            </w:r>
+          </w:p>
+        </w:tc>
+        <w:tc>
+          <w:tcPr>
+            <w:tcW w:type="dxa" w:w="2144"/>
+            <w:tcBorders>
+              <w:top w:val="single" w:color="808080" w:sz="4"/>
+              <w:left w:val="single" w:color="808080" w:sz="4"/>
+              <w:bottom w:val="single" w:color="808080" w:sz="4"/>
+              <w:right w:val="single" w:color="808080" w:sz="4"/>
+            </w:tcBorders>
+            <w:tcMar>
+              <w:top w:type="dxa" w:w="60"/>
+              <w:left w:type="dxa" w:w="100"/>
+              <w:bottom w:type="dxa" w:w="60"/>
+              <w:right w:type="dxa" w:w="100"/>
+            </w:tcMar>
+          </w:tcPr>
+          <w:p>
+            <w:pPr>
+              <w:spacing w:line="276"/>
+              <w:jc w:val="center"/>
+            </w:pPr>
+            <w:r>
+              <w:rPr>
+                <w:sz w:val="20"/>
+                <w:szCs w:val="20"/>
+              </w:rPr>
+              <w:t xml:space="preserve">1.192 baris, 20 siklus, 5-fold</w:t>
             </w:r>
           </w:p>
         </w:tc>
@@ -11495,156 +11657,1738 @@
         <w:spacing w:after="120" w:before="240" w:line="360"/>
       </w:pPr>
       <w:r>
-        <w:t xml:space="preserve">4.5 Pembahasan</w:t>
-      </w:r>
-    </w:p>
-    <w:p>
-      <w:pPr>
-        <w:pStyle w:val="ListParagraph"/>
-        <w:numPr>
-          <w:ilvl w:val="0"/>
-          <w:numId w:val="6"/>
-        </w:numPr>
-        <w:spacing w:after="60" w:line="360"/>
+        <w:t xml:space="preserve">4.5 Hasil Latih dan Uji dengan Data Asli Saja</w:t>
+      </w:r>
+    </w:p>
+    <w:p>
+      <w:pPr>
+        <w:spacing w:after="120" w:line="360"/>
+        <w:ind w:firstLine="709"/>
         <w:jc w:val="both"/>
       </w:pPr>
+      <w:r>
+        <w:t xml:space="preserve">Pada eksperimen kedua, keenam algoritma dilatih dan diuji </w:t>
+      </w:r>
       <w:r>
         <w:rPr>
           <w:b/>
           <w:bCs/>
         </w:rPr>
-        <w:t xml:space="preserve">Jebakan akurasi.</w:t>
-      </w:r>
-      <w:r>
-        <w:t xml:space="preserve"> Pada tugas A, baseline sudah mencapai akurasi 98,28%. Akurasi saja tidak dapat dipakai untuk menilai model pada data yang sangat tidak seimbang, sehingga diperlukan Balanced Accuracy, F1-score, ROC-AUC, dan Log Loss.</w:t>
-      </w:r>
-    </w:p>
-    <w:p>
-      <w:pPr>
-        <w:pStyle w:val="ListParagraph"/>
-        <w:numPr>
-          <w:ilvl w:val="0"/>
-          <w:numId w:val="6"/>
-        </w:numPr>
-        <w:spacing w:after="60" w:line="360"/>
-        <w:jc w:val="both"/>
+        <w:t xml:space="preserve">hanya dengan data asli</w:t>
+      </w:r>
+      <w:r>
+        <w:t xml:space="preserve"> (2 akun, 1.192 baris, 161 kelas positif pada tugas B). Data dibagi per siklus pity menjadi 5 bagian (GroupKFold 5-fold, 20 siklus), sehingga pull dari satu siklus tidak pernah berada di data latih dan data uji sekaligus. Hasilnya ditunjukkan pada Tabel 4.4 dan Gambar 4.8.</w:t>
+      </w:r>
+    </w:p>
+    <w:p>
+      <w:pPr>
+        <w:keepNext/>
+        <w:keepLines/>
+        <w:spacing w:after="60" w:before="120"/>
+        <w:jc w:val="center"/>
       </w:pPr>
       <w:r>
         <w:rPr>
           <w:b/>
           <w:bCs/>
         </w:rPr>
-        <w:t xml:space="preserve">Algoritma terbaik.</w:t>
-      </w:r>
-      <w:r>
-        <w:t xml:space="preserve"> Pada tugas B, Decision Tree, Random Forest, XGBoost, dan KNN mencapai akurasi ±91,1% di simulasi dan ±93,3–93,5% di data asli. Nilai ini setara dengan batas teori Markov Chain, sehingga keempat algoritma tersebut sudah bekerja maksimal.</w:t>
-      </w:r>
-    </w:p>
-    <w:p>
-      <w:pPr>
-        <w:pStyle w:val="ListParagraph"/>
-        <w:numPr>
-          <w:ilvl w:val="0"/>
-          <w:numId w:val="6"/>
-        </w:numPr>
-        <w:spacing w:after="60" w:line="360"/>
-        <w:jc w:val="both"/>
-      </w:pPr>
-      <w:r>
-        <w:rPr>
-          <w:b/>
-          <w:bCs/>
-        </w:rPr>
-        <w:t xml:space="preserve">Model pohon menemukan soft pity sendiri.</w:t>
-      </w:r>
-      <w:r>
-        <w:t xml:space="preserve"> Aturan Decision Tree memisahkan data di sekitar pity_ratio 0,71–0,74, yaitu sekitar 10 pull sebelum soft pity, tepat saat jendela 10 pull ke depan mulai menyentuh soft pity. Model tidak pernah diberi tahu tentang soft pity (Gambar 4.8).</w:t>
-      </w:r>
-    </w:p>
-    <w:p>
-      <w:pPr>
-        <w:pStyle w:val="ListParagraph"/>
-        <w:numPr>
-          <w:ilvl w:val="0"/>
-          <w:numId w:val="6"/>
-        </w:numPr>
-        <w:spacing w:after="60" w:line="360"/>
-        <w:jc w:val="both"/>
-      </w:pPr>
-      <w:r>
-        <w:rPr>
-          <w:b/>
-          <w:bCs/>
-        </w:rPr>
-        <w:t xml:space="preserve">Logistic Regression dan Naive Bayes kalah.</w:t>
-      </w:r>
-      <w:r>
-        <w:t xml:space="preserve"> Logistic Regression hanya dapat membentuk kurva sigmoid yang halus sehingga tidak bisa meniru lonjakan tajam setelah soft pity. Naive Bayes mengasumsikan fitur saling bebas dan berdistribusi normal, padahal pity dan pity_ratio sangat berkaitan; akibatnya Log Loss-nya paling besar.</w:t>
-      </w:r>
-    </w:p>
-    <w:p>
-      <w:pPr>
-        <w:pStyle w:val="ListParagraph"/>
-        <w:numPr>
-          <w:ilvl w:val="0"/>
-          <w:numId w:val="6"/>
-        </w:numPr>
-        <w:spacing w:after="60" w:line="360"/>
-        <w:jc w:val="both"/>
-      </w:pPr>
-      <w:r>
-        <w:rPr>
-          <w:b/>
-          <w:bCs/>
-        </w:rPr>
-        <w:t xml:space="preserve">KNN setara model pohon</w:t>
-      </w:r>
-      <w:r>
-        <w:t xml:space="preserve"> karena fiturnya sedikit dan nilainya berulang, sehingga tetangga terdekat praktis adalah pull dengan pity yang sama. Kelemahannya, KNN menyimpan seluruh data latih dan paling lambat saat prediksi.</w:t>
-      </w:r>
-    </w:p>
-    <w:p>
-      <w:pPr>
-        <w:pStyle w:val="ListParagraph"/>
-        <w:numPr>
-          <w:ilvl w:val="0"/>
-          <w:numId w:val="6"/>
-        </w:numPr>
-        <w:spacing w:after="60" w:line="360"/>
-        <w:jc w:val="both"/>
-      </w:pPr>
-      <w:r>
-        <w:rPr>
-          <w:b/>
-          <w:bCs/>
-        </w:rPr>
-        <w:t xml:space="preserve">Fitur guaranteed hampir tidak berpengaruh</w:t>
-      </w:r>
-      <w:r>
-        <w:t xml:space="preserve"> (Gambar 4.9). Hal ini sesuai aturan permainan: guaranteed hanya menentukan S-Rank mana yang keluar, bukan kapan S-Rank keluar.</w:t>
-      </w:r>
-    </w:p>
-    <w:p>
-      <w:pPr>
-        <w:pStyle w:val="ListParagraph"/>
-        <w:numPr>
-          <w:ilvl w:val="0"/>
-          <w:numId w:val="6"/>
-        </w:numPr>
-        <w:spacing w:after="60" w:line="360"/>
-        <w:jc w:val="both"/>
-      </w:pPr>
-      <w:r>
-        <w:rPr>
-          <w:b/>
-          <w:bCs/>
-        </w:rPr>
-        <w:t xml:space="preserve">Konsisten pada data asli.</w:t>
-      </w:r>
-      <w:r>
-        <w:t xml:space="preserve"> Urutan kinerja algoritma pada data asli sama dengan pada simulasi. Artinya, asumsi soft pity yang dipakai simulasi sesuai dengan perilaku gacha sungguhan.</w:t>
-      </w:r>
-    </w:p>
+        <w:t xml:space="preserve">Tabel 4.4</w:t>
+      </w:r>
+      <w:r>
+        <w:t xml:space="preserve"> Hasil latih–uji dengan data asli saja, tugas B (rata-rata 5-fold)</w:t>
+      </w:r>
+    </w:p>
+    <w:tbl>
+      <w:tblPr>
+        <w:tblW w:type="dxa" w:w="7938"/>
+        <w:tblBorders>
+          <w:top w:val="single" w:color="auto" w:sz="4"/>
+          <w:left w:val="single" w:color="auto" w:sz="4"/>
+          <w:bottom w:val="single" w:color="auto" w:sz="4"/>
+          <w:right w:val="single" w:color="auto" w:sz="4"/>
+          <w:insideH w:val="single" w:color="auto" w:sz="4"/>
+          <w:insideV w:val="single" w:color="auto" w:sz="4"/>
+        </w:tblBorders>
+      </w:tblPr>
+      <w:tblGrid>
+        <w:gridCol w:w="2381"/>
+        <w:gridCol w:w="1588"/>
+        <w:gridCol w:w="953"/>
+        <w:gridCol w:w="953"/>
+        <w:gridCol w:w="1032"/>
+        <w:gridCol w:w="1031"/>
+      </w:tblGrid>
+      <w:tr>
+        <w:trPr>
+          <w:tblHeader/>
+        </w:trPr>
+        <w:tc>
+          <w:tcPr>
+            <w:tcW w:type="dxa" w:w="2381"/>
+            <w:tcBorders>
+              <w:top w:val="single" w:color="808080" w:sz="4"/>
+              <w:left w:val="single" w:color="808080" w:sz="4"/>
+              <w:bottom w:val="single" w:color="808080" w:sz="4"/>
+              <w:right w:val="single" w:color="808080" w:sz="4"/>
+            </w:tcBorders>
+            <w:shd w:fill="D9E2F3" w:color="auto" w:val="clear"/>
+            <w:tcMar>
+              <w:top w:type="dxa" w:w="60"/>
+              <w:left w:type="dxa" w:w="100"/>
+              <w:bottom w:type="dxa" w:w="60"/>
+              <w:right w:type="dxa" w:w="100"/>
+            </w:tcMar>
+          </w:tcPr>
+          <w:p>
+            <w:pPr>
+              <w:spacing w:line="276"/>
+              <w:jc w:val="left"/>
+            </w:pPr>
+            <w:r>
+              <w:rPr>
+                <w:b/>
+                <w:bCs/>
+                <w:sz w:val="19"/>
+                <w:szCs w:val="19"/>
+              </w:rPr>
+              <w:t xml:space="preserve">Model</w:t>
+            </w:r>
+          </w:p>
+        </w:tc>
+        <w:tc>
+          <w:tcPr>
+            <w:tcW w:type="dxa" w:w="1588"/>
+            <w:tcBorders>
+              <w:top w:val="single" w:color="808080" w:sz="4"/>
+              <w:left w:val="single" w:color="808080" w:sz="4"/>
+              <w:bottom w:val="single" w:color="808080" w:sz="4"/>
+              <w:right w:val="single" w:color="808080" w:sz="4"/>
+            </w:tcBorders>
+            <w:shd w:fill="D9E2F3" w:color="auto" w:val="clear"/>
+            <w:tcMar>
+              <w:top w:type="dxa" w:w="60"/>
+              <w:left w:type="dxa" w:w="100"/>
+              <w:bottom w:type="dxa" w:w="60"/>
+              <w:right w:type="dxa" w:w="100"/>
+            </w:tcMar>
+          </w:tcPr>
+          <w:p>
+            <w:pPr>
+              <w:spacing w:line="276"/>
+              <w:jc w:val="center"/>
+            </w:pPr>
+            <w:r>
+              <w:rPr>
+                <w:b/>
+                <w:bCs/>
+                <w:sz w:val="19"/>
+                <w:szCs w:val="19"/>
+              </w:rPr>
+              <w:t xml:space="preserve">Accuracy</w:t>
+            </w:r>
+          </w:p>
+        </w:tc>
+        <w:tc>
+          <w:tcPr>
+            <w:tcW w:type="dxa" w:w="953"/>
+            <w:tcBorders>
+              <w:top w:val="single" w:color="808080" w:sz="4"/>
+              <w:left w:val="single" w:color="808080" w:sz="4"/>
+              <w:bottom w:val="single" w:color="808080" w:sz="4"/>
+              <w:right w:val="single" w:color="808080" w:sz="4"/>
+            </w:tcBorders>
+            <w:shd w:fill="D9E2F3" w:color="auto" w:val="clear"/>
+            <w:tcMar>
+              <w:top w:type="dxa" w:w="60"/>
+              <w:left w:type="dxa" w:w="100"/>
+              <w:bottom w:type="dxa" w:w="60"/>
+              <w:right w:type="dxa" w:w="100"/>
+            </w:tcMar>
+          </w:tcPr>
+          <w:p>
+            <w:pPr>
+              <w:spacing w:line="276"/>
+              <w:jc w:val="center"/>
+            </w:pPr>
+            <w:r>
+              <w:rPr>
+                <w:b/>
+                <w:bCs/>
+                <w:sz w:val="19"/>
+                <w:szCs w:val="19"/>
+              </w:rPr>
+              <w:t xml:space="preserve">Bal. Acc.</w:t>
+            </w:r>
+          </w:p>
+        </w:tc>
+        <w:tc>
+          <w:tcPr>
+            <w:tcW w:type="dxa" w:w="953"/>
+            <w:tcBorders>
+              <w:top w:val="single" w:color="808080" w:sz="4"/>
+              <w:left w:val="single" w:color="808080" w:sz="4"/>
+              <w:bottom w:val="single" w:color="808080" w:sz="4"/>
+              <w:right w:val="single" w:color="808080" w:sz="4"/>
+            </w:tcBorders>
+            <w:shd w:fill="D9E2F3" w:color="auto" w:val="clear"/>
+            <w:tcMar>
+              <w:top w:type="dxa" w:w="60"/>
+              <w:left w:type="dxa" w:w="100"/>
+              <w:bottom w:type="dxa" w:w="60"/>
+              <w:right w:type="dxa" w:w="100"/>
+            </w:tcMar>
+          </w:tcPr>
+          <w:p>
+            <w:pPr>
+              <w:spacing w:line="276"/>
+              <w:jc w:val="center"/>
+            </w:pPr>
+            <w:r>
+              <w:rPr>
+                <w:b/>
+                <w:bCs/>
+                <w:sz w:val="19"/>
+                <w:szCs w:val="19"/>
+              </w:rPr>
+              <w:t xml:space="preserve">F1</w:t>
+            </w:r>
+          </w:p>
+        </w:tc>
+        <w:tc>
+          <w:tcPr>
+            <w:tcW w:type="dxa" w:w="1032"/>
+            <w:tcBorders>
+              <w:top w:val="single" w:color="808080" w:sz="4"/>
+              <w:left w:val="single" w:color="808080" w:sz="4"/>
+              <w:bottom w:val="single" w:color="808080" w:sz="4"/>
+              <w:right w:val="single" w:color="808080" w:sz="4"/>
+            </w:tcBorders>
+            <w:shd w:fill="D9E2F3" w:color="auto" w:val="clear"/>
+            <w:tcMar>
+              <w:top w:type="dxa" w:w="60"/>
+              <w:left w:type="dxa" w:w="100"/>
+              <w:bottom w:type="dxa" w:w="60"/>
+              <w:right w:type="dxa" w:w="100"/>
+            </w:tcMar>
+          </w:tcPr>
+          <w:p>
+            <w:pPr>
+              <w:spacing w:line="276"/>
+              <w:jc w:val="center"/>
+            </w:pPr>
+            <w:r>
+              <w:rPr>
+                <w:b/>
+                <w:bCs/>
+                <w:sz w:val="19"/>
+                <w:szCs w:val="19"/>
+              </w:rPr>
+              <w:t xml:space="preserve">ROC-AUC</w:t>
+            </w:r>
+          </w:p>
+        </w:tc>
+        <w:tc>
+          <w:tcPr>
+            <w:tcW w:type="dxa" w:w="1031"/>
+            <w:tcBorders>
+              <w:top w:val="single" w:color="808080" w:sz="4"/>
+              <w:left w:val="single" w:color="808080" w:sz="4"/>
+              <w:bottom w:val="single" w:color="808080" w:sz="4"/>
+              <w:right w:val="single" w:color="808080" w:sz="4"/>
+            </w:tcBorders>
+            <w:shd w:fill="D9E2F3" w:color="auto" w:val="clear"/>
+            <w:tcMar>
+              <w:top w:type="dxa" w:w="60"/>
+              <w:left w:type="dxa" w:w="100"/>
+              <w:bottom w:type="dxa" w:w="60"/>
+              <w:right w:type="dxa" w:w="100"/>
+            </w:tcMar>
+          </w:tcPr>
+          <w:p>
+            <w:pPr>
+              <w:spacing w:line="276"/>
+              <w:jc w:val="center"/>
+            </w:pPr>
+            <w:r>
+              <w:rPr>
+                <w:b/>
+                <w:bCs/>
+                <w:sz w:val="19"/>
+                <w:szCs w:val="19"/>
+              </w:rPr>
+              <w:t xml:space="preserve">Log Loss</w:t>
+            </w:r>
+          </w:p>
+        </w:tc>
+      </w:tr>
+      <w:tr>
+        <w:tc>
+          <w:tcPr>
+            <w:tcW w:type="dxa" w:w="2381"/>
+            <w:tcBorders>
+              <w:top w:val="single" w:color="808080" w:sz="4"/>
+              <w:left w:val="single" w:color="808080" w:sz="4"/>
+              <w:bottom w:val="single" w:color="808080" w:sz="4"/>
+              <w:right w:val="single" w:color="808080" w:sz="4"/>
+            </w:tcBorders>
+            <w:tcMar>
+              <w:top w:type="dxa" w:w="60"/>
+              <w:left w:type="dxa" w:w="100"/>
+              <w:bottom w:type="dxa" w:w="60"/>
+              <w:right w:type="dxa" w:w="100"/>
+            </w:tcMar>
+          </w:tcPr>
+          <w:p>
+            <w:pPr>
+              <w:spacing w:line="276"/>
+              <w:jc w:val="left"/>
+            </w:pPr>
+            <w:r>
+              <w:rPr>
+                <w:sz w:val="19"/>
+                <w:szCs w:val="19"/>
+              </w:rPr>
+              <w:t xml:space="preserve">Baseline (selalu "tidak S")</w:t>
+            </w:r>
+          </w:p>
+        </w:tc>
+        <w:tc>
+          <w:tcPr>
+            <w:tcW w:type="dxa" w:w="1588"/>
+            <w:tcBorders>
+              <w:top w:val="single" w:color="808080" w:sz="4"/>
+              <w:left w:val="single" w:color="808080" w:sz="4"/>
+              <w:bottom w:val="single" w:color="808080" w:sz="4"/>
+              <w:right w:val="single" w:color="808080" w:sz="4"/>
+            </w:tcBorders>
+            <w:tcMar>
+              <w:top w:type="dxa" w:w="60"/>
+              <w:left w:type="dxa" w:w="100"/>
+              <w:bottom w:type="dxa" w:w="60"/>
+              <w:right w:type="dxa" w:w="100"/>
+            </w:tcMar>
+          </w:tcPr>
+          <w:p>
+            <w:pPr>
+              <w:spacing w:line="276"/>
+              <w:jc w:val="center"/>
+            </w:pPr>
+            <w:r>
+              <w:rPr>
+                <w:sz w:val="19"/>
+                <w:szCs w:val="19"/>
+              </w:rPr>
+              <w:t xml:space="preserve">0,8639 ± 0,0334</w:t>
+            </w:r>
+          </w:p>
+        </w:tc>
+        <w:tc>
+          <w:tcPr>
+            <w:tcW w:type="dxa" w:w="953"/>
+            <w:tcBorders>
+              <w:top w:val="single" w:color="808080" w:sz="4"/>
+              <w:left w:val="single" w:color="808080" w:sz="4"/>
+              <w:bottom w:val="single" w:color="808080" w:sz="4"/>
+              <w:right w:val="single" w:color="808080" w:sz="4"/>
+            </w:tcBorders>
+            <w:tcMar>
+              <w:top w:type="dxa" w:w="60"/>
+              <w:left w:type="dxa" w:w="100"/>
+              <w:bottom w:type="dxa" w:w="60"/>
+              <w:right w:type="dxa" w:w="100"/>
+            </w:tcMar>
+          </w:tcPr>
+          <w:p>
+            <w:pPr>
+              <w:spacing w:line="276"/>
+              <w:jc w:val="center"/>
+            </w:pPr>
+            <w:r>
+              <w:rPr>
+                <w:sz w:val="19"/>
+                <w:szCs w:val="19"/>
+              </w:rPr>
+              <w:t xml:space="preserve">0,5000</w:t>
+            </w:r>
+          </w:p>
+        </w:tc>
+        <w:tc>
+          <w:tcPr>
+            <w:tcW w:type="dxa" w:w="953"/>
+            <w:tcBorders>
+              <w:top w:val="single" w:color="808080" w:sz="4"/>
+              <w:left w:val="single" w:color="808080" w:sz="4"/>
+              <w:bottom w:val="single" w:color="808080" w:sz="4"/>
+              <w:right w:val="single" w:color="808080" w:sz="4"/>
+            </w:tcBorders>
+            <w:tcMar>
+              <w:top w:type="dxa" w:w="60"/>
+              <w:left w:type="dxa" w:w="100"/>
+              <w:bottom w:type="dxa" w:w="60"/>
+              <w:right w:type="dxa" w:w="100"/>
+            </w:tcMar>
+          </w:tcPr>
+          <w:p>
+            <w:pPr>
+              <w:spacing w:line="276"/>
+              <w:jc w:val="center"/>
+            </w:pPr>
+            <w:r>
+              <w:rPr>
+                <w:sz w:val="19"/>
+                <w:szCs w:val="19"/>
+              </w:rPr>
+              <w:t xml:space="preserve">0,0000</w:t>
+            </w:r>
+          </w:p>
+        </w:tc>
+        <w:tc>
+          <w:tcPr>
+            <w:tcW w:type="dxa" w:w="1032"/>
+            <w:tcBorders>
+              <w:top w:val="single" w:color="808080" w:sz="4"/>
+              <w:left w:val="single" w:color="808080" w:sz="4"/>
+              <w:bottom w:val="single" w:color="808080" w:sz="4"/>
+              <w:right w:val="single" w:color="808080" w:sz="4"/>
+            </w:tcBorders>
+            <w:tcMar>
+              <w:top w:type="dxa" w:w="60"/>
+              <w:left w:type="dxa" w:w="100"/>
+              <w:bottom w:type="dxa" w:w="60"/>
+              <w:right w:type="dxa" w:w="100"/>
+            </w:tcMar>
+          </w:tcPr>
+          <w:p>
+            <w:pPr>
+              <w:spacing w:line="276"/>
+              <w:jc w:val="center"/>
+            </w:pPr>
+            <w:r>
+              <w:rPr>
+                <w:sz w:val="19"/>
+                <w:szCs w:val="19"/>
+              </w:rPr>
+              <w:t xml:space="preserve">0,5000</w:t>
+            </w:r>
+          </w:p>
+        </w:tc>
+        <w:tc>
+          <w:tcPr>
+            <w:tcW w:type="dxa" w:w="1031"/>
+            <w:tcBorders>
+              <w:top w:val="single" w:color="808080" w:sz="4"/>
+              <w:left w:val="single" w:color="808080" w:sz="4"/>
+              <w:bottom w:val="single" w:color="808080" w:sz="4"/>
+              <w:right w:val="single" w:color="808080" w:sz="4"/>
+            </w:tcBorders>
+            <w:tcMar>
+              <w:top w:type="dxa" w:w="60"/>
+              <w:left w:type="dxa" w:w="100"/>
+              <w:bottom w:type="dxa" w:w="60"/>
+              <w:right w:type="dxa" w:w="100"/>
+            </w:tcMar>
+          </w:tcPr>
+          <w:p>
+            <w:pPr>
+              <w:spacing w:line="276"/>
+              <w:jc w:val="center"/>
+            </w:pPr>
+            <w:r>
+              <w:rPr>
+                <w:sz w:val="19"/>
+                <w:szCs w:val="19"/>
+              </w:rPr>
+              <w:t xml:space="preserve">2,1940</w:t>
+            </w:r>
+          </w:p>
+        </w:tc>
+      </w:tr>
+      <w:tr>
+        <w:tc>
+          <w:tcPr>
+            <w:tcW w:type="dxa" w:w="2381"/>
+            <w:tcBorders>
+              <w:top w:val="single" w:color="808080" w:sz="4"/>
+              <w:left w:val="single" w:color="808080" w:sz="4"/>
+              <w:bottom w:val="single" w:color="808080" w:sz="4"/>
+              <w:right w:val="single" w:color="808080" w:sz="4"/>
+            </w:tcBorders>
+            <w:tcMar>
+              <w:top w:type="dxa" w:w="60"/>
+              <w:left w:type="dxa" w:w="100"/>
+              <w:bottom w:type="dxa" w:w="60"/>
+              <w:right w:type="dxa" w:w="100"/>
+            </w:tcMar>
+          </w:tcPr>
+          <w:p>
+            <w:pPr>
+              <w:spacing w:line="276"/>
+              <w:jc w:val="left"/>
+            </w:pPr>
+            <w:r>
+              <w:rPr>
+                <w:sz w:val="19"/>
+                <w:szCs w:val="19"/>
+              </w:rPr>
+              <w:t xml:space="preserve">Markov Chain (teori)</w:t>
+            </w:r>
+          </w:p>
+        </w:tc>
+        <w:tc>
+          <w:tcPr>
+            <w:tcW w:type="dxa" w:w="1588"/>
+            <w:tcBorders>
+              <w:top w:val="single" w:color="808080" w:sz="4"/>
+              <w:left w:val="single" w:color="808080" w:sz="4"/>
+              <w:bottom w:val="single" w:color="808080" w:sz="4"/>
+              <w:right w:val="single" w:color="808080" w:sz="4"/>
+            </w:tcBorders>
+            <w:tcMar>
+              <w:top w:type="dxa" w:w="60"/>
+              <w:left w:type="dxa" w:w="100"/>
+              <w:bottom w:type="dxa" w:w="60"/>
+              <w:right w:type="dxa" w:w="100"/>
+            </w:tcMar>
+          </w:tcPr>
+          <w:p>
+            <w:pPr>
+              <w:spacing w:line="276"/>
+              <w:jc w:val="center"/>
+            </w:pPr>
+            <w:r>
+              <w:rPr>
+                <w:sz w:val="19"/>
+                <w:szCs w:val="19"/>
+              </w:rPr>
+              <w:t xml:space="preserve">0,9356 ± 0,0303</w:t>
+            </w:r>
+          </w:p>
+        </w:tc>
+        <w:tc>
+          <w:tcPr>
+            <w:tcW w:type="dxa" w:w="953"/>
+            <w:tcBorders>
+              <w:top w:val="single" w:color="808080" w:sz="4"/>
+              <w:left w:val="single" w:color="808080" w:sz="4"/>
+              <w:bottom w:val="single" w:color="808080" w:sz="4"/>
+              <w:right w:val="single" w:color="808080" w:sz="4"/>
+            </w:tcBorders>
+            <w:tcMar>
+              <w:top w:type="dxa" w:w="60"/>
+              <w:left w:type="dxa" w:w="100"/>
+              <w:bottom w:type="dxa" w:w="60"/>
+              <w:right w:type="dxa" w:w="100"/>
+            </w:tcMar>
+          </w:tcPr>
+          <w:p>
+            <w:pPr>
+              <w:spacing w:line="276"/>
+              <w:jc w:val="center"/>
+            </w:pPr>
+            <w:r>
+              <w:rPr>
+                <w:sz w:val="19"/>
+                <w:szCs w:val="19"/>
+              </w:rPr>
+              <w:t xml:space="preserve">0,7873</w:t>
+            </w:r>
+          </w:p>
+        </w:tc>
+        <w:tc>
+          <w:tcPr>
+            <w:tcW w:type="dxa" w:w="953"/>
+            <w:tcBorders>
+              <w:top w:val="single" w:color="808080" w:sz="4"/>
+              <w:left w:val="single" w:color="808080" w:sz="4"/>
+              <w:bottom w:val="single" w:color="808080" w:sz="4"/>
+              <w:right w:val="single" w:color="808080" w:sz="4"/>
+            </w:tcBorders>
+            <w:tcMar>
+              <w:top w:type="dxa" w:w="60"/>
+              <w:left w:type="dxa" w:w="100"/>
+              <w:bottom w:type="dxa" w:w="60"/>
+              <w:right w:type="dxa" w:w="100"/>
+            </w:tcMar>
+          </w:tcPr>
+          <w:p>
+            <w:pPr>
+              <w:spacing w:line="276"/>
+              <w:jc w:val="center"/>
+            </w:pPr>
+            <w:r>
+              <w:rPr>
+                <w:sz w:val="19"/>
+                <w:szCs w:val="19"/>
+              </w:rPr>
+              <w:t xml:space="preserve">0,6952</w:t>
+            </w:r>
+          </w:p>
+        </w:tc>
+        <w:tc>
+          <w:tcPr>
+            <w:tcW w:type="dxa" w:w="1032"/>
+            <w:tcBorders>
+              <w:top w:val="single" w:color="808080" w:sz="4"/>
+              <w:left w:val="single" w:color="808080" w:sz="4"/>
+              <w:bottom w:val="single" w:color="808080" w:sz="4"/>
+              <w:right w:val="single" w:color="808080" w:sz="4"/>
+            </w:tcBorders>
+            <w:tcMar>
+              <w:top w:type="dxa" w:w="60"/>
+              <w:left w:type="dxa" w:w="100"/>
+              <w:bottom w:type="dxa" w:w="60"/>
+              <w:right w:type="dxa" w:w="100"/>
+            </w:tcMar>
+          </w:tcPr>
+          <w:p>
+            <w:pPr>
+              <w:spacing w:line="276"/>
+              <w:jc w:val="center"/>
+            </w:pPr>
+            <w:r>
+              <w:rPr>
+                <w:sz w:val="19"/>
+                <w:szCs w:val="19"/>
+              </w:rPr>
+              <w:t xml:space="preserve">0,8160</w:t>
+            </w:r>
+          </w:p>
+        </w:tc>
+        <w:tc>
+          <w:tcPr>
+            <w:tcW w:type="dxa" w:w="1031"/>
+            <w:tcBorders>
+              <w:top w:val="single" w:color="808080" w:sz="4"/>
+              <w:left w:val="single" w:color="808080" w:sz="4"/>
+              <w:bottom w:val="single" w:color="808080" w:sz="4"/>
+              <w:right w:val="single" w:color="808080" w:sz="4"/>
+            </w:tcBorders>
+            <w:tcMar>
+              <w:top w:type="dxa" w:w="60"/>
+              <w:left w:type="dxa" w:w="100"/>
+              <w:bottom w:type="dxa" w:w="60"/>
+              <w:right w:type="dxa" w:w="100"/>
+            </w:tcMar>
+          </w:tcPr>
+          <w:p>
+            <w:pPr>
+              <w:spacing w:line="276"/>
+              <w:jc w:val="center"/>
+            </w:pPr>
+            <w:r>
+              <w:rPr>
+                <w:sz w:val="19"/>
+                <w:szCs w:val="19"/>
+              </w:rPr>
+              <w:t xml:space="preserve">0,2318</w:t>
+            </w:r>
+          </w:p>
+        </w:tc>
+      </w:tr>
+      <w:tr>
+        <w:tc>
+          <w:tcPr>
+            <w:tcW w:type="dxa" w:w="2381"/>
+            <w:tcBorders>
+              <w:top w:val="single" w:color="808080" w:sz="4"/>
+              <w:left w:val="single" w:color="808080" w:sz="4"/>
+              <w:bottom w:val="single" w:color="808080" w:sz="4"/>
+              <w:right w:val="single" w:color="808080" w:sz="4"/>
+            </w:tcBorders>
+            <w:tcMar>
+              <w:top w:type="dxa" w:w="60"/>
+              <w:left w:type="dxa" w:w="100"/>
+              <w:bottom w:type="dxa" w:w="60"/>
+              <w:right w:type="dxa" w:w="100"/>
+            </w:tcMar>
+          </w:tcPr>
+          <w:p>
+            <w:pPr>
+              <w:spacing w:line="276"/>
+              <w:jc w:val="left"/>
+            </w:pPr>
+            <w:r>
+              <w:rPr>
+                <w:sz w:val="19"/>
+                <w:szCs w:val="19"/>
+              </w:rPr>
+              <w:t xml:space="preserve">Naive Bayes</w:t>
+            </w:r>
+          </w:p>
+        </w:tc>
+        <w:tc>
+          <w:tcPr>
+            <w:tcW w:type="dxa" w:w="1588"/>
+            <w:tcBorders>
+              <w:top w:val="single" w:color="808080" w:sz="4"/>
+              <w:left w:val="single" w:color="808080" w:sz="4"/>
+              <w:bottom w:val="single" w:color="808080" w:sz="4"/>
+              <w:right w:val="single" w:color="808080" w:sz="4"/>
+            </w:tcBorders>
+            <w:tcMar>
+              <w:top w:type="dxa" w:w="60"/>
+              <w:left w:type="dxa" w:w="100"/>
+              <w:bottom w:type="dxa" w:w="60"/>
+              <w:right w:type="dxa" w:w="100"/>
+            </w:tcMar>
+          </w:tcPr>
+          <w:p>
+            <w:pPr>
+              <w:spacing w:line="276"/>
+              <w:jc w:val="center"/>
+            </w:pPr>
+            <w:r>
+              <w:rPr>
+                <w:sz w:val="19"/>
+                <w:szCs w:val="19"/>
+              </w:rPr>
+              <w:t xml:space="preserve">0,8798 ± 0,0296</w:t>
+            </w:r>
+          </w:p>
+        </w:tc>
+        <w:tc>
+          <w:tcPr>
+            <w:tcW w:type="dxa" w:w="953"/>
+            <w:tcBorders>
+              <w:top w:val="single" w:color="808080" w:sz="4"/>
+              <w:left w:val="single" w:color="808080" w:sz="4"/>
+              <w:bottom w:val="single" w:color="808080" w:sz="4"/>
+              <w:right w:val="single" w:color="808080" w:sz="4"/>
+            </w:tcBorders>
+            <w:tcMar>
+              <w:top w:type="dxa" w:w="60"/>
+              <w:left w:type="dxa" w:w="100"/>
+              <w:bottom w:type="dxa" w:w="60"/>
+              <w:right w:type="dxa" w:w="100"/>
+            </w:tcMar>
+          </w:tcPr>
+          <w:p>
+            <w:pPr>
+              <w:spacing w:line="276"/>
+              <w:jc w:val="center"/>
+            </w:pPr>
+            <w:r>
+              <w:rPr>
+                <w:b/>
+                <w:bCs/>
+                <w:sz w:val="19"/>
+                <w:szCs w:val="19"/>
+              </w:rPr>
+              <w:t xml:space="preserve">0,8368</w:t>
+            </w:r>
+          </w:p>
+        </w:tc>
+        <w:tc>
+          <w:tcPr>
+            <w:tcW w:type="dxa" w:w="953"/>
+            <w:tcBorders>
+              <w:top w:val="single" w:color="808080" w:sz="4"/>
+              <w:left w:val="single" w:color="808080" w:sz="4"/>
+              <w:bottom w:val="single" w:color="808080" w:sz="4"/>
+              <w:right w:val="single" w:color="808080" w:sz="4"/>
+            </w:tcBorders>
+            <w:tcMar>
+              <w:top w:type="dxa" w:w="60"/>
+              <w:left w:type="dxa" w:w="100"/>
+              <w:bottom w:type="dxa" w:w="60"/>
+              <w:right w:type="dxa" w:w="100"/>
+            </w:tcMar>
+          </w:tcPr>
+          <w:p>
+            <w:pPr>
+              <w:spacing w:line="276"/>
+              <w:jc w:val="center"/>
+            </w:pPr>
+            <w:r>
+              <w:rPr>
+                <w:sz w:val="19"/>
+                <w:szCs w:val="19"/>
+              </w:rPr>
+              <w:t xml:space="preserve">0,6257</w:t>
+            </w:r>
+          </w:p>
+        </w:tc>
+        <w:tc>
+          <w:tcPr>
+            <w:tcW w:type="dxa" w:w="1032"/>
+            <w:tcBorders>
+              <w:top w:val="single" w:color="808080" w:sz="4"/>
+              <w:left w:val="single" w:color="808080" w:sz="4"/>
+              <w:bottom w:val="single" w:color="808080" w:sz="4"/>
+              <w:right w:val="single" w:color="808080" w:sz="4"/>
+            </w:tcBorders>
+            <w:tcMar>
+              <w:top w:type="dxa" w:w="60"/>
+              <w:left w:type="dxa" w:w="100"/>
+              <w:bottom w:type="dxa" w:w="60"/>
+              <w:right w:type="dxa" w:w="100"/>
+            </w:tcMar>
+          </w:tcPr>
+          <w:p>
+            <w:pPr>
+              <w:spacing w:line="276"/>
+              <w:jc w:val="center"/>
+            </w:pPr>
+            <w:r>
+              <w:rPr>
+                <w:sz w:val="19"/>
+                <w:szCs w:val="19"/>
+              </w:rPr>
+              <w:t xml:space="preserve">0,9049</w:t>
+            </w:r>
+          </w:p>
+        </w:tc>
+        <w:tc>
+          <w:tcPr>
+            <w:tcW w:type="dxa" w:w="1031"/>
+            <w:tcBorders>
+              <w:top w:val="single" w:color="808080" w:sz="4"/>
+              <w:left w:val="single" w:color="808080" w:sz="4"/>
+              <w:bottom w:val="single" w:color="808080" w:sz="4"/>
+              <w:right w:val="single" w:color="808080" w:sz="4"/>
+            </w:tcBorders>
+            <w:tcMar>
+              <w:top w:type="dxa" w:w="60"/>
+              <w:left w:type="dxa" w:w="100"/>
+              <w:bottom w:type="dxa" w:w="60"/>
+              <w:right w:type="dxa" w:w="100"/>
+            </w:tcMar>
+          </w:tcPr>
+          <w:p>
+            <w:pPr>
+              <w:spacing w:line="276"/>
+              <w:jc w:val="center"/>
+            </w:pPr>
+            <w:r>
+              <w:rPr>
+                <w:sz w:val="19"/>
+                <w:szCs w:val="19"/>
+              </w:rPr>
+              <w:t xml:space="preserve">0,3673</w:t>
+            </w:r>
+          </w:p>
+        </w:tc>
+      </w:tr>
+      <w:tr>
+        <w:tc>
+          <w:tcPr>
+            <w:tcW w:type="dxa" w:w="2381"/>
+            <w:tcBorders>
+              <w:top w:val="single" w:color="808080" w:sz="4"/>
+              <w:left w:val="single" w:color="808080" w:sz="4"/>
+              <w:bottom w:val="single" w:color="808080" w:sz="4"/>
+              <w:right w:val="single" w:color="808080" w:sz="4"/>
+            </w:tcBorders>
+            <w:tcMar>
+              <w:top w:type="dxa" w:w="60"/>
+              <w:left w:type="dxa" w:w="100"/>
+              <w:bottom w:type="dxa" w:w="60"/>
+              <w:right w:type="dxa" w:w="100"/>
+            </w:tcMar>
+          </w:tcPr>
+          <w:p>
+            <w:pPr>
+              <w:spacing w:line="276"/>
+              <w:jc w:val="left"/>
+            </w:pPr>
+            <w:r>
+              <w:rPr>
+                <w:sz w:val="19"/>
+                <w:szCs w:val="19"/>
+              </w:rPr>
+              <w:t xml:space="preserve">KNN</w:t>
+            </w:r>
+          </w:p>
+        </w:tc>
+        <w:tc>
+          <w:tcPr>
+            <w:tcW w:type="dxa" w:w="1588"/>
+            <w:tcBorders>
+              <w:top w:val="single" w:color="808080" w:sz="4"/>
+              <w:left w:val="single" w:color="808080" w:sz="4"/>
+              <w:bottom w:val="single" w:color="808080" w:sz="4"/>
+              <w:right w:val="single" w:color="808080" w:sz="4"/>
+            </w:tcBorders>
+            <w:tcMar>
+              <w:top w:type="dxa" w:w="60"/>
+              <w:left w:type="dxa" w:w="100"/>
+              <w:bottom w:type="dxa" w:w="60"/>
+              <w:right w:type="dxa" w:w="100"/>
+            </w:tcMar>
+          </w:tcPr>
+          <w:p>
+            <w:pPr>
+              <w:spacing w:line="276"/>
+              <w:jc w:val="center"/>
+            </w:pPr>
+            <w:r>
+              <w:rPr>
+                <w:sz w:val="19"/>
+                <w:szCs w:val="19"/>
+              </w:rPr>
+              <w:t xml:space="preserve">0,8741 ± 0,0287</w:t>
+            </w:r>
+          </w:p>
+        </w:tc>
+        <w:tc>
+          <w:tcPr>
+            <w:tcW w:type="dxa" w:w="953"/>
+            <w:tcBorders>
+              <w:top w:val="single" w:color="808080" w:sz="4"/>
+              <w:left w:val="single" w:color="808080" w:sz="4"/>
+              <w:bottom w:val="single" w:color="808080" w:sz="4"/>
+              <w:right w:val="single" w:color="808080" w:sz="4"/>
+            </w:tcBorders>
+            <w:tcMar>
+              <w:top w:type="dxa" w:w="60"/>
+              <w:left w:type="dxa" w:w="100"/>
+              <w:bottom w:type="dxa" w:w="60"/>
+              <w:right w:type="dxa" w:w="100"/>
+            </w:tcMar>
+          </w:tcPr>
+          <w:p>
+            <w:pPr>
+              <w:spacing w:line="276"/>
+              <w:jc w:val="center"/>
+            </w:pPr>
+            <w:r>
+              <w:rPr>
+                <w:sz w:val="19"/>
+                <w:szCs w:val="19"/>
+              </w:rPr>
+              <w:t xml:space="preserve">0,5300</w:t>
+            </w:r>
+          </w:p>
+        </w:tc>
+        <w:tc>
+          <w:tcPr>
+            <w:tcW w:type="dxa" w:w="953"/>
+            <w:tcBorders>
+              <w:top w:val="single" w:color="808080" w:sz="4"/>
+              <w:left w:val="single" w:color="808080" w:sz="4"/>
+              <w:bottom w:val="single" w:color="808080" w:sz="4"/>
+              <w:right w:val="single" w:color="808080" w:sz="4"/>
+            </w:tcBorders>
+            <w:tcMar>
+              <w:top w:type="dxa" w:w="60"/>
+              <w:left w:type="dxa" w:w="100"/>
+              <w:bottom w:type="dxa" w:w="60"/>
+              <w:right w:type="dxa" w:w="100"/>
+            </w:tcMar>
+          </w:tcPr>
+          <w:p>
+            <w:pPr>
+              <w:spacing w:line="276"/>
+              <w:jc w:val="center"/>
+            </w:pPr>
+            <w:r>
+              <w:rPr>
+                <w:sz w:val="19"/>
+                <w:szCs w:val="19"/>
+              </w:rPr>
+              <w:t xml:space="preserve">0,0923</w:t>
+            </w:r>
+          </w:p>
+        </w:tc>
+        <w:tc>
+          <w:tcPr>
+            <w:tcW w:type="dxa" w:w="1032"/>
+            <w:tcBorders>
+              <w:top w:val="single" w:color="808080" w:sz="4"/>
+              <w:left w:val="single" w:color="808080" w:sz="4"/>
+              <w:bottom w:val="single" w:color="808080" w:sz="4"/>
+              <w:right w:val="single" w:color="808080" w:sz="4"/>
+            </w:tcBorders>
+            <w:tcMar>
+              <w:top w:type="dxa" w:w="60"/>
+              <w:left w:type="dxa" w:w="100"/>
+              <w:bottom w:type="dxa" w:w="60"/>
+              <w:right w:type="dxa" w:w="100"/>
+            </w:tcMar>
+          </w:tcPr>
+          <w:p>
+            <w:pPr>
+              <w:spacing w:line="276"/>
+              <w:jc w:val="center"/>
+            </w:pPr>
+            <w:r>
+              <w:rPr>
+                <w:sz w:val="19"/>
+                <w:szCs w:val="19"/>
+              </w:rPr>
+              <w:t xml:space="preserve">0,8762</w:t>
+            </w:r>
+          </w:p>
+        </w:tc>
+        <w:tc>
+          <w:tcPr>
+            <w:tcW w:type="dxa" w:w="1031"/>
+            <w:tcBorders>
+              <w:top w:val="single" w:color="808080" w:sz="4"/>
+              <w:left w:val="single" w:color="808080" w:sz="4"/>
+              <w:bottom w:val="single" w:color="808080" w:sz="4"/>
+              <w:right w:val="single" w:color="808080" w:sz="4"/>
+            </w:tcBorders>
+            <w:tcMar>
+              <w:top w:type="dxa" w:w="60"/>
+              <w:left w:type="dxa" w:w="100"/>
+              <w:bottom w:type="dxa" w:w="60"/>
+              <w:right w:type="dxa" w:w="100"/>
+            </w:tcMar>
+          </w:tcPr>
+          <w:p>
+            <w:pPr>
+              <w:spacing w:line="276"/>
+              <w:jc w:val="center"/>
+            </w:pPr>
+            <w:r>
+              <w:rPr>
+                <w:sz w:val="19"/>
+                <w:szCs w:val="19"/>
+              </w:rPr>
+              <w:t xml:space="preserve">0,4909</w:t>
+            </w:r>
+          </w:p>
+        </w:tc>
+      </w:tr>
+      <w:tr>
+        <w:tc>
+          <w:tcPr>
+            <w:tcW w:type="dxa" w:w="2381"/>
+            <w:tcBorders>
+              <w:top w:val="single" w:color="808080" w:sz="4"/>
+              <w:left w:val="single" w:color="808080" w:sz="4"/>
+              <w:bottom w:val="single" w:color="808080" w:sz="4"/>
+              <w:right w:val="single" w:color="808080" w:sz="4"/>
+            </w:tcBorders>
+            <w:tcMar>
+              <w:top w:type="dxa" w:w="60"/>
+              <w:left w:type="dxa" w:w="100"/>
+              <w:bottom w:type="dxa" w:w="60"/>
+              <w:right w:type="dxa" w:w="100"/>
+            </w:tcMar>
+          </w:tcPr>
+          <w:p>
+            <w:pPr>
+              <w:spacing w:line="276"/>
+              <w:jc w:val="left"/>
+            </w:pPr>
+            <w:r>
+              <w:rPr>
+                <w:sz w:val="19"/>
+                <w:szCs w:val="19"/>
+              </w:rPr>
+              <w:t xml:space="preserve">Logistic Regression</w:t>
+            </w:r>
+          </w:p>
+        </w:tc>
+        <w:tc>
+          <w:tcPr>
+            <w:tcW w:type="dxa" w:w="1588"/>
+            <w:tcBorders>
+              <w:top w:val="single" w:color="808080" w:sz="4"/>
+              <w:left w:val="single" w:color="808080" w:sz="4"/>
+              <w:bottom w:val="single" w:color="808080" w:sz="4"/>
+              <w:right w:val="single" w:color="808080" w:sz="4"/>
+            </w:tcBorders>
+            <w:tcMar>
+              <w:top w:type="dxa" w:w="60"/>
+              <w:left w:type="dxa" w:w="100"/>
+              <w:bottom w:type="dxa" w:w="60"/>
+              <w:right w:type="dxa" w:w="100"/>
+            </w:tcMar>
+          </w:tcPr>
+          <w:p>
+            <w:pPr>
+              <w:spacing w:line="276"/>
+              <w:jc w:val="center"/>
+            </w:pPr>
+            <w:r>
+              <w:rPr>
+                <w:sz w:val="19"/>
+                <w:szCs w:val="19"/>
+              </w:rPr>
+              <w:t xml:space="preserve">0,9101 ± 0,0447</w:t>
+            </w:r>
+          </w:p>
+        </w:tc>
+        <w:tc>
+          <w:tcPr>
+            <w:tcW w:type="dxa" w:w="953"/>
+            <w:tcBorders>
+              <w:top w:val="single" w:color="808080" w:sz="4"/>
+              <w:left w:val="single" w:color="808080" w:sz="4"/>
+              <w:bottom w:val="single" w:color="808080" w:sz="4"/>
+              <w:right w:val="single" w:color="808080" w:sz="4"/>
+            </w:tcBorders>
+            <w:tcMar>
+              <w:top w:type="dxa" w:w="60"/>
+              <w:left w:type="dxa" w:w="100"/>
+              <w:bottom w:type="dxa" w:w="60"/>
+              <w:right w:type="dxa" w:w="100"/>
+            </w:tcMar>
+          </w:tcPr>
+          <w:p>
+            <w:pPr>
+              <w:spacing w:line="276"/>
+              <w:jc w:val="center"/>
+            </w:pPr>
+            <w:r>
+              <w:rPr>
+                <w:sz w:val="19"/>
+                <w:szCs w:val="19"/>
+              </w:rPr>
+              <w:t xml:space="preserve">0,7554</w:t>
+            </w:r>
+          </w:p>
+        </w:tc>
+        <w:tc>
+          <w:tcPr>
+            <w:tcW w:type="dxa" w:w="953"/>
+            <w:tcBorders>
+              <w:top w:val="single" w:color="808080" w:sz="4"/>
+              <w:left w:val="single" w:color="808080" w:sz="4"/>
+              <w:bottom w:val="single" w:color="808080" w:sz="4"/>
+              <w:right w:val="single" w:color="808080" w:sz="4"/>
+            </w:tcBorders>
+            <w:tcMar>
+              <w:top w:type="dxa" w:w="60"/>
+              <w:left w:type="dxa" w:w="100"/>
+              <w:bottom w:type="dxa" w:w="60"/>
+              <w:right w:type="dxa" w:w="100"/>
+            </w:tcMar>
+          </w:tcPr>
+          <w:p>
+            <w:pPr>
+              <w:spacing w:line="276"/>
+              <w:jc w:val="center"/>
+            </w:pPr>
+            <w:r>
+              <w:rPr>
+                <w:sz w:val="19"/>
+                <w:szCs w:val="19"/>
+              </w:rPr>
+              <w:t xml:space="preserve">0,5606</w:t>
+            </w:r>
+          </w:p>
+        </w:tc>
+        <w:tc>
+          <w:tcPr>
+            <w:tcW w:type="dxa" w:w="1032"/>
+            <w:tcBorders>
+              <w:top w:val="single" w:color="808080" w:sz="4"/>
+              <w:left w:val="single" w:color="808080" w:sz="4"/>
+              <w:bottom w:val="single" w:color="808080" w:sz="4"/>
+              <w:right w:val="single" w:color="808080" w:sz="4"/>
+            </w:tcBorders>
+            <w:tcMar>
+              <w:top w:type="dxa" w:w="60"/>
+              <w:left w:type="dxa" w:w="100"/>
+              <w:bottom w:type="dxa" w:w="60"/>
+              <w:right w:type="dxa" w:w="100"/>
+            </w:tcMar>
+          </w:tcPr>
+          <w:p>
+            <w:pPr>
+              <w:spacing w:line="276"/>
+              <w:jc w:val="center"/>
+            </w:pPr>
+            <w:r>
+              <w:rPr>
+                <w:sz w:val="19"/>
+                <w:szCs w:val="19"/>
+              </w:rPr>
+              <w:t xml:space="preserve">0,9087</w:t>
+            </w:r>
+          </w:p>
+        </w:tc>
+        <w:tc>
+          <w:tcPr>
+            <w:tcW w:type="dxa" w:w="1031"/>
+            <w:tcBorders>
+              <w:top w:val="single" w:color="808080" w:sz="4"/>
+              <w:left w:val="single" w:color="808080" w:sz="4"/>
+              <w:bottom w:val="single" w:color="808080" w:sz="4"/>
+              <w:right w:val="single" w:color="808080" w:sz="4"/>
+            </w:tcBorders>
+            <w:tcMar>
+              <w:top w:type="dxa" w:w="60"/>
+              <w:left w:type="dxa" w:w="100"/>
+              <w:bottom w:type="dxa" w:w="60"/>
+              <w:right w:type="dxa" w:w="100"/>
+            </w:tcMar>
+          </w:tcPr>
+          <w:p>
+            <w:pPr>
+              <w:spacing w:line="276"/>
+              <w:jc w:val="center"/>
+            </w:pPr>
+            <w:r>
+              <w:rPr>
+                <w:sz w:val="19"/>
+                <w:szCs w:val="19"/>
+              </w:rPr>
+              <w:t xml:space="preserve">0,2889</w:t>
+            </w:r>
+          </w:p>
+        </w:tc>
+      </w:tr>
+      <w:tr>
+        <w:tc>
+          <w:tcPr>
+            <w:tcW w:type="dxa" w:w="2381"/>
+            <w:tcBorders>
+              <w:top w:val="single" w:color="808080" w:sz="4"/>
+              <w:left w:val="single" w:color="808080" w:sz="4"/>
+              <w:bottom w:val="single" w:color="808080" w:sz="4"/>
+              <w:right w:val="single" w:color="808080" w:sz="4"/>
+            </w:tcBorders>
+            <w:tcMar>
+              <w:top w:type="dxa" w:w="60"/>
+              <w:left w:type="dxa" w:w="100"/>
+              <w:bottom w:type="dxa" w:w="60"/>
+              <w:right w:type="dxa" w:w="100"/>
+            </w:tcMar>
+          </w:tcPr>
+          <w:p>
+            <w:pPr>
+              <w:spacing w:line="276"/>
+              <w:jc w:val="left"/>
+            </w:pPr>
+            <w:r>
+              <w:rPr>
+                <w:sz w:val="19"/>
+                <w:szCs w:val="19"/>
+              </w:rPr>
+              <w:t xml:space="preserve">Decision Tree</w:t>
+            </w:r>
+          </w:p>
+        </w:tc>
+        <w:tc>
+          <w:tcPr>
+            <w:tcW w:type="dxa" w:w="1588"/>
+            <w:tcBorders>
+              <w:top w:val="single" w:color="808080" w:sz="4"/>
+              <w:left w:val="single" w:color="808080" w:sz="4"/>
+              <w:bottom w:val="single" w:color="808080" w:sz="4"/>
+              <w:right w:val="single" w:color="808080" w:sz="4"/>
+            </w:tcBorders>
+            <w:tcMar>
+              <w:top w:type="dxa" w:w="60"/>
+              <w:left w:type="dxa" w:w="100"/>
+              <w:bottom w:type="dxa" w:w="60"/>
+              <w:right w:type="dxa" w:w="100"/>
+            </w:tcMar>
+          </w:tcPr>
+          <w:p>
+            <w:pPr>
+              <w:spacing w:line="276"/>
+              <w:jc w:val="center"/>
+            </w:pPr>
+            <w:r>
+              <w:rPr>
+                <w:b/>
+                <w:bCs/>
+                <w:sz w:val="19"/>
+                <w:szCs w:val="19"/>
+              </w:rPr>
+              <w:t xml:space="preserve">0,9298 ± 0,0253</w:t>
+            </w:r>
+          </w:p>
+        </w:tc>
+        <w:tc>
+          <w:tcPr>
+            <w:tcW w:type="dxa" w:w="953"/>
+            <w:tcBorders>
+              <w:top w:val="single" w:color="808080" w:sz="4"/>
+              <w:left w:val="single" w:color="808080" w:sz="4"/>
+              <w:bottom w:val="single" w:color="808080" w:sz="4"/>
+              <w:right w:val="single" w:color="808080" w:sz="4"/>
+            </w:tcBorders>
+            <w:tcMar>
+              <w:top w:type="dxa" w:w="60"/>
+              <w:left w:type="dxa" w:w="100"/>
+              <w:bottom w:type="dxa" w:w="60"/>
+              <w:right w:type="dxa" w:w="100"/>
+            </w:tcMar>
+          </w:tcPr>
+          <w:p>
+            <w:pPr>
+              <w:spacing w:line="276"/>
+              <w:jc w:val="center"/>
+            </w:pPr>
+            <w:r>
+              <w:rPr>
+                <w:sz w:val="19"/>
+                <w:szCs w:val="19"/>
+              </w:rPr>
+              <w:t xml:space="preserve">0,7838</w:t>
+            </w:r>
+          </w:p>
+        </w:tc>
+        <w:tc>
+          <w:tcPr>
+            <w:tcW w:type="dxa" w:w="953"/>
+            <w:tcBorders>
+              <w:top w:val="single" w:color="808080" w:sz="4"/>
+              <w:left w:val="single" w:color="808080" w:sz="4"/>
+              <w:bottom w:val="single" w:color="808080" w:sz="4"/>
+              <w:right w:val="single" w:color="808080" w:sz="4"/>
+            </w:tcBorders>
+            <w:tcMar>
+              <w:top w:type="dxa" w:w="60"/>
+              <w:left w:type="dxa" w:w="100"/>
+              <w:bottom w:type="dxa" w:w="60"/>
+              <w:right w:type="dxa" w:w="100"/>
+            </w:tcMar>
+          </w:tcPr>
+          <w:p>
+            <w:pPr>
+              <w:spacing w:line="276"/>
+              <w:jc w:val="center"/>
+            </w:pPr>
+            <w:r>
+              <w:rPr>
+                <w:b/>
+                <w:bCs/>
+                <w:sz w:val="19"/>
+                <w:szCs w:val="19"/>
+              </w:rPr>
+              <w:t xml:space="preserve">0,6799</w:t>
+            </w:r>
+          </w:p>
+        </w:tc>
+        <w:tc>
+          <w:tcPr>
+            <w:tcW w:type="dxa" w:w="1032"/>
+            <w:tcBorders>
+              <w:top w:val="single" w:color="808080" w:sz="4"/>
+              <w:left w:val="single" w:color="808080" w:sz="4"/>
+              <w:bottom w:val="single" w:color="808080" w:sz="4"/>
+              <w:right w:val="single" w:color="808080" w:sz="4"/>
+            </w:tcBorders>
+            <w:tcMar>
+              <w:top w:type="dxa" w:w="60"/>
+              <w:left w:type="dxa" w:w="100"/>
+              <w:bottom w:type="dxa" w:w="60"/>
+              <w:right w:type="dxa" w:w="100"/>
+            </w:tcMar>
+          </w:tcPr>
+          <w:p>
+            <w:pPr>
+              <w:spacing w:line="276"/>
+              <w:jc w:val="center"/>
+            </w:pPr>
+            <w:r>
+              <w:rPr>
+                <w:sz w:val="19"/>
+                <w:szCs w:val="19"/>
+              </w:rPr>
+              <w:t xml:space="preserve">0,9079</w:t>
+            </w:r>
+          </w:p>
+        </w:tc>
+        <w:tc>
+          <w:tcPr>
+            <w:tcW w:type="dxa" w:w="1031"/>
+            <w:tcBorders>
+              <w:top w:val="single" w:color="808080" w:sz="4"/>
+              <w:left w:val="single" w:color="808080" w:sz="4"/>
+              <w:bottom w:val="single" w:color="808080" w:sz="4"/>
+              <w:right w:val="single" w:color="808080" w:sz="4"/>
+            </w:tcBorders>
+            <w:tcMar>
+              <w:top w:type="dxa" w:w="60"/>
+              <w:left w:type="dxa" w:w="100"/>
+              <w:bottom w:type="dxa" w:w="60"/>
+              <w:right w:type="dxa" w:w="100"/>
+            </w:tcMar>
+          </w:tcPr>
+          <w:p>
+            <w:pPr>
+              <w:spacing w:line="276"/>
+              <w:jc w:val="center"/>
+            </w:pPr>
+            <w:r>
+              <w:rPr>
+                <w:sz w:val="19"/>
+                <w:szCs w:val="19"/>
+              </w:rPr>
+              <w:t xml:space="preserve">0,3490</w:t>
+            </w:r>
+          </w:p>
+        </w:tc>
+      </w:tr>
+      <w:tr>
+        <w:tc>
+          <w:tcPr>
+            <w:tcW w:type="dxa" w:w="2381"/>
+            <w:tcBorders>
+              <w:top w:val="single" w:color="808080" w:sz="4"/>
+              <w:left w:val="single" w:color="808080" w:sz="4"/>
+              <w:bottom w:val="single" w:color="808080" w:sz="4"/>
+              <w:right w:val="single" w:color="808080" w:sz="4"/>
+            </w:tcBorders>
+            <w:tcMar>
+              <w:top w:type="dxa" w:w="60"/>
+              <w:left w:type="dxa" w:w="100"/>
+              <w:bottom w:type="dxa" w:w="60"/>
+              <w:right w:type="dxa" w:w="100"/>
+            </w:tcMar>
+          </w:tcPr>
+          <w:p>
+            <w:pPr>
+              <w:spacing w:line="276"/>
+              <w:jc w:val="left"/>
+            </w:pPr>
+            <w:r>
+              <w:rPr>
+                <w:sz w:val="19"/>
+                <w:szCs w:val="19"/>
+              </w:rPr>
+              <w:t xml:space="preserve">Random Forest</w:t>
+            </w:r>
+          </w:p>
+        </w:tc>
+        <w:tc>
+          <w:tcPr>
+            <w:tcW w:type="dxa" w:w="1588"/>
+            <w:tcBorders>
+              <w:top w:val="single" w:color="808080" w:sz="4"/>
+              <w:left w:val="single" w:color="808080" w:sz="4"/>
+              <w:bottom w:val="single" w:color="808080" w:sz="4"/>
+              <w:right w:val="single" w:color="808080" w:sz="4"/>
+            </w:tcBorders>
+            <w:tcMar>
+              <w:top w:type="dxa" w:w="60"/>
+              <w:left w:type="dxa" w:w="100"/>
+              <w:bottom w:type="dxa" w:w="60"/>
+              <w:right w:type="dxa" w:w="100"/>
+            </w:tcMar>
+          </w:tcPr>
+          <w:p>
+            <w:pPr>
+              <w:spacing w:line="276"/>
+              <w:jc w:val="center"/>
+            </w:pPr>
+            <w:r>
+              <w:rPr>
+                <w:sz w:val="19"/>
+                <w:szCs w:val="19"/>
+              </w:rPr>
+              <w:t xml:space="preserve">0,9287 ± 0,0221</w:t>
+            </w:r>
+          </w:p>
+        </w:tc>
+        <w:tc>
+          <w:tcPr>
+            <w:tcW w:type="dxa" w:w="953"/>
+            <w:tcBorders>
+              <w:top w:val="single" w:color="808080" w:sz="4"/>
+              <w:left w:val="single" w:color="808080" w:sz="4"/>
+              <w:bottom w:val="single" w:color="808080" w:sz="4"/>
+              <w:right w:val="single" w:color="808080" w:sz="4"/>
+            </w:tcBorders>
+            <w:tcMar>
+              <w:top w:type="dxa" w:w="60"/>
+              <w:left w:type="dxa" w:w="100"/>
+              <w:bottom w:type="dxa" w:w="60"/>
+              <w:right w:type="dxa" w:w="100"/>
+            </w:tcMar>
+          </w:tcPr>
+          <w:p>
+            <w:pPr>
+              <w:spacing w:line="276"/>
+              <w:jc w:val="center"/>
+            </w:pPr>
+            <w:r>
+              <w:rPr>
+                <w:sz w:val="19"/>
+                <w:szCs w:val="19"/>
+              </w:rPr>
+              <w:t xml:space="preserve">0,7726</w:t>
+            </w:r>
+          </w:p>
+        </w:tc>
+        <w:tc>
+          <w:tcPr>
+            <w:tcW w:type="dxa" w:w="953"/>
+            <w:tcBorders>
+              <w:top w:val="single" w:color="808080" w:sz="4"/>
+              <w:left w:val="single" w:color="808080" w:sz="4"/>
+              <w:bottom w:val="single" w:color="808080" w:sz="4"/>
+              <w:right w:val="single" w:color="808080" w:sz="4"/>
+            </w:tcBorders>
+            <w:tcMar>
+              <w:top w:type="dxa" w:w="60"/>
+              <w:left w:type="dxa" w:w="100"/>
+              <w:bottom w:type="dxa" w:w="60"/>
+              <w:right w:type="dxa" w:w="100"/>
+            </w:tcMar>
+          </w:tcPr>
+          <w:p>
+            <w:pPr>
+              <w:spacing w:line="276"/>
+              <w:jc w:val="center"/>
+            </w:pPr>
+            <w:r>
+              <w:rPr>
+                <w:sz w:val="19"/>
+                <w:szCs w:val="19"/>
+              </w:rPr>
+              <w:t xml:space="preserve">0,6721</w:t>
+            </w:r>
+          </w:p>
+        </w:tc>
+        <w:tc>
+          <w:tcPr>
+            <w:tcW w:type="dxa" w:w="1032"/>
+            <w:tcBorders>
+              <w:top w:val="single" w:color="808080" w:sz="4"/>
+              <w:left w:val="single" w:color="808080" w:sz="4"/>
+              <w:bottom w:val="single" w:color="808080" w:sz="4"/>
+              <w:right w:val="single" w:color="808080" w:sz="4"/>
+            </w:tcBorders>
+            <w:tcMar>
+              <w:top w:type="dxa" w:w="60"/>
+              <w:left w:type="dxa" w:w="100"/>
+              <w:bottom w:type="dxa" w:w="60"/>
+              <w:right w:type="dxa" w:w="100"/>
+            </w:tcMar>
+          </w:tcPr>
+          <w:p>
+            <w:pPr>
+              <w:spacing w:line="276"/>
+              <w:jc w:val="center"/>
+            </w:pPr>
+            <w:r>
+              <w:rPr>
+                <w:b/>
+                <w:bCs/>
+                <w:sz w:val="19"/>
+                <w:szCs w:val="19"/>
+              </w:rPr>
+              <w:t xml:space="preserve">0,9293</w:t>
+            </w:r>
+          </w:p>
+        </w:tc>
+        <w:tc>
+          <w:tcPr>
+            <w:tcW w:type="dxa" w:w="1031"/>
+            <w:tcBorders>
+              <w:top w:val="single" w:color="808080" w:sz="4"/>
+              <w:left w:val="single" w:color="808080" w:sz="4"/>
+              <w:bottom w:val="single" w:color="808080" w:sz="4"/>
+              <w:right w:val="single" w:color="808080" w:sz="4"/>
+            </w:tcBorders>
+            <w:tcMar>
+              <w:top w:type="dxa" w:w="60"/>
+              <w:left w:type="dxa" w:w="100"/>
+              <w:bottom w:type="dxa" w:w="60"/>
+              <w:right w:type="dxa" w:w="100"/>
+            </w:tcMar>
+          </w:tcPr>
+          <w:p>
+            <w:pPr>
+              <w:spacing w:line="276"/>
+              <w:jc w:val="center"/>
+            </w:pPr>
+            <w:r>
+              <w:rPr>
+                <w:b/>
+                <w:bCs/>
+                <w:sz w:val="19"/>
+                <w:szCs w:val="19"/>
+              </w:rPr>
+              <w:t xml:space="preserve">0,2409</w:t>
+            </w:r>
+          </w:p>
+        </w:tc>
+      </w:tr>
+      <w:tr>
+        <w:tc>
+          <w:tcPr>
+            <w:tcW w:type="dxa" w:w="2381"/>
+            <w:tcBorders>
+              <w:top w:val="single" w:color="808080" w:sz="4"/>
+              <w:left w:val="single" w:color="808080" w:sz="4"/>
+              <w:bottom w:val="single" w:color="808080" w:sz="4"/>
+              <w:right w:val="single" w:color="808080" w:sz="4"/>
+            </w:tcBorders>
+            <w:tcMar>
+              <w:top w:type="dxa" w:w="60"/>
+              <w:left w:type="dxa" w:w="100"/>
+              <w:bottom w:type="dxa" w:w="60"/>
+              <w:right w:type="dxa" w:w="100"/>
+            </w:tcMar>
+          </w:tcPr>
+          <w:p>
+            <w:pPr>
+              <w:spacing w:line="276"/>
+              <w:jc w:val="left"/>
+            </w:pPr>
+            <w:r>
+              <w:rPr>
+                <w:sz w:val="19"/>
+                <w:szCs w:val="19"/>
+              </w:rPr>
+              <w:t xml:space="preserve">XGBoost</w:t>
+            </w:r>
+          </w:p>
+        </w:tc>
+        <w:tc>
+          <w:tcPr>
+            <w:tcW w:type="dxa" w:w="1588"/>
+            <w:tcBorders>
+              <w:top w:val="single" w:color="808080" w:sz="4"/>
+              <w:left w:val="single" w:color="808080" w:sz="4"/>
+              <w:bottom w:val="single" w:color="808080" w:sz="4"/>
+              <w:right w:val="single" w:color="808080" w:sz="4"/>
+            </w:tcBorders>
+            <w:tcMar>
+              <w:top w:type="dxa" w:w="60"/>
+              <w:left w:type="dxa" w:w="100"/>
+              <w:bottom w:type="dxa" w:w="60"/>
+              <w:right w:type="dxa" w:w="100"/>
+            </w:tcMar>
+          </w:tcPr>
+          <w:p>
+            <w:pPr>
+              <w:spacing w:line="276"/>
+              <w:jc w:val="center"/>
+            </w:pPr>
+            <w:r>
+              <w:rPr>
+                <w:sz w:val="19"/>
+                <w:szCs w:val="19"/>
+              </w:rPr>
+              <w:t xml:space="preserve">0,9261 ± 0,0334</w:t>
+            </w:r>
+          </w:p>
+        </w:tc>
+        <w:tc>
+          <w:tcPr>
+            <w:tcW w:type="dxa" w:w="953"/>
+            <w:tcBorders>
+              <w:top w:val="single" w:color="808080" w:sz="4"/>
+              <w:left w:val="single" w:color="808080" w:sz="4"/>
+              <w:bottom w:val="single" w:color="808080" w:sz="4"/>
+              <w:right w:val="single" w:color="808080" w:sz="4"/>
+            </w:tcBorders>
+            <w:tcMar>
+              <w:top w:type="dxa" w:w="60"/>
+              <w:left w:type="dxa" w:w="100"/>
+              <w:bottom w:type="dxa" w:w="60"/>
+              <w:right w:type="dxa" w:w="100"/>
+            </w:tcMar>
+          </w:tcPr>
+          <w:p>
+            <w:pPr>
+              <w:spacing w:line="276"/>
+              <w:jc w:val="center"/>
+            </w:pPr>
+            <w:r>
+              <w:rPr>
+                <w:sz w:val="19"/>
+                <w:szCs w:val="19"/>
+              </w:rPr>
+              <w:t xml:space="preserve">0,7771</w:t>
+            </w:r>
+          </w:p>
+        </w:tc>
+        <w:tc>
+          <w:tcPr>
+            <w:tcW w:type="dxa" w:w="953"/>
+            <w:tcBorders>
+              <w:top w:val="single" w:color="808080" w:sz="4"/>
+              <w:left w:val="single" w:color="808080" w:sz="4"/>
+              <w:bottom w:val="single" w:color="808080" w:sz="4"/>
+              <w:right w:val="single" w:color="808080" w:sz="4"/>
+            </w:tcBorders>
+            <w:tcMar>
+              <w:top w:type="dxa" w:w="60"/>
+              <w:left w:type="dxa" w:w="100"/>
+              <w:bottom w:type="dxa" w:w="60"/>
+              <w:right w:type="dxa" w:w="100"/>
+            </w:tcMar>
+          </w:tcPr>
+          <w:p>
+            <w:pPr>
+              <w:spacing w:line="276"/>
+              <w:jc w:val="center"/>
+            </w:pPr>
+            <w:r>
+              <w:rPr>
+                <w:sz w:val="19"/>
+                <w:szCs w:val="19"/>
+              </w:rPr>
+              <w:t xml:space="preserve">0,6508</w:t>
+            </w:r>
+          </w:p>
+        </w:tc>
+        <w:tc>
+          <w:tcPr>
+            <w:tcW w:type="dxa" w:w="1032"/>
+            <w:tcBorders>
+              <w:top w:val="single" w:color="808080" w:sz="4"/>
+              <w:left w:val="single" w:color="808080" w:sz="4"/>
+              <w:bottom w:val="single" w:color="808080" w:sz="4"/>
+              <w:right w:val="single" w:color="808080" w:sz="4"/>
+            </w:tcBorders>
+            <w:tcMar>
+              <w:top w:type="dxa" w:w="60"/>
+              <w:left w:type="dxa" w:w="100"/>
+              <w:bottom w:type="dxa" w:w="60"/>
+              <w:right w:type="dxa" w:w="100"/>
+            </w:tcMar>
+          </w:tcPr>
+          <w:p>
+            <w:pPr>
+              <w:spacing w:line="276"/>
+              <w:jc w:val="center"/>
+            </w:pPr>
+            <w:r>
+              <w:rPr>
+                <w:sz w:val="19"/>
+                <w:szCs w:val="19"/>
+              </w:rPr>
+              <w:t xml:space="preserve">0,9279</w:t>
+            </w:r>
+          </w:p>
+        </w:tc>
+        <w:tc>
+          <w:tcPr>
+            <w:tcW w:type="dxa" w:w="1031"/>
+            <w:tcBorders>
+              <w:top w:val="single" w:color="808080" w:sz="4"/>
+              <w:left w:val="single" w:color="808080" w:sz="4"/>
+              <w:bottom w:val="single" w:color="808080" w:sz="4"/>
+              <w:right w:val="single" w:color="808080" w:sz="4"/>
+            </w:tcBorders>
+            <w:tcMar>
+              <w:top w:type="dxa" w:w="60"/>
+              <w:left w:type="dxa" w:w="100"/>
+              <w:bottom w:type="dxa" w:w="60"/>
+              <w:right w:type="dxa" w:w="100"/>
+            </w:tcMar>
+          </w:tcPr>
+          <w:p>
+            <w:pPr>
+              <w:spacing w:line="276"/>
+              <w:jc w:val="center"/>
+            </w:pPr>
+            <w:r>
+              <w:rPr>
+                <w:sz w:val="19"/>
+                <w:szCs w:val="19"/>
+              </w:rPr>
+              <w:t xml:space="preserve">0,2470</w:t>
+            </w:r>
+          </w:p>
+        </w:tc>
+      </w:tr>
+    </w:tbl>
+    <w:p/>
     <w:p>
       <w:pPr>
         <w:keepNext/>
@@ -11654,9 +13398,9 @@
       <w:r>
         <w:drawing>
           <wp:inline distT="0" distB="0" distL="0" distR="0">
-            <wp:extent cx="5334000" cy="2133600"/>
+            <wp:extent cx="5334000" cy="2609850"/>
             <wp:effectExtent t="0" r="0" b="0" l="0"/>
-            <wp:docPr id="11" name="fig_kurva.png" descr="Kurva peluang mendapat S-Rank dalam 10 pull menurut setiap model" title="Kurva peluang mendapat S-Rank dalam 10 pull menurut setiap model"/>
+            <wp:docPr id="11" name="fig_real_cv.png" descr="Akurasi enam algoritma yang dilatih dan diuji dengan data asli saja" title="Akurasi enam algoritma yang dilatih dan diuji dengan data asli saja"/>
             <wp:cNvGraphicFramePr>
               <a:graphicFrameLocks xmlns:a="http://schemas.openxmlformats.org/drawingml/2006/main" noChangeAspect="1"/>
             </wp:cNvGraphicFramePr>
@@ -11679,7 +13423,7 @@
                   <pic:spPr bwMode="auto">
                     <a:xfrm>
                       <a:off x="0" y="0"/>
-                      <a:ext cx="5334000" cy="2133600"/>
+                      <a:ext cx="5334000" cy="2609850"/>
                     </a:xfrm>
                     <a:prstGeom prst="rect">
                       <a:avLst/>
@@ -11705,7 +13449,303 @@
         <w:t xml:space="preserve">Gambar 4.8</w:t>
       </w:r>
       <w:r>
-        <w:t xml:space="preserve"> Kurva peluang mendapat S-Rank dalam 10 pull menurut setiap model</w:t>
+        <w:t xml:space="preserve"> Akurasi enam algoritma yang dilatih dan diuji dengan data asli saja</w:t>
+      </w:r>
+    </w:p>
+    <w:p>
+      <w:pPr>
+        <w:pStyle w:val="ListParagraph"/>
+        <w:numPr>
+          <w:ilvl w:val="0"/>
+          <w:numId w:val="3"/>
+        </w:numPr>
+        <w:spacing w:after="60" w:line="360"/>
+        <w:jc w:val="both"/>
+      </w:pPr>
+      <w:r>
+        <w:rPr>
+          <w:b/>
+          <w:bCs/>
+        </w:rPr>
+        <w:t xml:space="preserve">Decision Tree</w:t>
+      </w:r>
+      <w:r>
+        <w:t xml:space="preserve"> mencapai akurasi tertinggi (92,98%), diikuti Random Forest (92,87%) dan XGBoost (92,61%). Urutan ini sama dengan hasil pada data simulasi, dan selisihnya dengan batas teori Markov Chain (93,56%) kurang dari 1%.</w:t>
+      </w:r>
+    </w:p>
+    <w:p>
+      <w:pPr>
+        <w:pStyle w:val="ListParagraph"/>
+        <w:numPr>
+          <w:ilvl w:val="0"/>
+          <w:numId w:val="3"/>
+        </w:numPr>
+        <w:spacing w:after="60" w:line="360"/>
+        <w:jc w:val="both"/>
+      </w:pPr>
+      <w:r>
+        <w:rPr>
+          <w:b/>
+          <w:bCs/>
+        </w:rPr>
+        <w:t xml:space="preserve">Logistic Regression</w:t>
+      </w:r>
+      <w:r>
+        <w:t xml:space="preserve"> mencapai 91,01%, tetap di bawah model berbasis pohon.</w:t>
+      </w:r>
+    </w:p>
+    <w:p>
+      <w:pPr>
+        <w:pStyle w:val="ListParagraph"/>
+        <w:numPr>
+          <w:ilvl w:val="0"/>
+          <w:numId w:val="3"/>
+        </w:numPr>
+        <w:spacing w:after="60" w:line="360"/>
+        <w:jc w:val="both"/>
+      </w:pPr>
+      <w:r>
+        <w:rPr>
+          <w:b/>
+          <w:bCs/>
+        </w:rPr>
+        <w:t xml:space="preserve">Naive Bayes</w:t>
+      </w:r>
+      <w:r>
+        <w:t xml:space="preserve"> hanya 87,98%, tetapi Balanced Accuracy-nya tertinggi (0,8368) karena lebih sering menebak "dapat S-Rank" (recall ±0,77). Ini menunjukkan </w:t>
+      </w:r>
+      <w:r>
+        <w:rPr>
+          <w:i/>
+          <w:iCs/>
+        </w:rPr>
+        <w:t xml:space="preserve">trade-off</w:t>
+      </w:r>
+      <w:r>
+        <w:t xml:space="preserve"> antara akurasi dan kemampuan menangkap kelas minoritas.</w:t>
+      </w:r>
+    </w:p>
+    <w:p>
+      <w:pPr>
+        <w:pStyle w:val="ListParagraph"/>
+        <w:numPr>
+          <w:ilvl w:val="0"/>
+          <w:numId w:val="3"/>
+        </w:numPr>
+        <w:spacing w:after="60" w:line="360"/>
+        <w:jc w:val="both"/>
+      </w:pPr>
+      <w:r>
+        <w:rPr>
+          <w:b/>
+          <w:bCs/>
+        </w:rPr>
+        <w:t xml:space="preserve">KNN</w:t>
+      </w:r>
+      <w:r>
+        <w:t xml:space="preserve"> turun menjadi 87,41%, hampir sama dengan baseline. Nilai k = 101 tetangga terlalu besar untuk data latih ±950 baris yang hanya memuat ±130 kelas positif, sehingga tetangga terdekat hampir selalu didominasi kelas mayoritas. Hal ini menunjukkan bahwa </w:t>
+      </w:r>
+      <w:r>
+        <w:rPr>
+          <w:i/>
+          <w:iCs/>
+        </w:rPr>
+        <w:t xml:space="preserve">hyperparameter</w:t>
+      </w:r>
+      <w:r>
+        <w:t xml:space="preserve"> perlu disesuaikan dengan ukuran data.</w:t>
+      </w:r>
+    </w:p>
+    <w:p>
+      <w:pPr>
+        <w:pStyle w:val="ListParagraph"/>
+        <w:numPr>
+          <w:ilvl w:val="0"/>
+          <w:numId w:val="3"/>
+        </w:numPr>
+        <w:spacing w:after="60" w:line="360"/>
+        <w:jc w:val="both"/>
+      </w:pPr>
+      <w:r>
+        <w:t xml:space="preserve">Simpangan baku (±2–4%) lebih besar daripada pada data simulasi (±0,2%) karena jumlah data asli jauh lebih sedikit.</w:t>
+      </w:r>
+    </w:p>
+    <w:p>
+      <w:pPr>
+        <w:pStyle w:val="Heading2"/>
+        <w:keepNext/>
+        <w:spacing w:after="120" w:before="240" w:line="360"/>
+      </w:pPr>
+      <w:r>
+        <w:t xml:space="preserve">4.6 Pembahasan</w:t>
+      </w:r>
+    </w:p>
+    <w:p>
+      <w:pPr>
+        <w:pStyle w:val="ListParagraph"/>
+        <w:numPr>
+          <w:ilvl w:val="0"/>
+          <w:numId w:val="6"/>
+        </w:numPr>
+        <w:spacing w:after="60" w:line="360"/>
+        <w:jc w:val="both"/>
+      </w:pPr>
+      <w:r>
+        <w:rPr>
+          <w:b/>
+          <w:bCs/>
+        </w:rPr>
+        <w:t xml:space="preserve">Jebakan akurasi.</w:t>
+      </w:r>
+      <w:r>
+        <w:t xml:space="preserve"> Pada tugas A, baseline sudah mencapai akurasi 98,28%. Akurasi saja tidak dapat dipakai untuk menilai model pada data yang sangat tidak seimbang, sehingga diperlukan Balanced Accuracy, F1-score, ROC-AUC, dan Log Loss.</w:t>
+      </w:r>
+    </w:p>
+    <w:p>
+      <w:pPr>
+        <w:pStyle w:val="ListParagraph"/>
+        <w:numPr>
+          <w:ilvl w:val="0"/>
+          <w:numId w:val="6"/>
+        </w:numPr>
+        <w:spacing w:after="60" w:line="360"/>
+        <w:jc w:val="both"/>
+      </w:pPr>
+      <w:r>
+        <w:rPr>
+          <w:b/>
+          <w:bCs/>
+        </w:rPr>
+        <w:t xml:space="preserve">Algoritma terbaik.</w:t>
+      </w:r>
+      <w:r>
+        <w:t xml:space="preserve"> Pada tugas B, Decision Tree, Random Forest, XGBoost, dan KNN mencapai akurasi ±91,1% di simulasi dan ±93,3–93,5% di data asli. Nilai ini setara dengan batas teori Markov Chain, sehingga keempat algoritma tersebut sudah bekerja maksimal.</w:t>
+      </w:r>
+    </w:p>
+    <w:p>
+      <w:pPr>
+        <w:pStyle w:val="ListParagraph"/>
+        <w:numPr>
+          <w:ilvl w:val="0"/>
+          <w:numId w:val="6"/>
+        </w:numPr>
+        <w:spacing w:after="60" w:line="360"/>
+        <w:jc w:val="both"/>
+      </w:pPr>
+      <w:r>
+        <w:rPr>
+          <w:b/>
+          <w:bCs/>
+        </w:rPr>
+        <w:t xml:space="preserve">Model pohon menemukan soft pity sendiri.</w:t>
+      </w:r>
+      <w:r>
+        <w:t xml:space="preserve"> Aturan Decision Tree memisahkan data di sekitar pity_ratio 0,71–0,74, yaitu sekitar 10 pull sebelum soft pity, tepat saat jendela 10 pull ke depan mulai menyentuh soft pity. Model tidak pernah diberi tahu tentang soft pity (Gambar 4.9).</w:t>
+      </w:r>
+    </w:p>
+    <w:p>
+      <w:pPr>
+        <w:pStyle w:val="ListParagraph"/>
+        <w:numPr>
+          <w:ilvl w:val="0"/>
+          <w:numId w:val="6"/>
+        </w:numPr>
+        <w:spacing w:after="60" w:line="360"/>
+        <w:jc w:val="both"/>
+      </w:pPr>
+      <w:r>
+        <w:rPr>
+          <w:b/>
+          <w:bCs/>
+        </w:rPr>
+        <w:t xml:space="preserve">Logistic Regression dan Naive Bayes kalah.</w:t>
+      </w:r>
+      <w:r>
+        <w:t xml:space="preserve"> Logistic Regression hanya dapat membentuk kurva sigmoid yang halus sehingga tidak bisa meniru lonjakan tajam setelah soft pity. Naive Bayes mengasumsikan fitur saling bebas dan berdistribusi normal, padahal pity dan pity_ratio sangat berkaitan; akibatnya Log Loss-nya paling besar.</w:t>
+      </w:r>
+    </w:p>
+    <w:p>
+      <w:pPr>
+        <w:pStyle w:val="ListParagraph"/>
+        <w:numPr>
+          <w:ilvl w:val="0"/>
+          <w:numId w:val="6"/>
+        </w:numPr>
+        <w:spacing w:after="60" w:line="360"/>
+        <w:jc w:val="both"/>
+      </w:pPr>
+      <w:r>
+        <w:rPr>
+          <w:b/>
+          <w:bCs/>
+        </w:rPr>
+        <w:t xml:space="preserve">KNN setara model pohon</w:t>
+      </w:r>
+      <w:r>
+        <w:t xml:space="preserve"> karena fiturnya sedikit dan nilainya berulang, sehingga tetangga terdekat praktis adalah pull dengan pity yang sama. Kelemahannya, KNN menyimpan seluruh data latih dan paling lambat saat prediksi.</w:t>
+      </w:r>
+    </w:p>
+    <w:p>
+      <w:pPr>
+        <w:pStyle w:val="ListParagraph"/>
+        <w:numPr>
+          <w:ilvl w:val="0"/>
+          <w:numId w:val="6"/>
+        </w:numPr>
+        <w:spacing w:after="60" w:line="360"/>
+        <w:jc w:val="both"/>
+      </w:pPr>
+      <w:r>
+        <w:rPr>
+          <w:b/>
+          <w:bCs/>
+        </w:rPr>
+        <w:t xml:space="preserve">Fitur guaranteed hampir tidak berpengaruh</w:t>
+      </w:r>
+      <w:r>
+        <w:t xml:space="preserve"> (Gambar 4.10). Hal ini sesuai aturan permainan: guaranteed hanya menentukan S-Rank mana yang keluar, bukan kapan S-Rank keluar.</w:t>
+      </w:r>
+    </w:p>
+    <w:p>
+      <w:pPr>
+        <w:pStyle w:val="ListParagraph"/>
+        <w:numPr>
+          <w:ilvl w:val="0"/>
+          <w:numId w:val="6"/>
+        </w:numPr>
+        <w:spacing w:after="60" w:line="360"/>
+        <w:jc w:val="both"/>
+      </w:pPr>
+      <w:r>
+        <w:rPr>
+          <w:b/>
+          <w:bCs/>
+        </w:rPr>
+        <w:t xml:space="preserve">Konsisten pada data asli.</w:t>
+      </w:r>
+      <w:r>
+        <w:t xml:space="preserve"> Urutan kinerja algoritma pada data asli sama dengan pada simulasi. Artinya, asumsi soft pity yang dipakai simulasi sesuai dengan perilaku gacha sungguhan.</w:t>
+      </w:r>
+    </w:p>
+    <w:p>
+      <w:pPr>
+        <w:pStyle w:val="ListParagraph"/>
+        <w:numPr>
+          <w:ilvl w:val="0"/>
+          <w:numId w:val="6"/>
+        </w:numPr>
+        <w:spacing w:after="60" w:line="360"/>
+        <w:jc w:val="both"/>
+      </w:pPr>
+      <w:r>
+        <w:rPr>
+          <w:b/>
+          <w:bCs/>
+        </w:rPr>
+        <w:t xml:space="preserve">Tidak bergantung pada simulasi.</w:t>
+      </w:r>
+      <w:r>
+        <w:t xml:space="preserve"> Ketika dilatih dan diuji dengan data asli saja (1.192 baris), model berbasis pohon tetap terbaik (±92,6–93,0%). Kesimpulan penelitian tidak berubah walaupun data simulasi tidak dipakai sama sekali.</w:t>
       </w:r>
     </w:p>
     <w:p>
@@ -11717,9 +13757,9 @@
       <w:r>
         <w:drawing>
           <wp:inline distT="0" distB="0" distL="0" distR="0">
-            <wp:extent cx="4762500" cy="2028825"/>
+            <wp:extent cx="5334000" cy="2133600"/>
             <wp:effectExtent t="0" r="0" b="0" l="0"/>
-            <wp:docPr id="12" name="fig_importance.png" descr="Feature importance model berbasis pohon (tugas B)" title="Feature importance model berbasis pohon (tugas B)"/>
+            <wp:docPr id="12" name="fig_kurva.png" descr="Kurva peluang mendapat S-Rank dalam 10 pull menurut setiap model" title="Kurva peluang mendapat S-Rank dalam 10 pull menurut setiap model"/>
             <wp:cNvGraphicFramePr>
               <a:graphicFrameLocks xmlns:a="http://schemas.openxmlformats.org/drawingml/2006/main" noChangeAspect="1"/>
             </wp:cNvGraphicFramePr>
@@ -11742,6 +13782,69 @@
                   <pic:spPr bwMode="auto">
                     <a:xfrm>
                       <a:off x="0" y="0"/>
+                      <a:ext cx="5334000" cy="2133600"/>
+                    </a:xfrm>
+                    <a:prstGeom prst="rect">
+                      <a:avLst/>
+                    </a:prstGeom>
+                  </pic:spPr>
+                </pic:pic>
+              </a:graphicData>
+            </a:graphic>
+          </wp:inline>
+        </w:drawing>
+      </w:r>
+    </w:p>
+    <w:p>
+      <w:pPr>
+        <w:spacing w:after="200"/>
+        <w:jc w:val="center"/>
+      </w:pPr>
+      <w:r>
+        <w:rPr>
+          <w:b/>
+          <w:bCs/>
+        </w:rPr>
+        <w:t xml:space="preserve">Gambar 4.9</w:t>
+      </w:r>
+      <w:r>
+        <w:t xml:space="preserve"> Kurva peluang mendapat S-Rank dalam 10 pull menurut setiap model</w:t>
+      </w:r>
+    </w:p>
+    <w:p>
+      <w:pPr>
+        <w:keepNext/>
+        <w:spacing w:before="120"/>
+        <w:jc w:val="center"/>
+      </w:pPr>
+      <w:r>
+        <w:drawing>
+          <wp:inline distT="0" distB="0" distL="0" distR="0">
+            <wp:extent cx="4762500" cy="2028825"/>
+            <wp:effectExtent t="0" r="0" b="0" l="0"/>
+            <wp:docPr id="13" name="fig_importance.png" descr="Feature importance model berbasis pohon (tugas B)" title="Feature importance model berbasis pohon (tugas B)"/>
+            <wp:cNvGraphicFramePr>
+              <a:graphicFrameLocks xmlns:a="http://schemas.openxmlformats.org/drawingml/2006/main" noChangeAspect="1"/>
+            </wp:cNvGraphicFramePr>
+            <a:graphic xmlns:a="http://schemas.openxmlformats.org/drawingml/2006/main">
+              <a:graphicData uri="http://schemas.openxmlformats.org/drawingml/2006/picture">
+                <pic:pic xmlns:pic="http://schemas.openxmlformats.org/drawingml/2006/picture">
+                  <pic:nvPicPr>
+                    <pic:cNvPr id="0" name="" descr=""/>
+                    <pic:cNvPicPr>
+                      <a:picLocks noChangeAspect="1" noChangeArrowheads="1"/>
+                    </pic:cNvPicPr>
+                  </pic:nvPicPr>
+                  <pic:blipFill>
+                    <a:blip r:embed="rId20" cstate="none"/>
+                    <a:srcRect/>
+                    <a:stretch>
+                      <a:fillRect/>
+                    </a:stretch>
+                  </pic:blipFill>
+                  <pic:spPr bwMode="auto">
+                    <a:xfrm>
+                      <a:off x="0" y="0"/>
                       <a:ext cx="4762500" cy="2028825"/>
                     </a:xfrm>
                     <a:prstGeom prst="rect">
@@ -11765,7 +13868,7 @@
           <w:b/>
           <w:bCs/>
         </w:rPr>
-        <w:t xml:space="preserve">Gambar 4.9</w:t>
+        <w:t xml:space="preserve">Gambar 4.10</w:t>
       </w:r>
       <w:r>
         <w:t xml:space="preserve"> Feature importance model berbasis pohon (tugas B)</w:t>
@@ -11821,7 +13924,7 @@
         <w:jc w:val="both"/>
       </w:pPr>
       <w:r>
-        <w:t xml:space="preserve">Untuk memprediksi S-Rank dalam 10 pull berikutnya, Decision Tree, Random Forest, XGBoost, dan KNN memberikan akurasi tertinggi (±91,1% pada simulasi, ±93,3–93,5% pada data asli), hampir menyamai batas teori. Logistic Regression (±88,9%) dan Naive Bayes (±85,7%) lebih rendah.</w:t>
+        <w:t xml:space="preserve">Untuk memprediksi S-Rank dalam 10 pull berikutnya, Decision Tree, Random Forest, XGBoost, dan KNN memberikan akurasi tertinggi (±91,1% pada simulasi, ±93,3–93,5% pada data asli), hampir menyamai batas teori. Logistic Regression (±88,9%) dan Naive Bayes (±85,7%) lebih rendah. Saat dilatih dan diuji hanya dengan data asli (1.192 baris), Decision Tree tetap tertinggi (92,98%), diikuti Random Forest dan XGBoost.</w:t>
       </w:r>
     </w:p>
     <w:p>
@@ -11873,7 +13976,41 @@
         <w:jc w:val="both"/>
       </w:pPr>
       <w:r>
-        <w:t xml:space="preserve">Menambah jumlah akun data asli agar hasil uji lebih kuat dan agar model dapat dilatih langsung dari data asli.</w:t>
+        <w:t xml:space="preserve">Menambah jumlah akun data asli agar eksperimen latih–uji dengan data asli lebih stabil (simpangan baku saat ini masih ±2–4%).</w:t>
+      </w:r>
+    </w:p>
+    <w:p>
+      <w:pPr>
+        <w:pStyle w:val="ListParagraph"/>
+        <w:numPr>
+          <w:ilvl w:val="0"/>
+          <w:numId w:val="3"/>
+        </w:numPr>
+        <w:spacing w:after="60" w:line="360"/>
+        <w:jc w:val="both"/>
+      </w:pPr>
+      <w:r>
+        <w:t xml:space="preserve">Menyesuaikan </w:t>
+      </w:r>
+      <w:r>
+        <w:rPr>
+          <w:i/>
+          <w:iCs/>
+        </w:rPr>
+        <w:t xml:space="preserve">hyperparameter</w:t>
+      </w:r>
+      <w:r>
+        <w:t xml:space="preserve"> (misalnya nilai k pada KNN) dengan ukuran data menggunakan </w:t>
+      </w:r>
+      <w:r>
+        <w:rPr>
+          <w:i/>
+          <w:iCs/>
+        </w:rPr>
+        <w:t xml:space="preserve">grid search</w:t>
+      </w:r>
+      <w:r>
+        <w:t xml:space="preserve">.</w:t>
       </w:r>
     </w:p>
     <w:p>

--- a/docs/tugas/UAS_Laporan_Akhir_Kelompok6_A11.4502.docx
+++ b/docs/tugas/UAS_Laporan_Akhir_Kelompok6_A11.4502.docx
@@ -5565,7 +5565,7 @@
                 <w:sz w:val="20"/>
                 <w:szCs w:val="20"/>
               </w:rPr>
-              <w:t xml:space="preserve">2 akun (anggota kelompok dan teman), 1.424 pull, 21 S-Rank; anonim tanpa UID, nama item, dan waktu</w:t>
+              <w:t xml:space="preserve">2 akun (anggota kelompok dan teman), 1.441 pull, 22 S-Rank; anonim tanpa UID, nama item, dan waktu</w:t>
             </w:r>
           </w:p>
         </w:tc>
@@ -5631,7 +5631,7 @@
         <w:t xml:space="preserve">hanya dengan data asli</w:t>
       </w:r>
       <w:r>
-        <w:t xml:space="preserve"> (1.192 baris setelah pembersihan). Eksperimen ini memastikan bahwa hasil perbandingan tidak bergantung pada data simulasi, dan jumlah barisnya sudah memenuhi ketentuan dataset tabel minimal 500–1.000 baris.</w:t>
+        <w:t xml:space="preserve"> (1.209 baris setelah pembersihan). Eksperimen ini memastikan bahwa hasil perbandingan tidak bergantung pada data simulasi, dan jumlah barisnya sudah memenuhi ketentuan dataset tabel minimal 500–1.000 baris.</w:t>
       </w:r>
     </w:p>
     <w:p>
@@ -8000,7 +8000,7 @@
         <w:jc w:val="both"/>
       </w:pPr>
       <w:r>
-        <w:t xml:space="preserve">Riwayat dua akun asli diambil melalui skrip PowerShell dari permainan versi Steam. Pity yang dihitung aplikasi untuk akun pertama, yaitu 70/90 pada banner Agent dan 46/80 dengan status guaranteed pada banner W-Engine, </w:t>
+        <w:t xml:space="preserve">Riwayat dua akun asli diambil melalui skrip PowerShell dari permainan versi Steam. Pada saat pengecekan, pity yang dihitung aplikasi untuk akun pertama, yaitu 70/90 pada banner Agent dan 46/80 dengan status guaranteed pada banner W-Engine, </w:t>
       </w:r>
       <w:r>
         <w:rPr>
@@ -8356,7 +8356,7 @@
                 <w:sz w:val="20"/>
                 <w:szCs w:val="20"/>
               </w:rPr>
-              <w:t xml:space="preserve">1.228</w:t>
+              <w:t xml:space="preserve">1.245</w:t>
             </w:r>
           </w:p>
         </w:tc>
@@ -8457,7 +8457,7 @@
                 <w:sz w:val="20"/>
                 <w:szCs w:val="20"/>
               </w:rPr>
-              <w:t xml:space="preserve">1.192</w:t>
+              <w:t xml:space="preserve">1.209</w:t>
             </w:r>
           </w:p>
         </w:tc>
@@ -8659,7 +8659,7 @@
                 <w:sz w:val="20"/>
                 <w:szCs w:val="20"/>
               </w:rPr>
-              <w:t xml:space="preserve">13,5%</w:t>
+              <w:t xml:space="preserve">13,4%</w:t>
             </w:r>
           </w:p>
         </w:tc>
@@ -8760,7 +8760,7 @@
                 <w:sz w:val="20"/>
                 <w:szCs w:val="20"/>
               </w:rPr>
-              <w:t xml:space="preserve">– / 1.192</w:t>
+              <w:t xml:space="preserve">– / 1.209</w:t>
             </w:r>
           </w:p>
         </w:tc>
@@ -8861,7 +8861,7 @@
                 <w:sz w:val="20"/>
                 <w:szCs w:val="20"/>
               </w:rPr>
-              <w:t xml:space="preserve">1.192 baris, 20 siklus, 5-fold</w:t>
+              <w:t xml:space="preserve">1.209 baris, 20 siklus, 5-fold</w:t>
             </w:r>
           </w:p>
         </w:tc>
@@ -11164,7 +11164,7 @@
                 <w:sz w:val="19"/>
                 <w:szCs w:val="19"/>
               </w:rPr>
-              <w:t xml:space="preserve">0,8649</w:t>
+              <w:t xml:space="preserve">0,8660</w:t>
             </w:r>
           </w:p>
         </w:tc>
@@ -11361,7 +11361,7 @@
                 <w:sz w:val="19"/>
                 <w:szCs w:val="19"/>
               </w:rPr>
-              <w:t xml:space="preserve">0,9354</w:t>
+              <w:t xml:space="preserve">0,9355</w:t>
             </w:r>
           </w:p>
         </w:tc>
@@ -11393,7 +11393,7 @@
                 <w:sz w:val="19"/>
                 <w:szCs w:val="19"/>
               </w:rPr>
-              <w:t xml:space="preserve">0,7050</w:t>
+              <w:t xml:space="preserve">0,7023</w:t>
             </w:r>
           </w:p>
         </w:tc>
@@ -11558,7 +11558,7 @@
                 <w:sz w:val="19"/>
                 <w:szCs w:val="19"/>
               </w:rPr>
-              <w:t xml:space="preserve">0,8767</w:t>
+              <w:t xml:space="preserve">0,8751</w:t>
             </w:r>
           </w:p>
         </w:tc>
@@ -11590,7 +11590,7 @@
                 <w:sz w:val="19"/>
                 <w:szCs w:val="19"/>
               </w:rPr>
-              <w:t xml:space="preserve">0,5950</w:t>
+              <w:t xml:space="preserve">0,5908</w:t>
             </w:r>
           </w:p>
         </w:tc>
@@ -11757,7 +11757,7 @@
                 <w:sz w:val="19"/>
                 <w:szCs w:val="19"/>
               </w:rPr>
-              <w:t xml:space="preserve">0,9346</w:t>
+              <w:t xml:space="preserve">0,9347</w:t>
             </w:r>
           </w:p>
         </w:tc>
@@ -11791,7 +11791,7 @@
                 <w:sz w:val="19"/>
                 <w:szCs w:val="19"/>
               </w:rPr>
-              <w:t xml:space="preserve">0,7000</w:t>
+              <w:t xml:space="preserve">0,6973</w:t>
             </w:r>
           </w:p>
         </w:tc>
@@ -11956,7 +11956,7 @@
                 <w:sz w:val="19"/>
                 <w:szCs w:val="19"/>
               </w:rPr>
-              <w:t xml:space="preserve">0,9111</w:t>
+              <w:t xml:space="preserve">0,9115</w:t>
             </w:r>
           </w:p>
         </w:tc>
@@ -11988,7 +11988,7 @@
                 <w:sz w:val="19"/>
                 <w:szCs w:val="19"/>
               </w:rPr>
-              <w:t xml:space="preserve">0,5138</w:t>
+              <w:t xml:space="preserve">0,5114</w:t>
             </w:r>
           </w:p>
         </w:tc>
@@ -12159,7 +12159,7 @@
                 <w:sz w:val="19"/>
                 <w:szCs w:val="19"/>
               </w:rPr>
-              <w:t xml:space="preserve">0,9329</w:t>
+              <w:t xml:space="preserve">0,9330</w:t>
             </w:r>
           </w:p>
         </w:tc>
@@ -12191,7 +12191,7 @@
                 <w:sz w:val="19"/>
                 <w:szCs w:val="19"/>
               </w:rPr>
-              <w:t xml:space="preserve">0,6899</w:t>
+              <w:t xml:space="preserve">0,6873</w:t>
             </w:r>
           </w:p>
         </w:tc>
@@ -12358,7 +12358,7 @@
                 <w:sz w:val="19"/>
                 <w:szCs w:val="19"/>
               </w:rPr>
-              <w:t xml:space="preserve">0,9329</w:t>
+              <w:t xml:space="preserve">0,9330</w:t>
             </w:r>
           </w:p>
         </w:tc>
@@ -12390,7 +12390,7 @@
                 <w:sz w:val="19"/>
                 <w:szCs w:val="19"/>
               </w:rPr>
-              <w:t xml:space="preserve">0,6923</w:t>
+              <w:t xml:space="preserve">0,6897</w:t>
             </w:r>
           </w:p>
         </w:tc>
@@ -12557,7 +12557,7 @@
                 <w:sz w:val="19"/>
                 <w:szCs w:val="19"/>
               </w:rPr>
-              <w:t xml:space="preserve">0,9337</w:t>
+              <w:t xml:space="preserve">0,9338</w:t>
             </w:r>
           </w:p>
         </w:tc>
@@ -12589,7 +12589,7 @@
                 <w:sz w:val="19"/>
                 <w:szCs w:val="19"/>
               </w:rPr>
-              <w:t xml:space="preserve">0,6950</w:t>
+              <w:t xml:space="preserve">0,6923</w:t>
             </w:r>
           </w:p>
         </w:tc>
@@ -12812,7 +12812,7 @@
         <w:t xml:space="preserve">hanya dengan data asli</w:t>
       </w:r>
       <w:r>
-        <w:t xml:space="preserve"> (2 akun, 1.192 baris, 161 kelas positif pada tugas B). Data dibagi per siklus pity menjadi 5 bagian (GroupKFold 5-fold, 20 siklus), sehingga pull dari satu siklus tidak pernah berada di data latih dan data uji sekaligus. Hasilnya ditunjukkan pada Tabel 4.4 dan Gambar 4.8.</w:t>
+        <w:t xml:space="preserve"> (2 akun, 1.209 baris, 162 kelas positif pada tugas B). Data dibagi per siklus pity menjadi 5 bagian (GroupKFold 5-fold, 20 siklus), sehingga pull dari satu siklus tidak pernah berada di data latih dan data uji sekaligus. Hasilnya ditunjukkan pada Tabel 4.4 dan Gambar 4.8.</w:t>
       </w:r>
     </w:p>
     <w:p>
@@ -13133,7 +13133,7 @@
                 <w:sz w:val="19"/>
                 <w:szCs w:val="19"/>
               </w:rPr>
-              <w:t xml:space="preserve">0,8639 ± 0,0334</w:t>
+              <w:t xml:space="preserve">0,8657 ± 0,0289</w:t>
             </w:r>
           </w:p>
         </w:tc>
@@ -13261,7 +13261,7 @@
                 <w:sz w:val="19"/>
                 <w:szCs w:val="19"/>
               </w:rPr>
-              <w:t xml:space="preserve">2,1940</w:t>
+              <w:t xml:space="preserve">2,1651</w:t>
             </w:r>
           </w:p>
         </w:tc>
@@ -13330,7 +13330,7 @@
                 <w:sz w:val="19"/>
                 <w:szCs w:val="19"/>
               </w:rPr>
-              <w:t xml:space="preserve">0,9356 ± 0,0303</w:t>
+              <w:t xml:space="preserve">0,9368 ± 0,0318</w:t>
             </w:r>
           </w:p>
         </w:tc>
@@ -13362,7 +13362,7 @@
                 <w:sz w:val="19"/>
                 <w:szCs w:val="19"/>
               </w:rPr>
-              <w:t xml:space="preserve">0,7873</w:t>
+              <w:t xml:space="preserve">0,7854</w:t>
             </w:r>
           </w:p>
         </w:tc>
@@ -13394,7 +13394,7 @@
                 <w:sz w:val="19"/>
                 <w:szCs w:val="19"/>
               </w:rPr>
-              <w:t xml:space="preserve">0,6952</w:t>
+              <w:t xml:space="preserve">0,6964</w:t>
             </w:r>
           </w:p>
         </w:tc>
@@ -13426,7 +13426,7 @@
                 <w:sz w:val="19"/>
                 <w:szCs w:val="19"/>
               </w:rPr>
-              <w:t xml:space="preserve">0,8160</w:t>
+              <w:t xml:space="preserve">0,8205</w:t>
             </w:r>
           </w:p>
         </w:tc>
@@ -13458,7 +13458,7 @@
                 <w:sz w:val="19"/>
                 <w:szCs w:val="19"/>
               </w:rPr>
-              <w:t xml:space="preserve">0,2318</w:t>
+              <w:t xml:space="preserve">0,2281</w:t>
             </w:r>
           </w:p>
         </w:tc>
@@ -13527,7 +13527,7 @@
                 <w:sz w:val="19"/>
                 <w:szCs w:val="19"/>
               </w:rPr>
-              <w:t xml:space="preserve">0,8798 ± 0,0296</w:t>
+              <w:t xml:space="preserve">0,8788 ± 0,0299</w:t>
             </w:r>
           </w:p>
         </w:tc>
@@ -13561,7 +13561,7 @@
                 <w:sz w:val="19"/>
                 <w:szCs w:val="19"/>
               </w:rPr>
-              <w:t xml:space="preserve">0,8368</w:t>
+              <w:t xml:space="preserve">0,8317</w:t>
             </w:r>
           </w:p>
         </w:tc>
@@ -13593,7 +13593,7 @@
                 <w:sz w:val="19"/>
                 <w:szCs w:val="19"/>
               </w:rPr>
-              <w:t xml:space="preserve">0,6257</w:t>
+              <w:t xml:space="preserve">0,6178</w:t>
             </w:r>
           </w:p>
         </w:tc>
@@ -13625,7 +13625,7 @@
                 <w:sz w:val="19"/>
                 <w:szCs w:val="19"/>
               </w:rPr>
-              <w:t xml:space="preserve">0,9049</w:t>
+              <w:t xml:space="preserve">0,8964</w:t>
             </w:r>
           </w:p>
         </w:tc>
@@ -13657,7 +13657,7 @@
                 <w:sz w:val="19"/>
                 <w:szCs w:val="19"/>
               </w:rPr>
-              <w:t xml:space="preserve">0,3673</w:t>
+              <w:t xml:space="preserve">0,3690</w:t>
             </w:r>
           </w:p>
         </w:tc>
@@ -13726,7 +13726,7 @@
                 <w:sz w:val="19"/>
                 <w:szCs w:val="19"/>
               </w:rPr>
-              <w:t xml:space="preserve">0,8741 ± 0,0287</w:t>
+              <w:t xml:space="preserve">0,8742 ± 0,0224</w:t>
             </w:r>
           </w:p>
         </w:tc>
@@ -13758,7 +13758,7 @@
                 <w:sz w:val="19"/>
                 <w:szCs w:val="19"/>
               </w:rPr>
-              <w:t xml:space="preserve">0,5300</w:t>
+              <w:t xml:space="preserve">0,5250</w:t>
             </w:r>
           </w:p>
         </w:tc>
@@ -13790,7 +13790,7 @@
                 <w:sz w:val="19"/>
                 <w:szCs w:val="19"/>
               </w:rPr>
-              <w:t xml:space="preserve">0,0923</w:t>
+              <w:t xml:space="preserve">0,0800</w:t>
             </w:r>
           </w:p>
         </w:tc>
@@ -13822,7 +13822,7 @@
                 <w:sz w:val="19"/>
                 <w:szCs w:val="19"/>
               </w:rPr>
-              <w:t xml:space="preserve">0,8762</w:t>
+              <w:t xml:space="preserve">0,8609</w:t>
             </w:r>
           </w:p>
         </w:tc>
@@ -13854,7 +13854,7 @@
                 <w:sz w:val="19"/>
                 <w:szCs w:val="19"/>
               </w:rPr>
-              <w:t xml:space="preserve">0,4909</w:t>
+              <w:t xml:space="preserve">0,4975</w:t>
             </w:r>
           </w:p>
         </w:tc>
@@ -13923,7 +13923,7 @@
                 <w:sz w:val="19"/>
                 <w:szCs w:val="19"/>
               </w:rPr>
-              <w:t xml:space="preserve">0,9101 ± 0,0447</w:t>
+              <w:t xml:space="preserve">0,9069 ± 0,0429</w:t>
             </w:r>
           </w:p>
         </w:tc>
@@ -13955,7 +13955,7 @@
                 <w:sz w:val="19"/>
                 <w:szCs w:val="19"/>
               </w:rPr>
-              <w:t xml:space="preserve">0,7554</w:t>
+              <w:t xml:space="preserve">0,7348</w:t>
             </w:r>
           </w:p>
         </w:tc>
@@ -13987,7 +13987,7 @@
                 <w:sz w:val="19"/>
                 <w:szCs w:val="19"/>
               </w:rPr>
-              <w:t xml:space="preserve">0,5606</w:t>
+              <w:t xml:space="preserve">0,5335</w:t>
             </w:r>
           </w:p>
         </w:tc>
@@ -14019,7 +14019,7 @@
                 <w:sz w:val="19"/>
                 <w:szCs w:val="19"/>
               </w:rPr>
-              <w:t xml:space="preserve">0,9087</w:t>
+              <w:t xml:space="preserve">0,8998</w:t>
             </w:r>
           </w:p>
         </w:tc>
@@ -14051,7 +14051,7 @@
                 <w:sz w:val="19"/>
                 <w:szCs w:val="19"/>
               </w:rPr>
-              <w:t xml:space="preserve">0,2889</w:t>
+              <w:t xml:space="preserve">0,2879</w:t>
             </w:r>
           </w:p>
         </w:tc>
@@ -14122,7 +14122,7 @@
                 <w:sz w:val="19"/>
                 <w:szCs w:val="19"/>
               </w:rPr>
-              <w:t xml:space="preserve">0,9298 ± 0,0253</w:t>
+              <w:t xml:space="preserve">0,9310 ± 0,0291</w:t>
             </w:r>
           </w:p>
         </w:tc>
@@ -14154,7 +14154,7 @@
                 <w:sz w:val="19"/>
                 <w:szCs w:val="19"/>
               </w:rPr>
-              <w:t xml:space="preserve">0,7838</w:t>
+              <w:t xml:space="preserve">0,7835</w:t>
             </w:r>
           </w:p>
         </w:tc>
@@ -14188,7 +14188,7 @@
                 <w:sz w:val="19"/>
                 <w:szCs w:val="19"/>
               </w:rPr>
-              <w:t xml:space="preserve">0,6799</w:t>
+              <w:t xml:space="preserve">0,6819</w:t>
             </w:r>
           </w:p>
         </w:tc>
@@ -14220,7 +14220,7 @@
                 <w:sz w:val="19"/>
                 <w:szCs w:val="19"/>
               </w:rPr>
-              <w:t xml:space="preserve">0,9079</w:t>
+              <w:t xml:space="preserve">0,9021</w:t>
             </w:r>
           </w:p>
         </w:tc>
@@ -14252,7 +14252,7 @@
                 <w:sz w:val="19"/>
                 <w:szCs w:val="19"/>
               </w:rPr>
-              <w:t xml:space="preserve">0,3490</w:t>
+              <w:t xml:space="preserve">0,3521</w:t>
             </w:r>
           </w:p>
         </w:tc>
@@ -14321,7 +14321,7 @@
                 <w:sz w:val="19"/>
                 <w:szCs w:val="19"/>
               </w:rPr>
-              <w:t xml:space="preserve">0,9287 ± 0,0221</w:t>
+              <w:t xml:space="preserve">0,9299 ± 0,0264</w:t>
             </w:r>
           </w:p>
         </w:tc>
@@ -14353,7 +14353,7 @@
                 <w:sz w:val="19"/>
                 <w:szCs w:val="19"/>
               </w:rPr>
-              <w:t xml:space="preserve">0,7726</w:t>
+              <w:t xml:space="preserve">0,7696</w:t>
             </w:r>
           </w:p>
         </w:tc>
@@ -14385,7 +14385,7 @@
                 <w:sz w:val="19"/>
                 <w:szCs w:val="19"/>
               </w:rPr>
-              <w:t xml:space="preserve">0,6721</w:t>
+              <w:t xml:space="preserve">0,6720</w:t>
             </w:r>
           </w:p>
         </w:tc>
@@ -14419,7 +14419,7 @@
                 <w:sz w:val="19"/>
                 <w:szCs w:val="19"/>
               </w:rPr>
-              <w:t xml:space="preserve">0,9293</w:t>
+              <w:t xml:space="preserve">0,9258</w:t>
             </w:r>
           </w:p>
         </w:tc>
@@ -14453,7 +14453,7 @@
                 <w:sz w:val="19"/>
                 <w:szCs w:val="19"/>
               </w:rPr>
-              <w:t xml:space="preserve">0,2409</w:t>
+              <w:t xml:space="preserve">0,2321</w:t>
             </w:r>
           </w:p>
         </w:tc>
@@ -14522,7 +14522,7 @@
                 <w:sz w:val="19"/>
                 <w:szCs w:val="19"/>
               </w:rPr>
-              <w:t xml:space="preserve">0,9261 ± 0,0334</w:t>
+              <w:t xml:space="preserve">0,9222 ± 0,0348</w:t>
             </w:r>
           </w:p>
         </w:tc>
@@ -14554,7 +14554,7 @@
                 <w:sz w:val="19"/>
                 <w:szCs w:val="19"/>
               </w:rPr>
-              <w:t xml:space="preserve">0,7771</w:t>
+              <w:t xml:space="preserve">0,7678</w:t>
             </w:r>
           </w:p>
         </w:tc>
@@ -14586,7 +14586,7 @@
                 <w:sz w:val="19"/>
                 <w:szCs w:val="19"/>
               </w:rPr>
-              <w:t xml:space="preserve">0,6508</w:t>
+              <w:t xml:space="preserve">0,6370</w:t>
             </w:r>
           </w:p>
         </w:tc>
@@ -14618,7 +14618,7 @@
                 <w:sz w:val="19"/>
                 <w:szCs w:val="19"/>
               </w:rPr>
-              <w:t xml:space="preserve">0,9279</w:t>
+              <w:t xml:space="preserve">0,9257</w:t>
             </w:r>
           </w:p>
         </w:tc>
@@ -14650,7 +14650,7 @@
                 <w:sz w:val="19"/>
                 <w:szCs w:val="19"/>
               </w:rPr>
-              <w:t xml:space="preserve">0,2470</w:t>
+              <w:t xml:space="preserve">0,2495</w:t>
             </w:r>
           </w:p>
         </w:tc>
@@ -14738,7 +14738,7 @@
         <w:t xml:space="preserve">Decision Tree</w:t>
       </w:r>
       <w:r>
-        <w:t xml:space="preserve"> mencapai akurasi tertinggi (92,98%), diikuti Random Forest (92,87%) dan XGBoost (92,61%). Urutan ini sama dengan hasil pada data simulasi, dan selisihnya dengan batas teori Markov Chain (93,56%) kurang dari 1%.</w:t>
+        <w:t xml:space="preserve"> mencapai akurasi tertinggi (93,10%), diikuti Random Forest (92,99%) dan XGBoost (92,22%). Urutan ini sama dengan hasil pada data simulasi, dan selisih Decision Tree dengan batas teori Markov Chain (93,68%) kurang dari 1%.</w:t>
       </w:r>
     </w:p>
     <w:p>
@@ -14759,7 +14759,7 @@
         <w:t xml:space="preserve">Logistic Regression</w:t>
       </w:r>
       <w:r>
-        <w:t xml:space="preserve"> mencapai 91,01%, tetap di bawah model berbasis pohon.</w:t>
+        <w:t xml:space="preserve"> mencapai 90,69%, tetap di bawah model berbasis pohon.</w:t>
       </w:r>
     </w:p>
     <w:p>
@@ -14780,7 +14780,7 @@
         <w:t xml:space="preserve">Naive Bayes</w:t>
       </w:r>
       <w:r>
-        <w:t xml:space="preserve"> hanya 87,98%, tetapi Balanced Accuracy-nya tertinggi (0,8368) karena lebih sering menebak "dapat S-Rank" (recall ±0,77). Ini menunjukkan </w:t>
+        <w:t xml:space="preserve"> hanya 87,88%, tetapi Balanced Accuracy-nya tertinggi (0,8317) karena lebih sering menebak "dapat S-Rank" (recall ±0,76). Ini menunjukkan </w:t>
       </w:r>
       <w:r>
         <w:rPr>
@@ -14811,7 +14811,7 @@
         <w:t xml:space="preserve">KNN</w:t>
       </w:r>
       <w:r>
-        <w:t xml:space="preserve"> turun menjadi 87,41%, hampir sama dengan baseline. Nilai k = 101 tetangga terlalu besar untuk data latih ±950 baris yang hanya memuat ±130 kelas positif, sehingga tetangga terdekat hampir selalu didominasi kelas mayoritas. Hal ini menunjukkan bahwa </w:t>
+        <w:t xml:space="preserve"> turun menjadi 87,42%, hampir sama dengan baseline. Nilai k = 101 tetangga terlalu besar untuk data latih ±970 baris yang hanya memuat ±130 kelas positif, sehingga tetangga terdekat hampir selalu didominasi kelas mayoritas. Hal ini menunjukkan bahwa </w:t>
       </w:r>
       <w:r>
         <w:rPr>
@@ -15013,7 +15013,7 @@
         <w:t xml:space="preserve">Tidak bergantung pada simulasi.</w:t>
       </w:r>
       <w:r>
-        <w:t xml:space="preserve"> Ketika dilatih dan diuji dengan data asli saja (1.192 baris), model berbasis pohon tetap terbaik (±92,6–93,0%). Kesimpulan penelitian tidak berubah walaupun data simulasi tidak dipakai sama sekali.</w:t>
+        <w:t xml:space="preserve"> Ketika dilatih dan diuji dengan data asli saja (1.209 baris), model berbasis pohon tetap terbaik (±92,2–93,1%). Kesimpulan penelitian tidak berubah walaupun data simulasi tidak dipakai sama sekali.</w:t>
       </w:r>
     </w:p>
     <w:p>
@@ -15192,7 +15192,7 @@
         <w:jc w:val="both"/>
       </w:pPr>
       <w:r>
-        <w:t xml:space="preserve">Untuk memprediksi S-Rank dalam 10 pull berikutnya, Decision Tree, Random Forest, XGBoost, dan KNN memberikan akurasi tertinggi (±91,1% pada simulasi, ±93,3–93,5% pada data asli), hampir menyamai batas teori. Logistic Regression (±88,9%) dan Naive Bayes (±85,7%) lebih rendah. Saat dilatih dan diuji hanya dengan data asli (1.192 baris), Decision Tree tetap tertinggi (92,98%), diikuti Random Forest dan XGBoost.</w:t>
+        <w:t xml:space="preserve">Untuk memprediksi S-Rank dalam 10 pull berikutnya, Decision Tree, Random Forest, XGBoost, dan KNN memberikan akurasi tertinggi (±91,1% pada simulasi, ±93,3–93,5% pada data asli), hampir menyamai batas teori. Logistic Regression (±88,9%) dan Naive Bayes (±85,7%) lebih rendah. Saat dilatih dan diuji hanya dengan data asli (1.209 baris), Decision Tree tetap tertinggi (93,10%), diikuti Random Forest dan XGBoost.</w:t>
       </w:r>
     </w:p>
     <w:p>

--- a/docs/tugas/UAS_Laporan_Akhir_Kelompok6_A11.4502.docx
+++ b/docs/tugas/UAS_Laporan_Akhir_Kelompok6_A11.4502.docx
@@ -878,7 +878,7 @@
         <w:jc w:val="both"/>
       </w:pPr>
       <w:r>
-        <w:t xml:space="preserve">Kami mengucapkan terima kasih kepada Bapak Ardytha Luthfiarta, M.Kom, MCS selaku dosen pengampu yang telah memberikan materi dan arahan, serta kepada teman-teman pemain Zenless Zone Zero yang bersedia menyumbangkan riwayat gacha mereka secara anonim sebagai data uji.</w:t>
+        <w:t xml:space="preserve">Kami mengucapkan terima kasih kepada Bapak Ardytha Luthfiarta, M.Kom, MCS selaku dosen pengampu yang telah memberikan materi dan arahan, serta kepada teman-teman pemain Zenless Zone Zero yang bersedia menyumbangkan riwayat gacha mereka secara anonim sebagai data penelitian.</w:t>
       </w:r>
     </w:p>
     <w:p>
@@ -1032,7 +1032,7 @@
           <w:b w:val="false"/>
           <w:bCs w:val="false"/>
         </w:rPr>
-        <w:t xml:space="preserve">1.2 Rumusan Masalah</w:t>
+        <w:t xml:space="preserve">1.2 Alasan Menggunakan Penambangan Data</w:t>
       </w:r>
       <w:r>
         <w:t xml:space="preserve">	2</w:t>
@@ -1051,7 +1051,7 @@
           <w:b w:val="false"/>
           <w:bCs w:val="false"/>
         </w:rPr>
-        <w:t xml:space="preserve">1.3 Batasan Masalah</w:t>
+        <w:t xml:space="preserve">1.3 Rumusan Masalah</w:t>
       </w:r>
       <w:r>
         <w:t xml:space="preserve">	2</w:t>
@@ -1070,10 +1070,10 @@
           <w:b w:val="false"/>
           <w:bCs w:val="false"/>
         </w:rPr>
-        <w:t xml:space="preserve">1.4 Tujuan</w:t>
-      </w:r>
-      <w:r>
-        <w:t xml:space="preserve">	2</w:t>
+        <w:t xml:space="preserve">1.4 Batasan Masalah</w:t>
+      </w:r>
+      <w:r>
+        <w:t xml:space="preserve">	3</w:t>
       </w:r>
     </w:p>
     <w:p>
@@ -1089,7 +1089,26 @@
           <w:b w:val="false"/>
           <w:bCs w:val="false"/>
         </w:rPr>
-        <w:t xml:space="preserve">1.5 Manfaat</w:t>
+        <w:t xml:space="preserve">1.5 Tujuan</w:t>
+      </w:r>
+      <w:r>
+        <w:t xml:space="preserve">	3</w:t>
+      </w:r>
+    </w:p>
+    <w:p>
+      <w:pPr>
+        <w:tabs>
+          <w:tab w:val="right" w:pos="7938" w:leader="dot"/>
+        </w:tabs>
+        <w:spacing w:after="40" w:line="300"/>
+        <w:ind w:left="440"/>
+      </w:pPr>
+      <w:r>
+        <w:rPr>
+          <w:b w:val="false"/>
+          <w:bCs w:val="false"/>
+        </w:rPr>
+        <w:t xml:space="preserve">1.6 Manfaat</w:t>
       </w:r>
       <w:r>
         <w:t xml:space="preserve">	3</w:t>
@@ -1111,7 +1130,7 @@
         <w:t xml:space="preserve">BAB II TINJAUAN PUSTAKA</w:t>
       </w:r>
       <w:r>
-        <w:t xml:space="preserve">	4</w:t>
+        <w:t xml:space="preserve">	5</w:t>
       </w:r>
     </w:p>
     <w:p>
@@ -1130,7 +1149,7 @@
         <w:t xml:space="preserve">2.1 Penambangan Data dan CRISP-DM</w:t>
       </w:r>
       <w:r>
-        <w:t xml:space="preserve">	4</w:t>
+        <w:t xml:space="preserve">	5</w:t>
       </w:r>
     </w:p>
     <w:p>
@@ -1149,7 +1168,7 @@
         <w:t xml:space="preserve">2.2 Klasifikasi (Supervised Learning)</w:t>
       </w:r>
       <w:r>
-        <w:t xml:space="preserve">	4</w:t>
+        <w:t xml:space="preserve">	5</w:t>
       </w:r>
     </w:p>
     <w:p>
@@ -1168,7 +1187,7 @@
         <w:t xml:space="preserve">2.3 Sistem Gacha dan Pity pada Zenless Zone Zero</w:t>
       </w:r>
       <w:r>
-        <w:t xml:space="preserve">	4</w:t>
+        <w:t xml:space="preserve">	5</w:t>
       </w:r>
     </w:p>
     <w:p>
@@ -1187,7 +1206,7 @@
         <w:t xml:space="preserve">2.4 Markov Chain</w:t>
       </w:r>
       <w:r>
-        <w:t xml:space="preserve">	5</w:t>
+        <w:t xml:space="preserve">	6</w:t>
       </w:r>
     </w:p>
     <w:p>
@@ -1206,7 +1225,7 @@
         <w:t xml:space="preserve">2.5 Algoritma Klasifikasi</w:t>
       </w:r>
       <w:r>
-        <w:t xml:space="preserve">	6</w:t>
+        <w:t xml:space="preserve">	7</w:t>
       </w:r>
     </w:p>
     <w:p>
@@ -1225,7 +1244,7 @@
         <w:t xml:space="preserve">2.5.1 Naive Bayes</w:t>
       </w:r>
       <w:r>
-        <w:t xml:space="preserve">	6</w:t>
+        <w:t xml:space="preserve">	7</w:t>
       </w:r>
     </w:p>
     <w:p>
@@ -1244,7 +1263,7 @@
         <w:t xml:space="preserve">2.5.2 K-Nearest Neighbor (KNN)</w:t>
       </w:r>
       <w:r>
-        <w:t xml:space="preserve">	6</w:t>
+        <w:t xml:space="preserve">	7</w:t>
       </w:r>
     </w:p>
     <w:p>
@@ -1263,7 +1282,7 @@
         <w:t xml:space="preserve">2.5.3 Logistic Regression</w:t>
       </w:r>
       <w:r>
-        <w:t xml:space="preserve">	6</w:t>
+        <w:t xml:space="preserve">	8</w:t>
       </w:r>
     </w:p>
     <w:p>
@@ -1282,7 +1301,7 @@
         <w:t xml:space="preserve">2.5.4 Decision Tree</w:t>
       </w:r>
       <w:r>
-        <w:t xml:space="preserve">	6</w:t>
+        <w:t xml:space="preserve">	8</w:t>
       </w:r>
     </w:p>
     <w:p>
@@ -1301,7 +1320,7 @@
         <w:t xml:space="preserve">2.5.5 Random Forest</w:t>
       </w:r>
       <w:r>
-        <w:t xml:space="preserve">	7</w:t>
+        <w:t xml:space="preserve">	8</w:t>
       </w:r>
     </w:p>
     <w:p>
@@ -1320,7 +1339,7 @@
         <w:t xml:space="preserve">2.5.6 XGBoost</w:t>
       </w:r>
       <w:r>
-        <w:t xml:space="preserve">	7</w:t>
+        <w:t xml:space="preserve">	8</w:t>
       </w:r>
     </w:p>
     <w:p>
@@ -1339,7 +1358,7 @@
         <w:t xml:space="preserve">2.6 Evaluasi Model</w:t>
       </w:r>
       <w:r>
-        <w:t xml:space="preserve">	7</w:t>
+        <w:t xml:space="preserve">	8</w:t>
       </w:r>
     </w:p>
     <w:p>
@@ -1358,7 +1377,7 @@
         <w:t xml:space="preserve">2.7 Streamlit</w:t>
       </w:r>
       <w:r>
-        <w:t xml:space="preserve">	8</w:t>
+        <w:t xml:space="preserve">	9</w:t>
       </w:r>
     </w:p>
     <w:p>
@@ -1377,7 +1396,7 @@
         <w:t xml:space="preserve">BAB III METODOLOGI</w:t>
       </w:r>
       <w:r>
-        <w:t xml:space="preserve">	9</w:t>
+        <w:t xml:space="preserve">	10</w:t>
       </w:r>
     </w:p>
     <w:p>
@@ -1396,7 +1415,7 @@
         <w:t xml:space="preserve">3.1 Alur Penelitian</w:t>
       </w:r>
       <w:r>
-        <w:t xml:space="preserve">	9</w:t>
+        <w:t xml:space="preserve">	10</w:t>
       </w:r>
     </w:p>
     <w:p>
@@ -1415,7 +1434,7 @@
         <w:t xml:space="preserve">3.2 Sumber Data</w:t>
       </w:r>
       <w:r>
-        <w:t xml:space="preserve">	9</w:t>
+        <w:t xml:space="preserve">	10</w:t>
       </w:r>
     </w:p>
     <w:p>
@@ -1434,7 +1453,7 @@
         <w:t xml:space="preserve">3.3 Pra-pemrosesan Data</w:t>
       </w:r>
       <w:r>
-        <w:t xml:space="preserve">	10</w:t>
+        <w:t xml:space="preserve">	11</w:t>
       </w:r>
     </w:p>
     <w:p>
@@ -1453,7 +1472,7 @@
         <w:t xml:space="preserve">3.4 Fitur dan Target</w:t>
       </w:r>
       <w:r>
-        <w:t xml:space="preserve">	10</w:t>
+        <w:t xml:space="preserve">	11</w:t>
       </w:r>
     </w:p>
     <w:p>
@@ -1472,7 +1491,7 @@
         <w:t xml:space="preserve">3.5 Pemodelan</w:t>
       </w:r>
       <w:r>
-        <w:t xml:space="preserve">	11</w:t>
+        <w:t xml:space="preserve">	12</w:t>
       </w:r>
     </w:p>
     <w:p>
@@ -1491,7 +1510,7 @@
         <w:t xml:space="preserve">3.6 Skenario Evaluasi</w:t>
       </w:r>
       <w:r>
-        <w:t xml:space="preserve">	11</w:t>
+        <w:t xml:space="preserve">	12</w:t>
       </w:r>
     </w:p>
     <w:p>
@@ -1510,7 +1529,7 @@
         <w:t xml:space="preserve">3.7 Rancangan Aplikasi</w:t>
       </w:r>
       <w:r>
-        <w:t xml:space="preserve">	12</w:t>
+        <w:t xml:space="preserve">	13</w:t>
       </w:r>
     </w:p>
     <w:p>
@@ -1529,7 +1548,7 @@
         <w:t xml:space="preserve">3.8 Alat dan Bahan</w:t>
       </w:r>
       <w:r>
-        <w:t xml:space="preserve">	12</w:t>
+        <w:t xml:space="preserve">	14</w:t>
       </w:r>
     </w:p>
     <w:p>
@@ -1548,7 +1567,7 @@
         <w:t xml:space="preserve">BAB IV HASIL DAN PEMBAHASAN</w:t>
       </w:r>
       <w:r>
-        <w:t xml:space="preserve">	13</w:t>
+        <w:t xml:space="preserve">	15</w:t>
       </w:r>
     </w:p>
     <w:p>
@@ -1567,7 +1586,7 @@
         <w:t xml:space="preserve">4.1 Implementasi Aplikasi</w:t>
       </w:r>
       <w:r>
-        <w:t xml:space="preserve">	13</w:t>
+        <w:t xml:space="preserve">	15</w:t>
       </w:r>
     </w:p>
     <w:p>
@@ -1586,7 +1605,7 @@
         <w:t xml:space="preserve">4.2 Validasi Pengolahan Data</w:t>
       </w:r>
       <w:r>
-        <w:t xml:space="preserve">	16</w:t>
+        <w:t xml:space="preserve">	18</w:t>
       </w:r>
     </w:p>
     <w:p>
@@ -1605,7 +1624,7 @@
         <w:t xml:space="preserve">4.3 Hasil Tugas A: S-Rank di Pull Berikutnya</w:t>
       </w:r>
       <w:r>
-        <w:t xml:space="preserve">	17</w:t>
+        <w:t xml:space="preserve">	19</w:t>
       </w:r>
     </w:p>
     <w:p>
@@ -1624,7 +1643,7 @@
         <w:t xml:space="preserve">4.4 Hasil Tugas B: S-Rank dalam 10 Pull</w:t>
       </w:r>
       <w:r>
-        <w:t xml:space="preserve">	18</w:t>
+        <w:t xml:space="preserve">	20</w:t>
       </w:r>
     </w:p>
     <w:p>
@@ -1643,7 +1662,7 @@
         <w:t xml:space="preserve">4.5 Hasil Latih dan Uji dengan Data Asli Saja</w:t>
       </w:r>
       <w:r>
-        <w:t xml:space="preserve">	19</w:t>
+        <w:t xml:space="preserve">	21</w:t>
       </w:r>
     </w:p>
     <w:p>
@@ -1659,10 +1678,29 @@
           <w:b w:val="false"/>
           <w:bCs w:val="false"/>
         </w:rPr>
-        <w:t xml:space="preserve">4.6 Pembahasan</w:t>
-      </w:r>
-      <w:r>
-        <w:t xml:space="preserve">	21</w:t>
+        <w:t xml:space="preserve">4.6 Pola Soft Pity pada Data Asli</w:t>
+      </w:r>
+      <w:r>
+        <w:t xml:space="preserve">	23</w:t>
+      </w:r>
+    </w:p>
+    <w:p>
+      <w:pPr>
+        <w:tabs>
+          <w:tab w:val="right" w:pos="7938" w:leader="dot"/>
+        </w:tabs>
+        <w:spacing w:after="40" w:line="300"/>
+        <w:ind w:left="440"/>
+      </w:pPr>
+      <w:r>
+        <w:rPr>
+          <w:b w:val="false"/>
+          <w:bCs w:val="false"/>
+        </w:rPr>
+        <w:t xml:space="preserve">4.7 Pembahasan</w:t>
+      </w:r>
+      <w:r>
+        <w:t xml:space="preserve">	24</w:t>
       </w:r>
     </w:p>
     <w:p>
@@ -1681,7 +1719,7 @@
         <w:t xml:space="preserve">BAB V PENUTUP</w:t>
       </w:r>
       <w:r>
-        <w:t xml:space="preserve">	23</w:t>
+        <w:t xml:space="preserve">	27</w:t>
       </w:r>
     </w:p>
     <w:p>
@@ -1700,7 +1738,7 @@
         <w:t xml:space="preserve">5.1 Kesimpulan</w:t>
       </w:r>
       <w:r>
-        <w:t xml:space="preserve">	23</w:t>
+        <w:t xml:space="preserve">	27</w:t>
       </w:r>
     </w:p>
     <w:p>
@@ -1716,10 +1754,29 @@
           <w:b w:val="false"/>
           <w:bCs w:val="false"/>
         </w:rPr>
-        <w:t xml:space="preserve">5.2 Saran</w:t>
-      </w:r>
-      <w:r>
-        <w:t xml:space="preserve">	23</w:t>
+        <w:t xml:space="preserve">5.2 Keterbatasan</w:t>
+      </w:r>
+      <w:r>
+        <w:t xml:space="preserve">	27</w:t>
+      </w:r>
+    </w:p>
+    <w:p>
+      <w:pPr>
+        <w:tabs>
+          <w:tab w:val="right" w:pos="7938" w:leader="dot"/>
+        </w:tabs>
+        <w:spacing w:after="40" w:line="300"/>
+        <w:ind w:left="440"/>
+      </w:pPr>
+      <w:r>
+        <w:rPr>
+          <w:b w:val="false"/>
+          <w:bCs w:val="false"/>
+        </w:rPr>
+        <w:t xml:space="preserve">5.3 Saran</w:t>
+      </w:r>
+      <w:r>
+        <w:t xml:space="preserve">	28</w:t>
       </w:r>
     </w:p>
     <w:p>
@@ -1738,7 +1795,7 @@
         <w:t xml:space="preserve">DAFTAR PUSTAKA</w:t>
       </w:r>
       <w:r>
-        <w:t xml:space="preserve">	24</w:t>
+        <w:t xml:space="preserve">	29</w:t>
       </w:r>
     </w:p>
     <w:p>
@@ -1757,7 +1814,7 @@
         <w:t xml:space="preserve">LAMPIRAN</w:t>
       </w:r>
       <w:r>
-        <w:t xml:space="preserve">	25</w:t>
+        <w:t xml:space="preserve">	30</w:t>
       </w:r>
     </w:p>
     <w:p>
@@ -1780,10 +1837,10 @@
         <w:ind w:left="1134" w:hanging="1134"/>
       </w:pPr>
       <w:r>
-        <w:t xml:space="preserve">Tabel 2.1 Parameter banner terbatas Zenless Zone Zero</w:t>
-      </w:r>
-      <w:r>
-        <w:t xml:space="preserve">	4</w:t>
+        <w:t xml:space="preserve">Tabel 1.1 Pemeriksaan perlu tidaknya machine learning</w:t>
+      </w:r>
+      <w:r>
+        <w:t xml:space="preserve">	2</w:t>
       </w:r>
     </w:p>
     <w:p>
@@ -1795,10 +1852,10 @@
         <w:ind w:left="1134" w:hanging="1134"/>
       </w:pPr>
       <w:r>
-        <w:t xml:space="preserve">Tabel 2.2 Metrik evaluasi yang digunakan</w:t>
-      </w:r>
-      <w:r>
-        <w:t xml:space="preserve">	7</w:t>
+        <w:t xml:space="preserve">Tabel 2.1 Parameter banner terbatas Zenless Zone Zero</w:t>
+      </w:r>
+      <w:r>
+        <w:t xml:space="preserve">	6</w:t>
       </w:r>
     </w:p>
     <w:p>
@@ -1810,7 +1867,7 @@
         <w:ind w:left="1134" w:hanging="1134"/>
       </w:pPr>
       <w:r>
-        <w:t xml:space="preserve">Tabel 3.1 Sumber data penelitian</w:t>
+        <w:t xml:space="preserve">Tabel 2.2 Metrik evaluasi yang digunakan</w:t>
       </w:r>
       <w:r>
         <w:t xml:space="preserve">	9</w:t>
@@ -1825,7 +1882,7 @@
         <w:ind w:left="1134" w:hanging="1134"/>
       </w:pPr>
       <w:r>
-        <w:t xml:space="preserve">Tabel 3.2 Fitur yang digunakan</w:t>
+        <w:t xml:space="preserve">Tabel 3.1 Sumber data penelitian</w:t>
       </w:r>
       <w:r>
         <w:t xml:space="preserve">	10</w:t>
@@ -1840,10 +1897,10 @@
         <w:ind w:left="1134" w:hanging="1134"/>
       </w:pPr>
       <w:r>
-        <w:t xml:space="preserve">Tabel 3.3 Algoritma dan pengaturan utama</w:t>
-      </w:r>
-      <w:r>
-        <w:t xml:space="preserve">	11</w:t>
+        <w:t xml:space="preserve">Tabel 3.2 Fitur yang digunakan</w:t>
+      </w:r>
+      <w:r>
+        <w:t xml:space="preserve">	12</w:t>
       </w:r>
     </w:p>
     <w:p>
@@ -1855,7 +1912,7 @@
         <w:ind w:left="1134" w:hanging="1134"/>
       </w:pPr>
       <w:r>
-        <w:t xml:space="preserve">Tabel 3.4 Halaman aplikasi</w:t>
+        <w:t xml:space="preserve">Tabel 3.3 Algoritma dan pengaturan utama</w:t>
       </w:r>
       <w:r>
         <w:t xml:space="preserve">	12</w:t>
@@ -1870,10 +1927,10 @@
         <w:ind w:left="1134" w:hanging="1134"/>
       </w:pPr>
       <w:r>
-        <w:t xml:space="preserve">Tabel 4.1 Ringkasan data</w:t>
-      </w:r>
-      <w:r>
-        <w:t xml:space="preserve">	17</w:t>
+        <w:t xml:space="preserve">Tabel 3.4 Halaman aplikasi</w:t>
+      </w:r>
+      <w:r>
+        <w:t xml:space="preserve">	13</w:t>
       </w:r>
     </w:p>
     <w:p>
@@ -1885,10 +1942,10 @@
         <w:ind w:left="1134" w:hanging="1134"/>
       </w:pPr>
       <w:r>
-        <w:t xml:space="preserve">Tabel 4.2 Hasil cross-validation 5-fold tugas A (rata-rata)</w:t>
-      </w:r>
-      <w:r>
-        <w:t xml:space="preserve">	17</w:t>
+        <w:t xml:space="preserve">Tabel 4.1 Ringkasan data</w:t>
+      </w:r>
+      <w:r>
+        <w:t xml:space="preserve">	19</w:t>
       </w:r>
     </w:p>
     <w:p>
@@ -1900,10 +1957,10 @@
         <w:ind w:left="1134" w:hanging="1134"/>
       </w:pPr>
       <w:r>
-        <w:t xml:space="preserve">Tabel 4.3 Hasil cross-validation 5-fold tugas B (rata-rata) dan uji data asli</w:t>
-      </w:r>
-      <w:r>
-        <w:t xml:space="preserve">	18</w:t>
+        <w:t xml:space="preserve">Tabel 4.2 Hasil cross-validation 5-fold tugas A (rata-rata)</w:t>
+      </w:r>
+      <w:r>
+        <w:t xml:space="preserve">	19</w:t>
       </w:r>
     </w:p>
     <w:p>
@@ -1915,21 +1972,10 @@
         <w:ind w:left="1134" w:hanging="1134"/>
       </w:pPr>
       <w:r>
-        <w:t xml:space="preserve">Tabel 4.4 Hasil latih–uji dengan data asli saja, tugas B (rata-rata 5-fold)</w:t>
+        <w:t xml:space="preserve">Tabel 4.3 Hasil cross-validation 5-fold tugas B (rata-rata) dan uji data asli</w:t>
       </w:r>
       <w:r>
         <w:t xml:space="preserve">	20</w:t>
-      </w:r>
-    </w:p>
-    <w:p>
-      <w:pPr>
-        <w:pStyle w:val="Heading1"/>
-        <w:pageBreakBefore/>
-        <w:spacing w:after="360"/>
-        <w:jc w:val="center"/>
-      </w:pPr>
-      <w:r>
-        <w:t xml:space="preserve">DAFTAR GAMBAR</w:t>
       </w:r>
     </w:p>
     <w:p>
@@ -1941,10 +1987,10 @@
         <w:ind w:left="1134" w:hanging="1134"/>
       </w:pPr>
       <w:r>
-        <w:t xml:space="preserve">Gambar 2.1 Peluang S-Rank per pull (hazard) untuk kedua banner</w:t>
-      </w:r>
-      <w:r>
-        <w:t xml:space="preserve">	5</w:t>
+        <w:t xml:space="preserve">Tabel 4.4 Hasil latih–uji dengan data asli saja, tugas B (rata-rata 5-fold)</w:t>
+      </w:r>
+      <w:r>
+        <w:t xml:space="preserve">	22</w:t>
       </w:r>
     </w:p>
     <w:p>
@@ -1956,10 +2002,21 @@
         <w:ind w:left="1134" w:hanging="1134"/>
       </w:pPr>
       <w:r>
-        <w:t xml:space="preserve">Gambar 2.2 Ilustrasi rantai Markov sistem pity</w:t>
-      </w:r>
-      <w:r>
-        <w:t xml:space="preserve">	6</w:t>
+        <w:t xml:space="preserve">Tabel 4.5 Laju S-Rank per rentang pull: data asli dan model Markov</w:t>
+      </w:r>
+      <w:r>
+        <w:t xml:space="preserve">	23</w:t>
+      </w:r>
+    </w:p>
+    <w:p>
+      <w:pPr>
+        <w:pStyle w:val="Heading1"/>
+        <w:pageBreakBefore/>
+        <w:spacing w:after="360"/>
+        <w:jc w:val="center"/>
+      </w:pPr>
+      <w:r>
+        <w:t xml:space="preserve">DAFTAR GAMBAR</w:t>
       </w:r>
     </w:p>
     <w:p>
@@ -1971,10 +2028,10 @@
         <w:ind w:left="1134" w:hanging="1134"/>
       </w:pPr>
       <w:r>
-        <w:t xml:space="preserve">Gambar 3.1 Alur penelitian berdasarkan CRISP-DM</w:t>
-      </w:r>
-      <w:r>
-        <w:t xml:space="preserve">	9</w:t>
+        <w:t xml:space="preserve">Gambar 2.1 Peluang S-Rank per pull (hazard) untuk kedua banner</w:t>
+      </w:r>
+      <w:r>
+        <w:t xml:space="preserve">	7</w:t>
       </w:r>
     </w:p>
     <w:p>
@@ -1986,10 +2043,10 @@
         <w:ind w:left="1134" w:hanging="1134"/>
       </w:pPr>
       <w:r>
-        <w:t xml:space="preserve">Gambar 4.1 Halaman Import Data dengan tiga cara input</w:t>
-      </w:r>
-      <w:r>
-        <w:t xml:space="preserve">	13</w:t>
+        <w:t xml:space="preserve">Gambar 2.2 Ilustrasi rantai Markov sistem pity</w:t>
+      </w:r>
+      <w:r>
+        <w:t xml:space="preserve">	7</w:t>
       </w:r>
     </w:p>
     <w:p>
@@ -2001,10 +2058,10 @@
         <w:ind w:left="1134" w:hanging="1134"/>
       </w:pPr>
       <w:r>
-        <w:t xml:space="preserve">Gambar 4.2 Halaman Kalkulator Peluang</w:t>
-      </w:r>
-      <w:r>
-        <w:t xml:space="preserve">	14</w:t>
+        <w:t xml:space="preserve">Gambar 3.1 Alur penelitian berdasarkan CRISP-DM</w:t>
+      </w:r>
+      <w:r>
+        <w:t xml:space="preserve">	10</w:t>
       </w:r>
     </w:p>
     <w:p>
@@ -2016,7 +2073,7 @@
         <w:ind w:left="1134" w:hanging="1134"/>
       </w:pPr>
       <w:r>
-        <w:t xml:space="preserve">Gambar 4.3 Halaman Statistik Riwayat</w:t>
+        <w:t xml:space="preserve">Gambar 4.1 Halaman Import Data dengan tiga cara input</w:t>
       </w:r>
       <w:r>
         <w:t xml:space="preserve">	15</w:t>
@@ -2031,7 +2088,7 @@
         <w:ind w:left="1134" w:hanging="1134"/>
       </w:pPr>
       <w:r>
-        <w:t xml:space="preserve">Gambar 4.4 Halaman Perbandingan Algoritma</w:t>
+        <w:t xml:space="preserve">Gambar 4.2 Halaman Kalkulator Peluang</w:t>
       </w:r>
       <w:r>
         <w:t xml:space="preserve">	16</w:t>
@@ -2046,10 +2103,10 @@
         <w:ind w:left="1134" w:hanging="1134"/>
       </w:pPr>
       <w:r>
-        <w:t xml:space="preserve">Gambar 4.5 Perbandingan akurasi tugas B pada data simulasi dan data asli</w:t>
-      </w:r>
-      <w:r>
-        <w:t xml:space="preserve">	18</w:t>
+        <w:t xml:space="preserve">Gambar 4.3 Halaman Statistik Riwayat</w:t>
+      </w:r>
+      <w:r>
+        <w:t xml:space="preserve">	17</w:t>
       </w:r>
     </w:p>
     <w:p>
@@ -2061,10 +2118,10 @@
         <w:ind w:left="1134" w:hanging="1134"/>
       </w:pPr>
       <w:r>
-        <w:t xml:space="preserve">Gambar 4.6 Accuracy, Balanced Accuracy, dan F1-score tugas B (cross-validation)</w:t>
-      </w:r>
-      <w:r>
-        <w:t xml:space="preserve">	19</w:t>
+        <w:t xml:space="preserve">Gambar 4.4 Halaman Perbandingan Algoritma</w:t>
+      </w:r>
+      <w:r>
+        <w:t xml:space="preserve">	18</w:t>
       </w:r>
     </w:p>
     <w:p>
@@ -2076,10 +2133,10 @@
         <w:ind w:left="1134" w:hanging="1134"/>
       </w:pPr>
       <w:r>
-        <w:t xml:space="preserve">Gambar 4.7 Confusion matrix tugas B pada data uji simulasi</w:t>
-      </w:r>
-      <w:r>
-        <w:t xml:space="preserve">	19</w:t>
+        <w:t xml:space="preserve">Gambar 4.5 Perbandingan akurasi tugas B pada data simulasi dan data asli</w:t>
+      </w:r>
+      <w:r>
+        <w:t xml:space="preserve">	20</w:t>
       </w:r>
     </w:p>
     <w:p>
@@ -2091,10 +2148,10 @@
         <w:ind w:left="1134" w:hanging="1134"/>
       </w:pPr>
       <w:r>
-        <w:t xml:space="preserve">Gambar 4.8 Akurasi enam algoritma yang dilatih dan diuji dengan data asli saja</w:t>
-      </w:r>
-      <w:r>
-        <w:t xml:space="preserve">	20</w:t>
+        <w:t xml:space="preserve">Gambar 4.6 Accuracy, Balanced Accuracy, dan F1-score tugas B (cross-validation)</w:t>
+      </w:r>
+      <w:r>
+        <w:t xml:space="preserve">	21</w:t>
       </w:r>
     </w:p>
     <w:p>
@@ -2106,10 +2163,10 @@
         <w:ind w:left="1134" w:hanging="1134"/>
       </w:pPr>
       <w:r>
-        <w:t xml:space="preserve">Gambar 4.9 Kurva peluang mendapat S-Rank dalam 10 pull menurut setiap model</w:t>
-      </w:r>
-      <w:r>
-        <w:t xml:space="preserve">	22</w:t>
+        <w:t xml:space="preserve">Gambar 4.7 Confusion matrix tugas B pada data uji simulasi</w:t>
+      </w:r>
+      <w:r>
+        <w:t xml:space="preserve">	21</w:t>
       </w:r>
     </w:p>
     <w:p>
@@ -2121,10 +2178,55 @@
         <w:ind w:left="1134" w:hanging="1134"/>
       </w:pPr>
       <w:r>
-        <w:t xml:space="preserve">Gambar 4.10 Feature importance model berbasis pohon (tugas B)</w:t>
+        <w:t xml:space="preserve">Gambar 4.8 Akurasi enam algoritma yang dilatih dan diuji dengan data asli saja</w:t>
       </w:r>
       <w:r>
         <w:t xml:space="preserve">	22</w:t>
+      </w:r>
+    </w:p>
+    <w:p>
+      <w:pPr>
+        <w:tabs>
+          <w:tab w:val="right" w:pos="7938" w:leader="dot"/>
+        </w:tabs>
+        <w:spacing w:after="60" w:line="300"/>
+        <w:ind w:left="1134" w:hanging="1134"/>
+      </w:pPr>
+      <w:r>
+        <w:t xml:space="preserve">Gambar 4.9 Pola soft pity pada data asli dibandingkan model Markov</w:t>
+      </w:r>
+      <w:r>
+        <w:t xml:space="preserve">	23</w:t>
+      </w:r>
+    </w:p>
+    <w:p>
+      <w:pPr>
+        <w:tabs>
+          <w:tab w:val="right" w:pos="7938" w:leader="dot"/>
+        </w:tabs>
+        <w:spacing w:after="60" w:line="300"/>
+        <w:ind w:left="1134" w:hanging="1134"/>
+      </w:pPr>
+      <w:r>
+        <w:t xml:space="preserve">Gambar 4.10 Kurva peluang mendapat S-Rank dalam 10 pull menurut setiap model</w:t>
+      </w:r>
+      <w:r>
+        <w:t xml:space="preserve">	25</w:t>
+      </w:r>
+    </w:p>
+    <w:p>
+      <w:pPr>
+        <w:tabs>
+          <w:tab w:val="right" w:pos="7938" w:leader="dot"/>
+        </w:tabs>
+        <w:spacing w:after="60" w:line="300"/>
+        <w:ind w:left="1134" w:hanging="1134"/>
+      </w:pPr>
+      <w:r>
+        <w:t xml:space="preserve">Gambar 4.11 Feature importance model berbasis pohon (tugas B)</w:t>
+      </w:r>
+      <w:r>
+        <w:t xml:space="preserve">	26</w:t>
       </w:r>
     </w:p>
     <w:p>
@@ -2338,7 +2440,437 @@
         <w:spacing w:after="120" w:before="240" w:line="360"/>
       </w:pPr>
       <w:r>
-        <w:t xml:space="preserve">1.2 Rumusan Masalah</w:t>
+        <w:t xml:space="preserve">1.2 Alasan Menggunakan Penambangan Data</w:t>
+      </w:r>
+    </w:p>
+    <w:p>
+      <w:pPr>
+        <w:spacing w:after="120" w:line="360"/>
+        <w:ind w:firstLine="709"/>
+        <w:jc w:val="both"/>
+      </w:pPr>
+      <w:r>
+        <w:t xml:space="preserve">Sebelum memilih algoritma, perlu dipastikan bahwa kasus ini memang membutuhkan penambangan data. </w:t>
+      </w:r>
+      <w:r>
+        <w:rPr>
+          <w:i/>
+          <w:iCs/>
+        </w:rPr>
+        <w:t xml:space="preserve">Machine learning</w:t>
+      </w:r>
+      <w:r>
+        <w:t xml:space="preserve"> tidak diperlukan apabila (1) hasil dapat ditentukan langsung oleh suatu atribut, atau (2) sudah tersedia pengetahuan atau rumus yang pasti dan lengkap. Tabel 1.1 menunjukkan bahwa kedua kondisi tersebut tidak terpenuhi pada sistem gacha Zenless Zone Zero.</w:t>
+      </w:r>
+    </w:p>
+    <w:p>
+      <w:pPr>
+        <w:keepNext/>
+        <w:keepLines/>
+        <w:spacing w:after="60" w:before="120"/>
+        <w:jc w:val="center"/>
+      </w:pPr>
+      <w:r>
+        <w:rPr>
+          <w:b/>
+          <w:bCs/>
+        </w:rPr>
+        <w:t xml:space="preserve">Tabel 1.1</w:t>
+      </w:r>
+      <w:r>
+        <w:t xml:space="preserve"> Pemeriksaan perlu tidaknya machine learning</w:t>
+      </w:r>
+    </w:p>
+    <w:tbl>
+      <w:tblPr>
+        <w:tblW w:type="dxa" w:w="7938"/>
+        <w:tblBorders>
+          <w:top w:val="single" w:color="auto" w:sz="4"/>
+          <w:left w:val="single" w:color="auto" w:sz="4"/>
+          <w:bottom w:val="single" w:color="auto" w:sz="4"/>
+          <w:right w:val="single" w:color="auto" w:sz="4"/>
+          <w:insideH w:val="single" w:color="auto" w:sz="4"/>
+          <w:insideV w:val="single" w:color="auto" w:sz="4"/>
+        </w:tblBorders>
+      </w:tblPr>
+      <w:tblGrid>
+        <w:gridCol w:w="2143"/>
+        <w:gridCol w:w="4445"/>
+        <w:gridCol w:w="1350"/>
+      </w:tblGrid>
+      <w:tr>
+        <w:trPr>
+          <w:cantSplit/>
+          <w:tblHeader/>
+        </w:trPr>
+        <w:tc>
+          <w:tcPr>
+            <w:tcW w:type="dxa" w:w="2143"/>
+            <w:tcBorders>
+              <w:top w:val="single" w:color="808080" w:sz="4"/>
+              <w:left w:val="single" w:color="808080" w:sz="4"/>
+              <w:bottom w:val="single" w:color="808080" w:sz="4"/>
+              <w:right w:val="single" w:color="808080" w:sz="4"/>
+            </w:tcBorders>
+            <w:shd w:fill="D9E2F3" w:color="auto" w:val="clear"/>
+            <w:tcMar>
+              <w:top w:type="dxa" w:w="60"/>
+              <w:left w:type="dxa" w:w="100"/>
+              <w:bottom w:type="dxa" w:w="60"/>
+              <w:right w:type="dxa" w:w="100"/>
+            </w:tcMar>
+          </w:tcPr>
+          <w:p>
+            <w:pPr>
+              <w:keepNext/>
+              <w:keepLines/>
+              <w:spacing w:line="276"/>
+              <w:jc w:val="left"/>
+            </w:pPr>
+            <w:r>
+              <w:rPr>
+                <w:b/>
+                <w:bCs/>
+                <w:sz w:val="20"/>
+                <w:szCs w:val="20"/>
+              </w:rPr>
+              <w:t xml:space="preserve">Kondisi</w:t>
+            </w:r>
+          </w:p>
+        </w:tc>
+        <w:tc>
+          <w:tcPr>
+            <w:tcW w:type="dxa" w:w="4445"/>
+            <w:tcBorders>
+              <w:top w:val="single" w:color="808080" w:sz="4"/>
+              <w:left w:val="single" w:color="808080" w:sz="4"/>
+              <w:bottom w:val="single" w:color="808080" w:sz="4"/>
+              <w:right w:val="single" w:color="808080" w:sz="4"/>
+            </w:tcBorders>
+            <w:shd w:fill="D9E2F3" w:color="auto" w:val="clear"/>
+            <w:tcMar>
+              <w:top w:type="dxa" w:w="60"/>
+              <w:left w:type="dxa" w:w="100"/>
+              <w:bottom w:type="dxa" w:w="60"/>
+              <w:right w:type="dxa" w:w="100"/>
+            </w:tcMar>
+          </w:tcPr>
+          <w:p>
+            <w:pPr>
+              <w:keepNext/>
+              <w:keepLines/>
+              <w:spacing w:line="276"/>
+              <w:jc w:val="left"/>
+            </w:pPr>
+            <w:r>
+              <w:rPr>
+                <w:b/>
+                <w:bCs/>
+                <w:sz w:val="20"/>
+                <w:szCs w:val="20"/>
+              </w:rPr>
+              <w:t xml:space="preserve">Pada gacha Zenless Zone Zero</w:t>
+            </w:r>
+          </w:p>
+        </w:tc>
+        <w:tc>
+          <w:tcPr>
+            <w:tcW w:type="dxa" w:w="1350"/>
+            <w:tcBorders>
+              <w:top w:val="single" w:color="808080" w:sz="4"/>
+              <w:left w:val="single" w:color="808080" w:sz="4"/>
+              <w:bottom w:val="single" w:color="808080" w:sz="4"/>
+              <w:right w:val="single" w:color="808080" w:sz="4"/>
+            </w:tcBorders>
+            <w:shd w:fill="D9E2F3" w:color="auto" w:val="clear"/>
+            <w:tcMar>
+              <w:top w:type="dxa" w:w="60"/>
+              <w:left w:type="dxa" w:w="100"/>
+              <w:bottom w:type="dxa" w:w="60"/>
+              <w:right w:type="dxa" w:w="100"/>
+            </w:tcMar>
+          </w:tcPr>
+          <w:p>
+            <w:pPr>
+              <w:keepNext/>
+              <w:keepLines/>
+              <w:spacing w:line="276"/>
+              <w:jc w:val="left"/>
+            </w:pPr>
+            <w:r>
+              <w:rPr>
+                <w:b/>
+                <w:bCs/>
+                <w:sz w:val="20"/>
+                <w:szCs w:val="20"/>
+              </w:rPr>
+              <w:t xml:space="preserve">Terpenuhi?</w:t>
+            </w:r>
+          </w:p>
+        </w:tc>
+      </w:tr>
+      <w:tr>
+        <w:trPr>
+          <w:cantSplit/>
+        </w:trPr>
+        <w:tc>
+          <w:tcPr>
+            <w:tcW w:type="dxa" w:w="2143"/>
+            <w:tcBorders>
+              <w:top w:val="single" w:color="808080" w:sz="4"/>
+              <w:left w:val="single" w:color="808080" w:sz="4"/>
+              <w:bottom w:val="single" w:color="808080" w:sz="4"/>
+              <w:right w:val="single" w:color="808080" w:sz="4"/>
+            </w:tcBorders>
+            <w:tcMar>
+              <w:top w:type="dxa" w:w="60"/>
+              <w:left w:type="dxa" w:w="100"/>
+              <w:bottom w:type="dxa" w:w="60"/>
+              <w:right w:type="dxa" w:w="100"/>
+            </w:tcMar>
+          </w:tcPr>
+          <w:p>
+            <w:pPr>
+              <w:keepNext/>
+              <w:keepLines/>
+              <w:spacing w:line="276"/>
+              <w:jc w:val="left"/>
+            </w:pPr>
+            <w:r>
+              <w:rPr>
+                <w:sz w:val="20"/>
+                <w:szCs w:val="20"/>
+              </w:rPr>
+              <w:t xml:space="preserve">Ada atribut yang langsung menentukan hasil</w:t>
+            </w:r>
+          </w:p>
+        </w:tc>
+        <w:tc>
+          <w:tcPr>
+            <w:tcW w:type="dxa" w:w="4445"/>
+            <w:tcBorders>
+              <w:top w:val="single" w:color="808080" w:sz="4"/>
+              <w:left w:val="single" w:color="808080" w:sz="4"/>
+              <w:bottom w:val="single" w:color="808080" w:sz="4"/>
+              <w:right w:val="single" w:color="808080" w:sz="4"/>
+            </w:tcBorders>
+            <w:tcMar>
+              <w:top w:type="dxa" w:w="60"/>
+              <w:left w:type="dxa" w:w="100"/>
+              <w:bottom w:type="dxa" w:w="60"/>
+              <w:right w:type="dxa" w:w="100"/>
+            </w:tcMar>
+          </w:tcPr>
+          <w:p>
+            <w:pPr>
+              <w:keepNext/>
+              <w:keepLines/>
+              <w:spacing w:line="276"/>
+              <w:jc w:val="left"/>
+            </w:pPr>
+            <w:r>
+              <w:rPr>
+                <w:sz w:val="20"/>
+                <w:szCs w:val="20"/>
+              </w:rPr>
+              <w:t xml:space="preserve">Tidak ada. Pity hanya mengubah peluang; hasil setiap pull tetap acak. Kepastian hanya terjadi di hard pity.</w:t>
+            </w:r>
+          </w:p>
+        </w:tc>
+        <w:tc>
+          <w:tcPr>
+            <w:tcW w:type="dxa" w:w="1350"/>
+            <w:tcBorders>
+              <w:top w:val="single" w:color="808080" w:sz="4"/>
+              <w:left w:val="single" w:color="808080" w:sz="4"/>
+              <w:bottom w:val="single" w:color="808080" w:sz="4"/>
+              <w:right w:val="single" w:color="808080" w:sz="4"/>
+            </w:tcBorders>
+            <w:tcMar>
+              <w:top w:type="dxa" w:w="60"/>
+              <w:left w:type="dxa" w:w="100"/>
+              <w:bottom w:type="dxa" w:w="60"/>
+              <w:right w:type="dxa" w:w="100"/>
+            </w:tcMar>
+          </w:tcPr>
+          <w:p>
+            <w:pPr>
+              <w:keepNext/>
+              <w:keepLines/>
+              <w:spacing w:line="276"/>
+              <w:jc w:val="left"/>
+            </w:pPr>
+            <w:r>
+              <w:rPr>
+                <w:sz w:val="20"/>
+                <w:szCs w:val="20"/>
+              </w:rPr>
+              <w:t xml:space="preserve">Tidak</w:t>
+            </w:r>
+          </w:p>
+        </w:tc>
+      </w:tr>
+      <w:tr>
+        <w:trPr>
+          <w:cantSplit/>
+        </w:trPr>
+        <w:tc>
+          <w:tcPr>
+            <w:tcW w:type="dxa" w:w="2143"/>
+            <w:tcBorders>
+              <w:top w:val="single" w:color="808080" w:sz="4"/>
+              <w:left w:val="single" w:color="808080" w:sz="4"/>
+              <w:bottom w:val="single" w:color="808080" w:sz="4"/>
+              <w:right w:val="single" w:color="808080" w:sz="4"/>
+            </w:tcBorders>
+            <w:tcMar>
+              <w:top w:type="dxa" w:w="60"/>
+              <w:left w:type="dxa" w:w="100"/>
+              <w:bottom w:type="dxa" w:w="60"/>
+              <w:right w:type="dxa" w:w="100"/>
+            </w:tcMar>
+          </w:tcPr>
+          <w:p>
+            <w:pPr>
+              <w:keepNext w:val="false"/>
+              <w:keepLines/>
+              <w:spacing w:line="276"/>
+              <w:jc w:val="left"/>
+            </w:pPr>
+            <w:r>
+              <w:rPr>
+                <w:sz w:val="20"/>
+                <w:szCs w:val="20"/>
+              </w:rPr>
+              <w:t xml:space="preserve">Ada rumus yang pasti dan lengkap</w:t>
+            </w:r>
+          </w:p>
+        </w:tc>
+        <w:tc>
+          <w:tcPr>
+            <w:tcW w:type="dxa" w:w="4445"/>
+            <w:tcBorders>
+              <w:top w:val="single" w:color="808080" w:sz="4"/>
+              <w:left w:val="single" w:color="808080" w:sz="4"/>
+              <w:bottom w:val="single" w:color="808080" w:sz="4"/>
+              <w:right w:val="single" w:color="808080" w:sz="4"/>
+            </w:tcBorders>
+            <w:tcMar>
+              <w:top w:type="dxa" w:w="60"/>
+              <w:left w:type="dxa" w:w="100"/>
+              <w:bottom w:type="dxa" w:w="60"/>
+              <w:right w:type="dxa" w:w="100"/>
+            </w:tcMar>
+          </w:tcPr>
+          <w:p>
+            <w:pPr>
+              <w:keepNext w:val="false"/>
+              <w:keepLines/>
+              <w:spacing w:line="276"/>
+              <w:jc w:val="left"/>
+            </w:pPr>
+            <w:r>
+              <w:rPr>
+                <w:sz w:val="20"/>
+                <w:szCs w:val="20"/>
+              </w:rPr>
+              <w:t xml:space="preserve">Hanya sebagian. Rate dasar, rate gabungan, hard pity, dan peluang rate-up diumumkan resmi, tetapi kapan soft pity dimulai dan seberapa cepat peluang naik tidak diumumkan. Perkiraan komunitas pun berbeda-beda.</w:t>
+            </w:r>
+          </w:p>
+        </w:tc>
+        <w:tc>
+          <w:tcPr>
+            <w:tcW w:type="dxa" w:w="1350"/>
+            <w:tcBorders>
+              <w:top w:val="single" w:color="808080" w:sz="4"/>
+              <w:left w:val="single" w:color="808080" w:sz="4"/>
+              <w:bottom w:val="single" w:color="808080" w:sz="4"/>
+              <w:right w:val="single" w:color="808080" w:sz="4"/>
+            </w:tcBorders>
+            <w:tcMar>
+              <w:top w:type="dxa" w:w="60"/>
+              <w:left w:type="dxa" w:w="100"/>
+              <w:bottom w:type="dxa" w:w="60"/>
+              <w:right w:type="dxa" w:w="100"/>
+            </w:tcMar>
+          </w:tcPr>
+          <w:p>
+            <w:pPr>
+              <w:keepNext w:val="false"/>
+              <w:keepLines/>
+              <w:spacing w:line="276"/>
+              <w:jc w:val="left"/>
+            </w:pPr>
+            <w:r>
+              <w:rPr>
+                <w:sz w:val="20"/>
+                <w:szCs w:val="20"/>
+              </w:rPr>
+              <w:t xml:space="preserve">Tidak</w:t>
+            </w:r>
+          </w:p>
+        </w:tc>
+      </w:tr>
+    </w:tbl>
+    <w:p/>
+    <w:p>
+      <w:pPr>
+        <w:spacing w:after="120" w:line="360"/>
+        <w:ind w:firstLine="709"/>
+        <w:jc w:val="both"/>
+      </w:pPr>
+      <w:r>
+        <w:t xml:space="preserve">Bagian aturan yang tidak diumumkan tersebut hanya dapat diketahui dari data riwayat gacha pemain. Karena setiap pull memiliki label yang jelas (mendapat S-Rank atau tidak), masalah ini termasuk </w:t>
+      </w:r>
+      <w:r>
+        <w:rPr>
+          <w:b/>
+          <w:bCs/>
+        </w:rPr>
+        <w:t xml:space="preserve">klasifikasi</w:t>
+      </w:r>
+      <w:r>
+        <w:t xml:space="preserve"> sekaligus </w:t>
+      </w:r>
+      <w:r>
+        <w:rPr>
+          <w:b/>
+          <w:bCs/>
+        </w:rPr>
+        <w:t xml:space="preserve">estimasi</w:t>
+      </w:r>
+      <w:r>
+        <w:t xml:space="preserve"> peluang dalam </w:t>
+      </w:r>
+      <w:r>
+        <w:rPr>
+          <w:i/>
+          <w:iCs/>
+        </w:rPr>
+        <w:t xml:space="preserve">supervised learning</w:t>
+      </w:r>
+      <w:r>
+        <w:t xml:space="preserve">. Model Markov Chain tetap dipakai, tetapi sebagai </w:t>
+      </w:r>
+      <w:r>
+        <w:rPr>
+          <w:b/>
+          <w:bCs/>
+        </w:rPr>
+        <w:t xml:space="preserve">pembanding teori</w:t>
+      </w:r>
+      <w:r>
+        <w:t xml:space="preserve"> yang dibangun dari parameter resmi ditambah estimasi soft pity. Algoritma klasifikasi tidak diberi tahu tentang soft pity, sehingga dapat diuji apakah mampu menemukan pola tersebut sendiri dari data.</w:t>
+      </w:r>
+    </w:p>
+    <w:p>
+      <w:pPr>
+        <w:pStyle w:val="Heading2"/>
+        <w:keepNext/>
+        <w:spacing w:after="120" w:before="240" w:line="360"/>
+      </w:pPr>
+      <w:r>
+        <w:t xml:space="preserve">1.3 Rumusan Masalah</w:t>
       </w:r>
     </w:p>
     <w:p>
@@ -2386,7 +2918,17 @@
         <w:jc w:val="both"/>
       </w:pPr>
       <w:r>
-        <w:t xml:space="preserve">Algoritma klasifikasi manakah di antara Naive Bayes, KNN, Logistic Regression, Decision Tree, Random Forest, dan XGBoost yang paling akurat memprediksi keluarnya S-Rank?</w:t>
+        <w:t xml:space="preserve">Apakah pola kenaikan peluang (</w:t>
+      </w:r>
+      <w:r>
+        <w:rPr>
+          <w:i/>
+          <w:iCs/>
+        </w:rPr>
+        <w:t xml:space="preserve">soft pity</w:t>
+      </w:r>
+      <w:r>
+        <w:t xml:space="preserve">) yang tidak diumumkan resmi dapat ditemukan dari data riwayat gacha pemain?</w:t>
       </w:r>
     </w:p>
     <w:p>
@@ -2400,7 +2942,7 @@
         <w:jc w:val="both"/>
       </w:pPr>
       <w:r>
-        <w:t xml:space="preserve">Bagaimana mengevaluasi model secara tepat pada data yang sangat tidak seimbang?</w:t>
+        <w:t xml:space="preserve">Algoritma klasifikasi manakah di antara Naive Bayes, KNN, Logistic Regression, Decision Tree, Random Forest, dan XGBoost yang paling akurat memprediksi keluarnya S-Rank?</w:t>
       </w:r>
     </w:p>
     <w:p>
@@ -2414,6 +2956,20 @@
         <w:jc w:val="both"/>
       </w:pPr>
       <w:r>
+        <w:t xml:space="preserve">Bagaimana mengevaluasi model secara tepat pada data yang sangat tidak seimbang?</w:t>
+      </w:r>
+    </w:p>
+    <w:p>
+      <w:pPr>
+        <w:pStyle w:val="ListParagraph"/>
+        <w:numPr>
+          <w:ilvl w:val="0"/>
+          <w:numId w:val="2"/>
+        </w:numPr>
+        <w:spacing w:after="60" w:line="360"/>
+        <w:jc w:val="both"/>
+      </w:pPr>
+      <w:r>
         <w:t xml:space="preserve">Bagaimana menyajikan hasil tersebut dalam aplikasi web yang mudah diakses pengguna ponsel maupun komputer?</w:t>
       </w:r>
     </w:p>
@@ -2424,7 +2980,7 @@
         <w:spacing w:after="120" w:before="240" w:line="360"/>
       </w:pPr>
       <w:r>
-        <w:t xml:space="preserve">1.3 Batasan Masalah</w:t>
+        <w:t xml:space="preserve">1.4 Batasan Masalah</w:t>
       </w:r>
     </w:p>
     <w:p>
@@ -2536,7 +3092,7 @@
         <w:t xml:space="preserve">soft pity</w:t>
       </w:r>
       <w:r>
-        <w:t xml:space="preserve"> memakai estimasi komunitas karena tidak diumumkan resmi.</w:t>
+        <w:t xml:space="preserve"> tidak diumumkan resmi, sehingga model Markov memakai estimasi komunitas yang kemudian diperiksa dengan data asli.</w:t>
       </w:r>
     </w:p>
     <w:p>
@@ -2574,7 +3130,7 @@
         <w:spacing w:after="120" w:before="240" w:line="360"/>
       </w:pPr>
       <w:r>
-        <w:t xml:space="preserve">1.4 Tujuan</w:t>
+        <w:t xml:space="preserve">1.5 Tujuan</w:t>
       </w:r>
     </w:p>
     <w:p>
@@ -2598,7 +3154,7 @@
         <w:t xml:space="preserve">rate-up</w:t>
       </w:r>
       <w:r>
-        <w:t xml:space="preserve"> secara eksak.</w:t>
+        <w:t xml:space="preserve"> berdasarkan parameter banner.</w:t>
       </w:r>
     </w:p>
     <w:p>
@@ -2612,7 +3168,17 @@
         <w:jc w:val="both"/>
       </w:pPr>
       <w:r>
-        <w:t xml:space="preserve">Membandingkan kinerja enam algoritma klasifikasi dalam memprediksi keluarnya S-Rank.</w:t>
+        <w:t xml:space="preserve">Menggali pola </w:t>
+      </w:r>
+      <w:r>
+        <w:rPr>
+          <w:i/>
+          <w:iCs/>
+        </w:rPr>
+        <w:t xml:space="preserve">soft pity</w:t>
+      </w:r>
+      <w:r>
+        <w:t xml:space="preserve"> yang tidak diumumkan resmi dari data riwayat gacha pemain.</w:t>
       </w:r>
     </w:p>
     <w:p>
@@ -2626,7 +3192,7 @@
         <w:jc w:val="both"/>
       </w:pPr>
       <w:r>
-        <w:t xml:space="preserve">Menerapkan metrik evaluasi yang sesuai untuk data tidak seimbang, yaitu Accuracy, Balanced Accuracy, Precision, Recall, F1-score, ROC-AUC, dan Log Loss.</w:t>
+        <w:t xml:space="preserve">Membandingkan kinerja enam algoritma klasifikasi dalam memprediksi keluarnya S-Rank.</w:t>
       </w:r>
     </w:p>
     <w:p>
@@ -2640,6 +3206,20 @@
         <w:jc w:val="both"/>
       </w:pPr>
       <w:r>
+        <w:t xml:space="preserve">Menerapkan metrik evaluasi yang sesuai untuk data tidak seimbang, yaitu Accuracy, Balanced Accuracy, Precision, Recall, F1-score, ROC-AUC, Log Loss, dan Brier Score.</w:t>
+      </w:r>
+    </w:p>
+    <w:p>
+      <w:pPr>
+        <w:pStyle w:val="ListParagraph"/>
+        <w:numPr>
+          <w:ilvl w:val="0"/>
+          <w:numId w:val="4"/>
+        </w:numPr>
+        <w:spacing w:after="60" w:line="360"/>
+        <w:jc w:val="both"/>
+      </w:pPr>
+      <w:r>
         <w:t xml:space="preserve">Menyajikan seluruh hasil dalam aplikasi web yang dapat diakses dari ponsel, tablet, maupun komputer.</w:t>
       </w:r>
     </w:p>
@@ -2650,7 +3230,7 @@
         <w:spacing w:after="120" w:before="240" w:line="360"/>
       </w:pPr>
       <w:r>
-        <w:t xml:space="preserve">1.5 Manfaat</w:t>
+        <w:t xml:space="preserve">1.6 Manfaat</w:t>
       </w:r>
     </w:p>
     <w:p>
@@ -2733,7 +3313,7 @@
         <w:t xml:space="preserve">Bagi keilmuan:</w:t>
       </w:r>
       <w:r>
-        <w:t xml:space="preserve"> memberikan contoh nyata bahaya memakai akurasi sebagai satu-satunya metrik pada data tidak seimbang.</w:t>
+        <w:t xml:space="preserve"> memberikan contoh penerapan penambangan data untuk menggali aturan yang tidak diumumkan (soft pity) dari data, sekaligus contoh nyata bahaya memakai akurasi sebagai satu-satunya metrik pada data tidak seimbang.</w:t>
       </w:r>
     </w:p>
     <w:p>
@@ -2958,7 +3538,17 @@
         <w:t xml:space="preserve">peluang</w:t>
       </w:r>
       <w:r>
-        <w:t xml:space="preserve"> masuk ke tiap kelas, yang penting untuk kasus gacha.</w:t>
+        <w:t xml:space="preserve"> masuk ke tiap kelas. Peluang inilah yang membuat klasifikasi juga berperan sebagai </w:t>
+      </w:r>
+      <w:r>
+        <w:rPr>
+          <w:b/>
+          <w:bCs/>
+        </w:rPr>
+        <w:t xml:space="preserve">estimasi</w:t>
+      </w:r>
+      <w:r>
+        <w:t xml:space="preserve">, karena pemain tidak hanya membutuhkan tebakan ya atau tidak, tetapi juga seberapa besar peluangnya.</w:t>
       </w:r>
     </w:p>
     <w:p>
@@ -2988,7 +3578,17 @@
         <w:t xml:space="preserve">Signal Search</w:t>
       </w:r>
       <w:r>
-        <w:t xml:space="preserve">. Setiap pull memiliki peluang tertentu menghasilkan item S-Rank. Parameter banner terbatas yang dipakai dalam proyek ini ditunjukkan pada Tabel 2.1.</w:t>
+        <w:t xml:space="preserve">. Setiap pull memiliki peluang tertentu menghasilkan item S-Rank. Parameter banner terbatas yang dipakai dalam proyek ini ditunjukkan pada Tabel 2.1. Angka resmi diambil dari menu detail </w:t>
+      </w:r>
+      <w:r>
+        <w:rPr>
+          <w:i/>
+          <w:iCs/>
+        </w:rPr>
+        <w:t xml:space="preserve">Signal Search</w:t>
+      </w:r>
+      <w:r>
+        <w:t xml:space="preserve"> di dalam permainan (HoYoverse, 2024).</w:t>
       </w:r>
     </w:p>
     <w:p>
@@ -3301,7 +3901,7 @@
                 <w:sz w:val="20"/>
                 <w:szCs w:val="20"/>
               </w:rPr>
-              <w:t xml:space="preserve">Detail banner resmi</w:t>
+              <w:t xml:space="preserve">Resmi (detail banner)</w:t>
             </w:r>
           </w:p>
         </w:tc>
@@ -3434,7 +4034,7 @@
                 <w:sz w:val="20"/>
                 <w:szCs w:val="20"/>
               </w:rPr>
-              <w:t xml:space="preserve">Detail banner resmi</w:t>
+              <w:t xml:space="preserve">Resmi (detail banner)</w:t>
             </w:r>
           </w:p>
         </w:tc>
@@ -3567,7 +4167,7 @@
                 <w:sz w:val="20"/>
                 <w:szCs w:val="20"/>
               </w:rPr>
-              <w:t xml:space="preserve">Detail banner resmi</w:t>
+              <w:t xml:space="preserve">Resmi (detail banner)</w:t>
             </w:r>
           </w:p>
         </w:tc>
@@ -3700,7 +4300,7 @@
                 <w:sz w:val="20"/>
                 <w:szCs w:val="20"/>
               </w:rPr>
-              <w:t xml:space="preserve">Detail banner resmi</w:t>
+              <w:t xml:space="preserve">Resmi (detail banner)</w:t>
             </w:r>
           </w:p>
         </w:tc>
@@ -3833,7 +4433,7 @@
                 <w:sz w:val="20"/>
                 <w:szCs w:val="20"/>
               </w:rPr>
-              <w:t xml:space="preserve">Estimasi komunitas</w:t>
+              <w:t xml:space="preserve">Estimasi komunitas (tidak resmi)</w:t>
             </w:r>
           </w:p>
         </w:tc>
@@ -4036,7 +4636,7 @@
         <w:t xml:space="preserve">metode biseksi</w:t>
       </w:r>
       <w:r>
-        <w:t xml:space="preserve"> sehingga rata-rata jumlah pull per S-Rank sama dengan kebalikan rate gabungan resmi (62,5 pull untuk Agent dan 50 pull untuk W-Engine). Hasilnya k ≈ 5,30% untuk Agent dan k ≈ 5,52% untuk W-Engine.</w:t>
+        <w:t xml:space="preserve"> sehingga rata-rata jumlah pull per S-Rank sama dengan kebalikan rate gabungan resmi (62,5 pull untuk Agent dan 50 pull untuk W-Engine). Hasilnya k ≈ 5,30% untuk Agent dan k ≈ 5,52% untuk W-Engine. Nilai s (pull ke-74 dan ke-65) juga bukan angka resmi, melainkan estimasi komunitas yang diperiksa dengan data asli dalam penelitian ini.</w:t>
       </w:r>
     </w:p>
     <w:p>
@@ -4931,6 +5531,75 @@
           </w:tcPr>
           <w:p>
             <w:pPr>
+              <w:keepNext/>
+              <w:keepLines/>
+              <w:spacing w:line="276"/>
+              <w:jc w:val="left"/>
+            </w:pPr>
+            <w:r>
+              <w:rPr>
+                <w:sz w:val="20"/>
+                <w:szCs w:val="20"/>
+              </w:rPr>
+              <w:t xml:space="preserve">Log Loss</w:t>
+            </w:r>
+          </w:p>
+        </w:tc>
+        <w:tc>
+          <w:tcPr>
+            <w:tcW w:type="dxa" w:w="5715"/>
+            <w:tcBorders>
+              <w:top w:val="single" w:color="808080" w:sz="4"/>
+              <w:left w:val="single" w:color="808080" w:sz="4"/>
+              <w:bottom w:val="single" w:color="808080" w:sz="4"/>
+              <w:right w:val="single" w:color="808080" w:sz="4"/>
+            </w:tcBorders>
+            <w:tcMar>
+              <w:top w:type="dxa" w:w="60"/>
+              <w:left w:type="dxa" w:w="100"/>
+              <w:bottom w:type="dxa" w:w="60"/>
+              <w:right w:type="dxa" w:w="100"/>
+            </w:tcMar>
+          </w:tcPr>
+          <w:p>
+            <w:pPr>
+              <w:keepNext/>
+              <w:keepLines/>
+              <w:spacing w:line="276"/>
+              <w:jc w:val="left"/>
+            </w:pPr>
+            <w:r>
+              <w:rPr>
+                <w:sz w:val="20"/>
+                <w:szCs w:val="20"/>
+              </w:rPr>
+              <w:t xml:space="preserve">−rata-rata [y·log(p) + (1−y)·log(1−p)]; menilai ketepatan angka peluang</w:t>
+            </w:r>
+          </w:p>
+        </w:tc>
+      </w:tr>
+      <w:tr>
+        <w:trPr>
+          <w:cantSplit/>
+        </w:trPr>
+        <w:tc>
+          <w:tcPr>
+            <w:tcW w:type="dxa" w:w="2223"/>
+            <w:tcBorders>
+              <w:top w:val="single" w:color="808080" w:sz="4"/>
+              <w:left w:val="single" w:color="808080" w:sz="4"/>
+              <w:bottom w:val="single" w:color="808080" w:sz="4"/>
+              <w:right w:val="single" w:color="808080" w:sz="4"/>
+            </w:tcBorders>
+            <w:tcMar>
+              <w:top w:type="dxa" w:w="60"/>
+              <w:left w:type="dxa" w:w="100"/>
+              <w:bottom w:type="dxa" w:w="60"/>
+              <w:right w:type="dxa" w:w="100"/>
+            </w:tcMar>
+          </w:tcPr>
+          <w:p>
+            <w:pPr>
               <w:keepNext w:val="false"/>
               <w:keepLines/>
               <w:spacing w:line="276"/>
@@ -4941,7 +5610,7 @@
                 <w:sz w:val="20"/>
                 <w:szCs w:val="20"/>
               </w:rPr>
-              <w:t xml:space="preserve">Log Loss</w:t>
+              <w:t xml:space="preserve">Brier Score</w:t>
             </w:r>
           </w:p>
         </w:tc>
@@ -4973,7 +5642,7 @@
                 <w:sz w:val="20"/>
                 <w:szCs w:val="20"/>
               </w:rPr>
-              <w:t xml:space="preserve">−rata-rata [y·log(p) + (1−y)·log(1−p)]; menilai ketepatan angka peluang</w:t>
+              <w:t xml:space="preserve">rata-rata (p − y)²; makin kecil, makin tepat angka peluangnya</w:t>
             </w:r>
           </w:p>
         </w:tc>
@@ -5157,7 +5826,7 @@
         <w:t xml:space="preserve">Data understanding:</w:t>
       </w:r>
       <w:r>
-        <w:t xml:space="preserve"> mempelajari struktur riwayat gacha (id, jenis banner, nama item, rank, waktu) dan aturan banner.</w:t>
+        <w:t xml:space="preserve"> mempelajari struktur riwayat gacha (id, jenis banner, nama item, rank, waktu), aturan banner, dan pola laju S-Rank per pity pada data asli.</w:t>
       </w:r>
     </w:p>
     <w:p>
@@ -5611,7 +6280,7 @@
         <w:jc w:val="both"/>
       </w:pPr>
       <w:r>
-        <w:t xml:space="preserve">Simulasi dipakai karena riwayat satu akun hanya berisi ratusan pull dengan sedikit S-Rank, sehingga tidak cukup untuk melatih model. Data asli dipakai untuk menguji apakah model yang dilatih dari simulasi tetap berlaku untuk pemain sungguhan.</w:t>
+        <w:t xml:space="preserve">Simulasi dipakai karena riwayat satu akun hanya berisi ratusan pull dengan sedikit S-Rank, sehingga tidak cukup untuk melatih model. Namun, simulasi dibangkitkan dari model Markov yang memuat estimasi soft pity, sehingga model yang dilatih dengan simulasi pada dasarnya mempelajari ulang asumsi tersebut. Karena itu data asli memegang peran penting: menguji apakah model dari simulasi berlaku untuk pemain sungguhan, sekaligus memeriksa pola soft pity langsung dari data.</w:t>
       </w:r>
     </w:p>
     <w:p>
@@ -6898,7 +7567,7 @@
                 <w:sz w:val="20"/>
                 <w:szCs w:val="20"/>
               </w:rPr>
-              <w:t xml:space="preserve">peluang teoretis dari model hazard (Subbab 2.4)</w:t>
+              <w:t xml:space="preserve">peluang teoretis dari model hazard (Subbab 2.4); pada data simulasi menjadi batas atas akurasi karena data dibangkitkan dari model yang sama</w:t>
             </w:r>
           </w:p>
         </w:tc>
@@ -7034,6 +7703,51 @@
       </w:r>
       <w:r>
         <w:t xml:space="preserve"> (20 siklus). Pembagian per siklus dipakai karena data asli hanya berasal dari 2 akun, dan siklus pity saling bebas karena peluang selalu kembali ke awal setelah mendapat S-Rank.</w:t>
+      </w:r>
+    </w:p>
+    <w:p>
+      <w:pPr>
+        <w:pStyle w:val="ListParagraph"/>
+        <w:numPr>
+          <w:ilvl w:val="0"/>
+          <w:numId w:val="3"/>
+        </w:numPr>
+        <w:spacing w:after="60" w:line="360"/>
+        <w:jc w:val="both"/>
+      </w:pPr>
+      <w:r>
+        <w:rPr>
+          <w:b/>
+          <w:bCs/>
+        </w:rPr>
+        <w:t xml:space="preserve">Analisis pola soft pity:</w:t>
+      </w:r>
+      <w:r>
+        <w:t xml:space="preserve"> laju S-Rank per rentang pull pada data asli dibandingkan dengan peluang model Markov, dan aturan Decision Tree yang dilatih dengan data asli diperiksa untuk melihat di pity berapa model memisahkan data.</w:t>
+      </w:r>
+    </w:p>
+    <w:p>
+      <w:pPr>
+        <w:pStyle w:val="ListParagraph"/>
+        <w:numPr>
+          <w:ilvl w:val="0"/>
+          <w:numId w:val="3"/>
+        </w:numPr>
+        <w:spacing w:after="60" w:line="360"/>
+        <w:jc w:val="both"/>
+      </w:pPr>
+      <w:r>
+        <w:t xml:space="preserve">Prediksi kelas memakai ambang peluang 0,5. </w:t>
+      </w:r>
+      <w:r>
+        <w:rPr>
+          <w:i/>
+          <w:iCs/>
+        </w:rPr>
+        <w:t xml:space="preserve">Oversampling</w:t>
+      </w:r>
+      <w:r>
+        <w:t xml:space="preserve"> (misalnya SMOTE) tidak dipakai karena tujuan utamanya adalah angka peluang yang tepat, sedangkan menambah data buatan untuk kelas minoritas akan menggeser peluang tersebut. Ketidakseimbangan kelas ditangani dengan memilih metrik yang sesuai.</w:t>
       </w:r>
     </w:p>
     <w:p>
@@ -12598,6 +13312,16 @@
     <w:p/>
     <w:p>
       <w:pPr>
+        <w:spacing w:after="120" w:line="360"/>
+        <w:ind w:firstLine="709"/>
+        <w:jc w:val="both"/>
+      </w:pPr>
+      <w:r>
+        <w:t xml:space="preserve">Pada data simulasi, Decision Tree, Random Forest, XGBoost, dan KNN memperoleh akurasi yang praktis sama (0,9107–0,9108). Selisihnya jauh lebih kecil daripada simpangan baku cross-validation (±0,002), sehingga keempatnya dianggap setara. Akurasi pada data asli terlihat lebih tinggi (±93%) karena proporsi kelas positifnya lebih kecil (13,4% dibanding 16,6%), sehingga baseline pun naik dari 83,4% menjadi 86,6%. Dibandingkan dengan baseline masing-masing, keunggulan model terbaik sama-sama sekitar 7 poin.</w:t>
+      </w:r>
+    </w:p>
+    <w:p>
+      <w:pPr>
         <w:keepNext/>
         <w:spacing w:before="120"/>
         <w:jc w:val="center"/>
@@ -14735,10 +15459,10 @@
           <w:b/>
           <w:bCs/>
         </w:rPr>
-        <w:t xml:space="preserve">Decision Tree</w:t>
-      </w:r>
-      <w:r>
-        <w:t xml:space="preserve"> mencapai akurasi tertinggi (93,10%), diikuti Random Forest (92,99%) dan XGBoost (92,22%). Urutan ini sama dengan hasil pada data simulasi, dan selisih Decision Tree dengan batas teori Markov Chain (93,68%) kurang dari 1%.</w:t>
+        <w:t xml:space="preserve">Model berbasis pohon tetap teratas:</w:t>
+      </w:r>
+      <w:r>
+        <w:t xml:space="preserve"> Decision Tree 93,10%, Random Forest 92,99%, dan XGBoost 92,22%. Selisih di antara ketiganya (paling besar 0,88 poin) lebih kecil daripada simpangan bakunya (±2,6–3,5%), sehingga ketiganya dapat dianggap setara. Selisih Decision Tree dengan acuan teori Markov Chain (93,68%) kurang dari 1%.</w:t>
       </w:r>
     </w:p>
     <w:p>
@@ -14845,177 +15569,1660 @@
         <w:spacing w:after="120" w:before="240" w:line="360"/>
       </w:pPr>
       <w:r>
-        <w:t xml:space="preserve">4.6 Pembahasan</w:t>
-      </w:r>
-    </w:p>
-    <w:p>
-      <w:pPr>
-        <w:pStyle w:val="ListParagraph"/>
-        <w:numPr>
-          <w:ilvl w:val="0"/>
-          <w:numId w:val="6"/>
-        </w:numPr>
-        <w:spacing w:after="60" w:line="360"/>
+        <w:t xml:space="preserve">4.6 Pola Soft Pity pada Data Asli</w:t>
+      </w:r>
+    </w:p>
+    <w:p>
+      <w:pPr>
+        <w:spacing w:after="120" w:line="360"/>
+        <w:ind w:firstLine="709"/>
         <w:jc w:val="both"/>
+      </w:pPr>
+      <w:r>
+        <w:t xml:space="preserve">Untuk menjawab rumusan masalah kedua, laju S-Rank per pull pada data asli dihitung untuk setiap rentang pull sejak S-Rank terakhir, lalu dibandingkan dengan rata-rata peluang model Markov pada rentang yang sama. Hasilnya ditunjukkan pada Tabel 4.5 dan Gambar 4.9.</w:t>
+      </w:r>
+    </w:p>
+    <w:p>
+      <w:pPr>
+        <w:keepNext/>
+        <w:keepLines/>
+        <w:spacing w:after="60" w:before="120"/>
+        <w:jc w:val="center"/>
       </w:pPr>
       <w:r>
         <w:rPr>
           <w:b/>
           <w:bCs/>
         </w:rPr>
-        <w:t xml:space="preserve">Jebakan akurasi.</w:t>
-      </w:r>
-      <w:r>
-        <w:t xml:space="preserve"> Pada tugas A, baseline sudah mencapai akurasi 98,28%. Akurasi saja tidak dapat dipakai untuk menilai model pada data yang sangat tidak seimbang, sehingga diperlukan Balanced Accuracy, F1-score, ROC-AUC, dan Log Loss.</w:t>
-      </w:r>
-    </w:p>
-    <w:p>
-      <w:pPr>
-        <w:pStyle w:val="ListParagraph"/>
-        <w:numPr>
-          <w:ilvl w:val="0"/>
-          <w:numId w:val="6"/>
-        </w:numPr>
-        <w:spacing w:after="60" w:line="360"/>
-        <w:jc w:val="both"/>
-      </w:pPr>
-      <w:r>
-        <w:rPr>
-          <w:b/>
-          <w:bCs/>
-        </w:rPr>
-        <w:t xml:space="preserve">Algoritma terbaik.</w:t>
-      </w:r>
-      <w:r>
-        <w:t xml:space="preserve"> Pada tugas B, Decision Tree, Random Forest, XGBoost, dan KNN mencapai akurasi ±91,1% di simulasi dan ±93,3–93,5% di data asli. Nilai ini setara dengan batas teori Markov Chain, sehingga keempat algoritma tersebut sudah bekerja maksimal.</w:t>
-      </w:r>
-    </w:p>
-    <w:p>
-      <w:pPr>
-        <w:pStyle w:val="ListParagraph"/>
-        <w:numPr>
-          <w:ilvl w:val="0"/>
-          <w:numId w:val="6"/>
-        </w:numPr>
-        <w:spacing w:after="60" w:line="360"/>
-        <w:jc w:val="both"/>
-      </w:pPr>
-      <w:r>
-        <w:rPr>
-          <w:b/>
-          <w:bCs/>
-        </w:rPr>
-        <w:t xml:space="preserve">Model pohon menemukan soft pity sendiri.</w:t>
-      </w:r>
-      <w:r>
-        <w:t xml:space="preserve"> Aturan Decision Tree memisahkan data di sekitar pity_ratio 0,71–0,74, yaitu sekitar 10 pull sebelum soft pity, tepat saat jendela 10 pull ke depan mulai menyentuh soft pity. Model tidak pernah diberi tahu tentang soft pity (Gambar 4.9).</w:t>
-      </w:r>
-    </w:p>
-    <w:p>
-      <w:pPr>
-        <w:pStyle w:val="ListParagraph"/>
-        <w:numPr>
-          <w:ilvl w:val="0"/>
-          <w:numId w:val="6"/>
-        </w:numPr>
-        <w:spacing w:after="60" w:line="360"/>
-        <w:jc w:val="both"/>
-      </w:pPr>
-      <w:r>
-        <w:rPr>
-          <w:b/>
-          <w:bCs/>
-        </w:rPr>
-        <w:t xml:space="preserve">Logistic Regression dan Naive Bayes kalah.</w:t>
-      </w:r>
-      <w:r>
-        <w:t xml:space="preserve"> Logistic Regression hanya dapat membentuk kurva sigmoid yang halus sehingga tidak bisa meniru lonjakan tajam setelah soft pity. Naive Bayes mengasumsikan fitur saling bebas dan berdistribusi normal, padahal pity dan pity_ratio sangat berkaitan; akibatnya Log Loss-nya paling besar.</w:t>
-      </w:r>
-    </w:p>
-    <w:p>
-      <w:pPr>
-        <w:pStyle w:val="ListParagraph"/>
-        <w:numPr>
-          <w:ilvl w:val="0"/>
-          <w:numId w:val="6"/>
-        </w:numPr>
-        <w:spacing w:after="60" w:line="360"/>
-        <w:jc w:val="both"/>
-      </w:pPr>
-      <w:r>
-        <w:rPr>
-          <w:b/>
-          <w:bCs/>
-        </w:rPr>
-        <w:t xml:space="preserve">KNN setara model pohon</w:t>
-      </w:r>
-      <w:r>
-        <w:t xml:space="preserve"> karena fiturnya sedikit dan nilainya berulang, sehingga tetangga terdekat praktis adalah pull dengan pity yang sama. Kelemahannya, KNN menyimpan seluruh data latih dan paling lambat saat prediksi.</w:t>
-      </w:r>
-    </w:p>
-    <w:p>
-      <w:pPr>
-        <w:pStyle w:val="ListParagraph"/>
-        <w:numPr>
-          <w:ilvl w:val="0"/>
-          <w:numId w:val="6"/>
-        </w:numPr>
-        <w:spacing w:after="60" w:line="360"/>
-        <w:jc w:val="both"/>
-      </w:pPr>
-      <w:r>
-        <w:rPr>
-          <w:b/>
-          <w:bCs/>
-        </w:rPr>
-        <w:t xml:space="preserve">Fitur guaranteed hampir tidak berpengaruh</w:t>
-      </w:r>
-      <w:r>
-        <w:t xml:space="preserve"> (Gambar 4.10). Hal ini sesuai aturan permainan: guaranteed hanya menentukan S-Rank mana yang keluar, bukan kapan S-Rank keluar.</w:t>
-      </w:r>
-    </w:p>
-    <w:p>
-      <w:pPr>
-        <w:pStyle w:val="ListParagraph"/>
-        <w:numPr>
-          <w:ilvl w:val="0"/>
-          <w:numId w:val="6"/>
-        </w:numPr>
-        <w:spacing w:after="60" w:line="360"/>
-        <w:jc w:val="both"/>
-      </w:pPr>
-      <w:r>
-        <w:rPr>
-          <w:b/>
-          <w:bCs/>
-        </w:rPr>
-        <w:t xml:space="preserve">Konsisten pada data asli.</w:t>
-      </w:r>
-      <w:r>
-        <w:t xml:space="preserve"> Urutan kinerja algoritma pada data asli sama dengan pada simulasi. Artinya, asumsi soft pity yang dipakai simulasi sesuai dengan perilaku gacha sungguhan.</w:t>
-      </w:r>
-    </w:p>
-    <w:p>
-      <w:pPr>
-        <w:pStyle w:val="ListParagraph"/>
-        <w:numPr>
-          <w:ilvl w:val="0"/>
-          <w:numId w:val="6"/>
-        </w:numPr>
-        <w:spacing w:after="60" w:line="360"/>
-        <w:jc w:val="both"/>
-      </w:pPr>
-      <w:r>
-        <w:rPr>
-          <w:b/>
-          <w:bCs/>
-        </w:rPr>
-        <w:t xml:space="preserve">Tidak bergantung pada simulasi.</w:t>
-      </w:r>
-      <w:r>
-        <w:t xml:space="preserve"> Ketika dilatih dan diuji dengan data asli saja (1.209 baris), model berbasis pohon tetap terbaik (±92,2–93,1%). Kesimpulan penelitian tidak berubah walaupun data simulasi tidak dipakai sama sekali.</w:t>
-      </w:r>
-    </w:p>
+        <w:t xml:space="preserve">Tabel 4.5</w:t>
+      </w:r>
+      <w:r>
+        <w:t xml:space="preserve"> Laju S-Rank per rentang pull: data asli dan model Markov</w:t>
+      </w:r>
+    </w:p>
+    <w:tbl>
+      <w:tblPr>
+        <w:tblW w:type="dxa" w:w="7938"/>
+        <w:tblBorders>
+          <w:top w:val="single" w:color="auto" w:sz="4"/>
+          <w:left w:val="single" w:color="auto" w:sz="4"/>
+          <w:bottom w:val="single" w:color="auto" w:sz="4"/>
+          <w:right w:val="single" w:color="auto" w:sz="4"/>
+          <w:insideH w:val="single" w:color="auto" w:sz="4"/>
+          <w:insideV w:val="single" w:color="auto" w:sz="4"/>
+        </w:tblBorders>
+      </w:tblPr>
+      <w:tblGrid>
+        <w:gridCol w:w="1429"/>
+        <w:gridCol w:w="1111"/>
+        <w:gridCol w:w="1270"/>
+        <w:gridCol w:w="1032"/>
+        <w:gridCol w:w="1588"/>
+        <w:gridCol w:w="1508"/>
+      </w:tblGrid>
+      <w:tr>
+        <w:trPr>
+          <w:cantSplit/>
+          <w:tblHeader/>
+        </w:trPr>
+        <w:tc>
+          <w:tcPr>
+            <w:tcW w:type="dxa" w:w="1429"/>
+            <w:tcBorders>
+              <w:top w:val="single" w:color="808080" w:sz="4"/>
+              <w:left w:val="single" w:color="808080" w:sz="4"/>
+              <w:bottom w:val="single" w:color="808080" w:sz="4"/>
+              <w:right w:val="single" w:color="808080" w:sz="4"/>
+            </w:tcBorders>
+            <w:shd w:fill="D9E2F3" w:color="auto" w:val="clear"/>
+            <w:tcMar>
+              <w:top w:type="dxa" w:w="60"/>
+              <w:left w:type="dxa" w:w="100"/>
+              <w:bottom w:type="dxa" w:w="60"/>
+              <w:right w:type="dxa" w:w="100"/>
+            </w:tcMar>
+          </w:tcPr>
+          <w:p>
+            <w:pPr>
+              <w:keepNext/>
+              <w:keepLines/>
+              <w:spacing w:line="276"/>
+              <w:jc w:val="left"/>
+            </w:pPr>
+            <w:r>
+              <w:rPr>
+                <w:b/>
+                <w:bCs/>
+                <w:sz w:val="20"/>
+                <w:szCs w:val="20"/>
+              </w:rPr>
+              <w:t xml:space="preserve">Banner</w:t>
+            </w:r>
+          </w:p>
+        </w:tc>
+        <w:tc>
+          <w:tcPr>
+            <w:tcW w:type="dxa" w:w="1111"/>
+            <w:tcBorders>
+              <w:top w:val="single" w:color="808080" w:sz="4"/>
+              <w:left w:val="single" w:color="808080" w:sz="4"/>
+              <w:bottom w:val="single" w:color="808080" w:sz="4"/>
+              <w:right w:val="single" w:color="808080" w:sz="4"/>
+            </w:tcBorders>
+            <w:shd w:fill="D9E2F3" w:color="auto" w:val="clear"/>
+            <w:tcMar>
+              <w:top w:type="dxa" w:w="60"/>
+              <w:left w:type="dxa" w:w="100"/>
+              <w:bottom w:type="dxa" w:w="60"/>
+              <w:right w:type="dxa" w:w="100"/>
+            </w:tcMar>
+          </w:tcPr>
+          <w:p>
+            <w:pPr>
+              <w:keepNext/>
+              <w:keepLines/>
+              <w:spacing w:line="276"/>
+              <w:jc w:val="center"/>
+            </w:pPr>
+            <w:r>
+              <w:rPr>
+                <w:b/>
+                <w:bCs/>
+                <w:sz w:val="20"/>
+                <w:szCs w:val="20"/>
+              </w:rPr>
+              <w:t xml:space="preserve">Pull ke-</w:t>
+            </w:r>
+          </w:p>
+        </w:tc>
+        <w:tc>
+          <w:tcPr>
+            <w:tcW w:type="dxa" w:w="1270"/>
+            <w:tcBorders>
+              <w:top w:val="single" w:color="808080" w:sz="4"/>
+              <w:left w:val="single" w:color="808080" w:sz="4"/>
+              <w:bottom w:val="single" w:color="808080" w:sz="4"/>
+              <w:right w:val="single" w:color="808080" w:sz="4"/>
+            </w:tcBorders>
+            <w:shd w:fill="D9E2F3" w:color="auto" w:val="clear"/>
+            <w:tcMar>
+              <w:top w:type="dxa" w:w="60"/>
+              <w:left w:type="dxa" w:w="100"/>
+              <w:bottom w:type="dxa" w:w="60"/>
+              <w:right w:type="dxa" w:w="100"/>
+            </w:tcMar>
+          </w:tcPr>
+          <w:p>
+            <w:pPr>
+              <w:keepNext/>
+              <w:keepLines/>
+              <w:spacing w:line="276"/>
+              <w:jc w:val="center"/>
+            </w:pPr>
+            <w:r>
+              <w:rPr>
+                <w:b/>
+                <w:bCs/>
+                <w:sz w:val="20"/>
+                <w:szCs w:val="20"/>
+              </w:rPr>
+              <w:t xml:space="preserve">Jumlah pull</w:t>
+            </w:r>
+          </w:p>
+        </w:tc>
+        <w:tc>
+          <w:tcPr>
+            <w:tcW w:type="dxa" w:w="1032"/>
+            <w:tcBorders>
+              <w:top w:val="single" w:color="808080" w:sz="4"/>
+              <w:left w:val="single" w:color="808080" w:sz="4"/>
+              <w:bottom w:val="single" w:color="808080" w:sz="4"/>
+              <w:right w:val="single" w:color="808080" w:sz="4"/>
+            </w:tcBorders>
+            <w:shd w:fill="D9E2F3" w:color="auto" w:val="clear"/>
+            <w:tcMar>
+              <w:top w:type="dxa" w:w="60"/>
+              <w:left w:type="dxa" w:w="100"/>
+              <w:bottom w:type="dxa" w:w="60"/>
+              <w:right w:type="dxa" w:w="100"/>
+            </w:tcMar>
+          </w:tcPr>
+          <w:p>
+            <w:pPr>
+              <w:keepNext/>
+              <w:keepLines/>
+              <w:spacing w:line="276"/>
+              <w:jc w:val="center"/>
+            </w:pPr>
+            <w:r>
+              <w:rPr>
+                <w:b/>
+                <w:bCs/>
+                <w:sz w:val="20"/>
+                <w:szCs w:val="20"/>
+              </w:rPr>
+              <w:t xml:space="preserve">S-Rank</w:t>
+            </w:r>
+          </w:p>
+        </w:tc>
+        <w:tc>
+          <w:tcPr>
+            <w:tcW w:type="dxa" w:w="1588"/>
+            <w:tcBorders>
+              <w:top w:val="single" w:color="808080" w:sz="4"/>
+              <w:left w:val="single" w:color="808080" w:sz="4"/>
+              <w:bottom w:val="single" w:color="808080" w:sz="4"/>
+              <w:right w:val="single" w:color="808080" w:sz="4"/>
+            </w:tcBorders>
+            <w:shd w:fill="D9E2F3" w:color="auto" w:val="clear"/>
+            <w:tcMar>
+              <w:top w:type="dxa" w:w="60"/>
+              <w:left w:type="dxa" w:w="100"/>
+              <w:bottom w:type="dxa" w:w="60"/>
+              <w:right w:type="dxa" w:w="100"/>
+            </w:tcMar>
+          </w:tcPr>
+          <w:p>
+            <w:pPr>
+              <w:keepNext/>
+              <w:keepLines/>
+              <w:spacing w:line="276"/>
+              <w:jc w:val="center"/>
+            </w:pPr>
+            <w:r>
+              <w:rPr>
+                <w:b/>
+                <w:bCs/>
+                <w:sz w:val="20"/>
+                <w:szCs w:val="20"/>
+              </w:rPr>
+              <w:t xml:space="preserve">Laju data asli</w:t>
+            </w:r>
+          </w:p>
+        </w:tc>
+        <w:tc>
+          <w:tcPr>
+            <w:tcW w:type="dxa" w:w="1508"/>
+            <w:tcBorders>
+              <w:top w:val="single" w:color="808080" w:sz="4"/>
+              <w:left w:val="single" w:color="808080" w:sz="4"/>
+              <w:bottom w:val="single" w:color="808080" w:sz="4"/>
+              <w:right w:val="single" w:color="808080" w:sz="4"/>
+            </w:tcBorders>
+            <w:shd w:fill="D9E2F3" w:color="auto" w:val="clear"/>
+            <w:tcMar>
+              <w:top w:type="dxa" w:w="60"/>
+              <w:left w:type="dxa" w:w="100"/>
+              <w:bottom w:type="dxa" w:w="60"/>
+              <w:right w:type="dxa" w:w="100"/>
+            </w:tcMar>
+          </w:tcPr>
+          <w:p>
+            <w:pPr>
+              <w:keepNext/>
+              <w:keepLines/>
+              <w:spacing w:line="276"/>
+              <w:jc w:val="center"/>
+            </w:pPr>
+            <w:r>
+              <w:rPr>
+                <w:b/>
+                <w:bCs/>
+                <w:sz w:val="20"/>
+                <w:szCs w:val="20"/>
+              </w:rPr>
+              <w:t xml:space="preserve">Model Markov</w:t>
+            </w:r>
+          </w:p>
+        </w:tc>
+      </w:tr>
+      <w:tr>
+        <w:trPr>
+          <w:cantSplit/>
+        </w:trPr>
+        <w:tc>
+          <w:tcPr>
+            <w:tcW w:type="dxa" w:w="1429"/>
+            <w:tcBorders>
+              <w:top w:val="single" w:color="808080" w:sz="4"/>
+              <w:left w:val="single" w:color="808080" w:sz="4"/>
+              <w:bottom w:val="single" w:color="808080" w:sz="4"/>
+              <w:right w:val="single" w:color="808080" w:sz="4"/>
+            </w:tcBorders>
+            <w:tcMar>
+              <w:top w:type="dxa" w:w="60"/>
+              <w:left w:type="dxa" w:w="100"/>
+              <w:bottom w:type="dxa" w:w="60"/>
+              <w:right w:type="dxa" w:w="100"/>
+            </w:tcMar>
+          </w:tcPr>
+          <w:p>
+            <w:pPr>
+              <w:keepNext/>
+              <w:keepLines/>
+              <w:spacing w:line="276"/>
+              <w:jc w:val="left"/>
+            </w:pPr>
+            <w:r>
+              <w:rPr>
+                <w:sz w:val="20"/>
+                <w:szCs w:val="20"/>
+              </w:rPr>
+              <w:t xml:space="preserve">Agent</w:t>
+            </w:r>
+          </w:p>
+        </w:tc>
+        <w:tc>
+          <w:tcPr>
+            <w:tcW w:type="dxa" w:w="1111"/>
+            <w:tcBorders>
+              <w:top w:val="single" w:color="808080" w:sz="4"/>
+              <w:left w:val="single" w:color="808080" w:sz="4"/>
+              <w:bottom w:val="single" w:color="808080" w:sz="4"/>
+              <w:right w:val="single" w:color="808080" w:sz="4"/>
+            </w:tcBorders>
+            <w:tcMar>
+              <w:top w:type="dxa" w:w="60"/>
+              <w:left w:type="dxa" w:w="100"/>
+              <w:bottom w:type="dxa" w:w="60"/>
+              <w:right w:type="dxa" w:w="100"/>
+            </w:tcMar>
+          </w:tcPr>
+          <w:p>
+            <w:pPr>
+              <w:keepNext/>
+              <w:keepLines/>
+              <w:spacing w:line="276"/>
+              <w:jc w:val="center"/>
+            </w:pPr>
+            <w:r>
+              <w:rPr>
+                <w:sz w:val="20"/>
+                <w:szCs w:val="20"/>
+              </w:rPr>
+              <w:t xml:space="preserve">1–60</w:t>
+            </w:r>
+          </w:p>
+        </w:tc>
+        <w:tc>
+          <w:tcPr>
+            <w:tcW w:type="dxa" w:w="1270"/>
+            <w:tcBorders>
+              <w:top w:val="single" w:color="808080" w:sz="4"/>
+              <w:left w:val="single" w:color="808080" w:sz="4"/>
+              <w:bottom w:val="single" w:color="808080" w:sz="4"/>
+              <w:right w:val="single" w:color="808080" w:sz="4"/>
+            </w:tcBorders>
+            <w:tcMar>
+              <w:top w:type="dxa" w:w="60"/>
+              <w:left w:type="dxa" w:w="100"/>
+              <w:bottom w:type="dxa" w:w="60"/>
+              <w:right w:type="dxa" w:w="100"/>
+            </w:tcMar>
+          </w:tcPr>
+          <w:p>
+            <w:pPr>
+              <w:keepNext/>
+              <w:keepLines/>
+              <w:spacing w:line="276"/>
+              <w:jc w:val="center"/>
+            </w:pPr>
+            <w:r>
+              <w:rPr>
+                <w:sz w:val="20"/>
+                <w:szCs w:val="20"/>
+              </w:rPr>
+              <w:t xml:space="preserve">788</w:t>
+            </w:r>
+          </w:p>
+        </w:tc>
+        <w:tc>
+          <w:tcPr>
+            <w:tcW w:type="dxa" w:w="1032"/>
+            <w:tcBorders>
+              <w:top w:val="single" w:color="808080" w:sz="4"/>
+              <w:left w:val="single" w:color="808080" w:sz="4"/>
+              <w:bottom w:val="single" w:color="808080" w:sz="4"/>
+              <w:right w:val="single" w:color="808080" w:sz="4"/>
+            </w:tcBorders>
+            <w:tcMar>
+              <w:top w:type="dxa" w:w="60"/>
+              <w:left w:type="dxa" w:w="100"/>
+              <w:bottom w:type="dxa" w:w="60"/>
+              <w:right w:type="dxa" w:w="100"/>
+            </w:tcMar>
+          </w:tcPr>
+          <w:p>
+            <w:pPr>
+              <w:keepNext/>
+              <w:keepLines/>
+              <w:spacing w:line="276"/>
+              <w:jc w:val="center"/>
+            </w:pPr>
+            <w:r>
+              <w:rPr>
+                <w:sz w:val="20"/>
+                <w:szCs w:val="20"/>
+              </w:rPr>
+              <w:t xml:space="preserve">4</w:t>
+            </w:r>
+          </w:p>
+        </w:tc>
+        <w:tc>
+          <w:tcPr>
+            <w:tcW w:type="dxa" w:w="1588"/>
+            <w:tcBorders>
+              <w:top w:val="single" w:color="808080" w:sz="4"/>
+              <w:left w:val="single" w:color="808080" w:sz="4"/>
+              <w:bottom w:val="single" w:color="808080" w:sz="4"/>
+              <w:right w:val="single" w:color="808080" w:sz="4"/>
+            </w:tcBorders>
+            <w:tcMar>
+              <w:top w:type="dxa" w:w="60"/>
+              <w:left w:type="dxa" w:w="100"/>
+              <w:bottom w:type="dxa" w:w="60"/>
+              <w:right w:type="dxa" w:w="100"/>
+            </w:tcMar>
+          </w:tcPr>
+          <w:p>
+            <w:pPr>
+              <w:keepNext/>
+              <w:keepLines/>
+              <w:spacing w:line="276"/>
+              <w:jc w:val="center"/>
+            </w:pPr>
+            <w:r>
+              <w:rPr>
+                <w:sz w:val="20"/>
+                <w:szCs w:val="20"/>
+              </w:rPr>
+              <w:t xml:space="preserve">0,5%</w:t>
+            </w:r>
+          </w:p>
+        </w:tc>
+        <w:tc>
+          <w:tcPr>
+            <w:tcW w:type="dxa" w:w="1508"/>
+            <w:tcBorders>
+              <w:top w:val="single" w:color="808080" w:sz="4"/>
+              <w:left w:val="single" w:color="808080" w:sz="4"/>
+              <w:bottom w:val="single" w:color="808080" w:sz="4"/>
+              <w:right w:val="single" w:color="808080" w:sz="4"/>
+            </w:tcBorders>
+            <w:tcMar>
+              <w:top w:type="dxa" w:w="60"/>
+              <w:left w:type="dxa" w:w="100"/>
+              <w:bottom w:type="dxa" w:w="60"/>
+              <w:right w:type="dxa" w:w="100"/>
+            </w:tcMar>
+          </w:tcPr>
+          <w:p>
+            <w:pPr>
+              <w:keepNext/>
+              <w:keepLines/>
+              <w:spacing w:line="276"/>
+              <w:jc w:val="center"/>
+            </w:pPr>
+            <w:r>
+              <w:rPr>
+                <w:sz w:val="20"/>
+                <w:szCs w:val="20"/>
+              </w:rPr>
+              <w:t xml:space="preserve">0,6%</w:t>
+            </w:r>
+          </w:p>
+        </w:tc>
+      </w:tr>
+      <w:tr>
+        <w:trPr>
+          <w:cantSplit/>
+        </w:trPr>
+        <w:tc>
+          <w:tcPr>
+            <w:tcW w:type="dxa" w:w="1429"/>
+            <w:tcBorders>
+              <w:top w:val="single" w:color="808080" w:sz="4"/>
+              <w:left w:val="single" w:color="808080" w:sz="4"/>
+              <w:bottom w:val="single" w:color="808080" w:sz="4"/>
+              <w:right w:val="single" w:color="808080" w:sz="4"/>
+            </w:tcBorders>
+            <w:tcMar>
+              <w:top w:type="dxa" w:w="60"/>
+              <w:left w:type="dxa" w:w="100"/>
+              <w:bottom w:type="dxa" w:w="60"/>
+              <w:right w:type="dxa" w:w="100"/>
+            </w:tcMar>
+          </w:tcPr>
+          <w:p>
+            <w:pPr>
+              <w:keepNext/>
+              <w:keepLines/>
+              <w:spacing w:line="276"/>
+              <w:jc w:val="left"/>
+            </w:pPr>
+            <w:r>
+              <w:rPr>
+                <w:sz w:val="20"/>
+                <w:szCs w:val="20"/>
+              </w:rPr>
+              <w:t xml:space="preserve">Agent</w:t>
+            </w:r>
+          </w:p>
+        </w:tc>
+        <w:tc>
+          <w:tcPr>
+            <w:tcW w:type="dxa" w:w="1111"/>
+            <w:tcBorders>
+              <w:top w:val="single" w:color="808080" w:sz="4"/>
+              <w:left w:val="single" w:color="808080" w:sz="4"/>
+              <w:bottom w:val="single" w:color="808080" w:sz="4"/>
+              <w:right w:val="single" w:color="808080" w:sz="4"/>
+            </w:tcBorders>
+            <w:tcMar>
+              <w:top w:type="dxa" w:w="60"/>
+              <w:left w:type="dxa" w:w="100"/>
+              <w:bottom w:type="dxa" w:w="60"/>
+              <w:right w:type="dxa" w:w="100"/>
+            </w:tcMar>
+          </w:tcPr>
+          <w:p>
+            <w:pPr>
+              <w:keepNext/>
+              <w:keepLines/>
+              <w:spacing w:line="276"/>
+              <w:jc w:val="center"/>
+            </w:pPr>
+            <w:r>
+              <w:rPr>
+                <w:sz w:val="20"/>
+                <w:szCs w:val="20"/>
+              </w:rPr>
+              <w:t xml:space="preserve">61–73</w:t>
+            </w:r>
+          </w:p>
+        </w:tc>
+        <w:tc>
+          <w:tcPr>
+            <w:tcW w:type="dxa" w:w="1270"/>
+            <w:tcBorders>
+              <w:top w:val="single" w:color="808080" w:sz="4"/>
+              <w:left w:val="single" w:color="808080" w:sz="4"/>
+              <w:bottom w:val="single" w:color="808080" w:sz="4"/>
+              <w:right w:val="single" w:color="808080" w:sz="4"/>
+            </w:tcBorders>
+            <w:tcMar>
+              <w:top w:type="dxa" w:w="60"/>
+              <w:left w:type="dxa" w:w="100"/>
+              <w:bottom w:type="dxa" w:w="60"/>
+              <w:right w:type="dxa" w:w="100"/>
+            </w:tcMar>
+          </w:tcPr>
+          <w:p>
+            <w:pPr>
+              <w:keepNext/>
+              <w:keepLines/>
+              <w:spacing w:line="276"/>
+              <w:jc w:val="center"/>
+            </w:pPr>
+            <w:r>
+              <w:rPr>
+                <w:sz w:val="20"/>
+                <w:szCs w:val="20"/>
+              </w:rPr>
+              <w:t xml:space="preserve">107</w:t>
+            </w:r>
+          </w:p>
+        </w:tc>
+        <w:tc>
+          <w:tcPr>
+            <w:tcW w:type="dxa" w:w="1032"/>
+            <w:tcBorders>
+              <w:top w:val="single" w:color="808080" w:sz="4"/>
+              <w:left w:val="single" w:color="808080" w:sz="4"/>
+              <w:bottom w:val="single" w:color="808080" w:sz="4"/>
+              <w:right w:val="single" w:color="808080" w:sz="4"/>
+            </w:tcBorders>
+            <w:tcMar>
+              <w:top w:type="dxa" w:w="60"/>
+              <w:left w:type="dxa" w:w="100"/>
+              <w:bottom w:type="dxa" w:w="60"/>
+              <w:right w:type="dxa" w:w="100"/>
+            </w:tcMar>
+          </w:tcPr>
+          <w:p>
+            <w:pPr>
+              <w:keepNext/>
+              <w:keepLines/>
+              <w:spacing w:line="276"/>
+              <w:jc w:val="center"/>
+            </w:pPr>
+            <w:r>
+              <w:rPr>
+                <w:sz w:val="20"/>
+                <w:szCs w:val="20"/>
+              </w:rPr>
+              <w:t xml:space="preserve">1</w:t>
+            </w:r>
+          </w:p>
+        </w:tc>
+        <w:tc>
+          <w:tcPr>
+            <w:tcW w:type="dxa" w:w="1588"/>
+            <w:tcBorders>
+              <w:top w:val="single" w:color="808080" w:sz="4"/>
+              <w:left w:val="single" w:color="808080" w:sz="4"/>
+              <w:bottom w:val="single" w:color="808080" w:sz="4"/>
+              <w:right w:val="single" w:color="808080" w:sz="4"/>
+            </w:tcBorders>
+            <w:tcMar>
+              <w:top w:type="dxa" w:w="60"/>
+              <w:left w:type="dxa" w:w="100"/>
+              <w:bottom w:type="dxa" w:w="60"/>
+              <w:right w:type="dxa" w:w="100"/>
+            </w:tcMar>
+          </w:tcPr>
+          <w:p>
+            <w:pPr>
+              <w:keepNext/>
+              <w:keepLines/>
+              <w:spacing w:line="276"/>
+              <w:jc w:val="center"/>
+            </w:pPr>
+            <w:r>
+              <w:rPr>
+                <w:sz w:val="20"/>
+                <w:szCs w:val="20"/>
+              </w:rPr>
+              <w:t xml:space="preserve">0,9%</w:t>
+            </w:r>
+          </w:p>
+        </w:tc>
+        <w:tc>
+          <w:tcPr>
+            <w:tcW w:type="dxa" w:w="1508"/>
+            <w:tcBorders>
+              <w:top w:val="single" w:color="808080" w:sz="4"/>
+              <w:left w:val="single" w:color="808080" w:sz="4"/>
+              <w:bottom w:val="single" w:color="808080" w:sz="4"/>
+              <w:right w:val="single" w:color="808080" w:sz="4"/>
+            </w:tcBorders>
+            <w:tcMar>
+              <w:top w:type="dxa" w:w="60"/>
+              <w:left w:type="dxa" w:w="100"/>
+              <w:bottom w:type="dxa" w:w="60"/>
+              <w:right w:type="dxa" w:w="100"/>
+            </w:tcMar>
+          </w:tcPr>
+          <w:p>
+            <w:pPr>
+              <w:keepNext/>
+              <w:keepLines/>
+              <w:spacing w:line="276"/>
+              <w:jc w:val="center"/>
+            </w:pPr>
+            <w:r>
+              <w:rPr>
+                <w:sz w:val="20"/>
+                <w:szCs w:val="20"/>
+              </w:rPr>
+              <w:t xml:space="preserve">0,6%</w:t>
+            </w:r>
+          </w:p>
+        </w:tc>
+      </w:tr>
+      <w:tr>
+        <w:trPr>
+          <w:cantSplit/>
+        </w:trPr>
+        <w:tc>
+          <w:tcPr>
+            <w:tcW w:type="dxa" w:w="1429"/>
+            <w:tcBorders>
+              <w:top w:val="single" w:color="808080" w:sz="4"/>
+              <w:left w:val="single" w:color="808080" w:sz="4"/>
+              <w:bottom w:val="single" w:color="808080" w:sz="4"/>
+              <w:right w:val="single" w:color="808080" w:sz="4"/>
+            </w:tcBorders>
+            <w:tcMar>
+              <w:top w:type="dxa" w:w="60"/>
+              <w:left w:type="dxa" w:w="100"/>
+              <w:bottom w:type="dxa" w:w="60"/>
+              <w:right w:type="dxa" w:w="100"/>
+            </w:tcMar>
+          </w:tcPr>
+          <w:p>
+            <w:pPr>
+              <w:keepNext/>
+              <w:keepLines/>
+              <w:spacing w:line="276"/>
+              <w:jc w:val="left"/>
+            </w:pPr>
+            <w:r>
+              <w:rPr>
+                <w:sz w:val="20"/>
+                <w:szCs w:val="20"/>
+              </w:rPr>
+              <w:t xml:space="preserve">Agent</w:t>
+            </w:r>
+          </w:p>
+        </w:tc>
+        <w:tc>
+          <w:tcPr>
+            <w:tcW w:type="dxa" w:w="1111"/>
+            <w:tcBorders>
+              <w:top w:val="single" w:color="808080" w:sz="4"/>
+              <w:left w:val="single" w:color="808080" w:sz="4"/>
+              <w:bottom w:val="single" w:color="808080" w:sz="4"/>
+              <w:right w:val="single" w:color="808080" w:sz="4"/>
+            </w:tcBorders>
+            <w:tcMar>
+              <w:top w:type="dxa" w:w="60"/>
+              <w:left w:type="dxa" w:w="100"/>
+              <w:bottom w:type="dxa" w:w="60"/>
+              <w:right w:type="dxa" w:w="100"/>
+            </w:tcMar>
+          </w:tcPr>
+          <w:p>
+            <w:pPr>
+              <w:keepNext/>
+              <w:keepLines/>
+              <w:spacing w:line="276"/>
+              <w:jc w:val="center"/>
+            </w:pPr>
+            <w:r>
+              <w:rPr>
+                <w:sz w:val="20"/>
+                <w:szCs w:val="20"/>
+              </w:rPr>
+              <w:t xml:space="preserve">74–78</w:t>
+            </w:r>
+          </w:p>
+        </w:tc>
+        <w:tc>
+          <w:tcPr>
+            <w:tcW w:type="dxa" w:w="1270"/>
+            <w:tcBorders>
+              <w:top w:val="single" w:color="808080" w:sz="4"/>
+              <w:left w:val="single" w:color="808080" w:sz="4"/>
+              <w:bottom w:val="single" w:color="808080" w:sz="4"/>
+              <w:right w:val="single" w:color="808080" w:sz="4"/>
+            </w:tcBorders>
+            <w:tcMar>
+              <w:top w:type="dxa" w:w="60"/>
+              <w:left w:type="dxa" w:w="100"/>
+              <w:bottom w:type="dxa" w:w="60"/>
+              <w:right w:type="dxa" w:w="100"/>
+            </w:tcMar>
+          </w:tcPr>
+          <w:p>
+            <w:pPr>
+              <w:keepNext/>
+              <w:keepLines/>
+              <w:spacing w:line="276"/>
+              <w:jc w:val="center"/>
+            </w:pPr>
+            <w:r>
+              <w:rPr>
+                <w:sz w:val="20"/>
+                <w:szCs w:val="20"/>
+              </w:rPr>
+              <w:t xml:space="preserve">35</w:t>
+            </w:r>
+          </w:p>
+        </w:tc>
+        <w:tc>
+          <w:tcPr>
+            <w:tcW w:type="dxa" w:w="1032"/>
+            <w:tcBorders>
+              <w:top w:val="single" w:color="808080" w:sz="4"/>
+              <w:left w:val="single" w:color="808080" w:sz="4"/>
+              <w:bottom w:val="single" w:color="808080" w:sz="4"/>
+              <w:right w:val="single" w:color="808080" w:sz="4"/>
+            </w:tcBorders>
+            <w:tcMar>
+              <w:top w:type="dxa" w:w="60"/>
+              <w:left w:type="dxa" w:w="100"/>
+              <w:bottom w:type="dxa" w:w="60"/>
+              <w:right w:type="dxa" w:w="100"/>
+            </w:tcMar>
+          </w:tcPr>
+          <w:p>
+            <w:pPr>
+              <w:keepNext/>
+              <w:keepLines/>
+              <w:spacing w:line="276"/>
+              <w:jc w:val="center"/>
+            </w:pPr>
+            <w:r>
+              <w:rPr>
+                <w:sz w:val="20"/>
+                <w:szCs w:val="20"/>
+              </w:rPr>
+              <w:t xml:space="preserve">5</w:t>
+            </w:r>
+          </w:p>
+        </w:tc>
+        <w:tc>
+          <w:tcPr>
+            <w:tcW w:type="dxa" w:w="1588"/>
+            <w:tcBorders>
+              <w:top w:val="single" w:color="808080" w:sz="4"/>
+              <w:left w:val="single" w:color="808080" w:sz="4"/>
+              <w:bottom w:val="single" w:color="808080" w:sz="4"/>
+              <w:right w:val="single" w:color="808080" w:sz="4"/>
+            </w:tcBorders>
+            <w:tcMar>
+              <w:top w:type="dxa" w:w="60"/>
+              <w:left w:type="dxa" w:w="100"/>
+              <w:bottom w:type="dxa" w:w="60"/>
+              <w:right w:type="dxa" w:w="100"/>
+            </w:tcMar>
+          </w:tcPr>
+          <w:p>
+            <w:pPr>
+              <w:keepNext/>
+              <w:keepLines/>
+              <w:spacing w:line="276"/>
+              <w:jc w:val="center"/>
+            </w:pPr>
+            <w:r>
+              <w:rPr>
+                <w:b/>
+                <w:bCs/>
+                <w:sz w:val="20"/>
+                <w:szCs w:val="20"/>
+              </w:rPr>
+              <w:t xml:space="preserve">14,3%</w:t>
+            </w:r>
+          </w:p>
+        </w:tc>
+        <w:tc>
+          <w:tcPr>
+            <w:tcW w:type="dxa" w:w="1508"/>
+            <w:tcBorders>
+              <w:top w:val="single" w:color="808080" w:sz="4"/>
+              <w:left w:val="single" w:color="808080" w:sz="4"/>
+              <w:bottom w:val="single" w:color="808080" w:sz="4"/>
+              <w:right w:val="single" w:color="808080" w:sz="4"/>
+            </w:tcBorders>
+            <w:tcMar>
+              <w:top w:type="dxa" w:w="60"/>
+              <w:left w:type="dxa" w:w="100"/>
+              <w:bottom w:type="dxa" w:w="60"/>
+              <w:right w:type="dxa" w:w="100"/>
+            </w:tcMar>
+          </w:tcPr>
+          <w:p>
+            <w:pPr>
+              <w:keepNext/>
+              <w:keepLines/>
+              <w:spacing w:line="276"/>
+              <w:jc w:val="center"/>
+            </w:pPr>
+            <w:r>
+              <w:rPr>
+                <w:sz w:val="20"/>
+                <w:szCs w:val="20"/>
+              </w:rPr>
+              <w:t xml:space="preserve">15,3%</w:t>
+            </w:r>
+          </w:p>
+        </w:tc>
+      </w:tr>
+      <w:tr>
+        <w:trPr>
+          <w:cantSplit/>
+        </w:trPr>
+        <w:tc>
+          <w:tcPr>
+            <w:tcW w:type="dxa" w:w="1429"/>
+            <w:tcBorders>
+              <w:top w:val="single" w:color="808080" w:sz="4"/>
+              <w:left w:val="single" w:color="808080" w:sz="4"/>
+              <w:bottom w:val="single" w:color="808080" w:sz="4"/>
+              <w:right w:val="single" w:color="808080" w:sz="4"/>
+            </w:tcBorders>
+            <w:tcMar>
+              <w:top w:type="dxa" w:w="60"/>
+              <w:left w:type="dxa" w:w="100"/>
+              <w:bottom w:type="dxa" w:w="60"/>
+              <w:right w:type="dxa" w:w="100"/>
+            </w:tcMar>
+          </w:tcPr>
+          <w:p>
+            <w:pPr>
+              <w:keepNext/>
+              <w:keepLines/>
+              <w:spacing w:line="276"/>
+              <w:jc w:val="left"/>
+            </w:pPr>
+            <w:r>
+              <w:rPr>
+                <w:sz w:val="20"/>
+                <w:szCs w:val="20"/>
+              </w:rPr>
+              <w:t xml:space="preserve">Agent</w:t>
+            </w:r>
+          </w:p>
+        </w:tc>
+        <w:tc>
+          <w:tcPr>
+            <w:tcW w:type="dxa" w:w="1111"/>
+            <w:tcBorders>
+              <w:top w:val="single" w:color="808080" w:sz="4"/>
+              <w:left w:val="single" w:color="808080" w:sz="4"/>
+              <w:bottom w:val="single" w:color="808080" w:sz="4"/>
+              <w:right w:val="single" w:color="808080" w:sz="4"/>
+            </w:tcBorders>
+            <w:tcMar>
+              <w:top w:type="dxa" w:w="60"/>
+              <w:left w:type="dxa" w:w="100"/>
+              <w:bottom w:type="dxa" w:w="60"/>
+              <w:right w:type="dxa" w:w="100"/>
+            </w:tcMar>
+          </w:tcPr>
+          <w:p>
+            <w:pPr>
+              <w:keepNext/>
+              <w:keepLines/>
+              <w:spacing w:line="276"/>
+              <w:jc w:val="center"/>
+            </w:pPr>
+            <w:r>
+              <w:rPr>
+                <w:sz w:val="20"/>
+                <w:szCs w:val="20"/>
+              </w:rPr>
+              <w:t xml:space="preserve">79–90</w:t>
+            </w:r>
+          </w:p>
+        </w:tc>
+        <w:tc>
+          <w:tcPr>
+            <w:tcW w:type="dxa" w:w="1270"/>
+            <w:tcBorders>
+              <w:top w:val="single" w:color="808080" w:sz="4"/>
+              <w:left w:val="single" w:color="808080" w:sz="4"/>
+              <w:bottom w:val="single" w:color="808080" w:sz="4"/>
+              <w:right w:val="single" w:color="808080" w:sz="4"/>
+            </w:tcBorders>
+            <w:tcMar>
+              <w:top w:type="dxa" w:w="60"/>
+              <w:left w:type="dxa" w:w="100"/>
+              <w:bottom w:type="dxa" w:w="60"/>
+              <w:right w:type="dxa" w:w="100"/>
+            </w:tcMar>
+          </w:tcPr>
+          <w:p>
+            <w:pPr>
+              <w:keepNext/>
+              <w:keepLines/>
+              <w:spacing w:line="276"/>
+              <w:jc w:val="center"/>
+            </w:pPr>
+            <w:r>
+              <w:rPr>
+                <w:sz w:val="20"/>
+                <w:szCs w:val="20"/>
+              </w:rPr>
+              <w:t xml:space="preserve">8</w:t>
+            </w:r>
+          </w:p>
+        </w:tc>
+        <w:tc>
+          <w:tcPr>
+            <w:tcW w:type="dxa" w:w="1032"/>
+            <w:tcBorders>
+              <w:top w:val="single" w:color="808080" w:sz="4"/>
+              <w:left w:val="single" w:color="808080" w:sz="4"/>
+              <w:bottom w:val="single" w:color="808080" w:sz="4"/>
+              <w:right w:val="single" w:color="808080" w:sz="4"/>
+            </w:tcBorders>
+            <w:tcMar>
+              <w:top w:type="dxa" w:w="60"/>
+              <w:left w:type="dxa" w:w="100"/>
+              <w:bottom w:type="dxa" w:w="60"/>
+              <w:right w:type="dxa" w:w="100"/>
+            </w:tcMar>
+          </w:tcPr>
+          <w:p>
+            <w:pPr>
+              <w:keepNext/>
+              <w:keepLines/>
+              <w:spacing w:line="276"/>
+              <w:jc w:val="center"/>
+            </w:pPr>
+            <w:r>
+              <w:rPr>
+                <w:sz w:val="20"/>
+                <w:szCs w:val="20"/>
+              </w:rPr>
+              <w:t xml:space="preserve">3</w:t>
+            </w:r>
+          </w:p>
+        </w:tc>
+        <w:tc>
+          <w:tcPr>
+            <w:tcW w:type="dxa" w:w="1588"/>
+            <w:tcBorders>
+              <w:top w:val="single" w:color="808080" w:sz="4"/>
+              <w:left w:val="single" w:color="808080" w:sz="4"/>
+              <w:bottom w:val="single" w:color="808080" w:sz="4"/>
+              <w:right w:val="single" w:color="808080" w:sz="4"/>
+            </w:tcBorders>
+            <w:tcMar>
+              <w:top w:type="dxa" w:w="60"/>
+              <w:left w:type="dxa" w:w="100"/>
+              <w:bottom w:type="dxa" w:w="60"/>
+              <w:right w:type="dxa" w:w="100"/>
+            </w:tcMar>
+          </w:tcPr>
+          <w:p>
+            <w:pPr>
+              <w:keepNext/>
+              <w:keepLines/>
+              <w:spacing w:line="276"/>
+              <w:jc w:val="center"/>
+            </w:pPr>
+            <w:r>
+              <w:rPr>
+                <w:b/>
+                <w:bCs/>
+                <w:sz w:val="20"/>
+                <w:szCs w:val="20"/>
+              </w:rPr>
+              <w:t xml:space="preserve">37,5%</w:t>
+            </w:r>
+          </w:p>
+        </w:tc>
+        <w:tc>
+          <w:tcPr>
+            <w:tcW w:type="dxa" w:w="1508"/>
+            <w:tcBorders>
+              <w:top w:val="single" w:color="808080" w:sz="4"/>
+              <w:left w:val="single" w:color="808080" w:sz="4"/>
+              <w:bottom w:val="single" w:color="808080" w:sz="4"/>
+              <w:right w:val="single" w:color="808080" w:sz="4"/>
+            </w:tcBorders>
+            <w:tcMar>
+              <w:top w:type="dxa" w:w="60"/>
+              <w:left w:type="dxa" w:w="100"/>
+              <w:bottom w:type="dxa" w:w="60"/>
+              <w:right w:type="dxa" w:w="100"/>
+            </w:tcMar>
+          </w:tcPr>
+          <w:p>
+            <w:pPr>
+              <w:keepNext/>
+              <w:keepLines/>
+              <w:spacing w:line="276"/>
+              <w:jc w:val="center"/>
+            </w:pPr>
+            <w:r>
+              <w:rPr>
+                <w:sz w:val="20"/>
+                <w:szCs w:val="20"/>
+              </w:rPr>
+              <w:t xml:space="preserve">39,7%</w:t>
+            </w:r>
+          </w:p>
+        </w:tc>
+      </w:tr>
+      <w:tr>
+        <w:trPr>
+          <w:cantSplit/>
+        </w:trPr>
+        <w:tc>
+          <w:tcPr>
+            <w:tcW w:type="dxa" w:w="1429"/>
+            <w:tcBorders>
+              <w:top w:val="single" w:color="808080" w:sz="4"/>
+              <w:left w:val="single" w:color="808080" w:sz="4"/>
+              <w:bottom w:val="single" w:color="808080" w:sz="4"/>
+              <w:right w:val="single" w:color="808080" w:sz="4"/>
+            </w:tcBorders>
+            <w:tcMar>
+              <w:top w:type="dxa" w:w="60"/>
+              <w:left w:type="dxa" w:w="100"/>
+              <w:bottom w:type="dxa" w:w="60"/>
+              <w:right w:type="dxa" w:w="100"/>
+            </w:tcMar>
+          </w:tcPr>
+          <w:p>
+            <w:pPr>
+              <w:keepNext/>
+              <w:keepLines/>
+              <w:spacing w:line="276"/>
+              <w:jc w:val="left"/>
+            </w:pPr>
+            <w:r>
+              <w:rPr>
+                <w:sz w:val="20"/>
+                <w:szCs w:val="20"/>
+              </w:rPr>
+              <w:t xml:space="preserve">W-Engine</w:t>
+            </w:r>
+          </w:p>
+        </w:tc>
+        <w:tc>
+          <w:tcPr>
+            <w:tcW w:type="dxa" w:w="1111"/>
+            <w:tcBorders>
+              <w:top w:val="single" w:color="808080" w:sz="4"/>
+              <w:left w:val="single" w:color="808080" w:sz="4"/>
+              <w:bottom w:val="single" w:color="808080" w:sz="4"/>
+              <w:right w:val="single" w:color="808080" w:sz="4"/>
+            </w:tcBorders>
+            <w:tcMar>
+              <w:top w:type="dxa" w:w="60"/>
+              <w:left w:type="dxa" w:w="100"/>
+              <w:bottom w:type="dxa" w:w="60"/>
+              <w:right w:type="dxa" w:w="100"/>
+            </w:tcMar>
+          </w:tcPr>
+          <w:p>
+            <w:pPr>
+              <w:keepNext/>
+              <w:keepLines/>
+              <w:spacing w:line="276"/>
+              <w:jc w:val="center"/>
+            </w:pPr>
+            <w:r>
+              <w:rPr>
+                <w:sz w:val="20"/>
+                <w:szCs w:val="20"/>
+              </w:rPr>
+              <w:t xml:space="preserve">1–55</w:t>
+            </w:r>
+          </w:p>
+        </w:tc>
+        <w:tc>
+          <w:tcPr>
+            <w:tcW w:type="dxa" w:w="1270"/>
+            <w:tcBorders>
+              <w:top w:val="single" w:color="808080" w:sz="4"/>
+              <w:left w:val="single" w:color="808080" w:sz="4"/>
+              <w:bottom w:val="single" w:color="808080" w:sz="4"/>
+              <w:right w:val="single" w:color="808080" w:sz="4"/>
+            </w:tcBorders>
+            <w:tcMar>
+              <w:top w:type="dxa" w:w="60"/>
+              <w:left w:type="dxa" w:w="100"/>
+              <w:bottom w:type="dxa" w:w="60"/>
+              <w:right w:type="dxa" w:w="100"/>
+            </w:tcMar>
+          </w:tcPr>
+          <w:p>
+            <w:pPr>
+              <w:keepNext/>
+              <w:keepLines/>
+              <w:spacing w:line="276"/>
+              <w:jc w:val="center"/>
+            </w:pPr>
+            <w:r>
+              <w:rPr>
+                <w:sz w:val="20"/>
+                <w:szCs w:val="20"/>
+              </w:rPr>
+              <w:t xml:space="preserve">260</w:t>
+            </w:r>
+          </w:p>
+        </w:tc>
+        <w:tc>
+          <w:tcPr>
+            <w:tcW w:type="dxa" w:w="1032"/>
+            <w:tcBorders>
+              <w:top w:val="single" w:color="808080" w:sz="4"/>
+              <w:left w:val="single" w:color="808080" w:sz="4"/>
+              <w:bottom w:val="single" w:color="808080" w:sz="4"/>
+              <w:right w:val="single" w:color="808080" w:sz="4"/>
+            </w:tcBorders>
+            <w:tcMar>
+              <w:top w:type="dxa" w:w="60"/>
+              <w:left w:type="dxa" w:w="100"/>
+              <w:bottom w:type="dxa" w:w="60"/>
+              <w:right w:type="dxa" w:w="100"/>
+            </w:tcMar>
+          </w:tcPr>
+          <w:p>
+            <w:pPr>
+              <w:keepNext/>
+              <w:keepLines/>
+              <w:spacing w:line="276"/>
+              <w:jc w:val="center"/>
+            </w:pPr>
+            <w:r>
+              <w:rPr>
+                <w:sz w:val="20"/>
+                <w:szCs w:val="20"/>
+              </w:rPr>
+              <w:t xml:space="preserve">1</w:t>
+            </w:r>
+          </w:p>
+        </w:tc>
+        <w:tc>
+          <w:tcPr>
+            <w:tcW w:type="dxa" w:w="1588"/>
+            <w:tcBorders>
+              <w:top w:val="single" w:color="808080" w:sz="4"/>
+              <w:left w:val="single" w:color="808080" w:sz="4"/>
+              <w:bottom w:val="single" w:color="808080" w:sz="4"/>
+              <w:right w:val="single" w:color="808080" w:sz="4"/>
+            </w:tcBorders>
+            <w:tcMar>
+              <w:top w:type="dxa" w:w="60"/>
+              <w:left w:type="dxa" w:w="100"/>
+              <w:bottom w:type="dxa" w:w="60"/>
+              <w:right w:type="dxa" w:w="100"/>
+            </w:tcMar>
+          </w:tcPr>
+          <w:p>
+            <w:pPr>
+              <w:keepNext/>
+              <w:keepLines/>
+              <w:spacing w:line="276"/>
+              <w:jc w:val="center"/>
+            </w:pPr>
+            <w:r>
+              <w:rPr>
+                <w:sz w:val="20"/>
+                <w:szCs w:val="20"/>
+              </w:rPr>
+              <w:t xml:space="preserve">0,4%</w:t>
+            </w:r>
+          </w:p>
+        </w:tc>
+        <w:tc>
+          <w:tcPr>
+            <w:tcW w:type="dxa" w:w="1508"/>
+            <w:tcBorders>
+              <w:top w:val="single" w:color="808080" w:sz="4"/>
+              <w:left w:val="single" w:color="808080" w:sz="4"/>
+              <w:bottom w:val="single" w:color="808080" w:sz="4"/>
+              <w:right w:val="single" w:color="808080" w:sz="4"/>
+            </w:tcBorders>
+            <w:tcMar>
+              <w:top w:type="dxa" w:w="60"/>
+              <w:left w:type="dxa" w:w="100"/>
+              <w:bottom w:type="dxa" w:w="60"/>
+              <w:right w:type="dxa" w:w="100"/>
+            </w:tcMar>
+          </w:tcPr>
+          <w:p>
+            <w:pPr>
+              <w:keepNext/>
+              <w:keepLines/>
+              <w:spacing w:line="276"/>
+              <w:jc w:val="center"/>
+            </w:pPr>
+            <w:r>
+              <w:rPr>
+                <w:sz w:val="20"/>
+                <w:szCs w:val="20"/>
+              </w:rPr>
+              <w:t xml:space="preserve">1,0%</w:t>
+            </w:r>
+          </w:p>
+        </w:tc>
+      </w:tr>
+      <w:tr>
+        <w:trPr>
+          <w:cantSplit/>
+        </w:trPr>
+        <w:tc>
+          <w:tcPr>
+            <w:tcW w:type="dxa" w:w="1429"/>
+            <w:tcBorders>
+              <w:top w:val="single" w:color="808080" w:sz="4"/>
+              <w:left w:val="single" w:color="808080" w:sz="4"/>
+              <w:bottom w:val="single" w:color="808080" w:sz="4"/>
+              <w:right w:val="single" w:color="808080" w:sz="4"/>
+            </w:tcBorders>
+            <w:tcMar>
+              <w:top w:type="dxa" w:w="60"/>
+              <w:left w:type="dxa" w:w="100"/>
+              <w:bottom w:type="dxa" w:w="60"/>
+              <w:right w:type="dxa" w:w="100"/>
+            </w:tcMar>
+          </w:tcPr>
+          <w:p>
+            <w:pPr>
+              <w:keepNext/>
+              <w:keepLines/>
+              <w:spacing w:line="276"/>
+              <w:jc w:val="left"/>
+            </w:pPr>
+            <w:r>
+              <w:rPr>
+                <w:sz w:val="20"/>
+                <w:szCs w:val="20"/>
+              </w:rPr>
+              <w:t xml:space="preserve">W-Engine</w:t>
+            </w:r>
+          </w:p>
+        </w:tc>
+        <w:tc>
+          <w:tcPr>
+            <w:tcW w:type="dxa" w:w="1111"/>
+            <w:tcBorders>
+              <w:top w:val="single" w:color="808080" w:sz="4"/>
+              <w:left w:val="single" w:color="808080" w:sz="4"/>
+              <w:bottom w:val="single" w:color="808080" w:sz="4"/>
+              <w:right w:val="single" w:color="808080" w:sz="4"/>
+            </w:tcBorders>
+            <w:tcMar>
+              <w:top w:type="dxa" w:w="60"/>
+              <w:left w:type="dxa" w:w="100"/>
+              <w:bottom w:type="dxa" w:w="60"/>
+              <w:right w:type="dxa" w:w="100"/>
+            </w:tcMar>
+          </w:tcPr>
+          <w:p>
+            <w:pPr>
+              <w:keepNext/>
+              <w:keepLines/>
+              <w:spacing w:line="276"/>
+              <w:jc w:val="center"/>
+            </w:pPr>
+            <w:r>
+              <w:rPr>
+                <w:sz w:val="20"/>
+                <w:szCs w:val="20"/>
+              </w:rPr>
+              <w:t xml:space="preserve">56–64</w:t>
+            </w:r>
+          </w:p>
+        </w:tc>
+        <w:tc>
+          <w:tcPr>
+            <w:tcW w:type="dxa" w:w="1270"/>
+            <w:tcBorders>
+              <w:top w:val="single" w:color="808080" w:sz="4"/>
+              <w:left w:val="single" w:color="808080" w:sz="4"/>
+              <w:bottom w:val="single" w:color="808080" w:sz="4"/>
+              <w:right w:val="single" w:color="808080" w:sz="4"/>
+            </w:tcBorders>
+            <w:tcMar>
+              <w:top w:type="dxa" w:w="60"/>
+              <w:left w:type="dxa" w:w="100"/>
+              <w:bottom w:type="dxa" w:w="60"/>
+              <w:right w:type="dxa" w:w="100"/>
+            </w:tcMar>
+          </w:tcPr>
+          <w:p>
+            <w:pPr>
+              <w:keepNext/>
+              <w:keepLines/>
+              <w:spacing w:line="276"/>
+              <w:jc w:val="center"/>
+            </w:pPr>
+            <w:r>
+              <w:rPr>
+                <w:sz w:val="20"/>
+                <w:szCs w:val="20"/>
+              </w:rPr>
+              <w:t xml:space="preserve">36</w:t>
+            </w:r>
+          </w:p>
+        </w:tc>
+        <w:tc>
+          <w:tcPr>
+            <w:tcW w:type="dxa" w:w="1032"/>
+            <w:tcBorders>
+              <w:top w:val="single" w:color="808080" w:sz="4"/>
+              <w:left w:val="single" w:color="808080" w:sz="4"/>
+              <w:bottom w:val="single" w:color="808080" w:sz="4"/>
+              <w:right w:val="single" w:color="808080" w:sz="4"/>
+            </w:tcBorders>
+            <w:tcMar>
+              <w:top w:type="dxa" w:w="60"/>
+              <w:left w:type="dxa" w:w="100"/>
+              <w:bottom w:type="dxa" w:w="60"/>
+              <w:right w:type="dxa" w:w="100"/>
+            </w:tcMar>
+          </w:tcPr>
+          <w:p>
+            <w:pPr>
+              <w:keepNext/>
+              <w:keepLines/>
+              <w:spacing w:line="276"/>
+              <w:jc w:val="center"/>
+            </w:pPr>
+            <w:r>
+              <w:rPr>
+                <w:sz w:val="20"/>
+                <w:szCs w:val="20"/>
+              </w:rPr>
+              <w:t xml:space="preserve">0</w:t>
+            </w:r>
+          </w:p>
+        </w:tc>
+        <w:tc>
+          <w:tcPr>
+            <w:tcW w:type="dxa" w:w="1588"/>
+            <w:tcBorders>
+              <w:top w:val="single" w:color="808080" w:sz="4"/>
+              <w:left w:val="single" w:color="808080" w:sz="4"/>
+              <w:bottom w:val="single" w:color="808080" w:sz="4"/>
+              <w:right w:val="single" w:color="808080" w:sz="4"/>
+            </w:tcBorders>
+            <w:tcMar>
+              <w:top w:type="dxa" w:w="60"/>
+              <w:left w:type="dxa" w:w="100"/>
+              <w:bottom w:type="dxa" w:w="60"/>
+              <w:right w:type="dxa" w:w="100"/>
+            </w:tcMar>
+          </w:tcPr>
+          <w:p>
+            <w:pPr>
+              <w:keepNext/>
+              <w:keepLines/>
+              <w:spacing w:line="276"/>
+              <w:jc w:val="center"/>
+            </w:pPr>
+            <w:r>
+              <w:rPr>
+                <w:sz w:val="20"/>
+                <w:szCs w:val="20"/>
+              </w:rPr>
+              <w:t xml:space="preserve">0,0%</w:t>
+            </w:r>
+          </w:p>
+        </w:tc>
+        <w:tc>
+          <w:tcPr>
+            <w:tcW w:type="dxa" w:w="1508"/>
+            <w:tcBorders>
+              <w:top w:val="single" w:color="808080" w:sz="4"/>
+              <w:left w:val="single" w:color="808080" w:sz="4"/>
+              <w:bottom w:val="single" w:color="808080" w:sz="4"/>
+              <w:right w:val="single" w:color="808080" w:sz="4"/>
+            </w:tcBorders>
+            <w:tcMar>
+              <w:top w:type="dxa" w:w="60"/>
+              <w:left w:type="dxa" w:w="100"/>
+              <w:bottom w:type="dxa" w:w="60"/>
+              <w:right w:type="dxa" w:w="100"/>
+            </w:tcMar>
+          </w:tcPr>
+          <w:p>
+            <w:pPr>
+              <w:keepNext/>
+              <w:keepLines/>
+              <w:spacing w:line="276"/>
+              <w:jc w:val="center"/>
+            </w:pPr>
+            <w:r>
+              <w:rPr>
+                <w:sz w:val="20"/>
+                <w:szCs w:val="20"/>
+              </w:rPr>
+              <w:t xml:space="preserve">1,0%</w:t>
+            </w:r>
+          </w:p>
+        </w:tc>
+      </w:tr>
+      <w:tr>
+        <w:trPr>
+          <w:cantSplit/>
+        </w:trPr>
+        <w:tc>
+          <w:tcPr>
+            <w:tcW w:type="dxa" w:w="1429"/>
+            <w:tcBorders>
+              <w:top w:val="single" w:color="808080" w:sz="4"/>
+              <w:left w:val="single" w:color="808080" w:sz="4"/>
+              <w:bottom w:val="single" w:color="808080" w:sz="4"/>
+              <w:right w:val="single" w:color="808080" w:sz="4"/>
+            </w:tcBorders>
+            <w:tcMar>
+              <w:top w:type="dxa" w:w="60"/>
+              <w:left w:type="dxa" w:w="100"/>
+              <w:bottom w:type="dxa" w:w="60"/>
+              <w:right w:type="dxa" w:w="100"/>
+            </w:tcMar>
+          </w:tcPr>
+          <w:p>
+            <w:pPr>
+              <w:keepNext w:val="false"/>
+              <w:keepLines/>
+              <w:spacing w:line="276"/>
+              <w:jc w:val="left"/>
+            </w:pPr>
+            <w:r>
+              <w:rPr>
+                <w:sz w:val="20"/>
+                <w:szCs w:val="20"/>
+              </w:rPr>
+              <w:t xml:space="preserve">W-Engine</w:t>
+            </w:r>
+          </w:p>
+        </w:tc>
+        <w:tc>
+          <w:tcPr>
+            <w:tcW w:type="dxa" w:w="1111"/>
+            <w:tcBorders>
+              <w:top w:val="single" w:color="808080" w:sz="4"/>
+              <w:left w:val="single" w:color="808080" w:sz="4"/>
+              <w:bottom w:val="single" w:color="808080" w:sz="4"/>
+              <w:right w:val="single" w:color="808080" w:sz="4"/>
+            </w:tcBorders>
+            <w:tcMar>
+              <w:top w:type="dxa" w:w="60"/>
+              <w:left w:type="dxa" w:w="100"/>
+              <w:bottom w:type="dxa" w:w="60"/>
+              <w:right w:type="dxa" w:w="100"/>
+            </w:tcMar>
+          </w:tcPr>
+          <w:p>
+            <w:pPr>
+              <w:keepNext w:val="false"/>
+              <w:keepLines/>
+              <w:spacing w:line="276"/>
+              <w:jc w:val="center"/>
+            </w:pPr>
+            <w:r>
+              <w:rPr>
+                <w:sz w:val="20"/>
+                <w:szCs w:val="20"/>
+              </w:rPr>
+              <w:t xml:space="preserve">65–80</w:t>
+            </w:r>
+          </w:p>
+        </w:tc>
+        <w:tc>
+          <w:tcPr>
+            <w:tcW w:type="dxa" w:w="1270"/>
+            <w:tcBorders>
+              <w:top w:val="single" w:color="808080" w:sz="4"/>
+              <w:left w:val="single" w:color="808080" w:sz="4"/>
+              <w:bottom w:val="single" w:color="808080" w:sz="4"/>
+              <w:right w:val="single" w:color="808080" w:sz="4"/>
+            </w:tcBorders>
+            <w:tcMar>
+              <w:top w:type="dxa" w:w="60"/>
+              <w:left w:type="dxa" w:w="100"/>
+              <w:bottom w:type="dxa" w:w="60"/>
+              <w:right w:type="dxa" w:w="100"/>
+            </w:tcMar>
+          </w:tcPr>
+          <w:p>
+            <w:pPr>
+              <w:keepNext w:val="false"/>
+              <w:keepLines/>
+              <w:spacing w:line="276"/>
+              <w:jc w:val="center"/>
+            </w:pPr>
+            <w:r>
+              <w:rPr>
+                <w:sz w:val="20"/>
+                <w:szCs w:val="20"/>
+              </w:rPr>
+              <w:t xml:space="preserve">11</w:t>
+            </w:r>
+          </w:p>
+        </w:tc>
+        <w:tc>
+          <w:tcPr>
+            <w:tcW w:type="dxa" w:w="1032"/>
+            <w:tcBorders>
+              <w:top w:val="single" w:color="808080" w:sz="4"/>
+              <w:left w:val="single" w:color="808080" w:sz="4"/>
+              <w:bottom w:val="single" w:color="808080" w:sz="4"/>
+              <w:right w:val="single" w:color="808080" w:sz="4"/>
+            </w:tcBorders>
+            <w:tcMar>
+              <w:top w:type="dxa" w:w="60"/>
+              <w:left w:type="dxa" w:w="100"/>
+              <w:bottom w:type="dxa" w:w="60"/>
+              <w:right w:type="dxa" w:w="100"/>
+            </w:tcMar>
+          </w:tcPr>
+          <w:p>
+            <w:pPr>
+              <w:keepNext w:val="false"/>
+              <w:keepLines/>
+              <w:spacing w:line="276"/>
+              <w:jc w:val="center"/>
+            </w:pPr>
+            <w:r>
+              <w:rPr>
+                <w:sz w:val="20"/>
+                <w:szCs w:val="20"/>
+              </w:rPr>
+              <w:t xml:space="preserve">4</w:t>
+            </w:r>
+          </w:p>
+        </w:tc>
+        <w:tc>
+          <w:tcPr>
+            <w:tcW w:type="dxa" w:w="1588"/>
+            <w:tcBorders>
+              <w:top w:val="single" w:color="808080" w:sz="4"/>
+              <w:left w:val="single" w:color="808080" w:sz="4"/>
+              <w:bottom w:val="single" w:color="808080" w:sz="4"/>
+              <w:right w:val="single" w:color="808080" w:sz="4"/>
+            </w:tcBorders>
+            <w:tcMar>
+              <w:top w:type="dxa" w:w="60"/>
+              <w:left w:type="dxa" w:w="100"/>
+              <w:bottom w:type="dxa" w:w="60"/>
+              <w:right w:type="dxa" w:w="100"/>
+            </w:tcMar>
+          </w:tcPr>
+          <w:p>
+            <w:pPr>
+              <w:keepNext w:val="false"/>
+              <w:keepLines/>
+              <w:spacing w:line="276"/>
+              <w:jc w:val="center"/>
+            </w:pPr>
+            <w:r>
+              <w:rPr>
+                <w:b/>
+                <w:bCs/>
+                <w:sz w:val="20"/>
+                <w:szCs w:val="20"/>
+              </w:rPr>
+              <w:t xml:space="preserve">36,4%</w:t>
+            </w:r>
+          </w:p>
+        </w:tc>
+        <w:tc>
+          <w:tcPr>
+            <w:tcW w:type="dxa" w:w="1508"/>
+            <w:tcBorders>
+              <w:top w:val="single" w:color="808080" w:sz="4"/>
+              <w:left w:val="single" w:color="808080" w:sz="4"/>
+              <w:bottom w:val="single" w:color="808080" w:sz="4"/>
+              <w:right w:val="single" w:color="808080" w:sz="4"/>
+            </w:tcBorders>
+            <w:tcMar>
+              <w:top w:type="dxa" w:w="60"/>
+              <w:left w:type="dxa" w:w="100"/>
+              <w:bottom w:type="dxa" w:w="60"/>
+              <w:right w:type="dxa" w:w="100"/>
+            </w:tcMar>
+          </w:tcPr>
+          <w:p>
+            <w:pPr>
+              <w:keepNext w:val="false"/>
+              <w:keepLines/>
+              <w:spacing w:line="276"/>
+              <w:jc w:val="center"/>
+            </w:pPr>
+            <w:r>
+              <w:rPr>
+                <w:sz w:val="20"/>
+                <w:szCs w:val="20"/>
+              </w:rPr>
+              <w:t xml:space="preserve">12,0%</w:t>
+            </w:r>
+          </w:p>
+        </w:tc>
+      </w:tr>
+    </w:tbl>
+    <w:p/>
     <w:p>
       <w:pPr>
         <w:keepNext/>
@@ -15025,9 +17232,9 @@
       <w:r>
         <w:drawing>
           <wp:inline distT="0" distB="0" distL="0" distR="0">
-            <wp:extent cx="5334000" cy="2133600"/>
+            <wp:extent cx="5334000" cy="2371725"/>
             <wp:effectExtent t="0" r="0" b="0" l="0"/>
-            <wp:docPr id="13" name="fig_kurva.png" descr="Kurva peluang mendapat S-Rank dalam 10 pull menurut setiap model" title="Kurva peluang mendapat S-Rank dalam 10 pull menurut setiap model"/>
+            <wp:docPr id="13" name="fig_softpity.png" descr="Pola soft pity pada data asli dibandingkan model Markov" title="Pola soft pity pada data asli dibandingkan model Markov"/>
             <wp:cNvGraphicFramePr>
               <a:graphicFrameLocks xmlns:a="http://schemas.openxmlformats.org/drawingml/2006/main" noChangeAspect="1"/>
             </wp:cNvGraphicFramePr>
@@ -15050,7 +17257,7 @@
                   <pic:spPr bwMode="auto">
                     <a:xfrm>
                       <a:off x="0" y="0"/>
-                      <a:ext cx="5334000" cy="2133600"/>
+                      <a:ext cx="5334000" cy="2371725"/>
                     </a:xfrm>
                     <a:prstGeom prst="rect">
                       <a:avLst/>
@@ -15076,7 +17283,296 @@
         <w:t xml:space="preserve">Gambar 4.9</w:t>
       </w:r>
       <w:r>
-        <w:t xml:space="preserve"> Kurva peluang mendapat S-Rank dalam 10 pull menurut setiap model</w:t>
+        <w:t xml:space="preserve"> Pola soft pity pada data asli dibandingkan model Markov</w:t>
+      </w:r>
+    </w:p>
+    <w:p>
+      <w:pPr>
+        <w:pStyle w:val="ListParagraph"/>
+        <w:numPr>
+          <w:ilvl w:val="0"/>
+          <w:numId w:val="3"/>
+        </w:numPr>
+        <w:spacing w:after="60" w:line="360"/>
+        <w:jc w:val="both"/>
+      </w:pPr>
+      <w:r>
+        <w:rPr>
+          <w:b/>
+          <w:bCs/>
+        </w:rPr>
+        <w:t xml:space="preserve">Agent:</w:t>
+      </w:r>
+      <w:r>
+        <w:t xml:space="preserve"> laju S-Rank hampir nol sampai pull ke-73 (5 S-Rank dari 895 pull), lalu melonjak menjadi 14,3% pada pull ke-74–78 dan 37,5% pada pull ke-79–90. Pola ini sangat dekat dengan model Markov yang memakai estimasi soft pity pull ke-74.</w:t>
+      </w:r>
+    </w:p>
+    <w:p>
+      <w:pPr>
+        <w:pStyle w:val="ListParagraph"/>
+        <w:numPr>
+          <w:ilvl w:val="0"/>
+          <w:numId w:val="3"/>
+        </w:numPr>
+        <w:spacing w:after="60" w:line="360"/>
+        <w:jc w:val="both"/>
+      </w:pPr>
+      <w:r>
+        <w:rPr>
+          <w:b/>
+          <w:bCs/>
+        </w:rPr>
+        <w:t xml:space="preserve">W-Engine:</w:t>
+      </w:r>
+      <w:r>
+        <w:t xml:space="preserve"> tidak ada S-Rank antara pull ke-21 dan ke-65, lalu 4 dari 11 pull pada pull ke-65 ke atas menghasilkan S-Rank (36,4%), lebih tinggi daripada model (12,0%). Hal ini mengisyaratkan bahwa peluang W-Engine setelah soft pity mungkin naik lebih cepat daripada asumsi, tetapi datanya masih terlalu sedikit untuk disimpulkan.</w:t>
+      </w:r>
+    </w:p>
+    <w:p>
+      <w:pPr>
+        <w:pStyle w:val="ListParagraph"/>
+        <w:numPr>
+          <w:ilvl w:val="0"/>
+          <w:numId w:val="3"/>
+        </w:numPr>
+        <w:spacing w:after="60" w:line="360"/>
+        <w:jc w:val="both"/>
+      </w:pPr>
+      <w:r>
+        <w:t xml:space="preserve">Decision Tree yang dilatih </w:t>
+      </w:r>
+      <w:r>
+        <w:rPr>
+          <w:b/>
+          <w:bCs/>
+        </w:rPr>
+        <w:t xml:space="preserve">hanya dengan data asli</w:t>
+      </w:r>
+      <w:r>
+        <w:t xml:space="preserve"> memisahkan data pertama kali (akar pohon) pada pity_ratio 0,735, yaitu pity ±66 untuk Agent dan ±59 untuk W-Engine. Titik ini sekitar 8–10 pull sebelum soft pity, sama seperti Decision Tree yang dilatih dengan data simulasi (pity_ratio 0,71–0,74).</w:t>
+      </w:r>
+    </w:p>
+    <w:p>
+      <w:pPr>
+        <w:pStyle w:val="ListParagraph"/>
+        <w:numPr>
+          <w:ilvl w:val="0"/>
+          <w:numId w:val="3"/>
+        </w:numPr>
+        <w:spacing w:after="60" w:line="360"/>
+        <w:jc w:val="both"/>
+      </w:pPr>
+      <w:r>
+        <w:t xml:space="preserve">Dengan demikian, lonjakan peluang yang tidak diumumkan resmi </w:t>
+      </w:r>
+      <w:r>
+        <w:rPr>
+          <w:b/>
+          <w:bCs/>
+        </w:rPr>
+        <w:t xml:space="preserve">dapat ditemukan dari data asli</w:t>
+      </w:r>
+      <w:r>
+        <w:t xml:space="preserve">, baik melalui analisis laju S-Rank maupun oleh algoritma klasifikasi yang tidak diberi tahu tentang soft pity.</w:t>
+      </w:r>
+    </w:p>
+    <w:p>
+      <w:pPr>
+        <w:pStyle w:val="Heading2"/>
+        <w:keepNext/>
+        <w:spacing w:after="120" w:before="240" w:line="360"/>
+      </w:pPr>
+      <w:r>
+        <w:t xml:space="preserve">4.7 Pembahasan</w:t>
+      </w:r>
+    </w:p>
+    <w:p>
+      <w:pPr>
+        <w:pStyle w:val="ListParagraph"/>
+        <w:numPr>
+          <w:ilvl w:val="0"/>
+          <w:numId w:val="6"/>
+        </w:numPr>
+        <w:spacing w:after="60" w:line="360"/>
+        <w:jc w:val="both"/>
+      </w:pPr>
+      <w:r>
+        <w:rPr>
+          <w:b/>
+          <w:bCs/>
+        </w:rPr>
+        <w:t xml:space="preserve">Jebakan akurasi.</w:t>
+      </w:r>
+      <w:r>
+        <w:t xml:space="preserve"> Pada tugas A, baseline sudah mencapai akurasi 98,28%. Akurasi saja tidak dapat dipakai untuk menilai model pada data yang sangat tidak seimbang, sehingga diperlukan Balanced Accuracy, F1-score, ROC-AUC, dan Log Loss.</w:t>
+      </w:r>
+    </w:p>
+    <w:p>
+      <w:pPr>
+        <w:pStyle w:val="ListParagraph"/>
+        <w:numPr>
+          <w:ilvl w:val="0"/>
+          <w:numId w:val="6"/>
+        </w:numPr>
+        <w:spacing w:after="60" w:line="360"/>
+        <w:jc w:val="both"/>
+      </w:pPr>
+      <w:r>
+        <w:rPr>
+          <w:b/>
+          <w:bCs/>
+        </w:rPr>
+        <w:t xml:space="preserve">Algoritma terbaik.</w:t>
+      </w:r>
+      <w:r>
+        <w:t xml:space="preserve"> Pada tugas B, Decision Tree, Random Forest, XGBoost, dan KNN mencapai akurasi ±91,1% di simulasi dan ±93,3–93,5% di data asli. Pada data simulasi, nilai ini sama dengan batas atas teori (Markov Chain), sehingga keempat algoritma tersebut sudah bekerja maksimal dan perbedaan di antara keempatnya tidak bermakna.</w:t>
+      </w:r>
+    </w:p>
+    <w:p>
+      <w:pPr>
+        <w:pStyle w:val="ListParagraph"/>
+        <w:numPr>
+          <w:ilvl w:val="0"/>
+          <w:numId w:val="6"/>
+        </w:numPr>
+        <w:spacing w:after="60" w:line="360"/>
+        <w:jc w:val="both"/>
+      </w:pPr>
+      <w:r>
+        <w:rPr>
+          <w:b/>
+          <w:bCs/>
+        </w:rPr>
+        <w:t xml:space="preserve">Model pohon menemukan soft pity sendiri.</w:t>
+      </w:r>
+      <w:r>
+        <w:t xml:space="preserve"> Aturan Decision Tree memisahkan data di sekitar pity_ratio 0,71–0,74 pada data simulasi dan 0,735 pada data asli, yaitu sekitar 10 pull sebelum soft pity, tepat saat jendela 10 pull ke depan mulai menyentuh soft pity. Model tidak pernah diberi tahu tentang soft pity (Gambar 4.10).</w:t>
+      </w:r>
+    </w:p>
+    <w:p>
+      <w:pPr>
+        <w:pStyle w:val="ListParagraph"/>
+        <w:numPr>
+          <w:ilvl w:val="0"/>
+          <w:numId w:val="6"/>
+        </w:numPr>
+        <w:spacing w:after="60" w:line="360"/>
+        <w:jc w:val="both"/>
+      </w:pPr>
+      <w:r>
+        <w:rPr>
+          <w:b/>
+          <w:bCs/>
+        </w:rPr>
+        <w:t xml:space="preserve">Logistic Regression dan Naive Bayes kalah.</w:t>
+      </w:r>
+      <w:r>
+        <w:t xml:space="preserve"> Logistic Regression hanya dapat membentuk kurva sigmoid yang halus sehingga tidak bisa meniru lonjakan tajam setelah soft pity. Naive Bayes mengasumsikan fitur saling bebas dan berdistribusi normal, padahal pity dan pity_ratio sangat berkaitan; akibatnya Log Loss-nya paling besar.</w:t>
+      </w:r>
+    </w:p>
+    <w:p>
+      <w:pPr>
+        <w:pStyle w:val="ListParagraph"/>
+        <w:numPr>
+          <w:ilvl w:val="0"/>
+          <w:numId w:val="6"/>
+        </w:numPr>
+        <w:spacing w:after="60" w:line="360"/>
+        <w:jc w:val="both"/>
+      </w:pPr>
+      <w:r>
+        <w:rPr>
+          <w:b/>
+          <w:bCs/>
+        </w:rPr>
+        <w:t xml:space="preserve">KNN setara model pohon</w:t>
+      </w:r>
+      <w:r>
+        <w:t xml:space="preserve"> karena fiturnya sedikit dan nilainya berulang, sehingga tetangga terdekat praktis adalah pull dengan pity yang sama. Kelemahannya, KNN menyimpan seluruh data latih dan paling lambat saat prediksi.</w:t>
+      </w:r>
+    </w:p>
+    <w:p>
+      <w:pPr>
+        <w:pStyle w:val="ListParagraph"/>
+        <w:numPr>
+          <w:ilvl w:val="0"/>
+          <w:numId w:val="6"/>
+        </w:numPr>
+        <w:spacing w:after="60" w:line="360"/>
+        <w:jc w:val="both"/>
+      </w:pPr>
+      <w:r>
+        <w:rPr>
+          <w:b/>
+          <w:bCs/>
+        </w:rPr>
+        <w:t xml:space="preserve">Fitur guaranteed hampir tidak berpengaruh</w:t>
+      </w:r>
+      <w:r>
+        <w:t xml:space="preserve"> (Gambar 4.11). Hal ini sesuai aturan permainan: guaranteed hanya menentukan S-Rank mana yang keluar, bukan kapan S-Rank keluar.</w:t>
+      </w:r>
+    </w:p>
+    <w:p>
+      <w:pPr>
+        <w:pStyle w:val="ListParagraph"/>
+        <w:numPr>
+          <w:ilvl w:val="0"/>
+          <w:numId w:val="6"/>
+        </w:numPr>
+        <w:spacing w:after="60" w:line="360"/>
+        <w:jc w:val="both"/>
+      </w:pPr>
+      <w:r>
+        <w:rPr>
+          <w:b/>
+          <w:bCs/>
+        </w:rPr>
+        <w:t xml:space="preserve">Konsisten pada data asli.</w:t>
+      </w:r>
+      <w:r>
+        <w:t xml:space="preserve"> Urutan kinerja algoritma pada data asli sama dengan pada simulasi, dan laju S-Rank per pull pada data asli mengikuti model Markov (Subbab 4.6). Artinya, asumsi soft pity yang dipakai simulasi tidak bertentangan dengan perilaku gacha sungguhan, dengan catatan data asli baru berasal dari 2 akun.</w:t>
+      </w:r>
+    </w:p>
+    <w:p>
+      <w:pPr>
+        <w:pStyle w:val="ListParagraph"/>
+        <w:numPr>
+          <w:ilvl w:val="0"/>
+          <w:numId w:val="6"/>
+        </w:numPr>
+        <w:spacing w:after="60" w:line="360"/>
+        <w:jc w:val="both"/>
+      </w:pPr>
+      <w:r>
+        <w:rPr>
+          <w:b/>
+          <w:bCs/>
+        </w:rPr>
+        <w:t xml:space="preserve">Tidak bergantung pada simulasi.</w:t>
+      </w:r>
+      <w:r>
+        <w:t xml:space="preserve"> Ketika dilatih dan diuji dengan data asli saja (1.209 baris), model berbasis pohon tetap terbaik dan setara satu sama lain (±92,2–93,1%). Kesimpulan penelitian tidak berubah walaupun data simulasi tidak dipakai sama sekali.</w:t>
+      </w:r>
+    </w:p>
+    <w:p>
+      <w:pPr>
+        <w:pStyle w:val="ListParagraph"/>
+        <w:numPr>
+          <w:ilvl w:val="0"/>
+          <w:numId w:val="6"/>
+        </w:numPr>
+        <w:spacing w:after="60" w:line="360"/>
+        <w:jc w:val="both"/>
+      </w:pPr>
+      <w:r>
+        <w:rPr>
+          <w:b/>
+          <w:bCs/>
+        </w:rPr>
+        <w:t xml:space="preserve">Nilai tambah penambangan data.</w:t>
+      </w:r>
+      <w:r>
+        <w:t xml:space="preserve"> Rumus resmi tidak memuat soft pity, sedangkan algoritma klasifikasi yang hanya diberi data mampu mencapai akurasi yang mendekati acuan teori dan menemukan titik lonjakannya sendiri. Hal inilah yang tidak dapat diperoleh dari rumus resmi saja.</w:t>
       </w:r>
     </w:p>
     <w:p>
@@ -15088,9 +17584,9 @@
       <w:r>
         <w:drawing>
           <wp:inline distT="0" distB="0" distL="0" distR="0">
-            <wp:extent cx="4762500" cy="2028825"/>
+            <wp:extent cx="5334000" cy="2133600"/>
             <wp:effectExtent t="0" r="0" b="0" l="0"/>
-            <wp:docPr id="14" name="fig_importance.png" descr="Feature importance model berbasis pohon (tugas B)" title="Feature importance model berbasis pohon (tugas B)"/>
+            <wp:docPr id="14" name="fig_kurva.png" descr="Kurva peluang mendapat S-Rank dalam 10 pull menurut setiap model" title="Kurva peluang mendapat S-Rank dalam 10 pull menurut setiap model"/>
             <wp:cNvGraphicFramePr>
               <a:graphicFrameLocks xmlns:a="http://schemas.openxmlformats.org/drawingml/2006/main" noChangeAspect="1"/>
             </wp:cNvGraphicFramePr>
@@ -15113,6 +17609,69 @@
                   <pic:spPr bwMode="auto">
                     <a:xfrm>
                       <a:off x="0" y="0"/>
+                      <a:ext cx="5334000" cy="2133600"/>
+                    </a:xfrm>
+                    <a:prstGeom prst="rect">
+                      <a:avLst/>
+                    </a:prstGeom>
+                  </pic:spPr>
+                </pic:pic>
+              </a:graphicData>
+            </a:graphic>
+          </wp:inline>
+        </w:drawing>
+      </w:r>
+    </w:p>
+    <w:p>
+      <w:pPr>
+        <w:spacing w:after="200"/>
+        <w:jc w:val="center"/>
+      </w:pPr>
+      <w:r>
+        <w:rPr>
+          <w:b/>
+          <w:bCs/>
+        </w:rPr>
+        <w:t xml:space="preserve">Gambar 4.10</w:t>
+      </w:r>
+      <w:r>
+        <w:t xml:space="preserve"> Kurva peluang mendapat S-Rank dalam 10 pull menurut setiap model</w:t>
+      </w:r>
+    </w:p>
+    <w:p>
+      <w:pPr>
+        <w:keepNext/>
+        <w:spacing w:before="120"/>
+        <w:jc w:val="center"/>
+      </w:pPr>
+      <w:r>
+        <w:drawing>
+          <wp:inline distT="0" distB="0" distL="0" distR="0">
+            <wp:extent cx="4762500" cy="2028825"/>
+            <wp:effectExtent t="0" r="0" b="0" l="0"/>
+            <wp:docPr id="15" name="fig_importance.png" descr="Feature importance model berbasis pohon (tugas B)" title="Feature importance model berbasis pohon (tugas B)"/>
+            <wp:cNvGraphicFramePr>
+              <a:graphicFrameLocks xmlns:a="http://schemas.openxmlformats.org/drawingml/2006/main" noChangeAspect="1"/>
+            </wp:cNvGraphicFramePr>
+            <a:graphic xmlns:a="http://schemas.openxmlformats.org/drawingml/2006/main">
+              <a:graphicData uri="http://schemas.openxmlformats.org/drawingml/2006/picture">
+                <pic:pic xmlns:pic="http://schemas.openxmlformats.org/drawingml/2006/picture">
+                  <pic:nvPicPr>
+                    <pic:cNvPr id="0" name="" descr=""/>
+                    <pic:cNvPicPr>
+                      <a:picLocks noChangeAspect="1" noChangeArrowheads="1"/>
+                    </pic:cNvPicPr>
+                  </pic:nvPicPr>
+                  <pic:blipFill>
+                    <a:blip r:embed="rId24" cstate="none"/>
+                    <a:srcRect/>
+                    <a:stretch>
+                      <a:fillRect/>
+                    </a:stretch>
+                  </pic:blipFill>
+                  <pic:spPr bwMode="auto">
+                    <a:xfrm>
+                      <a:off x="0" y="0"/>
                       <a:ext cx="4762500" cy="2028825"/>
                     </a:xfrm>
                     <a:prstGeom prst="rect">
@@ -15136,7 +17695,7 @@
           <w:b/>
           <w:bCs/>
         </w:rPr>
-        <w:t xml:space="preserve">Gambar 4.10</w:t>
+        <w:t xml:space="preserve">Gambar 4.11</w:t>
       </w:r>
       <w:r>
         <w:t xml:space="preserve"> Feature importance model berbasis pohon (tugas B)</w:t>
@@ -15178,7 +17737,7 @@
         <w:jc w:val="both"/>
       </w:pPr>
       <w:r>
-        <w:t xml:space="preserve">Sistem pity Zenless Zone Zero dapat dimodelkan secara eksak dengan Markov Chain. Aplikasi memakainya untuk menghitung peluang mendapat S-Rank dan S-Rank rate-up dalam N pull.</w:t>
+        <w:t xml:space="preserve">Sistem pity Zenless Zone Zero dapat dimodelkan dengan Markov Chain. Dari parameter banner, aplikasi menghitung peluang mendapat S-Rank dan S-Rank rate-up dalam N pull secara langsung, dengan catatan titik soft pity masih berupa estimasi.</w:t>
       </w:r>
     </w:p>
     <w:p>
@@ -15192,7 +17751,7 @@
         <w:jc w:val="both"/>
       </w:pPr>
       <w:r>
-        <w:t xml:space="preserve">Untuk memprediksi S-Rank dalam 10 pull berikutnya, Decision Tree, Random Forest, XGBoost, dan KNN memberikan akurasi tertinggi (±91,1% pada simulasi, ±93,3–93,5% pada data asli), hampir menyamai batas teori. Logistic Regression (±88,9%) dan Naive Bayes (±85,7%) lebih rendah. Saat dilatih dan diuji hanya dengan data asli (1.209 baris), Decision Tree tetap tertinggi (93,10%), diikuti Random Forest dan XGBoost.</w:t>
+        <w:t xml:space="preserve">Pola soft pity yang tidak diumumkan resmi dapat ditemukan dari data asli. Laju S-Rank Agent melonjak mulai pull ke-74 (dari di bawah 1% menjadi 14,3%) dan W-Engine sekitar pull ke-65, dan Decision Tree yang dilatih hanya dengan data asli menemukan titik pemisah yang sesuai tanpa diberi tahu.</w:t>
       </w:r>
     </w:p>
     <w:p>
@@ -15206,7 +17765,7 @@
         <w:jc w:val="both"/>
       </w:pPr>
       <w:r>
-        <w:t xml:space="preserve">Pada data yang sangat tidak seimbang, akurasi saja tidak cukup; Balanced Accuracy, F1-score, ROC-AUC, dan Log Loss diperlukan.</w:t>
+        <w:t xml:space="preserve">Untuk memprediksi S-Rank dalam 10 pull berikutnya, Decision Tree, Random Forest, XGBoost, dan KNN memberikan akurasi tertinggi dan setara (±91,1% pada simulasi, ±93,3–93,5% pada data asli), hampir menyamai acuan teori. Logistic Regression (±88,9%) dan Naive Bayes (±85,7%) lebih rendah. Saat dilatih dan diuji hanya dengan data asli (1.209 baris), Decision Tree memperoleh akurasi tertinggi (93,10%), setara dengan Random Forest dan XGBoost.</w:t>
       </w:r>
     </w:p>
     <w:p>
@@ -15220,6 +17779,20 @@
         <w:jc w:val="both"/>
       </w:pPr>
       <w:r>
+        <w:t xml:space="preserve">Pada data yang sangat tidak seimbang, akurasi saja tidak cukup; Balanced Accuracy, F1-score, ROC-AUC, dan Log Loss diperlukan.</w:t>
+      </w:r>
+    </w:p>
+    <w:p>
+      <w:pPr>
+        <w:pStyle w:val="ListParagraph"/>
+        <w:numPr>
+          <w:ilvl w:val="0"/>
+          <w:numId w:val="7"/>
+        </w:numPr>
+        <w:spacing w:after="60" w:line="360"/>
+        <w:jc w:val="both"/>
+      </w:pPr>
+      <w:r>
         <w:t xml:space="preserve">Aplikasi web berhasil dibangun dengan Streamlit dan dapat diakses dari ponsel maupun komputer di https://project-data-mining-zzz.streamlit.app.</w:t>
       </w:r>
     </w:p>
@@ -15230,7 +17803,7 @@
         <w:spacing w:after="120" w:before="240" w:line="360"/>
       </w:pPr>
       <w:r>
-        <w:t xml:space="preserve">5.2 Saran</w:t>
+        <w:t xml:space="preserve">5.2 Keterbatasan</w:t>
       </w:r>
     </w:p>
     <w:p>
@@ -15244,7 +17817,7 @@
         <w:jc w:val="both"/>
       </w:pPr>
       <w:r>
-        <w:t xml:space="preserve">Menambah jumlah akun data asli agar eksperimen latih–uji dengan data asli lebih stabil (simpangan baku saat ini masih ±2–4%).</w:t>
+        <w:t xml:space="preserve">Data latih utama berasal dari simulasi yang dibangkitkan dari estimasi soft pity, sehingga model yang dilatih dengan simulasi mempelajari ulang asumsi tersebut. Keterbatasan ini dikurangi dengan eksperimen dan analisis yang hanya memakai data asli.</w:t>
       </w:r>
     </w:p>
     <w:p>
@@ -15258,27 +17831,7 @@
         <w:jc w:val="both"/>
       </w:pPr>
       <w:r>
-        <w:t xml:space="preserve">Menyesuaikan </w:t>
-      </w:r>
-      <w:r>
-        <w:rPr>
-          <w:i/>
-          <w:iCs/>
-        </w:rPr>
-        <w:t xml:space="preserve">hyperparameter</w:t>
-      </w:r>
-      <w:r>
-        <w:t xml:space="preserve"> (misalnya nilai k pada KNN) dengan ukuran data menggunakan </w:t>
-      </w:r>
-      <w:r>
-        <w:rPr>
-          <w:i/>
-          <w:iCs/>
-        </w:rPr>
-        <w:t xml:space="preserve">grid search</w:t>
-      </w:r>
-      <w:r>
-        <w:t xml:space="preserve">.</w:t>
+        <w:t xml:space="preserve">Data asli baru berasal dari 2 akun (22 S-Rank, 20 siklus pity). Baris-baris dalam satu siklus saling berkaitan, sehingga informasi yang sebenarnya lebih sedikit daripada jumlah baris, dan simpangan baku hasilnya masih ±2–4%.</w:t>
       </w:r>
     </w:p>
     <w:p>
@@ -15292,7 +17845,24 @@
         <w:jc w:val="both"/>
       </w:pPr>
       <w:r>
-        <w:t xml:space="preserve">Mengestimasi titik soft pity langsung dari data asli dalam jumlah besar sebagai pengganti estimasi komunitas.</w:t>
+        <w:rPr>
+          <w:i/>
+          <w:iCs/>
+        </w:rPr>
+        <w:t xml:space="preserve">Hyperparameter</w:t>
+      </w:r>
+      <w:r>
+        <w:t xml:space="preserve"> dipilih secara manual tanpa </w:t>
+      </w:r>
+      <w:r>
+        <w:rPr>
+          <w:i/>
+          <w:iCs/>
+        </w:rPr>
+        <w:t xml:space="preserve">grid search</w:t>
+      </w:r>
+      <w:r>
+        <w:t xml:space="preserve">, dan perbedaan antar-model belum diuji signifikansinya secara statistik.</w:t>
       </w:r>
     </w:p>
     <w:p>
@@ -15306,7 +17876,17 @@
         <w:jc w:val="both"/>
       </w:pPr>
       <w:r>
-        <w:t xml:space="preserve">Memperluas cakupan ke banner standar, banner Bangboo, dan item A-Rank.</w:t>
+        <w:t xml:space="preserve">Penentuan menang/kalah 50/50 bergantung pada daftar S-Rank standar yang harus diperbarui jika isi banner standar berubah, dan server hanya menyimpan riwayat beberapa bulan terakhir.</w:t>
+      </w:r>
+    </w:p>
+    <w:p>
+      <w:pPr>
+        <w:pStyle w:val="Heading2"/>
+        <w:keepNext/>
+        <w:spacing w:after="120" w:before="240" w:line="360"/>
+      </w:pPr>
+      <w:r>
+        <w:t xml:space="preserve">5.3 Saran</w:t>
       </w:r>
     </w:p>
     <w:p>
@@ -15320,6 +17900,96 @@
         <w:jc w:val="both"/>
       </w:pPr>
       <w:r>
+        <w:t xml:space="preserve">Menambah jumlah akun data asli agar eksperimen latih–uji dengan data asli lebih stabil (simpangan baku saat ini masih ±2–4%).</w:t>
+      </w:r>
+    </w:p>
+    <w:p>
+      <w:pPr>
+        <w:pStyle w:val="ListParagraph"/>
+        <w:numPr>
+          <w:ilvl w:val="0"/>
+          <w:numId w:val="3"/>
+        </w:numPr>
+        <w:spacing w:after="60" w:line="360"/>
+        <w:jc w:val="both"/>
+      </w:pPr>
+      <w:r>
+        <w:t xml:space="preserve">Menyesuaikan </w:t>
+      </w:r>
+      <w:r>
+        <w:rPr>
+          <w:i/>
+          <w:iCs/>
+        </w:rPr>
+        <w:t xml:space="preserve">hyperparameter</w:t>
+      </w:r>
+      <w:r>
+        <w:t xml:space="preserve"> (misalnya nilai k pada KNN) dengan ukuran data menggunakan </w:t>
+      </w:r>
+      <w:r>
+        <w:rPr>
+          <w:i/>
+          <w:iCs/>
+        </w:rPr>
+        <w:t xml:space="preserve">grid search</w:t>
+      </w:r>
+      <w:r>
+        <w:t xml:space="preserve">.</w:t>
+      </w:r>
+    </w:p>
+    <w:p>
+      <w:pPr>
+        <w:pStyle w:val="ListParagraph"/>
+        <w:numPr>
+          <w:ilvl w:val="0"/>
+          <w:numId w:val="3"/>
+        </w:numPr>
+        <w:spacing w:after="60" w:line="360"/>
+        <w:jc w:val="both"/>
+      </w:pPr>
+      <w:r>
+        <w:t xml:space="preserve">Menguji signifikansi perbedaan antar-model, misalnya dengan uji t berpasangan pada hasil setiap fold.</w:t>
+      </w:r>
+    </w:p>
+    <w:p>
+      <w:pPr>
+        <w:pStyle w:val="ListParagraph"/>
+        <w:numPr>
+          <w:ilvl w:val="0"/>
+          <w:numId w:val="3"/>
+        </w:numPr>
+        <w:spacing w:after="60" w:line="360"/>
+        <w:jc w:val="both"/>
+      </w:pPr>
+      <w:r>
+        <w:t xml:space="preserve">Mengestimasi titik dan kenaikan soft pity, khususnya pada banner W-Engine, dari data asli yang lebih banyak sebagai pengganti estimasi komunitas.</w:t>
+      </w:r>
+    </w:p>
+    <w:p>
+      <w:pPr>
+        <w:pStyle w:val="ListParagraph"/>
+        <w:numPr>
+          <w:ilvl w:val="0"/>
+          <w:numId w:val="3"/>
+        </w:numPr>
+        <w:spacing w:after="60" w:line="360"/>
+        <w:jc w:val="both"/>
+      </w:pPr>
+      <w:r>
+        <w:t xml:space="preserve">Memperluas cakupan ke banner standar, banner Bangboo, dan item A-Rank.</w:t>
+      </w:r>
+    </w:p>
+    <w:p>
+      <w:pPr>
+        <w:pStyle w:val="ListParagraph"/>
+        <w:numPr>
+          <w:ilvl w:val="0"/>
+          <w:numId w:val="3"/>
+        </w:numPr>
+        <w:spacing w:after="60" w:line="360"/>
+        <w:jc w:val="both"/>
+      </w:pPr>
+      <w:r>
         <w:t xml:space="preserve">Menyediakan cara impor riwayat langsung dari ponsel Android.</w:t>
       </w:r>
     </w:p>
@@ -15492,6 +18162,26 @@
       </w:r>
       <w:r>
         <w:t xml:space="preserve"> (3rd ed.). Wiley.</w:t>
+      </w:r>
+    </w:p>
+    <w:p>
+      <w:pPr>
+        <w:spacing w:after="120" w:line="360"/>
+        <w:ind w:left="709" w:hanging="709"/>
+        <w:jc w:val="both"/>
+      </w:pPr>
+      <w:r>
+        <w:t xml:space="preserve">HoYoverse. (2024). </w:t>
+      </w:r>
+      <w:r>
+        <w:rPr>
+          <w:i/>
+          <w:iCs/>
+        </w:rPr>
+        <w:t xml:space="preserve">Zenless Zone Zero</w:t>
+      </w:r>
+      <w:r>
+        <w:t xml:space="preserve"> [Permainan video]. Menu detail Signal Search: peluang dan aturan banner.</w:t>
       </w:r>
     </w:p>
     <w:p>

--- a/docs/tugas/UAS_Laporan_Akhir_Kelompok6_A11.4502.docx
+++ b/docs/tugas/UAS_Laporan_Akhir_Kelompok6_A11.4502.docx
@@ -1374,10 +1374,29 @@
           <w:b w:val="false"/>
           <w:bCs w:val="false"/>
         </w:rPr>
-        <w:t xml:space="preserve">2.7 Streamlit</w:t>
+        <w:t xml:space="preserve">2.7 Pemilihan Hyperparameter dan Uji Signifikansi</w:t>
       </w:r>
       <w:r>
         <w:t xml:space="preserve">	9</w:t>
+      </w:r>
+    </w:p>
+    <w:p>
+      <w:pPr>
+        <w:tabs>
+          <w:tab w:val="right" w:pos="7938" w:leader="dot"/>
+        </w:tabs>
+        <w:spacing w:after="40" w:line="300"/>
+        <w:ind w:left="440"/>
+      </w:pPr>
+      <w:r>
+        <w:rPr>
+          <w:b w:val="false"/>
+          <w:bCs w:val="false"/>
+        </w:rPr>
+        <w:t xml:space="preserve">2.8 Streamlit</w:t>
+      </w:r>
+      <w:r>
+        <w:t xml:space="preserve">	10</w:t>
       </w:r>
     </w:p>
     <w:p>
@@ -1396,7 +1415,7 @@
         <w:t xml:space="preserve">BAB III METODOLOGI</w:t>
       </w:r>
       <w:r>
-        <w:t xml:space="preserve">	10</w:t>
+        <w:t xml:space="preserve">	11</w:t>
       </w:r>
     </w:p>
     <w:p>
@@ -1415,7 +1434,7 @@
         <w:t xml:space="preserve">3.1 Alur Penelitian</w:t>
       </w:r>
       <w:r>
-        <w:t xml:space="preserve">	10</w:t>
+        <w:t xml:space="preserve">	11</w:t>
       </w:r>
     </w:p>
     <w:p>
@@ -1434,7 +1453,7 @@
         <w:t xml:space="preserve">3.2 Sumber Data</w:t>
       </w:r>
       <w:r>
-        <w:t xml:space="preserve">	10</w:t>
+        <w:t xml:space="preserve">	12</w:t>
       </w:r>
     </w:p>
     <w:p>
@@ -1453,7 +1472,7 @@
         <w:t xml:space="preserve">3.3 Pra-pemrosesan Data</w:t>
       </w:r>
       <w:r>
-        <w:t xml:space="preserve">	11</w:t>
+        <w:t xml:space="preserve">	12</w:t>
       </w:r>
     </w:p>
     <w:p>
@@ -1472,7 +1491,7 @@
         <w:t xml:space="preserve">3.4 Fitur dan Target</w:t>
       </w:r>
       <w:r>
-        <w:t xml:space="preserve">	11</w:t>
+        <w:t xml:space="preserve">	13</w:t>
       </w:r>
     </w:p>
     <w:p>
@@ -1491,7 +1510,7 @@
         <w:t xml:space="preserve">3.5 Pemodelan</w:t>
       </w:r>
       <w:r>
-        <w:t xml:space="preserve">	12</w:t>
+        <w:t xml:space="preserve">	13</w:t>
       </w:r>
     </w:p>
     <w:p>
@@ -1510,7 +1529,7 @@
         <w:t xml:space="preserve">3.6 Skenario Evaluasi</w:t>
       </w:r>
       <w:r>
-        <w:t xml:space="preserve">	12</w:t>
+        <w:t xml:space="preserve">	14</w:t>
       </w:r>
     </w:p>
     <w:p>
@@ -1529,7 +1548,7 @@
         <w:t xml:space="preserve">3.7 Rancangan Aplikasi</w:t>
       </w:r>
       <w:r>
-        <w:t xml:space="preserve">	13</w:t>
+        <w:t xml:space="preserve">	15</w:t>
       </w:r>
     </w:p>
     <w:p>
@@ -1548,7 +1567,7 @@
         <w:t xml:space="preserve">3.8 Alat dan Bahan</w:t>
       </w:r>
       <w:r>
-        <w:t xml:space="preserve">	14</w:t>
+        <w:t xml:space="preserve">	16</w:t>
       </w:r>
     </w:p>
     <w:p>
@@ -1567,7 +1586,7 @@
         <w:t xml:space="preserve">BAB IV HASIL DAN PEMBAHASAN</w:t>
       </w:r>
       <w:r>
-        <w:t xml:space="preserve">	15</w:t>
+        <w:t xml:space="preserve">	17</w:t>
       </w:r>
     </w:p>
     <w:p>
@@ -1586,7 +1605,7 @@
         <w:t xml:space="preserve">4.1 Implementasi Aplikasi</w:t>
       </w:r>
       <w:r>
-        <w:t xml:space="preserve">	15</w:t>
+        <w:t xml:space="preserve">	17</w:t>
       </w:r>
     </w:p>
     <w:p>
@@ -1605,7 +1624,7 @@
         <w:t xml:space="preserve">4.2 Validasi Pengolahan Data</w:t>
       </w:r>
       <w:r>
-        <w:t xml:space="preserve">	18</w:t>
+        <w:t xml:space="preserve">	20</w:t>
       </w:r>
     </w:p>
     <w:p>
@@ -1621,10 +1640,10 @@
           <w:b w:val="false"/>
           <w:bCs w:val="false"/>
         </w:rPr>
-        <w:t xml:space="preserve">4.3 Hasil Tugas A: S-Rank di Pull Berikutnya</w:t>
-      </w:r>
-      <w:r>
-        <w:t xml:space="preserve">	19</w:t>
+        <w:t xml:space="preserve">4.3 Hasil Grid Search</w:t>
+      </w:r>
+      <w:r>
+        <w:t xml:space="preserve">	21</w:t>
       </w:r>
     </w:p>
     <w:p>
@@ -1640,10 +1659,10 @@
           <w:b w:val="false"/>
           <w:bCs w:val="false"/>
         </w:rPr>
-        <w:t xml:space="preserve">4.4 Hasil Tugas B: S-Rank dalam 10 Pull</w:t>
-      </w:r>
-      <w:r>
-        <w:t xml:space="preserve">	20</w:t>
+        <w:t xml:space="preserve">4.4 Hasil Tugas A: S-Rank di Pull Berikutnya</w:t>
+      </w:r>
+      <w:r>
+        <w:t xml:space="preserve">	22</w:t>
       </w:r>
     </w:p>
     <w:p>
@@ -1659,10 +1678,10 @@
           <w:b w:val="false"/>
           <w:bCs w:val="false"/>
         </w:rPr>
-        <w:t xml:space="preserve">4.5 Hasil Latih dan Uji dengan Data Asli Saja</w:t>
-      </w:r>
-      <w:r>
-        <w:t xml:space="preserve">	21</w:t>
+        <w:t xml:space="preserve">4.5 Hasil Tugas B: S-Rank dalam 10 Pull</w:t>
+      </w:r>
+      <w:r>
+        <w:t xml:space="preserve">	23</w:t>
       </w:r>
     </w:p>
     <w:p>
@@ -1678,10 +1697,10 @@
           <w:b w:val="false"/>
           <w:bCs w:val="false"/>
         </w:rPr>
-        <w:t xml:space="preserve">4.6 Pola Soft Pity pada Data Asli</w:t>
-      </w:r>
-      <w:r>
-        <w:t xml:space="preserve">	23</w:t>
+        <w:t xml:space="preserve">4.6 Hasil Latih dan Uji dengan Data Asli Saja</w:t>
+      </w:r>
+      <w:r>
+        <w:t xml:space="preserve">	24</w:t>
       </w:r>
     </w:p>
     <w:p>
@@ -1697,10 +1716,48 @@
           <w:b w:val="false"/>
           <w:bCs w:val="false"/>
         </w:rPr>
-        <w:t xml:space="preserve">4.7 Pembahasan</w:t>
-      </w:r>
-      <w:r>
-        <w:t xml:space="preserve">	24</w:t>
+        <w:t xml:space="preserve">4.7 Uji Signifikansi Antar-Model</w:t>
+      </w:r>
+      <w:r>
+        <w:t xml:space="preserve">	27</w:t>
+      </w:r>
+    </w:p>
+    <w:p>
+      <w:pPr>
+        <w:tabs>
+          <w:tab w:val="right" w:pos="7938" w:leader="dot"/>
+        </w:tabs>
+        <w:spacing w:after="40" w:line="300"/>
+        <w:ind w:left="440"/>
+      </w:pPr>
+      <w:r>
+        <w:rPr>
+          <w:b w:val="false"/>
+          <w:bCs w:val="false"/>
+        </w:rPr>
+        <w:t xml:space="preserve">4.8 Pola Soft Pity pada Data Asli</w:t>
+      </w:r>
+      <w:r>
+        <w:t xml:space="preserve">	28</w:t>
+      </w:r>
+    </w:p>
+    <w:p>
+      <w:pPr>
+        <w:tabs>
+          <w:tab w:val="right" w:pos="7938" w:leader="dot"/>
+        </w:tabs>
+        <w:spacing w:after="40" w:line="300"/>
+        <w:ind w:left="440"/>
+      </w:pPr>
+      <w:r>
+        <w:rPr>
+          <w:b w:val="false"/>
+          <w:bCs w:val="false"/>
+        </w:rPr>
+        <w:t xml:space="preserve">4.9 Pembahasan</w:t>
+      </w:r>
+      <w:r>
+        <w:t xml:space="preserve">	29</w:t>
       </w:r>
     </w:p>
     <w:p>
@@ -1719,7 +1776,7 @@
         <w:t xml:space="preserve">BAB V PENUTUP</w:t>
       </w:r>
       <w:r>
-        <w:t xml:space="preserve">	27</w:t>
+        <w:t xml:space="preserve">	32</w:t>
       </w:r>
     </w:p>
     <w:p>
@@ -1738,7 +1795,7 @@
         <w:t xml:space="preserve">5.1 Kesimpulan</w:t>
       </w:r>
       <w:r>
-        <w:t xml:space="preserve">	27</w:t>
+        <w:t xml:space="preserve">	32</w:t>
       </w:r>
     </w:p>
     <w:p>
@@ -1757,7 +1814,7 @@
         <w:t xml:space="preserve">5.2 Keterbatasan</w:t>
       </w:r>
       <w:r>
-        <w:t xml:space="preserve">	27</w:t>
+        <w:t xml:space="preserve">	32</w:t>
       </w:r>
     </w:p>
     <w:p>
@@ -1776,7 +1833,7 @@
         <w:t xml:space="preserve">5.3 Saran</w:t>
       </w:r>
       <w:r>
-        <w:t xml:space="preserve">	28</w:t>
+        <w:t xml:space="preserve">	33</w:t>
       </w:r>
     </w:p>
     <w:p>
@@ -1795,7 +1852,7 @@
         <w:t xml:space="preserve">DAFTAR PUSTAKA</w:t>
       </w:r>
       <w:r>
-        <w:t xml:space="preserve">	29</w:t>
+        <w:t xml:space="preserve">	34</w:t>
       </w:r>
     </w:p>
     <w:p>
@@ -1814,7 +1871,7 @@
         <w:t xml:space="preserve">LAMPIRAN</w:t>
       </w:r>
       <w:r>
-        <w:t xml:space="preserve">	30</w:t>
+        <w:t xml:space="preserve">	36</w:t>
       </w:r>
     </w:p>
     <w:p>
@@ -1885,7 +1942,7 @@
         <w:t xml:space="preserve">Tabel 3.1 Sumber data penelitian</w:t>
       </w:r>
       <w:r>
-        <w:t xml:space="preserve">	10</w:t>
+        <w:t xml:space="preserve">	12</w:t>
       </w:r>
     </w:p>
     <w:p>
@@ -1900,7 +1957,7 @@
         <w:t xml:space="preserve">Tabel 3.2 Fitur yang digunakan</w:t>
       </w:r>
       <w:r>
-        <w:t xml:space="preserve">	12</w:t>
+        <w:t xml:space="preserve">	13</w:t>
       </w:r>
     </w:p>
     <w:p>
@@ -1912,10 +1969,10 @@
         <w:ind w:left="1134" w:hanging="1134"/>
       </w:pPr>
       <w:r>
-        <w:t xml:space="preserve">Tabel 3.3 Algoritma dan pengaturan utama</w:t>
-      </w:r>
-      <w:r>
-        <w:t xml:space="preserve">	12</w:t>
+        <w:t xml:space="preserve">Tabel 3.3 Algoritma, pengaturan tetap, dan ruang pencarian grid search</w:t>
+      </w:r>
+      <w:r>
+        <w:t xml:space="preserve">	14</w:t>
       </w:r>
     </w:p>
     <w:p>
@@ -1930,7 +1987,7 @@
         <w:t xml:space="preserve">Tabel 3.4 Halaman aplikasi</w:t>
       </w:r>
       <w:r>
-        <w:t xml:space="preserve">	13</w:t>
+        <w:t xml:space="preserve">	16</w:t>
       </w:r>
     </w:p>
     <w:p>
@@ -1945,7 +2002,7 @@
         <w:t xml:space="preserve">Tabel 4.1 Ringkasan data</w:t>
       </w:r>
       <w:r>
-        <w:t xml:space="preserve">	19</w:t>
+        <w:t xml:space="preserve">	21</w:t>
       </w:r>
     </w:p>
     <w:p>
@@ -1957,10 +2014,10 @@
         <w:ind w:left="1134" w:hanging="1134"/>
       </w:pPr>
       <w:r>
-        <w:t xml:space="preserve">Tabel 4.2 Hasil cross-validation 5-fold tugas A (rata-rata)</w:t>
-      </w:r>
-      <w:r>
-        <w:t xml:space="preserve">	19</w:t>
+        <w:t xml:space="preserve">Tabel 4.2 Hyperparameter hasil grid search pada data simulasi</w:t>
+      </w:r>
+      <w:r>
+        <w:t xml:space="preserve">	21</w:t>
       </w:r>
     </w:p>
     <w:p>
@@ -1972,10 +2029,10 @@
         <w:ind w:left="1134" w:hanging="1134"/>
       </w:pPr>
       <w:r>
-        <w:t xml:space="preserve">Tabel 4.3 Hasil cross-validation 5-fold tugas B (rata-rata) dan uji data asli</w:t>
-      </w:r>
-      <w:r>
-        <w:t xml:space="preserve">	20</w:t>
+        <w:t xml:space="preserve">Tabel 4.3 Hasil cross-validation 5-fold tugas A (rata-rata)</w:t>
+      </w:r>
+      <w:r>
+        <w:t xml:space="preserve">	22</w:t>
       </w:r>
     </w:p>
     <w:p>
@@ -1987,10 +2044,10 @@
         <w:ind w:left="1134" w:hanging="1134"/>
       </w:pPr>
       <w:r>
-        <w:t xml:space="preserve">Tabel 4.4 Hasil latih–uji dengan data asli saja, tugas B (rata-rata 5-fold)</w:t>
-      </w:r>
-      <w:r>
-        <w:t xml:space="preserve">	22</w:t>
+        <w:t xml:space="preserve">Tabel 4.4 Hasil cross-validation 5-fold tugas B (rata-rata) dan uji data asli</w:t>
+      </w:r>
+      <w:r>
+        <w:t xml:space="preserve">	23</w:t>
       </w:r>
     </w:p>
     <w:p>
@@ -2002,21 +2059,10 @@
         <w:ind w:left="1134" w:hanging="1134"/>
       </w:pPr>
       <w:r>
-        <w:t xml:space="preserve">Tabel 4.5 Laju S-Rank per rentang pull: data asli dan model Markov</w:t>
-      </w:r>
-      <w:r>
-        <w:t xml:space="preserve">	23</w:t>
-      </w:r>
-    </w:p>
-    <w:p>
-      <w:pPr>
-        <w:pStyle w:val="Heading1"/>
-        <w:pageBreakBefore/>
-        <w:spacing w:after="360"/>
-        <w:jc w:val="center"/>
-      </w:pPr>
-      <w:r>
-        <w:t xml:space="preserve">DAFTAR GAMBAR</w:t>
+        <w:t xml:space="preserve">Tabel 4.5 Hasil latih–uji dengan data asli saja, tugas B (rata-rata 5-fold, nested grid search)</w:t>
+      </w:r>
+      <w:r>
+        <w:t xml:space="preserve">	25</w:t>
       </w:r>
     </w:p>
     <w:p>
@@ -2028,10 +2074,10 @@
         <w:ind w:left="1134" w:hanging="1134"/>
       </w:pPr>
       <w:r>
-        <w:t xml:space="preserve">Gambar 2.1 Peluang S-Rank per pull (hazard) untuk kedua banner</w:t>
-      </w:r>
-      <w:r>
-        <w:t xml:space="preserve">	7</w:t>
+        <w:t xml:space="preserve">Tabel 4.6 Pengaruh grid search pada eksperimen data asli (accuracy rata-rata 5-fold)</w:t>
+      </w:r>
+      <w:r>
+        <w:t xml:space="preserve">	25</w:t>
       </w:r>
     </w:p>
     <w:p>
@@ -2043,10 +2089,10 @@
         <w:ind w:left="1134" w:hanging="1134"/>
       </w:pPr>
       <w:r>
-        <w:t xml:space="preserve">Gambar 2.2 Ilustrasi rantai Markov sistem pity</w:t>
-      </w:r>
-      <w:r>
-        <w:t xml:space="preserve">	7</w:t>
+        <w:t xml:space="preserve">Tabel 4.7 Uji t berpasangan terkoreksi tugas B (5-fold)</w:t>
+      </w:r>
+      <w:r>
+        <w:t xml:space="preserve">	27</w:t>
       </w:r>
     </w:p>
     <w:p>
@@ -2058,10 +2104,21 @@
         <w:ind w:left="1134" w:hanging="1134"/>
       </w:pPr>
       <w:r>
-        <w:t xml:space="preserve">Gambar 3.1 Alur penelitian berdasarkan CRISP-DM</w:t>
-      </w:r>
-      <w:r>
-        <w:t xml:space="preserve">	10</w:t>
+        <w:t xml:space="preserve">Tabel 4.8 Laju S-Rank per rentang pull: data asli dan model Markov</w:t>
+      </w:r>
+      <w:r>
+        <w:t xml:space="preserve">	28</w:t>
+      </w:r>
+    </w:p>
+    <w:p>
+      <w:pPr>
+        <w:pStyle w:val="Heading1"/>
+        <w:pageBreakBefore/>
+        <w:spacing w:after="360"/>
+        <w:jc w:val="center"/>
+      </w:pPr>
+      <w:r>
+        <w:t xml:space="preserve">DAFTAR GAMBAR</w:t>
       </w:r>
     </w:p>
     <w:p>
@@ -2073,10 +2130,10 @@
         <w:ind w:left="1134" w:hanging="1134"/>
       </w:pPr>
       <w:r>
-        <w:t xml:space="preserve">Gambar 4.1 Halaman Import Data dengan tiga cara input</w:t>
-      </w:r>
-      <w:r>
-        <w:t xml:space="preserve">	15</w:t>
+        <w:t xml:space="preserve">Gambar 2.1 Peluang S-Rank per pull (hazard) untuk kedua banner</w:t>
+      </w:r>
+      <w:r>
+        <w:t xml:space="preserve">	7</w:t>
       </w:r>
     </w:p>
     <w:p>
@@ -2088,10 +2145,10 @@
         <w:ind w:left="1134" w:hanging="1134"/>
       </w:pPr>
       <w:r>
-        <w:t xml:space="preserve">Gambar 4.2 Halaman Kalkulator Peluang</w:t>
-      </w:r>
-      <w:r>
-        <w:t xml:space="preserve">	16</w:t>
+        <w:t xml:space="preserve">Gambar 2.2 Ilustrasi rantai Markov sistem pity</w:t>
+      </w:r>
+      <w:r>
+        <w:t xml:space="preserve">	7</w:t>
       </w:r>
     </w:p>
     <w:p>
@@ -2103,10 +2160,10 @@
         <w:ind w:left="1134" w:hanging="1134"/>
       </w:pPr>
       <w:r>
-        <w:t xml:space="preserve">Gambar 4.3 Halaman Statistik Riwayat</w:t>
-      </w:r>
-      <w:r>
-        <w:t xml:space="preserve">	17</w:t>
+        <w:t xml:space="preserve">Gambar 3.1 Alur penelitian berdasarkan CRISP-DM</w:t>
+      </w:r>
+      <w:r>
+        <w:t xml:space="preserve">	11</w:t>
       </w:r>
     </w:p>
     <w:p>
@@ -2118,10 +2175,10 @@
         <w:ind w:left="1134" w:hanging="1134"/>
       </w:pPr>
       <w:r>
-        <w:t xml:space="preserve">Gambar 4.4 Halaman Perbandingan Algoritma</w:t>
-      </w:r>
-      <w:r>
-        <w:t xml:space="preserve">	18</w:t>
+        <w:t xml:space="preserve">Gambar 4.1 Halaman Import Data dengan tiga cara input</w:t>
+      </w:r>
+      <w:r>
+        <w:t xml:space="preserve">	17</w:t>
       </w:r>
     </w:p>
     <w:p>
@@ -2133,10 +2190,10 @@
         <w:ind w:left="1134" w:hanging="1134"/>
       </w:pPr>
       <w:r>
-        <w:t xml:space="preserve">Gambar 4.5 Perbandingan akurasi tugas B pada data simulasi dan data asli</w:t>
-      </w:r>
-      <w:r>
-        <w:t xml:space="preserve">	20</w:t>
+        <w:t xml:space="preserve">Gambar 4.2 Halaman Kalkulator Peluang</w:t>
+      </w:r>
+      <w:r>
+        <w:t xml:space="preserve">	18</w:t>
       </w:r>
     </w:p>
     <w:p>
@@ -2148,10 +2205,10 @@
         <w:ind w:left="1134" w:hanging="1134"/>
       </w:pPr>
       <w:r>
-        <w:t xml:space="preserve">Gambar 4.6 Accuracy, Balanced Accuracy, dan F1-score tugas B (cross-validation)</w:t>
-      </w:r>
-      <w:r>
-        <w:t xml:space="preserve">	21</w:t>
+        <w:t xml:space="preserve">Gambar 4.3 Halaman Statistik Riwayat</w:t>
+      </w:r>
+      <w:r>
+        <w:t xml:space="preserve">	19</w:t>
       </w:r>
     </w:p>
     <w:p>
@@ -2163,10 +2220,10 @@
         <w:ind w:left="1134" w:hanging="1134"/>
       </w:pPr>
       <w:r>
-        <w:t xml:space="preserve">Gambar 4.7 Confusion matrix tugas B pada data uji simulasi</w:t>
-      </w:r>
-      <w:r>
-        <w:t xml:space="preserve">	21</w:t>
+        <w:t xml:space="preserve">Gambar 4.4 Halaman Perbandingan Algoritma</w:t>
+      </w:r>
+      <w:r>
+        <w:t xml:space="preserve">	20</w:t>
       </w:r>
     </w:p>
     <w:p>
@@ -2178,10 +2235,10 @@
         <w:ind w:left="1134" w:hanging="1134"/>
       </w:pPr>
       <w:r>
-        <w:t xml:space="preserve">Gambar 4.8 Akurasi enam algoritma yang dilatih dan diuji dengan data asli saja</w:t>
-      </w:r>
-      <w:r>
-        <w:t xml:space="preserve">	22</w:t>
+        <w:t xml:space="preserve">Gambar 4.5 Perbandingan akurasi tugas B pada data simulasi dan data asli</w:t>
+      </w:r>
+      <w:r>
+        <w:t xml:space="preserve">	23</w:t>
       </w:r>
     </w:p>
     <w:p>
@@ -2193,10 +2250,10 @@
         <w:ind w:left="1134" w:hanging="1134"/>
       </w:pPr>
       <w:r>
-        <w:t xml:space="preserve">Gambar 4.9 Pola soft pity pada data asli dibandingkan model Markov</w:t>
-      </w:r>
-      <w:r>
-        <w:t xml:space="preserve">	23</w:t>
+        <w:t xml:space="preserve">Gambar 4.6 Accuracy, Balanced Accuracy, dan F1-score tugas B (cross-validation)</w:t>
+      </w:r>
+      <w:r>
+        <w:t xml:space="preserve">	24</w:t>
       </w:r>
     </w:p>
     <w:p>
@@ -2208,10 +2265,10 @@
         <w:ind w:left="1134" w:hanging="1134"/>
       </w:pPr>
       <w:r>
-        <w:t xml:space="preserve">Gambar 4.10 Kurva peluang mendapat S-Rank dalam 10 pull menurut setiap model</w:t>
-      </w:r>
-      <w:r>
-        <w:t xml:space="preserve">	25</w:t>
+        <w:t xml:space="preserve">Gambar 4.7 Confusion matrix tugas B pada data uji simulasi</w:t>
+      </w:r>
+      <w:r>
+        <w:t xml:space="preserve">	24</w:t>
       </w:r>
     </w:p>
     <w:p>
@@ -2223,10 +2280,55 @@
         <w:ind w:left="1134" w:hanging="1134"/>
       </w:pPr>
       <w:r>
+        <w:t xml:space="preserve">Gambar 4.8 Akurasi enam algoritma yang dilatih dan diuji dengan data asli saja</w:t>
+      </w:r>
+      <w:r>
+        <w:t xml:space="preserve">	26</w:t>
+      </w:r>
+    </w:p>
+    <w:p>
+      <w:pPr>
+        <w:tabs>
+          <w:tab w:val="right" w:pos="7938" w:leader="dot"/>
+        </w:tabs>
+        <w:spacing w:after="60" w:line="300"/>
+        <w:ind w:left="1134" w:hanging="1134"/>
+      </w:pPr>
+      <w:r>
+        <w:t xml:space="preserve">Gambar 4.9 Pola soft pity pada data asli dibandingkan model Markov</w:t>
+      </w:r>
+      <w:r>
+        <w:t xml:space="preserve">	28</w:t>
+      </w:r>
+    </w:p>
+    <w:p>
+      <w:pPr>
+        <w:tabs>
+          <w:tab w:val="right" w:pos="7938" w:leader="dot"/>
+        </w:tabs>
+        <w:spacing w:after="60" w:line="300"/>
+        <w:ind w:left="1134" w:hanging="1134"/>
+      </w:pPr>
+      <w:r>
+        <w:t xml:space="preserve">Gambar 4.10 Kurva peluang mendapat S-Rank dalam 10 pull menurut setiap model</w:t>
+      </w:r>
+      <w:r>
+        <w:t xml:space="preserve">	30</w:t>
+      </w:r>
+    </w:p>
+    <w:p>
+      <w:pPr>
+        <w:tabs>
+          <w:tab w:val="right" w:pos="7938" w:leader="dot"/>
+        </w:tabs>
+        <w:spacing w:after="60" w:line="300"/>
+        <w:ind w:left="1134" w:hanging="1134"/>
+      </w:pPr>
+      <w:r>
         <w:t xml:space="preserve">Gambar 4.11 Feature importance model berbasis pohon (tugas B)</w:t>
       </w:r>
       <w:r>
-        <w:t xml:space="preserve">	26</w:t>
+        <w:t xml:space="preserve">	31</w:t>
       </w:r>
     </w:p>
     <w:p>
@@ -3192,7 +3294,17 @@
         <w:jc w:val="both"/>
       </w:pPr>
       <w:r>
-        <w:t xml:space="preserve">Membandingkan kinerja enam algoritma klasifikasi dalam memprediksi keluarnya S-Rank.</w:t>
+        <w:t xml:space="preserve">Membandingkan kinerja enam algoritma klasifikasi dalam memprediksi keluarnya S-Rank, dengan hyperparameter yang dipilih melalui </w:t>
+      </w:r>
+      <w:r>
+        <w:rPr>
+          <w:i/>
+          <w:iCs/>
+        </w:rPr>
+        <w:t xml:space="preserve">grid search</w:t>
+      </w:r>
+      <w:r>
+        <w:t xml:space="preserve"> dan perbedaan kinerja yang diuji signifikansinya secara statistik.</w:t>
       </w:r>
     </w:p>
     <w:p>
@@ -5666,7 +5778,117 @@
         <w:spacing w:after="120" w:before="240" w:line="360"/>
       </w:pPr>
       <w:r>
-        <w:t xml:space="preserve">2.7 Streamlit</w:t>
+        <w:t xml:space="preserve">2.7 Pemilihan Hyperparameter dan Uji Signifikansi</w:t>
+      </w:r>
+    </w:p>
+    <w:p>
+      <w:pPr>
+        <w:spacing w:after="120" w:line="360"/>
+        <w:ind w:firstLine="709"/>
+        <w:jc w:val="both"/>
+      </w:pPr>
+      <w:r>
+        <w:rPr>
+          <w:i/>
+          <w:iCs/>
+        </w:rPr>
+        <w:t xml:space="preserve">Hyperparameter</w:t>
+      </w:r>
+      <w:r>
+        <w:t xml:space="preserve"> adalah pengaturan algoritma yang tidak dipelajari dari data, misalnya jumlah tetangga k pada KNN atau kedalaman maksimum pohon. </w:t>
+      </w:r>
+      <w:r>
+        <w:rPr>
+          <w:i/>
+          <w:iCs/>
+        </w:rPr>
+        <w:t xml:space="preserve">Grid search</w:t>
+      </w:r>
+      <w:r>
+        <w:t xml:space="preserve"> mencoba setiap kombinasi nilai dari ruang pencarian yang ditentukan, lalu memilih kombinasi dengan skor cross-validation terbaik (Pedregosa et al., 2011). Data yang dipakai untuk memilih hyperparameter tidak boleh sama dengan data yang dipakai untuk menilai model akhir, karena skornya akan terlihat lebih baik daripada kenyataan. Jika data terbatas, dipakai </w:t>
+      </w:r>
+      <w:r>
+        <w:rPr>
+          <w:i/>
+          <w:iCs/>
+        </w:rPr>
+        <w:t xml:space="preserve">nested cross-validation</w:t>
+      </w:r>
+      <w:r>
+        <w:t xml:space="preserve">: grid search dijalankan hanya di dalam data latih setiap fold, sedangkan data uji fold tersebut hanya dipakai untuk penilaian (Varma &amp; Simon, 2006).</w:t>
+      </w:r>
+    </w:p>
+    <w:p>
+      <w:pPr>
+        <w:spacing w:after="120" w:line="360"/>
+        <w:ind w:firstLine="709"/>
+        <w:jc w:val="both"/>
+      </w:pPr>
+      <w:r>
+        <w:t xml:space="preserve">Selisih akurasi antar-model juga perlu diuji, apakah bermakna secara statistik atau hanya kebetulan. Uji t berpasangan biasa pada hasil setiap fold terlalu mudah menyatakan dua model berbeda, karena data latih antarfold saling tumpang tindih sehingga hasilnya tidak saling bebas. Nadeau dan Bengio (2003) mengusulkan </w:t>
+      </w:r>
+      <w:r>
+        <w:rPr>
+          <w:b/>
+          <w:bCs/>
+        </w:rPr>
+        <w:t xml:space="preserve">uji t berpasangan terkoreksi</w:t>
+      </w:r>
+      <w:r>
+        <w:t xml:space="preserve"> (</w:t>
+      </w:r>
+      <w:r>
+        <w:rPr>
+          <w:i/>
+          <w:iCs/>
+        </w:rPr>
+        <w:t xml:space="preserve">corrected resampled t-test</w:t>
+      </w:r>
+      <w:r>
+        <w:t xml:space="preserve">) yang memperbesar varians dengan faktor koreksi:</w:t>
+      </w:r>
+    </w:p>
+    <w:p>
+      <w:pPr>
+        <w:spacing w:after="120" w:line="360"/>
+        <w:jc w:val="center"/>
+      </w:pPr>
+      <w:r>
+        <w:rPr>
+          <w:i/>
+          <w:iCs/>
+        </w:rPr>
+        <w:t xml:space="preserve">t = d̄ / √( (1/k + n_uji / n_latih) · s²_d )</w:t>
+      </w:r>
+    </w:p>
+    <w:p>
+      <w:pPr>
+        <w:spacing w:after="120" w:line="360"/>
+        <w:ind w:firstLine="709"/>
+        <w:jc w:val="both"/>
+      </w:pPr>
+      <w:r>
+        <w:t xml:space="preserve">dengan d̄ dan s²_d adalah rata-rata dan varians selisih akurasi dua model pada k fold, sedangkan n_uji/n_latih adalah perbandingan ukuran data uji dan data latih. Nilai t dibandingkan dengan distribusi t berderajat bebas k − 1. Jika p-value kurang dari 0,05, selisih kedua model dinyatakan </w:t>
+      </w:r>
+      <w:r>
+        <w:rPr>
+          <w:b/>
+          <w:bCs/>
+        </w:rPr>
+        <w:t xml:space="preserve">signifikan</w:t>
+      </w:r>
+      <w:r>
+        <w:t xml:space="preserve">.</w:t>
+      </w:r>
+    </w:p>
+    <w:p>
+      <w:pPr>
+        <w:pStyle w:val="Heading2"/>
+        <w:keepNext/>
+        <w:spacing w:after="120" w:before="240" w:line="360"/>
+      </w:pPr>
+      <w:r>
+        <w:t xml:space="preserve">2.8 Streamlit</w:t>
       </w:r>
     </w:p>
     <w:p>
@@ -5868,7 +6090,7 @@
         <w:t xml:space="preserve">Modeling:</w:t>
       </w:r>
       <w:r>
-        <w:t xml:space="preserve"> melatih enam algoritma klasifikasi dan menyusun model Markov Chain sebagai acuan teori.</w:t>
+        <w:t xml:space="preserve"> memilih hyperparameter dengan grid search, melatih enam algoritma klasifikasi, dan menyusun model Markov Chain sebagai acuan teori.</w:t>
       </w:r>
     </w:p>
     <w:p>
@@ -5889,7 +6111,7 @@
         <w:t xml:space="preserve">Evaluation:</w:t>
       </w:r>
       <w:r>
-        <w:t xml:space="preserve"> membandingkan model dengan cross-validation dan menguji pada data pemain asli.</w:t>
+        <w:t xml:space="preserve"> membandingkan model dengan cross-validation dan uji signifikansi, lalu menguji pada data pemain asli.</w:t>
       </w:r>
     </w:p>
     <w:p>
@@ -6192,6 +6414,107 @@
           </w:tcPr>
           <w:p>
             <w:pPr>
+              <w:keepNext/>
+              <w:keepLines/>
+              <w:spacing w:line="276"/>
+              <w:jc w:val="left"/>
+            </w:pPr>
+            <w:r>
+              <w:rPr>
+                <w:sz w:val="20"/>
+                <w:szCs w:val="20"/>
+              </w:rPr>
+              <w:t xml:space="preserve">Simulasi untuk grid search</w:t>
+            </w:r>
+          </w:p>
+        </w:tc>
+        <w:tc>
+          <w:tcPr>
+            <w:tcW w:type="dxa" w:w="4128"/>
+            <w:tcBorders>
+              <w:top w:val="single" w:color="808080" w:sz="4"/>
+              <w:left w:val="single" w:color="808080" w:sz="4"/>
+              <w:bottom w:val="single" w:color="808080" w:sz="4"/>
+              <w:right w:val="single" w:color="808080" w:sz="4"/>
+            </w:tcBorders>
+            <w:tcMar>
+              <w:top w:type="dxa" w:w="60"/>
+              <w:left w:type="dxa" w:w="100"/>
+              <w:bottom w:type="dxa" w:w="60"/>
+              <w:right w:type="dxa" w:w="100"/>
+            </w:tcMar>
+          </w:tcPr>
+          <w:p>
+            <w:pPr>
+              <w:keepNext/>
+              <w:keepLines/>
+              <w:spacing w:line="276"/>
+              <w:jc w:val="left"/>
+            </w:pPr>
+            <w:r>
+              <w:rPr>
+                <w:sz w:val="20"/>
+                <w:szCs w:val="20"/>
+              </w:rPr>
+              <w:t xml:space="preserve">100 akun virtual tambahan (seed 43); ±77 ribu baris</w:t>
+            </w:r>
+          </w:p>
+        </w:tc>
+        <w:tc>
+          <w:tcPr>
+            <w:tcW w:type="dxa" w:w="1905"/>
+            <w:tcBorders>
+              <w:top w:val="single" w:color="808080" w:sz="4"/>
+              <w:left w:val="single" w:color="808080" w:sz="4"/>
+              <w:bottom w:val="single" w:color="808080" w:sz="4"/>
+              <w:right w:val="single" w:color="808080" w:sz="4"/>
+            </w:tcBorders>
+            <w:tcMar>
+              <w:top w:type="dxa" w:w="60"/>
+              <w:left w:type="dxa" w:w="100"/>
+              <w:bottom w:type="dxa" w:w="60"/>
+              <w:right w:type="dxa" w:w="100"/>
+            </w:tcMar>
+          </w:tcPr>
+          <w:p>
+            <w:pPr>
+              <w:keepNext/>
+              <w:keepLines/>
+              <w:spacing w:line="276"/>
+              <w:jc w:val="left"/>
+            </w:pPr>
+            <w:r>
+              <w:rPr>
+                <w:sz w:val="20"/>
+                <w:szCs w:val="20"/>
+              </w:rPr>
+              <w:t xml:space="preserve">Pemilihan hyperparameter, tidak dipakai untuk evaluasi</w:t>
+            </w:r>
+          </w:p>
+        </w:tc>
+      </w:tr>
+      <w:tr>
+        <w:trPr>
+          <w:cantSplit/>
+        </w:trPr>
+        <w:tc>
+          <w:tcPr>
+            <w:tcW w:type="dxa" w:w="1905"/>
+            <w:tcBorders>
+              <w:top w:val="single" w:color="808080" w:sz="4"/>
+              <w:left w:val="single" w:color="808080" w:sz="4"/>
+              <w:bottom w:val="single" w:color="808080" w:sz="4"/>
+              <w:right w:val="single" w:color="808080" w:sz="4"/>
+            </w:tcBorders>
+            <w:tcMar>
+              <w:top w:type="dxa" w:w="60"/>
+              <w:left w:type="dxa" w:w="100"/>
+              <w:bottom w:type="dxa" w:w="60"/>
+              <w:right w:type="dxa" w:w="100"/>
+            </w:tcMar>
+          </w:tcPr>
+          <w:p>
+            <w:pPr>
               <w:keepNext w:val="false"/>
               <w:keepLines/>
               <w:spacing w:line="276"/>
@@ -6912,6 +7235,36 @@
     </w:p>
     <w:p>
       <w:pPr>
+        <w:spacing w:after="120" w:line="360"/>
+        <w:ind w:firstLine="709"/>
+        <w:jc w:val="both"/>
+      </w:pPr>
+      <w:r>
+        <w:t xml:space="preserve">Setiap algoritma memiliki pengaturan tetap dan beberapa </w:t>
+      </w:r>
+      <w:r>
+        <w:rPr>
+          <w:i/>
+          <w:iCs/>
+        </w:rPr>
+        <w:t xml:space="preserve">hyperparameter</w:t>
+      </w:r>
+      <w:r>
+        <w:t xml:space="preserve"> yang dipilih dengan </w:t>
+      </w:r>
+      <w:r>
+        <w:rPr>
+          <w:i/>
+          <w:iCs/>
+        </w:rPr>
+        <w:t xml:space="preserve">grid search</w:t>
+      </w:r>
+      <w:r>
+        <w:t xml:space="preserve"> (Tabel 3.3). Nilai pertama pada setiap ruang pencarian adalah pengaturan awal sebelum grid search, sehingga jika beberapa kombinasi memperoleh skor yang sama persis, pengaturan awal dipertahankan.</w:t>
+      </w:r>
+    </w:p>
+    <w:p>
+      <w:pPr>
         <w:keepNext/>
         <w:keepLines/>
         <w:spacing w:after="60" w:before="120"/>
@@ -6925,7 +7278,7 @@
         <w:t xml:space="preserve">Tabel 3.3</w:t>
       </w:r>
       <w:r>
-        <w:t xml:space="preserve"> Algoritma dan pengaturan utama</w:t>
+        <w:t xml:space="preserve"> Algoritma, pengaturan tetap, dan ruang pencarian grid search</w:t>
       </w:r>
     </w:p>
     <w:tbl>
@@ -6941,8 +7294,9 @@
         </w:tblBorders>
       </w:tblPr>
       <w:tblGrid>
-        <w:gridCol w:w="2540"/>
-        <w:gridCol w:w="5398"/>
+        <w:gridCol w:w="1905"/>
+        <w:gridCol w:w="3016"/>
+        <w:gridCol w:w="3017"/>
       </w:tblGrid>
       <w:tr>
         <w:trPr>
@@ -6951,7 +7305,7 @@
         </w:trPr>
         <w:tc>
           <w:tcPr>
-            <w:tcW w:type="dxa" w:w="2540"/>
+            <w:tcW w:type="dxa" w:w="1905"/>
             <w:tcBorders>
               <w:top w:val="single" w:color="808080" w:sz="4"/>
               <w:left w:val="single" w:color="808080" w:sz="4"/>
@@ -6977,8 +7331,8 @@
               <w:rPr>
                 <w:b/>
                 <w:bCs/>
-                <w:sz w:val="20"/>
-                <w:szCs w:val="20"/>
+                <w:sz w:val="19"/>
+                <w:szCs w:val="19"/>
               </w:rPr>
               <w:t xml:space="preserve">Algoritma</w:t>
             </w:r>
@@ -6986,7 +7340,7 @@
         </w:tc>
         <w:tc>
           <w:tcPr>
-            <w:tcW w:type="dxa" w:w="5398"/>
+            <w:tcW w:type="dxa" w:w="3016"/>
             <w:tcBorders>
               <w:top w:val="single" w:color="808080" w:sz="4"/>
               <w:left w:val="single" w:color="808080" w:sz="4"/>
@@ -7012,10 +7366,45 @@
               <w:rPr>
                 <w:b/>
                 <w:bCs/>
-                <w:sz w:val="20"/>
-                <w:szCs w:val="20"/>
-              </w:rPr>
-              <w:t xml:space="preserve">Pengaturan utama</w:t>
+                <w:sz w:val="19"/>
+                <w:szCs w:val="19"/>
+              </w:rPr>
+              <w:t xml:space="preserve">Pengaturan tetap</w:t>
+            </w:r>
+          </w:p>
+        </w:tc>
+        <w:tc>
+          <w:tcPr>
+            <w:tcW w:type="dxa" w:w="3017"/>
+            <w:tcBorders>
+              <w:top w:val="single" w:color="808080" w:sz="4"/>
+              <w:left w:val="single" w:color="808080" w:sz="4"/>
+              <w:bottom w:val="single" w:color="808080" w:sz="4"/>
+              <w:right w:val="single" w:color="808080" w:sz="4"/>
+            </w:tcBorders>
+            <w:shd w:fill="D9E2F3" w:color="auto" w:val="clear"/>
+            <w:tcMar>
+              <w:top w:type="dxa" w:w="60"/>
+              <w:left w:type="dxa" w:w="100"/>
+              <w:bottom w:type="dxa" w:w="60"/>
+              <w:right w:type="dxa" w:w="100"/>
+            </w:tcMar>
+          </w:tcPr>
+          <w:p>
+            <w:pPr>
+              <w:keepNext/>
+              <w:keepLines/>
+              <w:spacing w:line="276"/>
+              <w:jc w:val="left"/>
+            </w:pPr>
+            <w:r>
+              <w:rPr>
+                <w:b/>
+                <w:bCs/>
+                <w:sz w:val="19"/>
+                <w:szCs w:val="19"/>
+              </w:rPr>
+              <w:t xml:space="preserve">Ruang pencarian grid search</w:t>
             </w:r>
           </w:p>
         </w:tc>
@@ -7026,7 +7415,7 @@
         </w:trPr>
         <w:tc>
           <w:tcPr>
-            <w:tcW w:type="dxa" w:w="2540"/>
+            <w:tcW w:type="dxa" w:w="1905"/>
             <w:tcBorders>
               <w:top w:val="single" w:color="808080" w:sz="4"/>
               <w:left w:val="single" w:color="808080" w:sz="4"/>
@@ -7049,8 +7438,8 @@
             </w:pPr>
             <w:r>
               <w:rPr>
-                <w:sz w:val="20"/>
-                <w:szCs w:val="20"/>
+                <w:sz w:val="19"/>
+                <w:szCs w:val="19"/>
               </w:rPr>
               <w:t xml:space="preserve">Naive Bayes</w:t>
             </w:r>
@@ -7058,7 +7447,7 @@
         </w:tc>
         <w:tc>
           <w:tcPr>
-            <w:tcW w:type="dxa" w:w="5398"/>
+            <w:tcW w:type="dxa" w:w="3016"/>
             <w:tcBorders>
               <w:top w:val="single" w:color="808080" w:sz="4"/>
               <w:left w:val="single" w:color="808080" w:sz="4"/>
@@ -7081,10 +7470,42 @@
             </w:pPr>
             <w:r>
               <w:rPr>
-                <w:sz w:val="20"/>
-                <w:szCs w:val="20"/>
+                <w:sz w:val="19"/>
+                <w:szCs w:val="19"/>
               </w:rPr>
               <w:t xml:space="preserve">Gaussian Naive Bayes</w:t>
+            </w:r>
+          </w:p>
+        </w:tc>
+        <w:tc>
+          <w:tcPr>
+            <w:tcW w:type="dxa" w:w="3017"/>
+            <w:tcBorders>
+              <w:top w:val="single" w:color="808080" w:sz="4"/>
+              <w:left w:val="single" w:color="808080" w:sz="4"/>
+              <w:bottom w:val="single" w:color="808080" w:sz="4"/>
+              <w:right w:val="single" w:color="808080" w:sz="4"/>
+            </w:tcBorders>
+            <w:tcMar>
+              <w:top w:type="dxa" w:w="60"/>
+              <w:left w:type="dxa" w:w="100"/>
+              <w:bottom w:type="dxa" w:w="60"/>
+              <w:right w:type="dxa" w:w="100"/>
+            </w:tcMar>
+          </w:tcPr>
+          <w:p>
+            <w:pPr>
+              <w:keepNext/>
+              <w:keepLines/>
+              <w:spacing w:line="276"/>
+              <w:jc w:val="left"/>
+            </w:pPr>
+            <w:r>
+              <w:rPr>
+                <w:sz w:val="19"/>
+                <w:szCs w:val="19"/>
+              </w:rPr>
+              <w:t xml:space="preserve">var_smoothing ∈ {10⁻⁹; 10⁻⁶; 10⁻³; 0,01; 0,1; 1}</w:t>
             </w:r>
           </w:p>
         </w:tc>
@@ -7095,7 +7516,7 @@
         </w:trPr>
         <w:tc>
           <w:tcPr>
-            <w:tcW w:type="dxa" w:w="2540"/>
+            <w:tcW w:type="dxa" w:w="1905"/>
             <w:tcBorders>
               <w:top w:val="single" w:color="808080" w:sz="4"/>
               <w:left w:val="single" w:color="808080" w:sz="4"/>
@@ -7118,8 +7539,8 @@
             </w:pPr>
             <w:r>
               <w:rPr>
-                <w:sz w:val="20"/>
-                <w:szCs w:val="20"/>
+                <w:sz w:val="19"/>
+                <w:szCs w:val="19"/>
               </w:rPr>
               <w:t xml:space="preserve">KNN</w:t>
             </w:r>
@@ -7127,7 +7548,7 @@
         </w:tc>
         <w:tc>
           <w:tcPr>
-            <w:tcW w:type="dxa" w:w="5398"/>
+            <w:tcW w:type="dxa" w:w="3016"/>
             <w:tcBorders>
               <w:top w:val="single" w:color="808080" w:sz="4"/>
               <w:left w:val="single" w:color="808080" w:sz="4"/>
@@ -7150,10 +7571,42 @@
             </w:pPr>
             <w:r>
               <w:rPr>
-                <w:sz w:val="20"/>
-                <w:szCs w:val="20"/>
-              </w:rPr>
-              <w:t xml:space="preserve">normalisasi StandardScaler, k = 101 tetangga</w:t>
+                <w:sz w:val="19"/>
+                <w:szCs w:val="19"/>
+              </w:rPr>
+              <w:t xml:space="preserve">normalisasi StandardScaler, jarak Euclidean</w:t>
+            </w:r>
+          </w:p>
+        </w:tc>
+        <w:tc>
+          <w:tcPr>
+            <w:tcW w:type="dxa" w:w="3017"/>
+            <w:tcBorders>
+              <w:top w:val="single" w:color="808080" w:sz="4"/>
+              <w:left w:val="single" w:color="808080" w:sz="4"/>
+              <w:bottom w:val="single" w:color="808080" w:sz="4"/>
+              <w:right w:val="single" w:color="808080" w:sz="4"/>
+            </w:tcBorders>
+            <w:tcMar>
+              <w:top w:type="dxa" w:w="60"/>
+              <w:left w:type="dxa" w:w="100"/>
+              <w:bottom w:type="dxa" w:w="60"/>
+              <w:right w:type="dxa" w:w="100"/>
+            </w:tcMar>
+          </w:tcPr>
+          <w:p>
+            <w:pPr>
+              <w:keepNext/>
+              <w:keepLines/>
+              <w:spacing w:line="276"/>
+              <w:jc w:val="left"/>
+            </w:pPr>
+            <w:r>
+              <w:rPr>
+                <w:sz w:val="19"/>
+                <w:szCs w:val="19"/>
+              </w:rPr>
+              <w:t xml:space="preserve">k ∈ {101; 5; 15; 31; 51; 201}</w:t>
             </w:r>
           </w:p>
         </w:tc>
@@ -7164,7 +7617,7 @@
         </w:trPr>
         <w:tc>
           <w:tcPr>
-            <w:tcW w:type="dxa" w:w="2540"/>
+            <w:tcW w:type="dxa" w:w="1905"/>
             <w:tcBorders>
               <w:top w:val="single" w:color="808080" w:sz="4"/>
               <w:left w:val="single" w:color="808080" w:sz="4"/>
@@ -7187,8 +7640,8 @@
             </w:pPr>
             <w:r>
               <w:rPr>
-                <w:sz w:val="20"/>
-                <w:szCs w:val="20"/>
+                <w:sz w:val="19"/>
+                <w:szCs w:val="19"/>
               </w:rPr>
               <w:t xml:space="preserve">Logistic Regression</w:t>
             </w:r>
@@ -7196,7 +7649,7 @@
         </w:tc>
         <w:tc>
           <w:tcPr>
-            <w:tcW w:type="dxa" w:w="5398"/>
+            <w:tcW w:type="dxa" w:w="3016"/>
             <w:tcBorders>
               <w:top w:val="single" w:color="808080" w:sz="4"/>
               <w:left w:val="single" w:color="808080" w:sz="4"/>
@@ -7219,10 +7672,42 @@
             </w:pPr>
             <w:r>
               <w:rPr>
-                <w:sz w:val="20"/>
-                <w:szCs w:val="20"/>
+                <w:sz w:val="19"/>
+                <w:szCs w:val="19"/>
               </w:rPr>
               <w:t xml:space="preserve">normalisasi StandardScaler, max_iter 2000</w:t>
+            </w:r>
+          </w:p>
+        </w:tc>
+        <w:tc>
+          <w:tcPr>
+            <w:tcW w:type="dxa" w:w="3017"/>
+            <w:tcBorders>
+              <w:top w:val="single" w:color="808080" w:sz="4"/>
+              <w:left w:val="single" w:color="808080" w:sz="4"/>
+              <w:bottom w:val="single" w:color="808080" w:sz="4"/>
+              <w:right w:val="single" w:color="808080" w:sz="4"/>
+            </w:tcBorders>
+            <w:tcMar>
+              <w:top w:type="dxa" w:w="60"/>
+              <w:left w:type="dxa" w:w="100"/>
+              <w:bottom w:type="dxa" w:w="60"/>
+              <w:right w:type="dxa" w:w="100"/>
+            </w:tcMar>
+          </w:tcPr>
+          <w:p>
+            <w:pPr>
+              <w:keepNext/>
+              <w:keepLines/>
+              <w:spacing w:line="276"/>
+              <w:jc w:val="left"/>
+            </w:pPr>
+            <w:r>
+              <w:rPr>
+                <w:sz w:val="19"/>
+                <w:szCs w:val="19"/>
+              </w:rPr>
+              <w:t xml:space="preserve">C ∈ {1; 0,01; 0,1; 10}</w:t>
             </w:r>
           </w:p>
         </w:tc>
@@ -7233,7 +7718,7 @@
         </w:trPr>
         <w:tc>
           <w:tcPr>
-            <w:tcW w:type="dxa" w:w="2540"/>
+            <w:tcW w:type="dxa" w:w="1905"/>
             <w:tcBorders>
               <w:top w:val="single" w:color="808080" w:sz="4"/>
               <w:left w:val="single" w:color="808080" w:sz="4"/>
@@ -7256,8 +7741,8 @@
             </w:pPr>
             <w:r>
               <w:rPr>
-                <w:sz w:val="20"/>
-                <w:szCs w:val="20"/>
+                <w:sz w:val="19"/>
+                <w:szCs w:val="19"/>
               </w:rPr>
               <w:t xml:space="preserve">Decision Tree</w:t>
             </w:r>
@@ -7265,7 +7750,7 @@
         </w:tc>
         <w:tc>
           <w:tcPr>
-            <w:tcW w:type="dxa" w:w="5398"/>
+            <w:tcW w:type="dxa" w:w="3016"/>
             <w:tcBorders>
               <w:top w:val="single" w:color="808080" w:sz="4"/>
               <w:left w:val="single" w:color="808080" w:sz="4"/>
@@ -7288,10 +7773,42 @@
             </w:pPr>
             <w:r>
               <w:rPr>
-                <w:sz w:val="20"/>
-                <w:szCs w:val="20"/>
-              </w:rPr>
-              <w:t xml:space="preserve">max_depth 6, min_samples_leaf 50</w:t>
+                <w:sz w:val="19"/>
+                <w:szCs w:val="19"/>
+              </w:rPr>
+              <w:t xml:space="preserve">indeks Gini</w:t>
+            </w:r>
+          </w:p>
+        </w:tc>
+        <w:tc>
+          <w:tcPr>
+            <w:tcW w:type="dxa" w:w="3017"/>
+            <w:tcBorders>
+              <w:top w:val="single" w:color="808080" w:sz="4"/>
+              <w:left w:val="single" w:color="808080" w:sz="4"/>
+              <w:bottom w:val="single" w:color="808080" w:sz="4"/>
+              <w:right w:val="single" w:color="808080" w:sz="4"/>
+            </w:tcBorders>
+            <w:tcMar>
+              <w:top w:type="dxa" w:w="60"/>
+              <w:left w:type="dxa" w:w="100"/>
+              <w:bottom w:type="dxa" w:w="60"/>
+              <w:right w:type="dxa" w:w="100"/>
+            </w:tcMar>
+          </w:tcPr>
+          <w:p>
+            <w:pPr>
+              <w:keepNext/>
+              <w:keepLines/>
+              <w:spacing w:line="276"/>
+              <w:jc w:val="left"/>
+            </w:pPr>
+            <w:r>
+              <w:rPr>
+                <w:sz w:val="19"/>
+                <w:szCs w:val="19"/>
+              </w:rPr>
+              <w:t xml:space="preserve">max_depth ∈ {6; 3; 4; 8}; min_samples_leaf ∈ {50; 20; 100}</w:t>
             </w:r>
           </w:p>
         </w:tc>
@@ -7302,7 +7819,7 @@
         </w:trPr>
         <w:tc>
           <w:tcPr>
-            <w:tcW w:type="dxa" w:w="2540"/>
+            <w:tcW w:type="dxa" w:w="1905"/>
             <w:tcBorders>
               <w:top w:val="single" w:color="808080" w:sz="4"/>
               <w:left w:val="single" w:color="808080" w:sz="4"/>
@@ -7325,8 +7842,8 @@
             </w:pPr>
             <w:r>
               <w:rPr>
-                <w:sz w:val="20"/>
-                <w:szCs w:val="20"/>
+                <w:sz w:val="19"/>
+                <w:szCs w:val="19"/>
               </w:rPr>
               <w:t xml:space="preserve">Random Forest</w:t>
             </w:r>
@@ -7334,7 +7851,7 @@
         </w:tc>
         <w:tc>
           <w:tcPr>
-            <w:tcW w:type="dxa" w:w="5398"/>
+            <w:tcW w:type="dxa" w:w="3016"/>
             <w:tcBorders>
               <w:top w:val="single" w:color="808080" w:sz="4"/>
               <w:left w:val="single" w:color="808080" w:sz="4"/>
@@ -7357,10 +7874,42 @@
             </w:pPr>
             <w:r>
               <w:rPr>
-                <w:sz w:val="20"/>
-                <w:szCs w:val="20"/>
-              </w:rPr>
-              <w:t xml:space="preserve">150 pohon, max_depth 8, min_samples_leaf 20</w:t>
+                <w:sz w:val="19"/>
+                <w:szCs w:val="19"/>
+              </w:rPr>
+              <w:t xml:space="preserve">150 pohon</w:t>
+            </w:r>
+          </w:p>
+        </w:tc>
+        <w:tc>
+          <w:tcPr>
+            <w:tcW w:type="dxa" w:w="3017"/>
+            <w:tcBorders>
+              <w:top w:val="single" w:color="808080" w:sz="4"/>
+              <w:left w:val="single" w:color="808080" w:sz="4"/>
+              <w:bottom w:val="single" w:color="808080" w:sz="4"/>
+              <w:right w:val="single" w:color="808080" w:sz="4"/>
+            </w:tcBorders>
+            <w:tcMar>
+              <w:top w:type="dxa" w:w="60"/>
+              <w:left w:type="dxa" w:w="100"/>
+              <w:bottom w:type="dxa" w:w="60"/>
+              <w:right w:type="dxa" w:w="100"/>
+            </w:tcMar>
+          </w:tcPr>
+          <w:p>
+            <w:pPr>
+              <w:keepNext/>
+              <w:keepLines/>
+              <w:spacing w:line="276"/>
+              <w:jc w:val="left"/>
+            </w:pPr>
+            <w:r>
+              <w:rPr>
+                <w:sz w:val="19"/>
+                <w:szCs w:val="19"/>
+              </w:rPr>
+              <w:t xml:space="preserve">max_depth ∈ {8; 6; 12}; min_samples_leaf ∈ {20; 10; 50}</w:t>
             </w:r>
           </w:p>
         </w:tc>
@@ -7371,7 +7920,7 @@
         </w:trPr>
         <w:tc>
           <w:tcPr>
-            <w:tcW w:type="dxa" w:w="2540"/>
+            <w:tcW w:type="dxa" w:w="1905"/>
             <w:tcBorders>
               <w:top w:val="single" w:color="808080" w:sz="4"/>
               <w:left w:val="single" w:color="808080" w:sz="4"/>
@@ -7394,8 +7943,8 @@
             </w:pPr>
             <w:r>
               <w:rPr>
-                <w:sz w:val="20"/>
-                <w:szCs w:val="20"/>
+                <w:sz w:val="19"/>
+                <w:szCs w:val="19"/>
               </w:rPr>
               <w:t xml:space="preserve">XGBoost</w:t>
             </w:r>
@@ -7403,7 +7952,7 @@
         </w:tc>
         <w:tc>
           <w:tcPr>
-            <w:tcW w:type="dxa" w:w="5398"/>
+            <w:tcW w:type="dxa" w:w="3016"/>
             <w:tcBorders>
               <w:top w:val="single" w:color="808080" w:sz="4"/>
               <w:left w:val="single" w:color="808080" w:sz="4"/>
@@ -7426,10 +7975,42 @@
             </w:pPr>
             <w:r>
               <w:rPr>
-                <w:sz w:val="20"/>
-                <w:szCs w:val="20"/>
-              </w:rPr>
-              <w:t xml:space="preserve">300 pohon, max_depth 4, learning rate 0,05, subsample 0,8</w:t>
+                <w:sz w:val="19"/>
+                <w:szCs w:val="19"/>
+              </w:rPr>
+              <w:t xml:space="preserve">300 pohon, subsample 0,8</w:t>
+            </w:r>
+          </w:p>
+        </w:tc>
+        <w:tc>
+          <w:tcPr>
+            <w:tcW w:type="dxa" w:w="3017"/>
+            <w:tcBorders>
+              <w:top w:val="single" w:color="808080" w:sz="4"/>
+              <w:left w:val="single" w:color="808080" w:sz="4"/>
+              <w:bottom w:val="single" w:color="808080" w:sz="4"/>
+              <w:right w:val="single" w:color="808080" w:sz="4"/>
+            </w:tcBorders>
+            <w:tcMar>
+              <w:top w:type="dxa" w:w="60"/>
+              <w:left w:type="dxa" w:w="100"/>
+              <w:bottom w:type="dxa" w:w="60"/>
+              <w:right w:type="dxa" w:w="100"/>
+            </w:tcMar>
+          </w:tcPr>
+          <w:p>
+            <w:pPr>
+              <w:keepNext/>
+              <w:keepLines/>
+              <w:spacing w:line="276"/>
+              <w:jc w:val="left"/>
+            </w:pPr>
+            <w:r>
+              <w:rPr>
+                <w:sz w:val="19"/>
+                <w:szCs w:val="19"/>
+              </w:rPr>
+              <w:t xml:space="preserve">max_depth ∈ {4; 3; 6}; learning_rate ∈ {0,05; 0,1}</w:t>
             </w:r>
           </w:p>
         </w:tc>
@@ -7440,7 +8021,7 @@
         </w:trPr>
         <w:tc>
           <w:tcPr>
-            <w:tcW w:type="dxa" w:w="2540"/>
+            <w:tcW w:type="dxa" w:w="1905"/>
             <w:tcBorders>
               <w:top w:val="single" w:color="808080" w:sz="4"/>
               <w:left w:val="single" w:color="808080" w:sz="4"/>
@@ -7463,8 +8044,8 @@
             </w:pPr>
             <w:r>
               <w:rPr>
-                <w:sz w:val="20"/>
-                <w:szCs w:val="20"/>
+                <w:sz w:val="19"/>
+                <w:szCs w:val="19"/>
               </w:rPr>
               <w:t xml:space="preserve">Pembanding: Baseline</w:t>
             </w:r>
@@ -7472,7 +8053,7 @@
         </w:tc>
         <w:tc>
           <w:tcPr>
-            <w:tcW w:type="dxa" w:w="5398"/>
+            <w:tcW w:type="dxa" w:w="3016"/>
             <w:tcBorders>
               <w:top w:val="single" w:color="808080" w:sz="4"/>
               <w:left w:val="single" w:color="808080" w:sz="4"/>
@@ -7495,10 +8076,42 @@
             </w:pPr>
             <w:r>
               <w:rPr>
-                <w:sz w:val="20"/>
-                <w:szCs w:val="20"/>
+                <w:sz w:val="19"/>
+                <w:szCs w:val="19"/>
               </w:rPr>
               <w:t xml:space="preserve">selalu menebak "tidak dapat S-Rank" (DummyClassifier)</w:t>
+            </w:r>
+          </w:p>
+        </w:tc>
+        <w:tc>
+          <w:tcPr>
+            <w:tcW w:type="dxa" w:w="3017"/>
+            <w:tcBorders>
+              <w:top w:val="single" w:color="808080" w:sz="4"/>
+              <w:left w:val="single" w:color="808080" w:sz="4"/>
+              <w:bottom w:val="single" w:color="808080" w:sz="4"/>
+              <w:right w:val="single" w:color="808080" w:sz="4"/>
+            </w:tcBorders>
+            <w:tcMar>
+              <w:top w:type="dxa" w:w="60"/>
+              <w:left w:type="dxa" w:w="100"/>
+              <w:bottom w:type="dxa" w:w="60"/>
+              <w:right w:type="dxa" w:w="100"/>
+            </w:tcMar>
+          </w:tcPr>
+          <w:p>
+            <w:pPr>
+              <w:keepNext/>
+              <w:keepLines/>
+              <w:spacing w:line="276"/>
+              <w:jc w:val="left"/>
+            </w:pPr>
+            <w:r>
+              <w:rPr>
+                <w:sz w:val="19"/>
+                <w:szCs w:val="19"/>
+              </w:rPr>
+              <w:t xml:space="preserve">–</w:t>
             </w:r>
           </w:p>
         </w:tc>
@@ -7509,7 +8122,7 @@
         </w:trPr>
         <w:tc>
           <w:tcPr>
-            <w:tcW w:type="dxa" w:w="2540"/>
+            <w:tcW w:type="dxa" w:w="1905"/>
             <w:tcBorders>
               <w:top w:val="single" w:color="808080" w:sz="4"/>
               <w:left w:val="single" w:color="808080" w:sz="4"/>
@@ -7532,8 +8145,8 @@
             </w:pPr>
             <w:r>
               <w:rPr>
-                <w:sz w:val="20"/>
-                <w:szCs w:val="20"/>
+                <w:sz w:val="19"/>
+                <w:szCs w:val="19"/>
               </w:rPr>
               <w:t xml:space="preserve">Pembanding: Markov Chain</w:t>
             </w:r>
@@ -7541,7 +8154,7 @@
         </w:tc>
         <w:tc>
           <w:tcPr>
-            <w:tcW w:type="dxa" w:w="5398"/>
+            <w:tcW w:type="dxa" w:w="3016"/>
             <w:tcBorders>
               <w:top w:val="single" w:color="808080" w:sz="4"/>
               <w:left w:val="single" w:color="808080" w:sz="4"/>
@@ -7564,10 +8177,42 @@
             </w:pPr>
             <w:r>
               <w:rPr>
-                <w:sz w:val="20"/>
-                <w:szCs w:val="20"/>
+                <w:sz w:val="19"/>
+                <w:szCs w:val="19"/>
               </w:rPr>
               <w:t xml:space="preserve">peluang teoretis dari model hazard (Subbab 2.4); pada data simulasi menjadi batas atas akurasi karena data dibangkitkan dari model yang sama</w:t>
+            </w:r>
+          </w:p>
+        </w:tc>
+        <w:tc>
+          <w:tcPr>
+            <w:tcW w:type="dxa" w:w="3017"/>
+            <w:tcBorders>
+              <w:top w:val="single" w:color="808080" w:sz="4"/>
+              <w:left w:val="single" w:color="808080" w:sz="4"/>
+              <w:bottom w:val="single" w:color="808080" w:sz="4"/>
+              <w:right w:val="single" w:color="808080" w:sz="4"/>
+            </w:tcBorders>
+            <w:tcMar>
+              <w:top w:type="dxa" w:w="60"/>
+              <w:left w:type="dxa" w:w="100"/>
+              <w:bottom w:type="dxa" w:w="60"/>
+              <w:right w:type="dxa" w:w="100"/>
+            </w:tcMar>
+          </w:tcPr>
+          <w:p>
+            <w:pPr>
+              <w:keepNext w:val="false"/>
+              <w:keepLines/>
+              <w:spacing w:line="276"/>
+              <w:jc w:val="left"/>
+            </w:pPr>
+            <w:r>
+              <w:rPr>
+                <w:sz w:val="19"/>
+                <w:szCs w:val="19"/>
+              </w:rPr>
+              <w:t xml:space="preserve">–</w:t>
             </w:r>
           </w:p>
         </w:tc>
@@ -7623,10 +8268,10 @@
           <w:b/>
           <w:bCs/>
         </w:rPr>
-        <w:t xml:space="preserve">GroupKFold 5-fold cross-validation</w:t>
-      </w:r>
-      <w:r>
-        <w:t xml:space="preserve"> dipakai untuk membandingkan model secara stabil (rata-rata ± simpangan baku).</w:t>
+        <w:t xml:space="preserve">Grid search</w:t>
+      </w:r>
+      <w:r>
+        <w:t xml:space="preserve"> pada data simulasi: hyperparameter dipilih memakai 100 akun simulasi tambahan (seed 43) yang tidak dipakai untuk evaluasi, dengan GroupKFold 4-fold per akun dan metrik accuracy. Pengaturan terpilih lalu dipakai untuk semua evaluasi simulasi dan model di aplikasi.</w:t>
       </w:r>
     </w:p>
     <w:p>
@@ -7644,10 +8289,10 @@
           <w:b/>
           <w:bCs/>
         </w:rPr>
-        <w:t xml:space="preserve">GroupShuffleSplit 80/20</w:t>
-      </w:r>
-      <w:r>
-        <w:t xml:space="preserve"> dipakai untuk model akhir yang disimpan ke aplikasi.</w:t>
+        <w:t xml:space="preserve">GroupKFold 5-fold cross-validation</w:t>
+      </w:r>
+      <w:r>
+        <w:t xml:space="preserve"> dipakai untuk membandingkan model secara stabil (rata-rata ± simpangan baku).</w:t>
       </w:r>
     </w:p>
     <w:p>
@@ -7661,17 +8306,14 @@
         <w:jc w:val="both"/>
       </w:pPr>
       <w:r>
-        <w:t xml:space="preserve">Model akhir diuji ulang pada </w:t>
-      </w:r>
-      <w:r>
         <w:rPr>
           <w:b/>
           <w:bCs/>
         </w:rPr>
-        <w:t xml:space="preserve">data asli 2 akun</w:t>
-      </w:r>
-      <w:r>
-        <w:t xml:space="preserve"> yang tidak pernah dipakai saat pelatihan.</w:t>
+        <w:t xml:space="preserve">Uji signifikansi:</w:t>
+      </w:r>
+      <w:r>
+        <w:t xml:space="preserve"> akurasi setiap algoritma pada kelima fold dibandingkan dengan algoritma berakurasi tertinggi memakai uji t berpasangan terkoreksi (Subbab 2.7, α = 0,05).</w:t>
       </w:r>
     </w:p>
     <w:p>
@@ -7689,20 +8331,75 @@
           <w:b/>
           <w:bCs/>
         </w:rPr>
-        <w:t xml:space="preserve">Eksperimen kedua:</w:t>
-      </w:r>
-      <w:r>
-        <w:t xml:space="preserve"> keenam algoritma dilatih dan diuji hanya dengan data asli (±1.200 baris) memakai GroupKFold 5-fold yang dibagi per </w:t>
+        <w:t xml:space="preserve">GroupShuffleSplit 80/20</w:t>
+      </w:r>
+      <w:r>
+        <w:t xml:space="preserve"> dipakai untuk model akhir yang disimpan ke aplikasi.</w:t>
+      </w:r>
+    </w:p>
+    <w:p>
+      <w:pPr>
+        <w:pStyle w:val="ListParagraph"/>
+        <w:numPr>
+          <w:ilvl w:val="0"/>
+          <w:numId w:val="3"/>
+        </w:numPr>
+        <w:spacing w:after="60" w:line="360"/>
+        <w:jc w:val="both"/>
+      </w:pPr>
+      <w:r>
+        <w:t xml:space="preserve">Model akhir diuji ulang pada </w:t>
       </w:r>
       <w:r>
         <w:rPr>
           <w:b/>
           <w:bCs/>
         </w:rPr>
+        <w:t xml:space="preserve">data asli 2 akun</w:t>
+      </w:r>
+      <w:r>
+        <w:t xml:space="preserve"> yang tidak pernah dipakai saat pelatihan.</w:t>
+      </w:r>
+    </w:p>
+    <w:p>
+      <w:pPr>
+        <w:pStyle w:val="ListParagraph"/>
+        <w:numPr>
+          <w:ilvl w:val="0"/>
+          <w:numId w:val="3"/>
+        </w:numPr>
+        <w:spacing w:after="60" w:line="360"/>
+        <w:jc w:val="both"/>
+      </w:pPr>
+      <w:r>
+        <w:rPr>
+          <w:b/>
+          <w:bCs/>
+        </w:rPr>
+        <w:t xml:space="preserve">Eksperimen kedua:</w:t>
+      </w:r>
+      <w:r>
+        <w:t xml:space="preserve"> keenam algoritma dilatih dan diuji hanya dengan data asli (±1.200 baris) memakai GroupKFold 5-fold yang dibagi per </w:t>
+      </w:r>
+      <w:r>
+        <w:rPr>
+          <w:b/>
+          <w:bCs/>
+        </w:rPr>
         <w:t xml:space="preserve">siklus pity</w:t>
       </w:r>
       <w:r>
-        <w:t xml:space="preserve"> (20 siklus). Pembagian per siklus dipakai karena data asli hanya berasal dari 2 akun, dan siklus pity saling bebas karena peluang selalu kembali ke awal setelah mendapat S-Rank.</w:t>
+        <w:t xml:space="preserve"> (20 siklus). Pembagian per siklus dipakai karena data asli hanya berasal dari 2 akun, dan siklus pity saling bebas karena peluang selalu kembali ke awal setelah mendapat S-Rank. Hyperparameter pada eksperimen ini dipilih dengan </w:t>
+      </w:r>
+      <w:r>
+        <w:rPr>
+          <w:i/>
+          <w:iCs/>
+        </w:rPr>
+        <w:t xml:space="preserve">nested cross-validation</w:t>
+      </w:r>
+      <w:r>
+        <w:t xml:space="preserve">: grid search dijalankan ulang di dalam data latih setiap fold (GroupKFold 4-fold per siklus), sehingga data uji tidak pernah ikut memilih pengaturan.</w:t>
       </w:r>
     </w:p>
     <w:p>
@@ -8234,7 +8931,7 @@
                 <w:sz w:val="20"/>
                 <w:szCs w:val="20"/>
               </w:rPr>
-              <w:t xml:space="preserve">tabel metrik, cross-validation, kurva peluang, confusion matrix, feature importance</w:t>
+              <w:t xml:space="preserve">tabel metrik, cross-validation, uji signifikansi, hasil grid search, latih–uji data asli, pola soft pity, kurva peluang, confusion matrix, feature importance</w:t>
             </w:r>
           </w:p>
         </w:tc>
@@ -8331,7 +9028,7 @@
         <w:jc w:val="both"/>
       </w:pPr>
       <w:r>
-        <w:t xml:space="preserve">Bahasa pemrograman Python 3.12 dengan pustaka pandas, NumPy, scikit-learn 1.9, XGBoost 3.2, dan Plotly.</w:t>
+        <w:t xml:space="preserve">Bahasa pemrograman Python 3.12 dengan pustaka pandas, NumPy, SciPy, scikit-learn 1.9, XGBoost 3.2, dan Plotly.</w:t>
       </w:r>
     </w:p>
     <w:p>
@@ -8369,7 +9066,7 @@
         <w:jc w:val="both"/>
       </w:pPr>
       <w:r>
-        <w:t xml:space="preserve">Pytest dan GitHub Actions untuk pengujian otomatis (87 kasus uji).</w:t>
+        <w:t xml:space="preserve">Pytest dan GitHub Actions untuk pengujian otomatis (99 kasus uji).</w:t>
       </w:r>
     </w:p>
     <w:p>
@@ -8724,7 +9421,7 @@
         <w:t xml:space="preserve">sama persis</w:t>
       </w:r>
       <w:r>
-        <w:t xml:space="preserve"> dengan yang tampil di dalam permainan. Hal ini menunjukkan bahwa pengambilan data, perhitungan pity, dan deteksi 50/50 sudah benar.</w:t>
+        <w:t xml:space="preserve"> dengan yang tampil di dalam permainan. Hal ini menunjukkan bahwa pengambilan data, perhitungan pity, dan deteksi 50/50 sudah benar. Ringkasan data yang dipakai ditunjukkan pada Tabel 4.1.</w:t>
       </w:r>
     </w:p>
     <w:p>
@@ -9501,6 +10198,107 @@
           </w:tcPr>
           <w:p>
             <w:pPr>
+              <w:keepNext/>
+              <w:keepLines/>
+              <w:spacing w:line="276"/>
+              <w:jc w:val="left"/>
+            </w:pPr>
+            <w:r>
+              <w:rPr>
+                <w:sz w:val="20"/>
+                <w:szCs w:val="20"/>
+              </w:rPr>
+              <w:t xml:space="preserve">Data grid search (tugas B)</w:t>
+            </w:r>
+          </w:p>
+        </w:tc>
+        <w:tc>
+          <w:tcPr>
+            <w:tcW w:type="dxa" w:w="2143"/>
+            <w:tcBorders>
+              <w:top w:val="single" w:color="808080" w:sz="4"/>
+              <w:left w:val="single" w:color="808080" w:sz="4"/>
+              <w:bottom w:val="single" w:color="808080" w:sz="4"/>
+              <w:right w:val="single" w:color="808080" w:sz="4"/>
+            </w:tcBorders>
+            <w:tcMar>
+              <w:top w:type="dxa" w:w="60"/>
+              <w:left w:type="dxa" w:w="100"/>
+              <w:bottom w:type="dxa" w:w="60"/>
+              <w:right w:type="dxa" w:w="100"/>
+            </w:tcMar>
+          </w:tcPr>
+          <w:p>
+            <w:pPr>
+              <w:keepNext/>
+              <w:keepLines/>
+              <w:spacing w:line="276"/>
+              <w:jc w:val="center"/>
+            </w:pPr>
+            <w:r>
+              <w:rPr>
+                <w:sz w:val="20"/>
+                <w:szCs w:val="20"/>
+              </w:rPr>
+              <w:t xml:space="preserve">100 akun tambahan, 77.156 baris</w:t>
+            </w:r>
+          </w:p>
+        </w:tc>
+        <w:tc>
+          <w:tcPr>
+            <w:tcW w:type="dxa" w:w="2144"/>
+            <w:tcBorders>
+              <w:top w:val="single" w:color="808080" w:sz="4"/>
+              <w:left w:val="single" w:color="808080" w:sz="4"/>
+              <w:bottom w:val="single" w:color="808080" w:sz="4"/>
+              <w:right w:val="single" w:color="808080" w:sz="4"/>
+            </w:tcBorders>
+            <w:tcMar>
+              <w:top w:type="dxa" w:w="60"/>
+              <w:left w:type="dxa" w:w="100"/>
+              <w:bottom w:type="dxa" w:w="60"/>
+              <w:right w:type="dxa" w:w="100"/>
+            </w:tcMar>
+          </w:tcPr>
+          <w:p>
+            <w:pPr>
+              <w:keepNext/>
+              <w:keepLines/>
+              <w:spacing w:line="276"/>
+              <w:jc w:val="center"/>
+            </w:pPr>
+            <w:r>
+              <w:rPr>
+                <w:sz w:val="20"/>
+                <w:szCs w:val="20"/>
+              </w:rPr>
+              <w:t xml:space="preserve">dipilih ulang di setiap fold</w:t>
+            </w:r>
+          </w:p>
+        </w:tc>
+      </w:tr>
+      <w:tr>
+        <w:trPr>
+          <w:cantSplit/>
+        </w:trPr>
+        <w:tc>
+          <w:tcPr>
+            <w:tcW w:type="dxa" w:w="3651"/>
+            <w:tcBorders>
+              <w:top w:val="single" w:color="808080" w:sz="4"/>
+              <w:left w:val="single" w:color="808080" w:sz="4"/>
+              <w:bottom w:val="single" w:color="808080" w:sz="4"/>
+              <w:right w:val="single" w:color="808080" w:sz="4"/>
+            </w:tcBorders>
+            <w:tcMar>
+              <w:top w:type="dxa" w:w="60"/>
+              <w:left w:type="dxa" w:w="100"/>
+              <w:bottom w:type="dxa" w:w="60"/>
+              <w:right w:type="dxa" w:w="100"/>
+            </w:tcMar>
+          </w:tcPr>
+          <w:p>
+            <w:pPr>
               <w:keepNext w:val="false"/>
               <w:keepLines/>
               <w:spacing w:line="276"/>
@@ -9589,7 +10387,17 @@
         <w:spacing w:after="120" w:before="240" w:line="360"/>
       </w:pPr>
       <w:r>
-        <w:t xml:space="preserve">4.3 Hasil Tugas A: S-Rank di Pull Berikutnya</w:t>
+        <w:t xml:space="preserve">4.3 Hasil Grid Search</w:t>
+      </w:r>
+    </w:p>
+    <w:p>
+      <w:pPr>
+        <w:spacing w:after="120" w:line="360"/>
+        <w:ind w:firstLine="709"/>
+        <w:jc w:val="both"/>
+      </w:pPr>
+      <w:r>
+        <w:t xml:space="preserve">Grid search dijalankan pada 100 akun simulasi tambahan (78.956 baris tugas A dan 77.156 baris tugas B) yang tidak dipakai untuk evaluasi. Hyperparameter yang terpilih ditunjukkan pada Tabel 4.2.</w:t>
       </w:r>
     </w:p>
     <w:p>
@@ -9605,6 +10413,1077 @@
           <w:bCs/>
         </w:rPr>
         <w:t xml:space="preserve">Tabel 4.2</w:t>
+      </w:r>
+      <w:r>
+        <w:t xml:space="preserve"> Hyperparameter hasil grid search pada data simulasi</w:t>
+      </w:r>
+    </w:p>
+    <w:tbl>
+      <w:tblPr>
+        <w:tblW w:type="dxa" w:w="7938"/>
+        <w:tblBorders>
+          <w:top w:val="single" w:color="auto" w:sz="4"/>
+          <w:left w:val="single" w:color="auto" w:sz="4"/>
+          <w:bottom w:val="single" w:color="auto" w:sz="4"/>
+          <w:right w:val="single" w:color="auto" w:sz="4"/>
+          <w:insideH w:val="single" w:color="auto" w:sz="4"/>
+          <w:insideV w:val="single" w:color="auto" w:sz="4"/>
+        </w:tblBorders>
+      </w:tblPr>
+      <w:tblGrid>
+        <w:gridCol w:w="1746"/>
+        <w:gridCol w:w="2143"/>
+        <w:gridCol w:w="2143"/>
+        <w:gridCol w:w="1906"/>
+      </w:tblGrid>
+      <w:tr>
+        <w:trPr>
+          <w:cantSplit/>
+          <w:tblHeader/>
+        </w:trPr>
+        <w:tc>
+          <w:tcPr>
+            <w:tcW w:type="dxa" w:w="1746"/>
+            <w:tcBorders>
+              <w:top w:val="single" w:color="808080" w:sz="4"/>
+              <w:left w:val="single" w:color="808080" w:sz="4"/>
+              <w:bottom w:val="single" w:color="808080" w:sz="4"/>
+              <w:right w:val="single" w:color="808080" w:sz="4"/>
+            </w:tcBorders>
+            <w:shd w:fill="D9E2F3" w:color="auto" w:val="clear"/>
+            <w:tcMar>
+              <w:top w:type="dxa" w:w="60"/>
+              <w:left w:type="dxa" w:w="100"/>
+              <w:bottom w:type="dxa" w:w="60"/>
+              <w:right w:type="dxa" w:w="100"/>
+            </w:tcMar>
+          </w:tcPr>
+          <w:p>
+            <w:pPr>
+              <w:keepNext/>
+              <w:keepLines/>
+              <w:spacing w:line="276"/>
+              <w:jc w:val="left"/>
+            </w:pPr>
+            <w:r>
+              <w:rPr>
+                <w:b/>
+                <w:bCs/>
+                <w:sz w:val="19"/>
+                <w:szCs w:val="19"/>
+              </w:rPr>
+              <w:t xml:space="preserve">Algoritma</w:t>
+            </w:r>
+          </w:p>
+        </w:tc>
+        <w:tc>
+          <w:tcPr>
+            <w:tcW w:type="dxa" w:w="2143"/>
+            <w:tcBorders>
+              <w:top w:val="single" w:color="808080" w:sz="4"/>
+              <w:left w:val="single" w:color="808080" w:sz="4"/>
+              <w:bottom w:val="single" w:color="808080" w:sz="4"/>
+              <w:right w:val="single" w:color="808080" w:sz="4"/>
+            </w:tcBorders>
+            <w:shd w:fill="D9E2F3" w:color="auto" w:val="clear"/>
+            <w:tcMar>
+              <w:top w:type="dxa" w:w="60"/>
+              <w:left w:type="dxa" w:w="100"/>
+              <w:bottom w:type="dxa" w:w="60"/>
+              <w:right w:type="dxa" w:w="100"/>
+            </w:tcMar>
+          </w:tcPr>
+          <w:p>
+            <w:pPr>
+              <w:keepNext/>
+              <w:keepLines/>
+              <w:spacing w:line="276"/>
+              <w:jc w:val="center"/>
+            </w:pPr>
+            <w:r>
+              <w:rPr>
+                <w:b/>
+                <w:bCs/>
+                <w:sz w:val="19"/>
+                <w:szCs w:val="19"/>
+              </w:rPr>
+              <w:t xml:space="preserve">Terpilih untuk tugas A</w:t>
+            </w:r>
+          </w:p>
+        </w:tc>
+        <w:tc>
+          <w:tcPr>
+            <w:tcW w:type="dxa" w:w="2143"/>
+            <w:tcBorders>
+              <w:top w:val="single" w:color="808080" w:sz="4"/>
+              <w:left w:val="single" w:color="808080" w:sz="4"/>
+              <w:bottom w:val="single" w:color="808080" w:sz="4"/>
+              <w:right w:val="single" w:color="808080" w:sz="4"/>
+            </w:tcBorders>
+            <w:shd w:fill="D9E2F3" w:color="auto" w:val="clear"/>
+            <w:tcMar>
+              <w:top w:type="dxa" w:w="60"/>
+              <w:left w:type="dxa" w:w="100"/>
+              <w:bottom w:type="dxa" w:w="60"/>
+              <w:right w:type="dxa" w:w="100"/>
+            </w:tcMar>
+          </w:tcPr>
+          <w:p>
+            <w:pPr>
+              <w:keepNext/>
+              <w:keepLines/>
+              <w:spacing w:line="276"/>
+              <w:jc w:val="center"/>
+            </w:pPr>
+            <w:r>
+              <w:rPr>
+                <w:b/>
+                <w:bCs/>
+                <w:sz w:val="19"/>
+                <w:szCs w:val="19"/>
+              </w:rPr>
+              <w:t xml:space="preserve">Terpilih untuk tugas B</w:t>
+            </w:r>
+          </w:p>
+        </w:tc>
+        <w:tc>
+          <w:tcPr>
+            <w:tcW w:type="dxa" w:w="1906"/>
+            <w:tcBorders>
+              <w:top w:val="single" w:color="808080" w:sz="4"/>
+              <w:left w:val="single" w:color="808080" w:sz="4"/>
+              <w:bottom w:val="single" w:color="808080" w:sz="4"/>
+              <w:right w:val="single" w:color="808080" w:sz="4"/>
+            </w:tcBorders>
+            <w:shd w:fill="D9E2F3" w:color="auto" w:val="clear"/>
+            <w:tcMar>
+              <w:top w:type="dxa" w:w="60"/>
+              <w:left w:type="dxa" w:w="100"/>
+              <w:bottom w:type="dxa" w:w="60"/>
+              <w:right w:type="dxa" w:w="100"/>
+            </w:tcMar>
+          </w:tcPr>
+          <w:p>
+            <w:pPr>
+              <w:keepNext/>
+              <w:keepLines/>
+              <w:spacing w:line="276"/>
+              <w:jc w:val="center"/>
+            </w:pPr>
+            <w:r>
+              <w:rPr>
+                <w:b/>
+                <w:bCs/>
+                <w:sz w:val="19"/>
+                <w:szCs w:val="19"/>
+              </w:rPr>
+              <w:t xml:space="preserve">Accuracy tugas B: awal → terpilih</w:t>
+            </w:r>
+          </w:p>
+        </w:tc>
+      </w:tr>
+      <w:tr>
+        <w:trPr>
+          <w:cantSplit/>
+        </w:trPr>
+        <w:tc>
+          <w:tcPr>
+            <w:tcW w:type="dxa" w:w="1746"/>
+            <w:tcBorders>
+              <w:top w:val="single" w:color="808080" w:sz="4"/>
+              <w:left w:val="single" w:color="808080" w:sz="4"/>
+              <w:bottom w:val="single" w:color="808080" w:sz="4"/>
+              <w:right w:val="single" w:color="808080" w:sz="4"/>
+            </w:tcBorders>
+            <w:tcMar>
+              <w:top w:type="dxa" w:w="60"/>
+              <w:left w:type="dxa" w:w="100"/>
+              <w:bottom w:type="dxa" w:w="60"/>
+              <w:right w:type="dxa" w:w="100"/>
+            </w:tcMar>
+          </w:tcPr>
+          <w:p>
+            <w:pPr>
+              <w:keepNext/>
+              <w:keepLines/>
+              <w:spacing w:line="276"/>
+              <w:jc w:val="left"/>
+            </w:pPr>
+            <w:r>
+              <w:rPr>
+                <w:sz w:val="19"/>
+                <w:szCs w:val="19"/>
+              </w:rPr>
+              <w:t xml:space="preserve">Naive Bayes</w:t>
+            </w:r>
+          </w:p>
+        </w:tc>
+        <w:tc>
+          <w:tcPr>
+            <w:tcW w:type="dxa" w:w="2143"/>
+            <w:tcBorders>
+              <w:top w:val="single" w:color="808080" w:sz="4"/>
+              <w:left w:val="single" w:color="808080" w:sz="4"/>
+              <w:bottom w:val="single" w:color="808080" w:sz="4"/>
+              <w:right w:val="single" w:color="808080" w:sz="4"/>
+            </w:tcBorders>
+            <w:tcMar>
+              <w:top w:type="dxa" w:w="60"/>
+              <w:left w:type="dxa" w:w="100"/>
+              <w:bottom w:type="dxa" w:w="60"/>
+              <w:right w:type="dxa" w:w="100"/>
+            </w:tcMar>
+          </w:tcPr>
+          <w:p>
+            <w:pPr>
+              <w:keepNext/>
+              <w:keepLines/>
+              <w:spacing w:line="276"/>
+              <w:jc w:val="center"/>
+            </w:pPr>
+            <w:r>
+              <w:rPr>
+                <w:sz w:val="19"/>
+                <w:szCs w:val="19"/>
+              </w:rPr>
+              <w:t xml:space="preserve">var_smoothing = 10⁻⁹</w:t>
+            </w:r>
+          </w:p>
+        </w:tc>
+        <w:tc>
+          <w:tcPr>
+            <w:tcW w:type="dxa" w:w="2143"/>
+            <w:tcBorders>
+              <w:top w:val="single" w:color="808080" w:sz="4"/>
+              <w:left w:val="single" w:color="808080" w:sz="4"/>
+              <w:bottom w:val="single" w:color="808080" w:sz="4"/>
+              <w:right w:val="single" w:color="808080" w:sz="4"/>
+            </w:tcBorders>
+            <w:tcMar>
+              <w:top w:type="dxa" w:w="60"/>
+              <w:left w:type="dxa" w:w="100"/>
+              <w:bottom w:type="dxa" w:w="60"/>
+              <w:right w:type="dxa" w:w="100"/>
+            </w:tcMar>
+          </w:tcPr>
+          <w:p>
+            <w:pPr>
+              <w:keepNext/>
+              <w:keepLines/>
+              <w:spacing w:line="276"/>
+              <w:jc w:val="center"/>
+            </w:pPr>
+            <w:r>
+              <w:rPr>
+                <w:sz w:val="19"/>
+                <w:szCs w:val="19"/>
+              </w:rPr>
+              <w:t xml:space="preserve">var_smoothing = 10⁻³</w:t>
+            </w:r>
+          </w:p>
+        </w:tc>
+        <w:tc>
+          <w:tcPr>
+            <w:tcW w:type="dxa" w:w="1906"/>
+            <w:tcBorders>
+              <w:top w:val="single" w:color="808080" w:sz="4"/>
+              <w:left w:val="single" w:color="808080" w:sz="4"/>
+              <w:bottom w:val="single" w:color="808080" w:sz="4"/>
+              <w:right w:val="single" w:color="808080" w:sz="4"/>
+            </w:tcBorders>
+            <w:tcMar>
+              <w:top w:type="dxa" w:w="60"/>
+              <w:left w:type="dxa" w:w="100"/>
+              <w:bottom w:type="dxa" w:w="60"/>
+              <w:right w:type="dxa" w:w="100"/>
+            </w:tcMar>
+          </w:tcPr>
+          <w:p>
+            <w:pPr>
+              <w:keepNext/>
+              <w:keepLines/>
+              <w:spacing w:line="276"/>
+              <w:jc w:val="center"/>
+            </w:pPr>
+            <w:r>
+              <w:rPr>
+                <w:sz w:val="19"/>
+                <w:szCs w:val="19"/>
+              </w:rPr>
+              <w:t xml:space="preserve">0,8543 → </w:t>
+            </w:r>
+            <w:r>
+              <w:rPr>
+                <w:b/>
+                <w:bCs/>
+                <w:sz w:val="19"/>
+                <w:szCs w:val="19"/>
+              </w:rPr>
+              <w:t xml:space="preserve">0,8897</w:t>
+            </w:r>
+          </w:p>
+        </w:tc>
+      </w:tr>
+      <w:tr>
+        <w:trPr>
+          <w:cantSplit/>
+        </w:trPr>
+        <w:tc>
+          <w:tcPr>
+            <w:tcW w:type="dxa" w:w="1746"/>
+            <w:tcBorders>
+              <w:top w:val="single" w:color="808080" w:sz="4"/>
+              <w:left w:val="single" w:color="808080" w:sz="4"/>
+              <w:bottom w:val="single" w:color="808080" w:sz="4"/>
+              <w:right w:val="single" w:color="808080" w:sz="4"/>
+            </w:tcBorders>
+            <w:tcMar>
+              <w:top w:type="dxa" w:w="60"/>
+              <w:left w:type="dxa" w:w="100"/>
+              <w:bottom w:type="dxa" w:w="60"/>
+              <w:right w:type="dxa" w:w="100"/>
+            </w:tcMar>
+          </w:tcPr>
+          <w:p>
+            <w:pPr>
+              <w:keepNext/>
+              <w:keepLines/>
+              <w:spacing w:line="276"/>
+              <w:jc w:val="left"/>
+            </w:pPr>
+            <w:r>
+              <w:rPr>
+                <w:sz w:val="19"/>
+                <w:szCs w:val="19"/>
+              </w:rPr>
+              <w:t xml:space="preserve">KNN</w:t>
+            </w:r>
+          </w:p>
+        </w:tc>
+        <w:tc>
+          <w:tcPr>
+            <w:tcW w:type="dxa" w:w="2143"/>
+            <w:tcBorders>
+              <w:top w:val="single" w:color="808080" w:sz="4"/>
+              <w:left w:val="single" w:color="808080" w:sz="4"/>
+              <w:bottom w:val="single" w:color="808080" w:sz="4"/>
+              <w:right w:val="single" w:color="808080" w:sz="4"/>
+            </w:tcBorders>
+            <w:tcMar>
+              <w:top w:type="dxa" w:w="60"/>
+              <w:left w:type="dxa" w:w="100"/>
+              <w:bottom w:type="dxa" w:w="60"/>
+              <w:right w:type="dxa" w:w="100"/>
+            </w:tcMar>
+          </w:tcPr>
+          <w:p>
+            <w:pPr>
+              <w:keepNext/>
+              <w:keepLines/>
+              <w:spacing w:line="276"/>
+              <w:jc w:val="center"/>
+            </w:pPr>
+            <w:r>
+              <w:rPr>
+                <w:sz w:val="19"/>
+                <w:szCs w:val="19"/>
+              </w:rPr>
+              <w:t xml:space="preserve">k = 101</w:t>
+            </w:r>
+          </w:p>
+        </w:tc>
+        <w:tc>
+          <w:tcPr>
+            <w:tcW w:type="dxa" w:w="2143"/>
+            <w:tcBorders>
+              <w:top w:val="single" w:color="808080" w:sz="4"/>
+              <w:left w:val="single" w:color="808080" w:sz="4"/>
+              <w:bottom w:val="single" w:color="808080" w:sz="4"/>
+              <w:right w:val="single" w:color="808080" w:sz="4"/>
+            </w:tcBorders>
+            <w:tcMar>
+              <w:top w:type="dxa" w:w="60"/>
+              <w:left w:type="dxa" w:w="100"/>
+              <w:bottom w:type="dxa" w:w="60"/>
+              <w:right w:type="dxa" w:w="100"/>
+            </w:tcMar>
+          </w:tcPr>
+          <w:p>
+            <w:pPr>
+              <w:keepNext/>
+              <w:keepLines/>
+              <w:spacing w:line="276"/>
+              <w:jc w:val="center"/>
+            </w:pPr>
+            <w:r>
+              <w:rPr>
+                <w:sz w:val="19"/>
+                <w:szCs w:val="19"/>
+              </w:rPr>
+              <w:t xml:space="preserve">k = 51</w:t>
+            </w:r>
+          </w:p>
+        </w:tc>
+        <w:tc>
+          <w:tcPr>
+            <w:tcW w:type="dxa" w:w="1906"/>
+            <w:tcBorders>
+              <w:top w:val="single" w:color="808080" w:sz="4"/>
+              <w:left w:val="single" w:color="808080" w:sz="4"/>
+              <w:bottom w:val="single" w:color="808080" w:sz="4"/>
+              <w:right w:val="single" w:color="808080" w:sz="4"/>
+            </w:tcBorders>
+            <w:tcMar>
+              <w:top w:type="dxa" w:w="60"/>
+              <w:left w:type="dxa" w:w="100"/>
+              <w:bottom w:type="dxa" w:w="60"/>
+              <w:right w:type="dxa" w:w="100"/>
+            </w:tcMar>
+          </w:tcPr>
+          <w:p>
+            <w:pPr>
+              <w:keepNext/>
+              <w:keepLines/>
+              <w:spacing w:line="276"/>
+              <w:jc w:val="center"/>
+            </w:pPr>
+            <w:r>
+              <w:rPr>
+                <w:sz w:val="19"/>
+                <w:szCs w:val="19"/>
+              </w:rPr>
+              <w:t xml:space="preserve">0,9069 → 0,9070</w:t>
+            </w:r>
+          </w:p>
+        </w:tc>
+      </w:tr>
+      <w:tr>
+        <w:trPr>
+          <w:cantSplit/>
+        </w:trPr>
+        <w:tc>
+          <w:tcPr>
+            <w:tcW w:type="dxa" w:w="1746"/>
+            <w:tcBorders>
+              <w:top w:val="single" w:color="808080" w:sz="4"/>
+              <w:left w:val="single" w:color="808080" w:sz="4"/>
+              <w:bottom w:val="single" w:color="808080" w:sz="4"/>
+              <w:right w:val="single" w:color="808080" w:sz="4"/>
+            </w:tcBorders>
+            <w:tcMar>
+              <w:top w:type="dxa" w:w="60"/>
+              <w:left w:type="dxa" w:w="100"/>
+              <w:bottom w:type="dxa" w:w="60"/>
+              <w:right w:type="dxa" w:w="100"/>
+            </w:tcMar>
+          </w:tcPr>
+          <w:p>
+            <w:pPr>
+              <w:keepNext/>
+              <w:keepLines/>
+              <w:spacing w:line="276"/>
+              <w:jc w:val="left"/>
+            </w:pPr>
+            <w:r>
+              <w:rPr>
+                <w:sz w:val="19"/>
+                <w:szCs w:val="19"/>
+              </w:rPr>
+              <w:t xml:space="preserve">Logistic Regression</w:t>
+            </w:r>
+          </w:p>
+        </w:tc>
+        <w:tc>
+          <w:tcPr>
+            <w:tcW w:type="dxa" w:w="2143"/>
+            <w:tcBorders>
+              <w:top w:val="single" w:color="808080" w:sz="4"/>
+              <w:left w:val="single" w:color="808080" w:sz="4"/>
+              <w:bottom w:val="single" w:color="808080" w:sz="4"/>
+              <w:right w:val="single" w:color="808080" w:sz="4"/>
+            </w:tcBorders>
+            <w:tcMar>
+              <w:top w:type="dxa" w:w="60"/>
+              <w:left w:type="dxa" w:w="100"/>
+              <w:bottom w:type="dxa" w:w="60"/>
+              <w:right w:type="dxa" w:w="100"/>
+            </w:tcMar>
+          </w:tcPr>
+          <w:p>
+            <w:pPr>
+              <w:keepNext/>
+              <w:keepLines/>
+              <w:spacing w:line="276"/>
+              <w:jc w:val="center"/>
+            </w:pPr>
+            <w:r>
+              <w:rPr>
+                <w:sz w:val="19"/>
+                <w:szCs w:val="19"/>
+              </w:rPr>
+              <w:t xml:space="preserve">C = 1</w:t>
+            </w:r>
+          </w:p>
+        </w:tc>
+        <w:tc>
+          <w:tcPr>
+            <w:tcW w:type="dxa" w:w="2143"/>
+            <w:tcBorders>
+              <w:top w:val="single" w:color="808080" w:sz="4"/>
+              <w:left w:val="single" w:color="808080" w:sz="4"/>
+              <w:bottom w:val="single" w:color="808080" w:sz="4"/>
+              <w:right w:val="single" w:color="808080" w:sz="4"/>
+            </w:tcBorders>
+            <w:tcMar>
+              <w:top w:type="dxa" w:w="60"/>
+              <w:left w:type="dxa" w:w="100"/>
+              <w:bottom w:type="dxa" w:w="60"/>
+              <w:right w:type="dxa" w:w="100"/>
+            </w:tcMar>
+          </w:tcPr>
+          <w:p>
+            <w:pPr>
+              <w:keepNext/>
+              <w:keepLines/>
+              <w:spacing w:line="276"/>
+              <w:jc w:val="center"/>
+            </w:pPr>
+            <w:r>
+              <w:rPr>
+                <w:sz w:val="19"/>
+                <w:szCs w:val="19"/>
+              </w:rPr>
+              <w:t xml:space="preserve">C = 10</w:t>
+            </w:r>
+          </w:p>
+        </w:tc>
+        <w:tc>
+          <w:tcPr>
+            <w:tcW w:type="dxa" w:w="1906"/>
+            <w:tcBorders>
+              <w:top w:val="single" w:color="808080" w:sz="4"/>
+              <w:left w:val="single" w:color="808080" w:sz="4"/>
+              <w:bottom w:val="single" w:color="808080" w:sz="4"/>
+              <w:right w:val="single" w:color="808080" w:sz="4"/>
+            </w:tcBorders>
+            <w:tcMar>
+              <w:top w:type="dxa" w:w="60"/>
+              <w:left w:type="dxa" w:w="100"/>
+              <w:bottom w:type="dxa" w:w="60"/>
+              <w:right w:type="dxa" w:w="100"/>
+            </w:tcMar>
+          </w:tcPr>
+          <w:p>
+            <w:pPr>
+              <w:keepNext/>
+              <w:keepLines/>
+              <w:spacing w:line="276"/>
+              <w:jc w:val="center"/>
+            </w:pPr>
+            <w:r>
+              <w:rPr>
+                <w:sz w:val="19"/>
+                <w:szCs w:val="19"/>
+              </w:rPr>
+              <w:t xml:space="preserve">0,8843 → 0,8853</w:t>
+            </w:r>
+          </w:p>
+        </w:tc>
+      </w:tr>
+      <w:tr>
+        <w:trPr>
+          <w:cantSplit/>
+        </w:trPr>
+        <w:tc>
+          <w:tcPr>
+            <w:tcW w:type="dxa" w:w="1746"/>
+            <w:tcBorders>
+              <w:top w:val="single" w:color="808080" w:sz="4"/>
+              <w:left w:val="single" w:color="808080" w:sz="4"/>
+              <w:bottom w:val="single" w:color="808080" w:sz="4"/>
+              <w:right w:val="single" w:color="808080" w:sz="4"/>
+            </w:tcBorders>
+            <w:tcMar>
+              <w:top w:type="dxa" w:w="60"/>
+              <w:left w:type="dxa" w:w="100"/>
+              <w:bottom w:type="dxa" w:w="60"/>
+              <w:right w:type="dxa" w:w="100"/>
+            </w:tcMar>
+          </w:tcPr>
+          <w:p>
+            <w:pPr>
+              <w:keepNext/>
+              <w:keepLines/>
+              <w:spacing w:line="276"/>
+              <w:jc w:val="left"/>
+            </w:pPr>
+            <w:r>
+              <w:rPr>
+                <w:sz w:val="19"/>
+                <w:szCs w:val="19"/>
+              </w:rPr>
+              <w:t xml:space="preserve">Decision Tree</w:t>
+            </w:r>
+          </w:p>
+        </w:tc>
+        <w:tc>
+          <w:tcPr>
+            <w:tcW w:type="dxa" w:w="2143"/>
+            <w:tcBorders>
+              <w:top w:val="single" w:color="808080" w:sz="4"/>
+              <w:left w:val="single" w:color="808080" w:sz="4"/>
+              <w:bottom w:val="single" w:color="808080" w:sz="4"/>
+              <w:right w:val="single" w:color="808080" w:sz="4"/>
+            </w:tcBorders>
+            <w:tcMar>
+              <w:top w:type="dxa" w:w="60"/>
+              <w:left w:type="dxa" w:w="100"/>
+              <w:bottom w:type="dxa" w:w="60"/>
+              <w:right w:type="dxa" w:w="100"/>
+            </w:tcMar>
+          </w:tcPr>
+          <w:p>
+            <w:pPr>
+              <w:keepNext/>
+              <w:keepLines/>
+              <w:spacing w:line="276"/>
+              <w:jc w:val="center"/>
+            </w:pPr>
+            <w:r>
+              <w:rPr>
+                <w:sz w:val="19"/>
+                <w:szCs w:val="19"/>
+              </w:rPr>
+              <w:t xml:space="preserve">max_depth = 4, min_samples_leaf = 20</w:t>
+            </w:r>
+          </w:p>
+        </w:tc>
+        <w:tc>
+          <w:tcPr>
+            <w:tcW w:type="dxa" w:w="2143"/>
+            <w:tcBorders>
+              <w:top w:val="single" w:color="808080" w:sz="4"/>
+              <w:left w:val="single" w:color="808080" w:sz="4"/>
+              <w:bottom w:val="single" w:color="808080" w:sz="4"/>
+              <w:right w:val="single" w:color="808080" w:sz="4"/>
+            </w:tcBorders>
+            <w:tcMar>
+              <w:top w:type="dxa" w:w="60"/>
+              <w:left w:type="dxa" w:w="100"/>
+              <w:bottom w:type="dxa" w:w="60"/>
+              <w:right w:type="dxa" w:w="100"/>
+            </w:tcMar>
+          </w:tcPr>
+          <w:p>
+            <w:pPr>
+              <w:keepNext/>
+              <w:keepLines/>
+              <w:spacing w:line="276"/>
+              <w:jc w:val="center"/>
+            </w:pPr>
+            <w:r>
+              <w:rPr>
+                <w:sz w:val="19"/>
+                <w:szCs w:val="19"/>
+              </w:rPr>
+              <w:t xml:space="preserve">max_depth = 6, min_samples_leaf = 100</w:t>
+            </w:r>
+          </w:p>
+        </w:tc>
+        <w:tc>
+          <w:tcPr>
+            <w:tcW w:type="dxa" w:w="1906"/>
+            <w:tcBorders>
+              <w:top w:val="single" w:color="808080" w:sz="4"/>
+              <w:left w:val="single" w:color="808080" w:sz="4"/>
+              <w:bottom w:val="single" w:color="808080" w:sz="4"/>
+              <w:right w:val="single" w:color="808080" w:sz="4"/>
+            </w:tcBorders>
+            <w:tcMar>
+              <w:top w:type="dxa" w:w="60"/>
+              <w:left w:type="dxa" w:w="100"/>
+              <w:bottom w:type="dxa" w:w="60"/>
+              <w:right w:type="dxa" w:w="100"/>
+            </w:tcMar>
+          </w:tcPr>
+          <w:p>
+            <w:pPr>
+              <w:keepNext/>
+              <w:keepLines/>
+              <w:spacing w:line="276"/>
+              <w:jc w:val="center"/>
+            </w:pPr>
+            <w:r>
+              <w:rPr>
+                <w:sz w:val="19"/>
+                <w:szCs w:val="19"/>
+              </w:rPr>
+              <w:t xml:space="preserve">0,9068 → 0,9070</w:t>
+            </w:r>
+          </w:p>
+        </w:tc>
+      </w:tr>
+      <w:tr>
+        <w:trPr>
+          <w:cantSplit/>
+        </w:trPr>
+        <w:tc>
+          <w:tcPr>
+            <w:tcW w:type="dxa" w:w="1746"/>
+            <w:tcBorders>
+              <w:top w:val="single" w:color="808080" w:sz="4"/>
+              <w:left w:val="single" w:color="808080" w:sz="4"/>
+              <w:bottom w:val="single" w:color="808080" w:sz="4"/>
+              <w:right w:val="single" w:color="808080" w:sz="4"/>
+            </w:tcBorders>
+            <w:tcMar>
+              <w:top w:type="dxa" w:w="60"/>
+              <w:left w:type="dxa" w:w="100"/>
+              <w:bottom w:type="dxa" w:w="60"/>
+              <w:right w:type="dxa" w:w="100"/>
+            </w:tcMar>
+          </w:tcPr>
+          <w:p>
+            <w:pPr>
+              <w:keepNext/>
+              <w:keepLines/>
+              <w:spacing w:line="276"/>
+              <w:jc w:val="left"/>
+            </w:pPr>
+            <w:r>
+              <w:rPr>
+                <w:sz w:val="19"/>
+                <w:szCs w:val="19"/>
+              </w:rPr>
+              <w:t xml:space="preserve">Random Forest</w:t>
+            </w:r>
+          </w:p>
+        </w:tc>
+        <w:tc>
+          <w:tcPr>
+            <w:tcW w:type="dxa" w:w="2143"/>
+            <w:tcBorders>
+              <w:top w:val="single" w:color="808080" w:sz="4"/>
+              <w:left w:val="single" w:color="808080" w:sz="4"/>
+              <w:bottom w:val="single" w:color="808080" w:sz="4"/>
+              <w:right w:val="single" w:color="808080" w:sz="4"/>
+            </w:tcBorders>
+            <w:tcMar>
+              <w:top w:type="dxa" w:w="60"/>
+              <w:left w:type="dxa" w:w="100"/>
+              <w:bottom w:type="dxa" w:w="60"/>
+              <w:right w:type="dxa" w:w="100"/>
+            </w:tcMar>
+          </w:tcPr>
+          <w:p>
+            <w:pPr>
+              <w:keepNext/>
+              <w:keepLines/>
+              <w:spacing w:line="276"/>
+              <w:jc w:val="center"/>
+            </w:pPr>
+            <w:r>
+              <w:rPr>
+                <w:sz w:val="19"/>
+                <w:szCs w:val="19"/>
+              </w:rPr>
+              <w:t xml:space="preserve">max_depth = 6, min_samples_leaf = 10</w:t>
+            </w:r>
+          </w:p>
+        </w:tc>
+        <w:tc>
+          <w:tcPr>
+            <w:tcW w:type="dxa" w:w="2143"/>
+            <w:tcBorders>
+              <w:top w:val="single" w:color="808080" w:sz="4"/>
+              <w:left w:val="single" w:color="808080" w:sz="4"/>
+              <w:bottom w:val="single" w:color="808080" w:sz="4"/>
+              <w:right w:val="single" w:color="808080" w:sz="4"/>
+            </w:tcBorders>
+            <w:tcMar>
+              <w:top w:type="dxa" w:w="60"/>
+              <w:left w:type="dxa" w:w="100"/>
+              <w:bottom w:type="dxa" w:w="60"/>
+              <w:right w:type="dxa" w:w="100"/>
+            </w:tcMar>
+          </w:tcPr>
+          <w:p>
+            <w:pPr>
+              <w:keepNext/>
+              <w:keepLines/>
+              <w:spacing w:line="276"/>
+              <w:jc w:val="center"/>
+            </w:pPr>
+            <w:r>
+              <w:rPr>
+                <w:sz w:val="19"/>
+                <w:szCs w:val="19"/>
+              </w:rPr>
+              <w:t xml:space="preserve">max_depth = 8, min_samples_leaf = 50</w:t>
+            </w:r>
+          </w:p>
+        </w:tc>
+        <w:tc>
+          <w:tcPr>
+            <w:tcW w:type="dxa" w:w="1906"/>
+            <w:tcBorders>
+              <w:top w:val="single" w:color="808080" w:sz="4"/>
+              <w:left w:val="single" w:color="808080" w:sz="4"/>
+              <w:bottom w:val="single" w:color="808080" w:sz="4"/>
+              <w:right w:val="single" w:color="808080" w:sz="4"/>
+            </w:tcBorders>
+            <w:tcMar>
+              <w:top w:type="dxa" w:w="60"/>
+              <w:left w:type="dxa" w:w="100"/>
+              <w:bottom w:type="dxa" w:w="60"/>
+              <w:right w:type="dxa" w:w="100"/>
+            </w:tcMar>
+          </w:tcPr>
+          <w:p>
+            <w:pPr>
+              <w:keepNext/>
+              <w:keepLines/>
+              <w:spacing w:line="276"/>
+              <w:jc w:val="center"/>
+            </w:pPr>
+            <w:r>
+              <w:rPr>
+                <w:sz w:val="19"/>
+                <w:szCs w:val="19"/>
+              </w:rPr>
+              <w:t xml:space="preserve">0,9068 → 0,9070</w:t>
+            </w:r>
+          </w:p>
+        </w:tc>
+      </w:tr>
+      <w:tr>
+        <w:trPr>
+          <w:cantSplit/>
+        </w:trPr>
+        <w:tc>
+          <w:tcPr>
+            <w:tcW w:type="dxa" w:w="1746"/>
+            <w:tcBorders>
+              <w:top w:val="single" w:color="808080" w:sz="4"/>
+              <w:left w:val="single" w:color="808080" w:sz="4"/>
+              <w:bottom w:val="single" w:color="808080" w:sz="4"/>
+              <w:right w:val="single" w:color="808080" w:sz="4"/>
+            </w:tcBorders>
+            <w:tcMar>
+              <w:top w:type="dxa" w:w="60"/>
+              <w:left w:type="dxa" w:w="100"/>
+              <w:bottom w:type="dxa" w:w="60"/>
+              <w:right w:type="dxa" w:w="100"/>
+            </w:tcMar>
+          </w:tcPr>
+          <w:p>
+            <w:pPr>
+              <w:keepNext w:val="false"/>
+              <w:keepLines/>
+              <w:spacing w:line="276"/>
+              <w:jc w:val="left"/>
+            </w:pPr>
+            <w:r>
+              <w:rPr>
+                <w:sz w:val="19"/>
+                <w:szCs w:val="19"/>
+              </w:rPr>
+              <w:t xml:space="preserve">XGBoost</w:t>
+            </w:r>
+          </w:p>
+        </w:tc>
+        <w:tc>
+          <w:tcPr>
+            <w:tcW w:type="dxa" w:w="2143"/>
+            <w:tcBorders>
+              <w:top w:val="single" w:color="808080" w:sz="4"/>
+              <w:left w:val="single" w:color="808080" w:sz="4"/>
+              <w:bottom w:val="single" w:color="808080" w:sz="4"/>
+              <w:right w:val="single" w:color="808080" w:sz="4"/>
+            </w:tcBorders>
+            <w:tcMar>
+              <w:top w:type="dxa" w:w="60"/>
+              <w:left w:type="dxa" w:w="100"/>
+              <w:bottom w:type="dxa" w:w="60"/>
+              <w:right w:type="dxa" w:w="100"/>
+            </w:tcMar>
+          </w:tcPr>
+          <w:p>
+            <w:pPr>
+              <w:keepNext w:val="false"/>
+              <w:keepLines/>
+              <w:spacing w:line="276"/>
+              <w:jc w:val="center"/>
+            </w:pPr>
+            <w:r>
+              <w:rPr>
+                <w:sz w:val="19"/>
+                <w:szCs w:val="19"/>
+              </w:rPr>
+              <w:t xml:space="preserve">learning_rate = 0,05, max_depth = 3</w:t>
+            </w:r>
+          </w:p>
+        </w:tc>
+        <w:tc>
+          <w:tcPr>
+            <w:tcW w:type="dxa" w:w="2143"/>
+            <w:tcBorders>
+              <w:top w:val="single" w:color="808080" w:sz="4"/>
+              <w:left w:val="single" w:color="808080" w:sz="4"/>
+              <w:bottom w:val="single" w:color="808080" w:sz="4"/>
+              <w:right w:val="single" w:color="808080" w:sz="4"/>
+            </w:tcBorders>
+            <w:tcMar>
+              <w:top w:type="dxa" w:w="60"/>
+              <w:left w:type="dxa" w:w="100"/>
+              <w:bottom w:type="dxa" w:w="60"/>
+              <w:right w:type="dxa" w:w="100"/>
+            </w:tcMar>
+          </w:tcPr>
+          <w:p>
+            <w:pPr>
+              <w:keepNext w:val="false"/>
+              <w:keepLines/>
+              <w:spacing w:line="276"/>
+              <w:jc w:val="center"/>
+            </w:pPr>
+            <w:r>
+              <w:rPr>
+                <w:sz w:val="19"/>
+                <w:szCs w:val="19"/>
+              </w:rPr>
+              <w:t xml:space="preserve">learning_rate = 0,05, max_depth = 3</w:t>
+            </w:r>
+          </w:p>
+        </w:tc>
+        <w:tc>
+          <w:tcPr>
+            <w:tcW w:type="dxa" w:w="1906"/>
+            <w:tcBorders>
+              <w:top w:val="single" w:color="808080" w:sz="4"/>
+              <w:left w:val="single" w:color="808080" w:sz="4"/>
+              <w:bottom w:val="single" w:color="808080" w:sz="4"/>
+              <w:right w:val="single" w:color="808080" w:sz="4"/>
+            </w:tcBorders>
+            <w:tcMar>
+              <w:top w:type="dxa" w:w="60"/>
+              <w:left w:type="dxa" w:w="100"/>
+              <w:bottom w:type="dxa" w:w="60"/>
+              <w:right w:type="dxa" w:w="100"/>
+            </w:tcMar>
+          </w:tcPr>
+          <w:p>
+            <w:pPr>
+              <w:keepNext w:val="false"/>
+              <w:keepLines/>
+              <w:spacing w:line="276"/>
+              <w:jc w:val="center"/>
+            </w:pPr>
+            <w:r>
+              <w:rPr>
+                <w:sz w:val="19"/>
+                <w:szCs w:val="19"/>
+              </w:rPr>
+              <w:t xml:space="preserve">0,9068 → 0,9069</w:t>
+            </w:r>
+          </w:p>
+        </w:tc>
+      </w:tr>
+    </w:tbl>
+    <w:p/>
+    <w:p>
+      <w:pPr>
+        <w:pStyle w:val="ListParagraph"/>
+        <w:numPr>
+          <w:ilvl w:val="0"/>
+          <w:numId w:val="3"/>
+        </w:numPr>
+        <w:spacing w:after="60" w:line="360"/>
+        <w:jc w:val="both"/>
+      </w:pPr>
+      <w:r>
+        <w:rPr>
+          <w:b/>
+          <w:bCs/>
+        </w:rPr>
+        <w:t xml:space="preserve">Naive Bayes paling diuntungkan.</w:t>
+      </w:r>
+      <w:r>
+        <w:t xml:space="preserve"> Pada tugas B, var_smoothing = 10⁻³ menaikkan akurasi grid search dari 0,8543 menjadi 0,8897. Nilai ini menambah varians setiap fitur sehingga peluang yang dihasilkan tidak terlalu ekstrem.</w:t>
+      </w:r>
+    </w:p>
+    <w:p>
+      <w:pPr>
+        <w:pStyle w:val="ListParagraph"/>
+        <w:numPr>
+          <w:ilvl w:val="0"/>
+          <w:numId w:val="3"/>
+        </w:numPr>
+        <w:spacing w:after="60" w:line="360"/>
+        <w:jc w:val="both"/>
+      </w:pPr>
+      <w:r>
+        <w:rPr>
+          <w:b/>
+          <w:bCs/>
+        </w:rPr>
+        <w:t xml:space="preserve">Algoritma lain hampir tidak berubah</w:t>
+      </w:r>
+      <w:r>
+        <w:t xml:space="preserve"> (kenaikan paling besar 0,1 poin). Pengaturan awal KNN, Logistic Regression, Decision Tree, Random Forest, dan XGBoost sudah mendekati yang terbaik untuk data simulasi yang besar.</w:t>
+      </w:r>
+    </w:p>
+    <w:p>
+      <w:pPr>
+        <w:pStyle w:val="ListParagraph"/>
+        <w:numPr>
+          <w:ilvl w:val="0"/>
+          <w:numId w:val="3"/>
+        </w:numPr>
+        <w:spacing w:after="60" w:line="360"/>
+        <w:jc w:val="both"/>
+      </w:pPr>
+      <w:r>
+        <w:t xml:space="preserve">Pada tugas A, perbedaan akurasi antarpengaturan hanya terlihat pada desimal keempat (±98,3%), sehingga pemilihan hyperparameter hampir tidak berpengaruh.</w:t>
+      </w:r>
+    </w:p>
+    <w:p>
+      <w:pPr>
+        <w:pStyle w:val="ListParagraph"/>
+        <w:numPr>
+          <w:ilvl w:val="0"/>
+          <w:numId w:val="3"/>
+        </w:numPr>
+        <w:spacing w:after="60" w:line="360"/>
+        <w:jc w:val="both"/>
+      </w:pPr>
+      <w:r>
+        <w:t xml:space="preserve">Pengaturan terpilih dipakai untuk semua hasil simulasi pada Subbab 4.4 dan 4.5 serta untuk model di aplikasi. Pada eksperimen data asli (Subbab 4.6), hyperparameter dipilih ulang di dalam setiap fold.</w:t>
+      </w:r>
+    </w:p>
+    <w:p>
+      <w:pPr>
+        <w:pStyle w:val="Heading2"/>
+        <w:keepNext/>
+        <w:spacing w:after="120" w:before="240" w:line="360"/>
+      </w:pPr>
+      <w:r>
+        <w:t xml:space="preserve">4.4 Hasil Tugas A: S-Rank di Pull Berikutnya</w:t>
+      </w:r>
+    </w:p>
+    <w:p>
+      <w:pPr>
+        <w:keepNext/>
+        <w:keepLines/>
+        <w:spacing w:after="60" w:before="120"/>
+        <w:jc w:val="center"/>
+      </w:pPr>
+      <w:r>
+        <w:rPr>
+          <w:b/>
+          <w:bCs/>
+        </w:rPr>
+        <w:t xml:space="preserve">Tabel 4.3</w:t>
       </w:r>
       <w:r>
         <w:t xml:space="preserve"> Hasil cross-validation 5-fold tugas A (rata-rata)</w:t>
@@ -10927,7 +12806,7 @@
                 <w:sz w:val="20"/>
                 <w:szCs w:val="20"/>
               </w:rPr>
-              <w:t xml:space="preserve">0,5136</w:t>
+              <w:t xml:space="preserve">0,5128</w:t>
             </w:r>
           </w:p>
         </w:tc>
@@ -10959,7 +12838,7 @@
                 <w:sz w:val="20"/>
                 <w:szCs w:val="20"/>
               </w:rPr>
-              <w:t xml:space="preserve">0,0526</w:t>
+              <w:t xml:space="preserve">0,0498</w:t>
             </w:r>
           </w:p>
         </w:tc>
@@ -10991,7 +12870,7 @@
                 <w:sz w:val="20"/>
                 <w:szCs w:val="20"/>
               </w:rPr>
-              <w:t xml:space="preserve">0,7889</w:t>
+              <w:t xml:space="preserve">0,7888</w:t>
             </w:r>
           </w:p>
         </w:tc>
@@ -11023,7 +12902,7 @@
                 <w:sz w:val="20"/>
                 <w:szCs w:val="20"/>
               </w:rPr>
-              <w:t xml:space="preserve">0,0663</w:t>
+              <w:t xml:space="preserve">0,0662</w:t>
             </w:r>
           </w:p>
         </w:tc>
@@ -11092,7 +12971,7 @@
                 <w:sz w:val="20"/>
                 <w:szCs w:val="20"/>
               </w:rPr>
-              <w:t xml:space="preserve">0,9830</w:t>
+              <w:t xml:space="preserve">0,9829</w:t>
             </w:r>
           </w:p>
         </w:tc>
@@ -11124,7 +13003,7 @@
                 <w:sz w:val="20"/>
                 <w:szCs w:val="20"/>
               </w:rPr>
-              <w:t xml:space="preserve">0,5151</w:t>
+              <w:t xml:space="preserve">0,5141</w:t>
             </w:r>
           </w:p>
         </w:tc>
@@ -11156,7 +13035,7 @@
                 <w:sz w:val="20"/>
                 <w:szCs w:val="20"/>
               </w:rPr>
-              <w:t xml:space="preserve">0,0579</w:t>
+              <w:t xml:space="preserve">0,0543</w:t>
             </w:r>
           </w:p>
         </w:tc>
@@ -11188,7 +13067,7 @@
                 <w:sz w:val="20"/>
                 <w:szCs w:val="20"/>
               </w:rPr>
-              <w:t xml:space="preserve">0,7877</w:t>
+              <w:t xml:space="preserve">0,7890</w:t>
             </w:r>
           </w:p>
         </w:tc>
@@ -11289,7 +13168,7 @@
                 <w:sz w:val="20"/>
                 <w:szCs w:val="20"/>
               </w:rPr>
-              <w:t xml:space="preserve">0,9829</w:t>
+              <w:t xml:space="preserve">0,9830</w:t>
             </w:r>
           </w:p>
         </w:tc>
@@ -11321,7 +13200,7 @@
                 <w:sz w:val="20"/>
                 <w:szCs w:val="20"/>
               </w:rPr>
-              <w:t xml:space="preserve">0,5162</w:t>
+              <w:t xml:space="preserve">0,5138</w:t>
             </w:r>
           </w:p>
         </w:tc>
@@ -11353,7 +13232,7 @@
                 <w:sz w:val="20"/>
                 <w:szCs w:val="20"/>
               </w:rPr>
-              <w:t xml:space="preserve">0,0618</w:t>
+              <w:t xml:space="preserve">0,0533</w:t>
             </w:r>
           </w:p>
         </w:tc>
@@ -11385,7 +13264,7 @@
                 <w:sz w:val="20"/>
                 <w:szCs w:val="20"/>
               </w:rPr>
-              <w:t xml:space="preserve">0,7862</w:t>
+              <w:t xml:space="preserve">0,7878</w:t>
             </w:r>
           </w:p>
         </w:tc>
@@ -11417,7 +13296,7 @@
                 <w:sz w:val="20"/>
                 <w:szCs w:val="20"/>
               </w:rPr>
-              <w:t xml:space="preserve">0,0664</w:t>
+              <w:t xml:space="preserve">0,0663</w:t>
             </w:r>
           </w:p>
         </w:tc>
@@ -11461,7 +13340,7 @@
         <w:spacing w:after="120" w:before="240" w:line="360"/>
       </w:pPr>
       <w:r>
-        <w:t xml:space="preserve">4.4 Hasil Tugas B: S-Rank dalam 10 Pull</w:t>
+        <w:t xml:space="preserve">4.5 Hasil Tugas B: S-Rank dalam 10 Pull</w:t>
       </w:r>
     </w:p>
     <w:p>
@@ -11476,7 +13355,7 @@
           <w:b/>
           <w:bCs/>
         </w:rPr>
-        <w:t xml:space="preserve">Tabel 4.3</w:t>
+        <w:t xml:space="preserve">Tabel 4.4</w:t>
       </w:r>
       <w:r>
         <w:t xml:space="preserve"> Hasil cross-validation 5-fold tugas B (rata-rata) dan uji data asli</w:t>
@@ -12176,7 +14055,7 @@
                 <w:sz w:val="19"/>
                 <w:szCs w:val="19"/>
               </w:rPr>
-              <w:t xml:space="preserve">0,8572</w:t>
+              <w:t xml:space="preserve">0,8920</w:t>
             </w:r>
           </w:p>
         </w:tc>
@@ -12208,7 +14087,7 @@
                 <w:sz w:val="19"/>
                 <w:szCs w:val="19"/>
               </w:rPr>
-              <w:t xml:space="preserve">0,5855</w:t>
+              <w:t xml:space="preserve">0,5736</w:t>
             </w:r>
           </w:p>
         </w:tc>
@@ -12240,7 +14119,7 @@
                 <w:sz w:val="19"/>
                 <w:szCs w:val="19"/>
               </w:rPr>
-              <w:t xml:space="preserve">0,3844</w:t>
+              <w:t xml:space="preserve">0,3488</w:t>
             </w:r>
           </w:p>
         </w:tc>
@@ -12272,7 +14151,7 @@
                 <w:sz w:val="19"/>
                 <w:szCs w:val="19"/>
               </w:rPr>
-              <w:t xml:space="preserve">0,8751</w:t>
+              <w:t xml:space="preserve">0,9107</w:t>
             </w:r>
           </w:p>
         </w:tc>
@@ -12304,7 +14183,7 @@
                 <w:sz w:val="19"/>
                 <w:szCs w:val="19"/>
               </w:rPr>
-              <w:t xml:space="preserve">0,5908</w:t>
+              <w:t xml:space="preserve">0,6000</w:t>
             </w:r>
           </w:p>
         </w:tc>
@@ -12373,77 +14252,13 @@
                 <w:sz w:val="19"/>
                 <w:szCs w:val="19"/>
               </w:rPr>
-              <w:t xml:space="preserve">0,9107</w:t>
+              <w:t xml:space="preserve">0,9105</w:t>
             </w:r>
           </w:p>
         </w:tc>
         <w:tc>
           <w:tcPr>
             <w:tcW w:type="dxa" w:w="1032"/>
-            <w:tcBorders>
-              <w:top w:val="single" w:color="808080" w:sz="4"/>
-              <w:left w:val="single" w:color="808080" w:sz="4"/>
-              <w:bottom w:val="single" w:color="808080" w:sz="4"/>
-              <w:right w:val="single" w:color="808080" w:sz="4"/>
-            </w:tcBorders>
-            <w:tcMar>
-              <w:top w:type="dxa" w:w="60"/>
-              <w:left w:type="dxa" w:w="100"/>
-              <w:bottom w:type="dxa" w:w="60"/>
-              <w:right w:type="dxa" w:w="100"/>
-            </w:tcMar>
-          </w:tcPr>
-          <w:p>
-            <w:pPr>
-              <w:keepNext/>
-              <w:keepLines/>
-              <w:spacing w:line="276"/>
-              <w:jc w:val="center"/>
-            </w:pPr>
-            <w:r>
-              <w:rPr>
-                <w:sz w:val="19"/>
-                <w:szCs w:val="19"/>
-              </w:rPr>
-              <w:t xml:space="preserve">0,6654</w:t>
-            </w:r>
-          </w:p>
-        </w:tc>
-        <w:tc>
-          <w:tcPr>
-            <w:tcW w:type="dxa" w:w="1191"/>
-            <w:tcBorders>
-              <w:top w:val="single" w:color="808080" w:sz="4"/>
-              <w:left w:val="single" w:color="808080" w:sz="4"/>
-              <w:bottom w:val="single" w:color="808080" w:sz="4"/>
-              <w:right w:val="single" w:color="808080" w:sz="4"/>
-            </w:tcBorders>
-            <w:tcMar>
-              <w:top w:type="dxa" w:w="60"/>
-              <w:left w:type="dxa" w:w="100"/>
-              <w:bottom w:type="dxa" w:w="60"/>
-              <w:right w:type="dxa" w:w="100"/>
-            </w:tcMar>
-          </w:tcPr>
-          <w:p>
-            <w:pPr>
-              <w:keepNext/>
-              <w:keepLines/>
-              <w:spacing w:line="276"/>
-              <w:jc w:val="center"/>
-            </w:pPr>
-            <w:r>
-              <w:rPr>
-                <w:sz w:val="19"/>
-                <w:szCs w:val="19"/>
-              </w:rPr>
-              <w:t xml:space="preserve">0,2866</w:t>
-            </w:r>
-          </w:p>
-        </w:tc>
-        <w:tc>
-          <w:tcPr>
-            <w:tcW w:type="dxa" w:w="1111"/>
             <w:tcBorders>
               <w:top w:val="single" w:color="808080" w:sz="4"/>
               <w:left w:val="single" w:color="808080" w:sz="4"/>
@@ -12471,41 +14286,103 @@
                 <w:sz w:val="19"/>
                 <w:szCs w:val="19"/>
               </w:rPr>
-              <w:t xml:space="preserve">0,9347</w:t>
-            </w:r>
-          </w:p>
-        </w:tc>
-        <w:tc>
-          <w:tcPr>
-            <w:tcW w:type="dxa" w:w="1112"/>
-            <w:tcBorders>
-              <w:top w:val="single" w:color="808080" w:sz="4"/>
-              <w:left w:val="single" w:color="808080" w:sz="4"/>
-              <w:bottom w:val="single" w:color="808080" w:sz="4"/>
-              <w:right w:val="single" w:color="808080" w:sz="4"/>
-            </w:tcBorders>
-            <w:tcMar>
-              <w:top w:type="dxa" w:w="60"/>
-              <w:left w:type="dxa" w:w="100"/>
-              <w:bottom w:type="dxa" w:w="60"/>
-              <w:right w:type="dxa" w:w="100"/>
-            </w:tcMar>
-          </w:tcPr>
-          <w:p>
-            <w:pPr>
-              <w:keepNext/>
-              <w:keepLines/>
-              <w:spacing w:line="276"/>
-              <w:jc w:val="center"/>
-            </w:pPr>
-            <w:r>
-              <w:rPr>
-                <w:b/>
-                <w:bCs/>
+              <w:t xml:space="preserve">0,6680</w:t>
+            </w:r>
+          </w:p>
+        </w:tc>
+        <w:tc>
+          <w:tcPr>
+            <w:tcW w:type="dxa" w:w="1191"/>
+            <w:tcBorders>
+              <w:top w:val="single" w:color="808080" w:sz="4"/>
+              <w:left w:val="single" w:color="808080" w:sz="4"/>
+              <w:bottom w:val="single" w:color="808080" w:sz="4"/>
+              <w:right w:val="single" w:color="808080" w:sz="4"/>
+            </w:tcBorders>
+            <w:tcMar>
+              <w:top w:type="dxa" w:w="60"/>
+              <w:left w:type="dxa" w:w="100"/>
+              <w:bottom w:type="dxa" w:w="60"/>
+              <w:right w:type="dxa" w:w="100"/>
+            </w:tcMar>
+          </w:tcPr>
+          <w:p>
+            <w:pPr>
+              <w:keepNext/>
+              <w:keepLines/>
+              <w:spacing w:line="276"/>
+              <w:jc w:val="center"/>
+            </w:pPr>
+            <w:r>
+              <w:rPr>
                 <w:sz w:val="19"/>
                 <w:szCs w:val="19"/>
               </w:rPr>
-              <w:t xml:space="preserve">0,6973</w:t>
+              <w:t xml:space="preserve">0,3033</w:t>
+            </w:r>
+          </w:p>
+        </w:tc>
+        <w:tc>
+          <w:tcPr>
+            <w:tcW w:type="dxa" w:w="1111"/>
+            <w:tcBorders>
+              <w:top w:val="single" w:color="808080" w:sz="4"/>
+              <w:left w:val="single" w:color="808080" w:sz="4"/>
+              <w:bottom w:val="single" w:color="808080" w:sz="4"/>
+              <w:right w:val="single" w:color="808080" w:sz="4"/>
+            </w:tcBorders>
+            <w:tcMar>
+              <w:top w:type="dxa" w:w="60"/>
+              <w:left w:type="dxa" w:w="100"/>
+              <w:bottom w:type="dxa" w:w="60"/>
+              <w:right w:type="dxa" w:w="100"/>
+            </w:tcMar>
+          </w:tcPr>
+          <w:p>
+            <w:pPr>
+              <w:keepNext/>
+              <w:keepLines/>
+              <w:spacing w:line="276"/>
+              <w:jc w:val="center"/>
+            </w:pPr>
+            <w:r>
+              <w:rPr>
+                <w:sz w:val="19"/>
+                <w:szCs w:val="19"/>
+              </w:rPr>
+              <w:t xml:space="preserve">0,9313</w:t>
+            </w:r>
+          </w:p>
+        </w:tc>
+        <w:tc>
+          <w:tcPr>
+            <w:tcW w:type="dxa" w:w="1112"/>
+            <w:tcBorders>
+              <w:top w:val="single" w:color="808080" w:sz="4"/>
+              <w:left w:val="single" w:color="808080" w:sz="4"/>
+              <w:bottom w:val="single" w:color="808080" w:sz="4"/>
+              <w:right w:val="single" w:color="808080" w:sz="4"/>
+            </w:tcBorders>
+            <w:tcMar>
+              <w:top w:type="dxa" w:w="60"/>
+              <w:left w:type="dxa" w:w="100"/>
+              <w:bottom w:type="dxa" w:w="60"/>
+              <w:right w:type="dxa" w:w="100"/>
+            </w:tcMar>
+          </w:tcPr>
+          <w:p>
+            <w:pPr>
+              <w:keepNext/>
+              <w:keepLines/>
+              <w:spacing w:line="276"/>
+              <w:jc w:val="center"/>
+            </w:pPr>
+            <w:r>
+              <w:rPr>
+                <w:sz w:val="19"/>
+                <w:szCs w:val="19"/>
+              </w:rPr>
+              <w:t xml:space="preserve">0,6770</w:t>
             </w:r>
           </w:p>
         </w:tc>
@@ -12802,8 +14679,6 @@
             </w:pPr>
             <w:r>
               <w:rPr>
-                <w:b/>
-                <w:bCs/>
                 <w:sz w:val="19"/>
                 <w:szCs w:val="19"/>
               </w:rPr>
@@ -13239,7 +15114,7 @@
                 <w:sz w:val="19"/>
                 <w:szCs w:val="19"/>
               </w:rPr>
-              <w:t xml:space="preserve">0,2816</w:t>
+              <w:t xml:space="preserve">0,2815</w:t>
             </w:r>
           </w:p>
         </w:tc>
@@ -13268,6 +15143,8 @@
             </w:pPr>
             <w:r>
               <w:rPr>
+                <w:b/>
+                <w:bCs/>
                 <w:sz w:val="19"/>
                 <w:szCs w:val="19"/>
               </w:rPr>
@@ -13300,6 +15177,8 @@
             </w:pPr>
             <w:r>
               <w:rPr>
+                <w:b/>
+                <w:bCs/>
                 <w:sz w:val="19"/>
                 <w:szCs w:val="19"/>
               </w:rPr>
@@ -13317,7 +15196,7 @@
         <w:jc w:val="both"/>
       </w:pPr>
       <w:r>
-        <w:t xml:space="preserve">Pada data simulasi, Decision Tree, Random Forest, XGBoost, dan KNN memperoleh akurasi yang praktis sama (0,9107–0,9108). Selisihnya jauh lebih kecil daripada simpangan baku cross-validation (±0,002), sehingga keempatnya dianggap setara. Akurasi pada data asli terlihat lebih tinggi (±93%) karena proporsi kelas positifnya lebih kecil (13,4% dibanding 16,6%), sehingga baseline pun naik dari 83,4% menjadi 86,6%. Dibandingkan dengan baseline masing-masing, keunggulan model terbaik sama-sama sekitar 7 poin.</w:t>
+        <w:t xml:space="preserve">Angka tebal adalah nilai terbaik di antara keenam algoritma. Pada data simulasi, Decision Tree, Random Forest, dan XGBoost memperoleh akurasi 0,9108, diikuti KNN (0,9105). Menurut uji signifikansi (Subbab 4.7), keempatnya tidak berbeda nyata, sedangkan Naive Bayes (0,8920) dan Logistic Regression (0,8888) nyata lebih rendah. Akurasi pada data asli terlihat lebih tinggi (±93%) karena proporsi kelas positifnya lebih kecil (13,4% dibanding 16,6%), sehingga baseline pun naik dari 83,4% menjadi 86,6%. Dibandingkan dengan baseline masing-masing, keunggulan model terbaik sama-sama sekitar 7 poin.</w:t>
       </w:r>
     </w:p>
     <w:p>
@@ -13516,7 +15395,7 @@
         <w:spacing w:after="120" w:before="240" w:line="360"/>
       </w:pPr>
       <w:r>
-        <w:t xml:space="preserve">4.5 Hasil Latih dan Uji dengan Data Asli Saja</w:t>
+        <w:t xml:space="preserve">4.6 Hasil Latih dan Uji dengan Data Asli Saja</w:t>
       </w:r>
     </w:p>
     <w:p>
@@ -13536,7 +15415,17 @@
         <w:t xml:space="preserve">hanya dengan data asli</w:t>
       </w:r>
       <w:r>
-        <w:t xml:space="preserve"> (2 akun, 1.209 baris, 162 kelas positif pada tugas B). Data dibagi per siklus pity menjadi 5 bagian (GroupKFold 5-fold, 20 siklus), sehingga pull dari satu siklus tidak pernah berada di data latih dan data uji sekaligus. Hasilnya ditunjukkan pada Tabel 4.4 dan Gambar 4.8.</w:t>
+        <w:t xml:space="preserve"> (2 akun, 1.209 baris, 162 kelas positif pada tugas B). Data dibagi per siklus pity menjadi 5 bagian (GroupKFold 5-fold, 20 siklus), sehingga pull dari satu siklus tidak pernah berada di data latih dan data uji sekaligus. Hyperparameter dipilih ulang dengan grid search di dalam data latih setiap fold (</w:t>
+      </w:r>
+      <w:r>
+        <w:rPr>
+          <w:i/>
+          <w:iCs/>
+        </w:rPr>
+        <w:t xml:space="preserve">nested cross-validation</w:t>
+      </w:r>
+      <w:r>
+        <w:t xml:space="preserve">). Hasilnya ditunjukkan pada Tabel 4.5, Tabel 4.6, dan Gambar 4.8.</w:t>
       </w:r>
     </w:p>
     <w:p>
@@ -13551,10 +15440,10 @@
           <w:b/>
           <w:bCs/>
         </w:rPr>
-        <w:t xml:space="preserve">Tabel 4.4</w:t>
-      </w:r>
-      <w:r>
-        <w:t xml:space="preserve"> Hasil latih–uji dengan data asli saja, tugas B (rata-rata 5-fold)</w:t>
+        <w:t xml:space="preserve">Tabel 4.5</w:t>
+      </w:r>
+      <w:r>
+        <w:t xml:space="preserve"> Hasil latih–uji dengan data asli saja, tugas B (rata-rata 5-fold, nested grid search)</w:t>
       </w:r>
     </w:p>
     <w:tbl>
@@ -14251,7 +16140,7 @@
                 <w:sz w:val="19"/>
                 <w:szCs w:val="19"/>
               </w:rPr>
-              <w:t xml:space="preserve">0,8788 ± 0,0299</w:t>
+              <w:t xml:space="preserve">0,9147 ± 0,0291</w:t>
             </w:r>
           </w:p>
         </w:tc>
@@ -14280,12 +16169,10 @@
             </w:pPr>
             <w:r>
               <w:rPr>
-                <w:b/>
-                <w:bCs/>
                 <w:sz w:val="19"/>
                 <w:szCs w:val="19"/>
               </w:rPr>
-              <w:t xml:space="preserve">0,8317</w:t>
+              <w:t xml:space="preserve">0,7081</w:t>
             </w:r>
           </w:p>
         </w:tc>
@@ -14317,7 +16204,7 @@
                 <w:sz w:val="19"/>
                 <w:szCs w:val="19"/>
               </w:rPr>
-              <w:t xml:space="preserve">0,6178</w:t>
+              <w:t xml:space="preserve">0,5613</w:t>
             </w:r>
           </w:p>
         </w:tc>
@@ -14349,7 +16236,7 @@
                 <w:sz w:val="19"/>
                 <w:szCs w:val="19"/>
               </w:rPr>
-              <w:t xml:space="preserve">0,8964</w:t>
+              <w:t xml:space="preserve">0,8863</w:t>
             </w:r>
           </w:p>
         </w:tc>
@@ -14381,7 +16268,7 @@
                 <w:sz w:val="19"/>
                 <w:szCs w:val="19"/>
               </w:rPr>
-              <w:t xml:space="preserve">0,3690</w:t>
+              <w:t xml:space="preserve">0,2845</w:t>
             </w:r>
           </w:p>
         </w:tc>
@@ -14450,7 +16337,7 @@
                 <w:sz w:val="19"/>
                 <w:szCs w:val="19"/>
               </w:rPr>
-              <w:t xml:space="preserve">0,8742 ± 0,0224</w:t>
+              <w:t xml:space="preserve">0,9095 ± 0,0316</w:t>
             </w:r>
           </w:p>
         </w:tc>
@@ -14482,7 +16369,7 @@
                 <w:sz w:val="19"/>
                 <w:szCs w:val="19"/>
               </w:rPr>
-              <w:t xml:space="preserve">0,5250</w:t>
+              <w:t xml:space="preserve">0,7008</w:t>
             </w:r>
           </w:p>
         </w:tc>
@@ -14514,7 +16401,7 @@
                 <w:sz w:val="19"/>
                 <w:szCs w:val="19"/>
               </w:rPr>
-              <w:t xml:space="preserve">0,0800</w:t>
+              <w:t xml:space="preserve">0,5515</w:t>
             </w:r>
           </w:p>
         </w:tc>
@@ -14546,7 +16433,7 @@
                 <w:sz w:val="19"/>
                 <w:szCs w:val="19"/>
               </w:rPr>
-              <w:t xml:space="preserve">0,8609</w:t>
+              <w:t xml:space="preserve">0,8515</w:t>
             </w:r>
           </w:p>
         </w:tc>
@@ -14578,7 +16465,7 @@
                 <w:sz w:val="19"/>
                 <w:szCs w:val="19"/>
               </w:rPr>
-              <w:t xml:space="preserve">0,4975</w:t>
+              <w:t xml:space="preserve">0,4947</w:t>
             </w:r>
           </w:p>
         </w:tc>
@@ -14647,7 +16534,7 @@
                 <w:sz w:val="19"/>
                 <w:szCs w:val="19"/>
               </w:rPr>
-              <w:t xml:space="preserve">0,9069 ± 0,0429</w:t>
+              <w:t xml:space="preserve">0,9134 ± 0,0462</w:t>
             </w:r>
           </w:p>
         </w:tc>
@@ -14679,7 +16566,7 @@
                 <w:sz w:val="19"/>
                 <w:szCs w:val="19"/>
               </w:rPr>
-              <w:t xml:space="preserve">0,7348</w:t>
+              <w:t xml:space="preserve">0,7336</w:t>
             </w:r>
           </w:p>
         </w:tc>
@@ -14711,7 +16598,7 @@
                 <w:sz w:val="19"/>
                 <w:szCs w:val="19"/>
               </w:rPr>
-              <w:t xml:space="preserve">0,5335</w:t>
+              <w:t xml:space="preserve">0,5503</w:t>
             </w:r>
           </w:p>
         </w:tc>
@@ -14743,7 +16630,7 @@
                 <w:sz w:val="19"/>
                 <w:szCs w:val="19"/>
               </w:rPr>
-              <w:t xml:space="preserve">0,8998</w:t>
+              <w:t xml:space="preserve">0,8939</w:t>
             </w:r>
           </w:p>
         </w:tc>
@@ -14775,7 +16662,7 @@
                 <w:sz w:val="19"/>
                 <w:szCs w:val="19"/>
               </w:rPr>
-              <w:t xml:space="preserve">0,2879</w:t>
+              <w:t xml:space="preserve">0,2886</w:t>
             </w:r>
           </w:p>
         </w:tc>
@@ -14875,6 +16762,8 @@
             </w:pPr>
             <w:r>
               <w:rPr>
+                <w:b/>
+                <w:bCs/>
                 <w:sz w:val="19"/>
                 <w:szCs w:val="19"/>
               </w:rPr>
@@ -15045,7 +16934,7 @@
                 <w:sz w:val="19"/>
                 <w:szCs w:val="19"/>
               </w:rPr>
-              <w:t xml:space="preserve">0,9299 ± 0,0264</w:t>
+              <w:t xml:space="preserve">0,9290 ± 0,0272</w:t>
             </w:r>
           </w:p>
         </w:tc>
@@ -15077,7 +16966,7 @@
                 <w:sz w:val="19"/>
                 <w:szCs w:val="19"/>
               </w:rPr>
-              <w:t xml:space="preserve">0,7696</w:t>
+              <w:t xml:space="preserve">0,7671</w:t>
             </w:r>
           </w:p>
         </w:tc>
@@ -15109,7 +16998,7 @@
                 <w:sz w:val="19"/>
                 <w:szCs w:val="19"/>
               </w:rPr>
-              <w:t xml:space="preserve">0,6720</w:t>
+              <w:t xml:space="preserve">0,6667</w:t>
             </w:r>
           </w:p>
         </w:tc>
@@ -15143,7 +17032,7 @@
                 <w:sz w:val="19"/>
                 <w:szCs w:val="19"/>
               </w:rPr>
-              <w:t xml:space="preserve">0,9258</w:t>
+              <w:t xml:space="preserve">0,9279</w:t>
             </w:r>
           </w:p>
         </w:tc>
@@ -15177,7 +17066,7 @@
                 <w:sz w:val="19"/>
                 <w:szCs w:val="19"/>
               </w:rPr>
-              <w:t xml:space="preserve">0,2321</w:t>
+              <w:t xml:space="preserve">0,2353</w:t>
             </w:r>
           </w:p>
         </w:tc>
@@ -15246,7 +17135,7 @@
                 <w:sz w:val="19"/>
                 <w:szCs w:val="19"/>
               </w:rPr>
-              <w:t xml:space="preserve">0,9222 ± 0,0348</w:t>
+              <w:t xml:space="preserve">0,9233 ± 0,0362</w:t>
             </w:r>
           </w:p>
         </w:tc>
@@ -15278,7 +17167,7 @@
                 <w:sz w:val="19"/>
                 <w:szCs w:val="19"/>
               </w:rPr>
-              <w:t xml:space="preserve">0,7678</w:t>
+              <w:t xml:space="preserve">0,7725</w:t>
             </w:r>
           </w:p>
         </w:tc>
@@ -15310,7 +17199,7 @@
                 <w:sz w:val="19"/>
                 <w:szCs w:val="19"/>
               </w:rPr>
-              <w:t xml:space="preserve">0,6370</w:t>
+              <w:t xml:space="preserve">0,6471</w:t>
             </w:r>
           </w:p>
         </w:tc>
@@ -15342,7 +17231,7 @@
                 <w:sz w:val="19"/>
                 <w:szCs w:val="19"/>
               </w:rPr>
-              <w:t xml:space="preserve">0,9257</w:t>
+              <w:t xml:space="preserve">0,9171</w:t>
             </w:r>
           </w:p>
         </w:tc>
@@ -15374,7 +17263,989 @@
                 <w:sz w:val="19"/>
                 <w:szCs w:val="19"/>
               </w:rPr>
-              <w:t xml:space="preserve">0,2495</w:t>
+              <w:t xml:space="preserve">0,2561</w:t>
+            </w:r>
+          </w:p>
+        </w:tc>
+      </w:tr>
+    </w:tbl>
+    <w:p/>
+    <w:p>
+      <w:pPr>
+        <w:keepNext/>
+        <w:keepLines/>
+        <w:spacing w:after="60" w:before="120"/>
+        <w:jc w:val="center"/>
+      </w:pPr>
+      <w:r>
+        <w:rPr>
+          <w:b/>
+          <w:bCs/>
+        </w:rPr>
+        <w:t xml:space="preserve">Tabel 4.6</w:t>
+      </w:r>
+      <w:r>
+        <w:t xml:space="preserve"> Pengaruh grid search pada eksperimen data asli (accuracy rata-rata 5-fold)</w:t>
+      </w:r>
+    </w:p>
+    <w:tbl>
+      <w:tblPr>
+        <w:tblW w:type="dxa" w:w="7938"/>
+        <w:tblBorders>
+          <w:top w:val="single" w:color="auto" w:sz="4"/>
+          <w:left w:val="single" w:color="auto" w:sz="4"/>
+          <w:bottom w:val="single" w:color="auto" w:sz="4"/>
+          <w:right w:val="single" w:color="auto" w:sz="4"/>
+          <w:insideH w:val="single" w:color="auto" w:sz="4"/>
+          <w:insideV w:val="single" w:color="auto" w:sz="4"/>
+        </w:tblBorders>
+      </w:tblPr>
+      <w:tblGrid>
+        <w:gridCol w:w="1746"/>
+        <w:gridCol w:w="1191"/>
+        <w:gridCol w:w="1191"/>
+        <w:gridCol w:w="3810"/>
+      </w:tblGrid>
+      <w:tr>
+        <w:trPr>
+          <w:cantSplit/>
+          <w:tblHeader/>
+        </w:trPr>
+        <w:tc>
+          <w:tcPr>
+            <w:tcW w:type="dxa" w:w="1746"/>
+            <w:tcBorders>
+              <w:top w:val="single" w:color="808080" w:sz="4"/>
+              <w:left w:val="single" w:color="808080" w:sz="4"/>
+              <w:bottom w:val="single" w:color="808080" w:sz="4"/>
+              <w:right w:val="single" w:color="808080" w:sz="4"/>
+            </w:tcBorders>
+            <w:shd w:fill="D9E2F3" w:color="auto" w:val="clear"/>
+            <w:tcMar>
+              <w:top w:type="dxa" w:w="60"/>
+              <w:left w:type="dxa" w:w="100"/>
+              <w:bottom w:type="dxa" w:w="60"/>
+              <w:right w:type="dxa" w:w="100"/>
+            </w:tcMar>
+          </w:tcPr>
+          <w:p>
+            <w:pPr>
+              <w:keepNext/>
+              <w:keepLines/>
+              <w:spacing w:line="276"/>
+              <w:jc w:val="left"/>
+            </w:pPr>
+            <w:r>
+              <w:rPr>
+                <w:b/>
+                <w:bCs/>
+                <w:sz w:val="18"/>
+                <w:szCs w:val="18"/>
+              </w:rPr>
+              <w:t xml:space="preserve">Algoritma</w:t>
+            </w:r>
+          </w:p>
+        </w:tc>
+        <w:tc>
+          <w:tcPr>
+            <w:tcW w:type="dxa" w:w="1191"/>
+            <w:tcBorders>
+              <w:top w:val="single" w:color="808080" w:sz="4"/>
+              <w:left w:val="single" w:color="808080" w:sz="4"/>
+              <w:bottom w:val="single" w:color="808080" w:sz="4"/>
+              <w:right w:val="single" w:color="808080" w:sz="4"/>
+            </w:tcBorders>
+            <w:shd w:fill="D9E2F3" w:color="auto" w:val="clear"/>
+            <w:tcMar>
+              <w:top w:type="dxa" w:w="60"/>
+              <w:left w:type="dxa" w:w="100"/>
+              <w:bottom w:type="dxa" w:w="60"/>
+              <w:right w:type="dxa" w:w="100"/>
+            </w:tcMar>
+          </w:tcPr>
+          <w:p>
+            <w:pPr>
+              <w:keepNext/>
+              <w:keepLines/>
+              <w:spacing w:line="276"/>
+              <w:jc w:val="center"/>
+            </w:pPr>
+            <w:r>
+              <w:rPr>
+                <w:b/>
+                <w:bCs/>
+                <w:sz w:val="18"/>
+                <w:szCs w:val="18"/>
+              </w:rPr>
+              <w:t xml:space="preserve">Pengaturan awal</w:t>
+            </w:r>
+          </w:p>
+        </w:tc>
+        <w:tc>
+          <w:tcPr>
+            <w:tcW w:type="dxa" w:w="1191"/>
+            <w:tcBorders>
+              <w:top w:val="single" w:color="808080" w:sz="4"/>
+              <w:left w:val="single" w:color="808080" w:sz="4"/>
+              <w:bottom w:val="single" w:color="808080" w:sz="4"/>
+              <w:right w:val="single" w:color="808080" w:sz="4"/>
+            </w:tcBorders>
+            <w:shd w:fill="D9E2F3" w:color="auto" w:val="clear"/>
+            <w:tcMar>
+              <w:top w:type="dxa" w:w="60"/>
+              <w:left w:type="dxa" w:w="100"/>
+              <w:bottom w:type="dxa" w:w="60"/>
+              <w:right w:type="dxa" w:w="100"/>
+            </w:tcMar>
+          </w:tcPr>
+          <w:p>
+            <w:pPr>
+              <w:keepNext/>
+              <w:keepLines/>
+              <w:spacing w:line="276"/>
+              <w:jc w:val="center"/>
+            </w:pPr>
+            <w:r>
+              <w:rPr>
+                <w:b/>
+                <w:bCs/>
+                <w:sz w:val="18"/>
+                <w:szCs w:val="18"/>
+              </w:rPr>
+              <w:t xml:space="preserve">Nested grid search</w:t>
+            </w:r>
+          </w:p>
+        </w:tc>
+        <w:tc>
+          <w:tcPr>
+            <w:tcW w:type="dxa" w:w="3810"/>
+            <w:tcBorders>
+              <w:top w:val="single" w:color="808080" w:sz="4"/>
+              <w:left w:val="single" w:color="808080" w:sz="4"/>
+              <w:bottom w:val="single" w:color="808080" w:sz="4"/>
+              <w:right w:val="single" w:color="808080" w:sz="4"/>
+            </w:tcBorders>
+            <w:shd w:fill="D9E2F3" w:color="auto" w:val="clear"/>
+            <w:tcMar>
+              <w:top w:type="dxa" w:w="60"/>
+              <w:left w:type="dxa" w:w="100"/>
+              <w:bottom w:type="dxa" w:w="60"/>
+              <w:right w:type="dxa" w:w="100"/>
+            </w:tcMar>
+          </w:tcPr>
+          <w:p>
+            <w:pPr>
+              <w:keepNext/>
+              <w:keepLines/>
+              <w:spacing w:line="276"/>
+              <w:jc w:val="center"/>
+            </w:pPr>
+            <w:r>
+              <w:rPr>
+                <w:b/>
+                <w:bCs/>
+                <w:sz w:val="18"/>
+                <w:szCs w:val="18"/>
+              </w:rPr>
+              <w:t xml:space="preserve">Pengaturan terpilih di setiap fold</w:t>
+            </w:r>
+          </w:p>
+        </w:tc>
+      </w:tr>
+      <w:tr>
+        <w:trPr>
+          <w:cantSplit/>
+        </w:trPr>
+        <w:tc>
+          <w:tcPr>
+            <w:tcW w:type="dxa" w:w="1746"/>
+            <w:tcBorders>
+              <w:top w:val="single" w:color="808080" w:sz="4"/>
+              <w:left w:val="single" w:color="808080" w:sz="4"/>
+              <w:bottom w:val="single" w:color="808080" w:sz="4"/>
+              <w:right w:val="single" w:color="808080" w:sz="4"/>
+            </w:tcBorders>
+            <w:tcMar>
+              <w:top w:type="dxa" w:w="60"/>
+              <w:left w:type="dxa" w:w="100"/>
+              <w:bottom w:type="dxa" w:w="60"/>
+              <w:right w:type="dxa" w:w="100"/>
+            </w:tcMar>
+          </w:tcPr>
+          <w:p>
+            <w:pPr>
+              <w:keepNext/>
+              <w:keepLines/>
+              <w:spacing w:line="276"/>
+              <w:jc w:val="left"/>
+            </w:pPr>
+            <w:r>
+              <w:rPr>
+                <w:sz w:val="18"/>
+                <w:szCs w:val="18"/>
+              </w:rPr>
+              <w:t xml:space="preserve">Naive Bayes</w:t>
+            </w:r>
+          </w:p>
+        </w:tc>
+        <w:tc>
+          <w:tcPr>
+            <w:tcW w:type="dxa" w:w="1191"/>
+            <w:tcBorders>
+              <w:top w:val="single" w:color="808080" w:sz="4"/>
+              <w:left w:val="single" w:color="808080" w:sz="4"/>
+              <w:bottom w:val="single" w:color="808080" w:sz="4"/>
+              <w:right w:val="single" w:color="808080" w:sz="4"/>
+            </w:tcBorders>
+            <w:tcMar>
+              <w:top w:type="dxa" w:w="60"/>
+              <w:left w:type="dxa" w:w="100"/>
+              <w:bottom w:type="dxa" w:w="60"/>
+              <w:right w:type="dxa" w:w="100"/>
+            </w:tcMar>
+          </w:tcPr>
+          <w:p>
+            <w:pPr>
+              <w:keepNext/>
+              <w:keepLines/>
+              <w:spacing w:line="276"/>
+              <w:jc w:val="center"/>
+            </w:pPr>
+            <w:r>
+              <w:rPr>
+                <w:sz w:val="18"/>
+                <w:szCs w:val="18"/>
+              </w:rPr>
+              <w:t xml:space="preserve">0,8788</w:t>
+            </w:r>
+          </w:p>
+        </w:tc>
+        <w:tc>
+          <w:tcPr>
+            <w:tcW w:type="dxa" w:w="1191"/>
+            <w:tcBorders>
+              <w:top w:val="single" w:color="808080" w:sz="4"/>
+              <w:left w:val="single" w:color="808080" w:sz="4"/>
+              <w:bottom w:val="single" w:color="808080" w:sz="4"/>
+              <w:right w:val="single" w:color="808080" w:sz="4"/>
+            </w:tcBorders>
+            <w:tcMar>
+              <w:top w:type="dxa" w:w="60"/>
+              <w:left w:type="dxa" w:w="100"/>
+              <w:bottom w:type="dxa" w:w="60"/>
+              <w:right w:type="dxa" w:w="100"/>
+            </w:tcMar>
+          </w:tcPr>
+          <w:p>
+            <w:pPr>
+              <w:keepNext/>
+              <w:keepLines/>
+              <w:spacing w:line="276"/>
+              <w:jc w:val="center"/>
+            </w:pPr>
+            <w:r>
+              <w:rPr>
+                <w:sz w:val="18"/>
+                <w:szCs w:val="18"/>
+              </w:rPr>
+              <w:t xml:space="preserve">0,9147</w:t>
+            </w:r>
+          </w:p>
+        </w:tc>
+        <w:tc>
+          <w:tcPr>
+            <w:tcW w:type="dxa" w:w="3810"/>
+            <w:tcBorders>
+              <w:top w:val="single" w:color="808080" w:sz="4"/>
+              <w:left w:val="single" w:color="808080" w:sz="4"/>
+              <w:bottom w:val="single" w:color="808080" w:sz="4"/>
+              <w:right w:val="single" w:color="808080" w:sz="4"/>
+            </w:tcBorders>
+            <w:tcMar>
+              <w:top w:type="dxa" w:w="60"/>
+              <w:left w:type="dxa" w:w="100"/>
+              <w:bottom w:type="dxa" w:w="60"/>
+              <w:right w:type="dxa" w:w="100"/>
+            </w:tcMar>
+          </w:tcPr>
+          <w:p>
+            <w:pPr>
+              <w:keepNext/>
+              <w:keepLines/>
+              <w:spacing w:line="276"/>
+              <w:jc w:val="center"/>
+            </w:pPr>
+            <w:r>
+              <w:rPr>
+                <w:sz w:val="18"/>
+                <w:szCs w:val="18"/>
+              </w:rPr>
+              <w:t xml:space="preserve">var_smoothing = 0,1 (4 fold); var_smoothing = 0,01 (1 fold)</w:t>
+            </w:r>
+          </w:p>
+        </w:tc>
+      </w:tr>
+      <w:tr>
+        <w:trPr>
+          <w:cantSplit/>
+        </w:trPr>
+        <w:tc>
+          <w:tcPr>
+            <w:tcW w:type="dxa" w:w="1746"/>
+            <w:tcBorders>
+              <w:top w:val="single" w:color="808080" w:sz="4"/>
+              <w:left w:val="single" w:color="808080" w:sz="4"/>
+              <w:bottom w:val="single" w:color="808080" w:sz="4"/>
+              <w:right w:val="single" w:color="808080" w:sz="4"/>
+            </w:tcBorders>
+            <w:tcMar>
+              <w:top w:type="dxa" w:w="60"/>
+              <w:left w:type="dxa" w:w="100"/>
+              <w:bottom w:type="dxa" w:w="60"/>
+              <w:right w:type="dxa" w:w="100"/>
+            </w:tcMar>
+          </w:tcPr>
+          <w:p>
+            <w:pPr>
+              <w:keepNext/>
+              <w:keepLines/>
+              <w:spacing w:line="276"/>
+              <w:jc w:val="left"/>
+            </w:pPr>
+            <w:r>
+              <w:rPr>
+                <w:sz w:val="18"/>
+                <w:szCs w:val="18"/>
+              </w:rPr>
+              <w:t xml:space="preserve">KNN</w:t>
+            </w:r>
+          </w:p>
+        </w:tc>
+        <w:tc>
+          <w:tcPr>
+            <w:tcW w:type="dxa" w:w="1191"/>
+            <w:tcBorders>
+              <w:top w:val="single" w:color="808080" w:sz="4"/>
+              <w:left w:val="single" w:color="808080" w:sz="4"/>
+              <w:bottom w:val="single" w:color="808080" w:sz="4"/>
+              <w:right w:val="single" w:color="808080" w:sz="4"/>
+            </w:tcBorders>
+            <w:tcMar>
+              <w:top w:type="dxa" w:w="60"/>
+              <w:left w:type="dxa" w:w="100"/>
+              <w:bottom w:type="dxa" w:w="60"/>
+              <w:right w:type="dxa" w:w="100"/>
+            </w:tcMar>
+          </w:tcPr>
+          <w:p>
+            <w:pPr>
+              <w:keepNext/>
+              <w:keepLines/>
+              <w:spacing w:line="276"/>
+              <w:jc w:val="center"/>
+            </w:pPr>
+            <w:r>
+              <w:rPr>
+                <w:sz w:val="18"/>
+                <w:szCs w:val="18"/>
+              </w:rPr>
+              <w:t xml:space="preserve">0,8742</w:t>
+            </w:r>
+          </w:p>
+        </w:tc>
+        <w:tc>
+          <w:tcPr>
+            <w:tcW w:type="dxa" w:w="1191"/>
+            <w:tcBorders>
+              <w:top w:val="single" w:color="808080" w:sz="4"/>
+              <w:left w:val="single" w:color="808080" w:sz="4"/>
+              <w:bottom w:val="single" w:color="808080" w:sz="4"/>
+              <w:right w:val="single" w:color="808080" w:sz="4"/>
+            </w:tcBorders>
+            <w:tcMar>
+              <w:top w:type="dxa" w:w="60"/>
+              <w:left w:type="dxa" w:w="100"/>
+              <w:bottom w:type="dxa" w:w="60"/>
+              <w:right w:type="dxa" w:w="100"/>
+            </w:tcMar>
+          </w:tcPr>
+          <w:p>
+            <w:pPr>
+              <w:keepNext/>
+              <w:keepLines/>
+              <w:spacing w:line="276"/>
+              <w:jc w:val="center"/>
+            </w:pPr>
+            <w:r>
+              <w:rPr>
+                <w:sz w:val="18"/>
+                <w:szCs w:val="18"/>
+              </w:rPr>
+              <w:t xml:space="preserve">0,9095</w:t>
+            </w:r>
+          </w:p>
+        </w:tc>
+        <w:tc>
+          <w:tcPr>
+            <w:tcW w:type="dxa" w:w="3810"/>
+            <w:tcBorders>
+              <w:top w:val="single" w:color="808080" w:sz="4"/>
+              <w:left w:val="single" w:color="808080" w:sz="4"/>
+              <w:bottom w:val="single" w:color="808080" w:sz="4"/>
+              <w:right w:val="single" w:color="808080" w:sz="4"/>
+            </w:tcBorders>
+            <w:tcMar>
+              <w:top w:type="dxa" w:w="60"/>
+              <w:left w:type="dxa" w:w="100"/>
+              <w:bottom w:type="dxa" w:w="60"/>
+              <w:right w:type="dxa" w:w="100"/>
+            </w:tcMar>
+          </w:tcPr>
+          <w:p>
+            <w:pPr>
+              <w:keepNext/>
+              <w:keepLines/>
+              <w:spacing w:line="276"/>
+              <w:jc w:val="center"/>
+            </w:pPr>
+            <w:r>
+              <w:rPr>
+                <w:sz w:val="18"/>
+                <w:szCs w:val="18"/>
+              </w:rPr>
+              <w:t xml:space="preserve">k = 31 (2 fold); k = 15 (2 fold); k = 5 (1 fold)</w:t>
+            </w:r>
+          </w:p>
+        </w:tc>
+      </w:tr>
+      <w:tr>
+        <w:trPr>
+          <w:cantSplit/>
+        </w:trPr>
+        <w:tc>
+          <w:tcPr>
+            <w:tcW w:type="dxa" w:w="1746"/>
+            <w:tcBorders>
+              <w:top w:val="single" w:color="808080" w:sz="4"/>
+              <w:left w:val="single" w:color="808080" w:sz="4"/>
+              <w:bottom w:val="single" w:color="808080" w:sz="4"/>
+              <w:right w:val="single" w:color="808080" w:sz="4"/>
+            </w:tcBorders>
+            <w:tcMar>
+              <w:top w:type="dxa" w:w="60"/>
+              <w:left w:type="dxa" w:w="100"/>
+              <w:bottom w:type="dxa" w:w="60"/>
+              <w:right w:type="dxa" w:w="100"/>
+            </w:tcMar>
+          </w:tcPr>
+          <w:p>
+            <w:pPr>
+              <w:keepNext/>
+              <w:keepLines/>
+              <w:spacing w:line="276"/>
+              <w:jc w:val="left"/>
+            </w:pPr>
+            <w:r>
+              <w:rPr>
+                <w:sz w:val="18"/>
+                <w:szCs w:val="18"/>
+              </w:rPr>
+              <w:t xml:space="preserve">Logistic Regression</w:t>
+            </w:r>
+          </w:p>
+        </w:tc>
+        <w:tc>
+          <w:tcPr>
+            <w:tcW w:type="dxa" w:w="1191"/>
+            <w:tcBorders>
+              <w:top w:val="single" w:color="808080" w:sz="4"/>
+              <w:left w:val="single" w:color="808080" w:sz="4"/>
+              <w:bottom w:val="single" w:color="808080" w:sz="4"/>
+              <w:right w:val="single" w:color="808080" w:sz="4"/>
+            </w:tcBorders>
+            <w:tcMar>
+              <w:top w:type="dxa" w:w="60"/>
+              <w:left w:type="dxa" w:w="100"/>
+              <w:bottom w:type="dxa" w:w="60"/>
+              <w:right w:type="dxa" w:w="100"/>
+            </w:tcMar>
+          </w:tcPr>
+          <w:p>
+            <w:pPr>
+              <w:keepNext/>
+              <w:keepLines/>
+              <w:spacing w:line="276"/>
+              <w:jc w:val="center"/>
+            </w:pPr>
+            <w:r>
+              <w:rPr>
+                <w:sz w:val="18"/>
+                <w:szCs w:val="18"/>
+              </w:rPr>
+              <w:t xml:space="preserve">0,9069</w:t>
+            </w:r>
+          </w:p>
+        </w:tc>
+        <w:tc>
+          <w:tcPr>
+            <w:tcW w:type="dxa" w:w="1191"/>
+            <w:tcBorders>
+              <w:top w:val="single" w:color="808080" w:sz="4"/>
+              <w:left w:val="single" w:color="808080" w:sz="4"/>
+              <w:bottom w:val="single" w:color="808080" w:sz="4"/>
+              <w:right w:val="single" w:color="808080" w:sz="4"/>
+            </w:tcBorders>
+            <w:tcMar>
+              <w:top w:type="dxa" w:w="60"/>
+              <w:left w:type="dxa" w:w="100"/>
+              <w:bottom w:type="dxa" w:w="60"/>
+              <w:right w:type="dxa" w:w="100"/>
+            </w:tcMar>
+          </w:tcPr>
+          <w:p>
+            <w:pPr>
+              <w:keepNext/>
+              <w:keepLines/>
+              <w:spacing w:line="276"/>
+              <w:jc w:val="center"/>
+            </w:pPr>
+            <w:r>
+              <w:rPr>
+                <w:sz w:val="18"/>
+                <w:szCs w:val="18"/>
+              </w:rPr>
+              <w:t xml:space="preserve">0,9134</w:t>
+            </w:r>
+          </w:p>
+        </w:tc>
+        <w:tc>
+          <w:tcPr>
+            <w:tcW w:type="dxa" w:w="3810"/>
+            <w:tcBorders>
+              <w:top w:val="single" w:color="808080" w:sz="4"/>
+              <w:left w:val="single" w:color="808080" w:sz="4"/>
+              <w:bottom w:val="single" w:color="808080" w:sz="4"/>
+              <w:right w:val="single" w:color="808080" w:sz="4"/>
+            </w:tcBorders>
+            <w:tcMar>
+              <w:top w:type="dxa" w:w="60"/>
+              <w:left w:type="dxa" w:w="100"/>
+              <w:bottom w:type="dxa" w:w="60"/>
+              <w:right w:type="dxa" w:w="100"/>
+            </w:tcMar>
+          </w:tcPr>
+          <w:p>
+            <w:pPr>
+              <w:keepNext/>
+              <w:keepLines/>
+              <w:spacing w:line="276"/>
+              <w:jc w:val="center"/>
+            </w:pPr>
+            <w:r>
+              <w:rPr>
+                <w:sz w:val="18"/>
+                <w:szCs w:val="18"/>
+              </w:rPr>
+              <w:t xml:space="preserve">C = 0,1 (4 fold); C = 10 (1 fold)</w:t>
+            </w:r>
+          </w:p>
+        </w:tc>
+      </w:tr>
+      <w:tr>
+        <w:trPr>
+          <w:cantSplit/>
+        </w:trPr>
+        <w:tc>
+          <w:tcPr>
+            <w:tcW w:type="dxa" w:w="1746"/>
+            <w:tcBorders>
+              <w:top w:val="single" w:color="808080" w:sz="4"/>
+              <w:left w:val="single" w:color="808080" w:sz="4"/>
+              <w:bottom w:val="single" w:color="808080" w:sz="4"/>
+              <w:right w:val="single" w:color="808080" w:sz="4"/>
+            </w:tcBorders>
+            <w:tcMar>
+              <w:top w:type="dxa" w:w="60"/>
+              <w:left w:type="dxa" w:w="100"/>
+              <w:bottom w:type="dxa" w:w="60"/>
+              <w:right w:type="dxa" w:w="100"/>
+            </w:tcMar>
+          </w:tcPr>
+          <w:p>
+            <w:pPr>
+              <w:keepNext/>
+              <w:keepLines/>
+              <w:spacing w:line="276"/>
+              <w:jc w:val="left"/>
+            </w:pPr>
+            <w:r>
+              <w:rPr>
+                <w:sz w:val="18"/>
+                <w:szCs w:val="18"/>
+              </w:rPr>
+              <w:t xml:space="preserve">Decision Tree</w:t>
+            </w:r>
+          </w:p>
+        </w:tc>
+        <w:tc>
+          <w:tcPr>
+            <w:tcW w:type="dxa" w:w="1191"/>
+            <w:tcBorders>
+              <w:top w:val="single" w:color="808080" w:sz="4"/>
+              <w:left w:val="single" w:color="808080" w:sz="4"/>
+              <w:bottom w:val="single" w:color="808080" w:sz="4"/>
+              <w:right w:val="single" w:color="808080" w:sz="4"/>
+            </w:tcBorders>
+            <w:tcMar>
+              <w:top w:type="dxa" w:w="60"/>
+              <w:left w:type="dxa" w:w="100"/>
+              <w:bottom w:type="dxa" w:w="60"/>
+              <w:right w:type="dxa" w:w="100"/>
+            </w:tcMar>
+          </w:tcPr>
+          <w:p>
+            <w:pPr>
+              <w:keepNext/>
+              <w:keepLines/>
+              <w:spacing w:line="276"/>
+              <w:jc w:val="center"/>
+            </w:pPr>
+            <w:r>
+              <w:rPr>
+                <w:sz w:val="18"/>
+                <w:szCs w:val="18"/>
+              </w:rPr>
+              <w:t xml:space="preserve">0,9310</w:t>
+            </w:r>
+          </w:p>
+        </w:tc>
+        <w:tc>
+          <w:tcPr>
+            <w:tcW w:type="dxa" w:w="1191"/>
+            <w:tcBorders>
+              <w:top w:val="single" w:color="808080" w:sz="4"/>
+              <w:left w:val="single" w:color="808080" w:sz="4"/>
+              <w:bottom w:val="single" w:color="808080" w:sz="4"/>
+              <w:right w:val="single" w:color="808080" w:sz="4"/>
+            </w:tcBorders>
+            <w:tcMar>
+              <w:top w:type="dxa" w:w="60"/>
+              <w:left w:type="dxa" w:w="100"/>
+              <w:bottom w:type="dxa" w:w="60"/>
+              <w:right w:type="dxa" w:w="100"/>
+            </w:tcMar>
+          </w:tcPr>
+          <w:p>
+            <w:pPr>
+              <w:keepNext/>
+              <w:keepLines/>
+              <w:spacing w:line="276"/>
+              <w:jc w:val="center"/>
+            </w:pPr>
+            <w:r>
+              <w:rPr>
+                <w:sz w:val="18"/>
+                <w:szCs w:val="18"/>
+              </w:rPr>
+              <w:t xml:space="preserve">0,9310</w:t>
+            </w:r>
+          </w:p>
+        </w:tc>
+        <w:tc>
+          <w:tcPr>
+            <w:tcW w:type="dxa" w:w="3810"/>
+            <w:tcBorders>
+              <w:top w:val="single" w:color="808080" w:sz="4"/>
+              <w:left w:val="single" w:color="808080" w:sz="4"/>
+              <w:bottom w:val="single" w:color="808080" w:sz="4"/>
+              <w:right w:val="single" w:color="808080" w:sz="4"/>
+            </w:tcBorders>
+            <w:tcMar>
+              <w:top w:type="dxa" w:w="60"/>
+              <w:left w:type="dxa" w:w="100"/>
+              <w:bottom w:type="dxa" w:w="60"/>
+              <w:right w:type="dxa" w:w="100"/>
+            </w:tcMar>
+          </w:tcPr>
+          <w:p>
+            <w:pPr>
+              <w:keepNext/>
+              <w:keepLines/>
+              <w:spacing w:line="276"/>
+              <w:jc w:val="center"/>
+            </w:pPr>
+            <w:r>
+              <w:rPr>
+                <w:sz w:val="18"/>
+                <w:szCs w:val="18"/>
+              </w:rPr>
+              <w:t xml:space="preserve">max_depth = 6, min_samples_leaf = 50 (5 fold)</w:t>
+            </w:r>
+          </w:p>
+        </w:tc>
+      </w:tr>
+      <w:tr>
+        <w:trPr>
+          <w:cantSplit/>
+        </w:trPr>
+        <w:tc>
+          <w:tcPr>
+            <w:tcW w:type="dxa" w:w="1746"/>
+            <w:tcBorders>
+              <w:top w:val="single" w:color="808080" w:sz="4"/>
+              <w:left w:val="single" w:color="808080" w:sz="4"/>
+              <w:bottom w:val="single" w:color="808080" w:sz="4"/>
+              <w:right w:val="single" w:color="808080" w:sz="4"/>
+            </w:tcBorders>
+            <w:tcMar>
+              <w:top w:type="dxa" w:w="60"/>
+              <w:left w:type="dxa" w:w="100"/>
+              <w:bottom w:type="dxa" w:w="60"/>
+              <w:right w:type="dxa" w:w="100"/>
+            </w:tcMar>
+          </w:tcPr>
+          <w:p>
+            <w:pPr>
+              <w:keepNext/>
+              <w:keepLines/>
+              <w:spacing w:line="276"/>
+              <w:jc w:val="left"/>
+            </w:pPr>
+            <w:r>
+              <w:rPr>
+                <w:sz w:val="18"/>
+                <w:szCs w:val="18"/>
+              </w:rPr>
+              <w:t xml:space="preserve">Random Forest</w:t>
+            </w:r>
+          </w:p>
+        </w:tc>
+        <w:tc>
+          <w:tcPr>
+            <w:tcW w:type="dxa" w:w="1191"/>
+            <w:tcBorders>
+              <w:top w:val="single" w:color="808080" w:sz="4"/>
+              <w:left w:val="single" w:color="808080" w:sz="4"/>
+              <w:bottom w:val="single" w:color="808080" w:sz="4"/>
+              <w:right w:val="single" w:color="808080" w:sz="4"/>
+            </w:tcBorders>
+            <w:tcMar>
+              <w:top w:type="dxa" w:w="60"/>
+              <w:left w:type="dxa" w:w="100"/>
+              <w:bottom w:type="dxa" w:w="60"/>
+              <w:right w:type="dxa" w:w="100"/>
+            </w:tcMar>
+          </w:tcPr>
+          <w:p>
+            <w:pPr>
+              <w:keepNext/>
+              <w:keepLines/>
+              <w:spacing w:line="276"/>
+              <w:jc w:val="center"/>
+            </w:pPr>
+            <w:r>
+              <w:rPr>
+                <w:sz w:val="18"/>
+                <w:szCs w:val="18"/>
+              </w:rPr>
+              <w:t xml:space="preserve">0,9299</w:t>
+            </w:r>
+          </w:p>
+        </w:tc>
+        <w:tc>
+          <w:tcPr>
+            <w:tcW w:type="dxa" w:w="1191"/>
+            <w:tcBorders>
+              <w:top w:val="single" w:color="808080" w:sz="4"/>
+              <w:left w:val="single" w:color="808080" w:sz="4"/>
+              <w:bottom w:val="single" w:color="808080" w:sz="4"/>
+              <w:right w:val="single" w:color="808080" w:sz="4"/>
+            </w:tcBorders>
+            <w:tcMar>
+              <w:top w:type="dxa" w:w="60"/>
+              <w:left w:type="dxa" w:w="100"/>
+              <w:bottom w:type="dxa" w:w="60"/>
+              <w:right w:type="dxa" w:w="100"/>
+            </w:tcMar>
+          </w:tcPr>
+          <w:p>
+            <w:pPr>
+              <w:keepNext/>
+              <w:keepLines/>
+              <w:spacing w:line="276"/>
+              <w:jc w:val="center"/>
+            </w:pPr>
+            <w:r>
+              <w:rPr>
+                <w:sz w:val="18"/>
+                <w:szCs w:val="18"/>
+              </w:rPr>
+              <w:t xml:space="preserve">0,9290</w:t>
+            </w:r>
+          </w:p>
+        </w:tc>
+        <w:tc>
+          <w:tcPr>
+            <w:tcW w:type="dxa" w:w="3810"/>
+            <w:tcBorders>
+              <w:top w:val="single" w:color="808080" w:sz="4"/>
+              <w:left w:val="single" w:color="808080" w:sz="4"/>
+              <w:bottom w:val="single" w:color="808080" w:sz="4"/>
+              <w:right w:val="single" w:color="808080" w:sz="4"/>
+            </w:tcBorders>
+            <w:tcMar>
+              <w:top w:type="dxa" w:w="60"/>
+              <w:left w:type="dxa" w:w="100"/>
+              <w:bottom w:type="dxa" w:w="60"/>
+              <w:right w:type="dxa" w:w="100"/>
+            </w:tcMar>
+          </w:tcPr>
+          <w:p>
+            <w:pPr>
+              <w:keepNext/>
+              <w:keepLines/>
+              <w:spacing w:line="276"/>
+              <w:jc w:val="center"/>
+            </w:pPr>
+            <w:r>
+              <w:rPr>
+                <w:sz w:val="18"/>
+                <w:szCs w:val="18"/>
+              </w:rPr>
+              <w:t xml:space="preserve">max_depth = 8, min_samples_leaf = 20 (3 fold); max_depth = 8, min_samples_leaf = 10 (1 fold); max_depth = 6, min_samples_leaf = 10 (1 fold)</w:t>
+            </w:r>
+          </w:p>
+        </w:tc>
+      </w:tr>
+      <w:tr>
+        <w:trPr>
+          <w:cantSplit/>
+        </w:trPr>
+        <w:tc>
+          <w:tcPr>
+            <w:tcW w:type="dxa" w:w="1746"/>
+            <w:tcBorders>
+              <w:top w:val="single" w:color="808080" w:sz="4"/>
+              <w:left w:val="single" w:color="808080" w:sz="4"/>
+              <w:bottom w:val="single" w:color="808080" w:sz="4"/>
+              <w:right w:val="single" w:color="808080" w:sz="4"/>
+            </w:tcBorders>
+            <w:tcMar>
+              <w:top w:type="dxa" w:w="60"/>
+              <w:left w:type="dxa" w:w="100"/>
+              <w:bottom w:type="dxa" w:w="60"/>
+              <w:right w:type="dxa" w:w="100"/>
+            </w:tcMar>
+          </w:tcPr>
+          <w:p>
+            <w:pPr>
+              <w:keepNext w:val="false"/>
+              <w:keepLines/>
+              <w:spacing w:line="276"/>
+              <w:jc w:val="left"/>
+            </w:pPr>
+            <w:r>
+              <w:rPr>
+                <w:sz w:val="18"/>
+                <w:szCs w:val="18"/>
+              </w:rPr>
+              <w:t xml:space="preserve">XGBoost</w:t>
+            </w:r>
+          </w:p>
+        </w:tc>
+        <w:tc>
+          <w:tcPr>
+            <w:tcW w:type="dxa" w:w="1191"/>
+            <w:tcBorders>
+              <w:top w:val="single" w:color="808080" w:sz="4"/>
+              <w:left w:val="single" w:color="808080" w:sz="4"/>
+              <w:bottom w:val="single" w:color="808080" w:sz="4"/>
+              <w:right w:val="single" w:color="808080" w:sz="4"/>
+            </w:tcBorders>
+            <w:tcMar>
+              <w:top w:type="dxa" w:w="60"/>
+              <w:left w:type="dxa" w:w="100"/>
+              <w:bottom w:type="dxa" w:w="60"/>
+              <w:right w:type="dxa" w:w="100"/>
+            </w:tcMar>
+          </w:tcPr>
+          <w:p>
+            <w:pPr>
+              <w:keepNext w:val="false"/>
+              <w:keepLines/>
+              <w:spacing w:line="276"/>
+              <w:jc w:val="center"/>
+            </w:pPr>
+            <w:r>
+              <w:rPr>
+                <w:sz w:val="18"/>
+                <w:szCs w:val="18"/>
+              </w:rPr>
+              <w:t xml:space="preserve">0,9222</w:t>
+            </w:r>
+          </w:p>
+        </w:tc>
+        <w:tc>
+          <w:tcPr>
+            <w:tcW w:type="dxa" w:w="1191"/>
+            <w:tcBorders>
+              <w:top w:val="single" w:color="808080" w:sz="4"/>
+              <w:left w:val="single" w:color="808080" w:sz="4"/>
+              <w:bottom w:val="single" w:color="808080" w:sz="4"/>
+              <w:right w:val="single" w:color="808080" w:sz="4"/>
+            </w:tcBorders>
+            <w:tcMar>
+              <w:top w:type="dxa" w:w="60"/>
+              <w:left w:type="dxa" w:w="100"/>
+              <w:bottom w:type="dxa" w:w="60"/>
+              <w:right w:type="dxa" w:w="100"/>
+            </w:tcMar>
+          </w:tcPr>
+          <w:p>
+            <w:pPr>
+              <w:keepNext w:val="false"/>
+              <w:keepLines/>
+              <w:spacing w:line="276"/>
+              <w:jc w:val="center"/>
+            </w:pPr>
+            <w:r>
+              <w:rPr>
+                <w:sz w:val="18"/>
+                <w:szCs w:val="18"/>
+              </w:rPr>
+              <w:t xml:space="preserve">0,9233</w:t>
+            </w:r>
+          </w:p>
+        </w:tc>
+        <w:tc>
+          <w:tcPr>
+            <w:tcW w:type="dxa" w:w="3810"/>
+            <w:tcBorders>
+              <w:top w:val="single" w:color="808080" w:sz="4"/>
+              <w:left w:val="single" w:color="808080" w:sz="4"/>
+              <w:bottom w:val="single" w:color="808080" w:sz="4"/>
+              <w:right w:val="single" w:color="808080" w:sz="4"/>
+            </w:tcBorders>
+            <w:tcMar>
+              <w:top w:type="dxa" w:w="60"/>
+              <w:left w:type="dxa" w:w="100"/>
+              <w:bottom w:type="dxa" w:w="60"/>
+              <w:right w:type="dxa" w:w="100"/>
+            </w:tcMar>
+          </w:tcPr>
+          <w:p>
+            <w:pPr>
+              <w:keepNext w:val="false"/>
+              <w:keepLines/>
+              <w:spacing w:line="276"/>
+              <w:jc w:val="center"/>
+            </w:pPr>
+            <w:r>
+              <w:rPr>
+                <w:sz w:val="18"/>
+                <w:szCs w:val="18"/>
+              </w:rPr>
+              <w:t xml:space="preserve">learning_rate = 0,05, max_depth = 4 (2 fold); learning_rate = 0,1, max_depth = 4 (1 fold); learning_rate = 0,1, max_depth = 6 (1 fold); learning_rate = 0,05, max_depth = 6 (1 fold)</w:t>
             </w:r>
           </w:p>
         </w:tc>
@@ -15462,7 +18333,7 @@
         <w:t xml:space="preserve">Model berbasis pohon tetap teratas:</w:t>
       </w:r>
       <w:r>
-        <w:t xml:space="preserve"> Decision Tree 93,10%, Random Forest 92,99%, dan XGBoost 92,22%. Selisih di antara ketiganya (paling besar 0,88 poin) lebih kecil daripada simpangan bakunya (±2,6–3,5%), sehingga ketiganya dapat dianggap setara. Selisih Decision Tree dengan acuan teori Markov Chain (93,68%) kurang dari 1%.</w:t>
+        <w:t xml:space="preserve"> Decision Tree 93,10%, Random Forest 92,90%, dan XGBoost 92,33%. Selisih Decision Tree dengan acuan teori Markov Chain (93,68%) kurang dari 1 poin.</w:t>
       </w:r>
     </w:p>
     <w:p>
@@ -15480,10 +18351,10 @@
           <w:b/>
           <w:bCs/>
         </w:rPr>
-        <w:t xml:space="preserve">Logistic Regression</w:t>
-      </w:r>
-      <w:r>
-        <w:t xml:space="preserve"> mencapai 90,69%, tetap di bawah model berbasis pohon.</w:t>
+        <w:t xml:space="preserve">Grid search memperkecil jarak antaralgoritma.</w:t>
+      </w:r>
+      <w:r>
+        <w:t xml:space="preserve"> Dengan pengaturan awal, Naive Bayes (87,88%) dan KNN (87,42%) hampir sama dengan baseline (86,57%). Setelah hyperparameter dipilih ulang di setiap fold, akurasinya naik menjadi 91,47% dan 90,95%, sedangkan Logistic Regression naik dari 90,69% menjadi 91,34%.</w:t>
       </w:r>
     </w:p>
     <w:p>
@@ -15501,20 +18372,20 @@
           <w:b/>
           <w:bCs/>
         </w:rPr>
-        <w:t xml:space="preserve">Naive Bayes</w:t>
-      </w:r>
-      <w:r>
-        <w:t xml:space="preserve"> hanya 87,88%, tetapi Balanced Accuracy-nya tertinggi (0,8317) karena lebih sering menebak "dapat S-Rank" (recall ±0,76). Ini menunjukkan </w:t>
+        <w:t xml:space="preserve">KNN membutuhkan k yang jauh lebih kecil.</w:t>
+      </w:r>
+      <w:r>
+        <w:t xml:space="preserve"> Grid search memilih k = 5, 15, 31 sebagai pengganti k = 101. Data latih setiap fold hanya ±970 baris dengan ±130 kelas positif, sehingga 101 tetangga terdekat hampir selalu didominasi kelas mayoritas. Hal ini menunjukkan bahwa </w:t>
       </w:r>
       <w:r>
         <w:rPr>
           <w:i/>
           <w:iCs/>
         </w:rPr>
-        <w:t xml:space="preserve">trade-off</w:t>
-      </w:r>
-      <w:r>
-        <w:t xml:space="preserve"> antara akurasi dan kemampuan menangkap kelas minoritas.</w:t>
+        <w:t xml:space="preserve">hyperparameter</w:t>
+      </w:r>
+      <w:r>
+        <w:t xml:space="preserve"> perlu disesuaikan dengan ukuran data.</w:t>
       </w:r>
     </w:p>
     <w:p>
@@ -15532,20 +18403,10 @@
           <w:b/>
           <w:bCs/>
         </w:rPr>
-        <w:t xml:space="preserve">KNN</w:t>
-      </w:r>
-      <w:r>
-        <w:t xml:space="preserve"> turun menjadi 87,42%, hampir sama dengan baseline. Nilai k = 101 tetangga terlalu besar untuk data latih ±970 baris yang hanya memuat ±130 kelas positif, sehingga tetangga terdekat hampir selalu didominasi kelas mayoritas. Hal ini menunjukkan bahwa </w:t>
-      </w:r>
-      <w:r>
-        <w:rPr>
-          <w:i/>
-          <w:iCs/>
-        </w:rPr>
-        <w:t xml:space="preserve">hyperparameter</w:t>
-      </w:r>
-      <w:r>
-        <w:t xml:space="preserve"> perlu disesuaikan dengan ukuran data.</w:t>
+        <w:t xml:space="preserve">Model pohon hampir tidak berubah.</w:t>
+      </w:r>
+      <w:r>
+        <w:t xml:space="preserve"> Pengaturan awal Decision Tree terpilih di kelima fold, sedangkan akurasi Random Forest dan XGBoost berubah kurang dari 0,2 poin. Artinya pengaturan awal model pohon sudah sesuai.</w:t>
       </w:r>
     </w:p>
     <w:p>
@@ -15559,7 +18420,28 @@
         <w:jc w:val="both"/>
       </w:pPr>
       <w:r>
-        <w:t xml:space="preserve">Simpangan baku (±2–4%) lebih besar daripada pada data simulasi (±0,2%) karena jumlah data asli jauh lebih sedikit.</w:t>
+        <w:rPr>
+          <w:b/>
+          <w:bCs/>
+        </w:rPr>
+        <w:t xml:space="preserve">Akurasi naik, recall turun pada Naive Bayes.</w:t>
+      </w:r>
+      <w:r>
+        <w:t xml:space="preserve"> Grid search memilih var_smoothing yang besar sehingga Naive Bayes lebih jarang menebak "dapat S-Rank": akurasinya naik, tetapi recall turun dari 0,76 menjadi 0,42 dan Balanced Accuracy dari 0,8317 menjadi 0,7081. Hal ini terjadi karena grid search mengoptimalkan accuracy. Jika yang diutamakan adalah menangkap kelas minoritas, metrik pemilihan perlu diganti, misalnya dengan Balanced Accuracy.</w:t>
+      </w:r>
+    </w:p>
+    <w:p>
+      <w:pPr>
+        <w:pStyle w:val="ListParagraph"/>
+        <w:numPr>
+          <w:ilvl w:val="0"/>
+          <w:numId w:val="3"/>
+        </w:numPr>
+        <w:spacing w:after="60" w:line="360"/>
+        <w:jc w:val="both"/>
+      </w:pPr>
+      <w:r>
+        <w:t xml:space="preserve">Simpangan baku (±2,7–4,6%) jauh lebih besar daripada pada data simulasi (±0,1–0,2%) karena jumlah data asli jauh lebih sedikit.</w:t>
       </w:r>
     </w:p>
     <w:p>
@@ -15569,7 +18451,7 @@
         <w:spacing w:after="120" w:before="240" w:line="360"/>
       </w:pPr>
       <w:r>
-        <w:t xml:space="preserve">4.6 Pola Soft Pity pada Data Asli</w:t>
+        <w:t xml:space="preserve">4.7 Uji Signifikansi Antar-Model</w:t>
       </w:r>
     </w:p>
     <w:p>
@@ -15579,7 +18461,7 @@
         <w:jc w:val="both"/>
       </w:pPr>
       <w:r>
-        <w:t xml:space="preserve">Untuk menjawab rumusan masalah kedua, laju S-Rank per pull pada data asli dihitung untuk setiap rentang pull sejak S-Rank terakhir, lalu dibandingkan dengan rata-rata peluang model Markov pada rentang yang sama. Hasilnya ditunjukkan pada Tabel 4.5 dan Gambar 4.9.</w:t>
+        <w:t xml:space="preserve">Tabel 4.7 menunjukkan hasil uji t berpasangan terkoreksi (Subbab 2.7) pada tugas B. Setiap model dibandingkan dengan algoritma berakurasi rata-rata tertinggi sebelum dibulatkan, yaitu XGBoost pada data simulasi dan Decision Tree pada data asli. Selisih bernilai negatif berarti model tersebut lebih rendah daripada acuan, dan p-value bercetak tebal menandakan selisih yang signifikan (p &lt; 0,05).</w:t>
       </w:r>
     </w:p>
     <w:p>
@@ -15594,7 +18476,1631 @@
           <w:b/>
           <w:bCs/>
         </w:rPr>
-        <w:t xml:space="preserve">Tabel 4.5</w:t>
+        <w:t xml:space="preserve">Tabel 4.7</w:t>
+      </w:r>
+      <w:r>
+        <w:t xml:space="preserve"> Uji t berpasangan terkoreksi tugas B (5-fold)</w:t>
+      </w:r>
+    </w:p>
+    <w:tbl>
+      <w:tblPr>
+        <w:tblW w:type="dxa" w:w="7938"/>
+        <w:tblBorders>
+          <w:top w:val="single" w:color="auto" w:sz="4"/>
+          <w:left w:val="single" w:color="auto" w:sz="4"/>
+          <w:bottom w:val="single" w:color="auto" w:sz="4"/>
+          <w:right w:val="single" w:color="auto" w:sz="4"/>
+          <w:insideH w:val="single" w:color="auto" w:sz="4"/>
+          <w:insideV w:val="single" w:color="auto" w:sz="4"/>
+        </w:tblBorders>
+      </w:tblPr>
+      <w:tblGrid>
+        <w:gridCol w:w="2381"/>
+        <w:gridCol w:w="1588"/>
+        <w:gridCol w:w="1032"/>
+        <w:gridCol w:w="1746"/>
+        <w:gridCol w:w="1191"/>
+      </w:tblGrid>
+      <w:tr>
+        <w:trPr>
+          <w:cantSplit/>
+          <w:tblHeader/>
+        </w:trPr>
+        <w:tc>
+          <w:tcPr>
+            <w:tcW w:type="dxa" w:w="2381"/>
+            <w:tcBorders>
+              <w:top w:val="single" w:color="808080" w:sz="4"/>
+              <w:left w:val="single" w:color="808080" w:sz="4"/>
+              <w:bottom w:val="single" w:color="808080" w:sz="4"/>
+              <w:right w:val="single" w:color="808080" w:sz="4"/>
+            </w:tcBorders>
+            <w:shd w:fill="D9E2F3" w:color="auto" w:val="clear"/>
+            <w:tcMar>
+              <w:top w:type="dxa" w:w="60"/>
+              <w:left w:type="dxa" w:w="100"/>
+              <w:bottom w:type="dxa" w:w="60"/>
+              <w:right w:type="dxa" w:w="100"/>
+            </w:tcMar>
+          </w:tcPr>
+          <w:p>
+            <w:pPr>
+              <w:keepNext/>
+              <w:keepLines/>
+              <w:spacing w:line="276"/>
+              <w:jc w:val="left"/>
+            </w:pPr>
+            <w:r>
+              <w:rPr>
+                <w:b/>
+                <w:bCs/>
+                <w:sz w:val="19"/>
+                <w:szCs w:val="19"/>
+              </w:rPr>
+              <w:t xml:space="preserve">Model</w:t>
+            </w:r>
+          </w:p>
+        </w:tc>
+        <w:tc>
+          <w:tcPr>
+            <w:tcW w:type="dxa" w:w="1588"/>
+            <w:tcBorders>
+              <w:top w:val="single" w:color="808080" w:sz="4"/>
+              <w:left w:val="single" w:color="808080" w:sz="4"/>
+              <w:bottom w:val="single" w:color="808080" w:sz="4"/>
+              <w:right w:val="single" w:color="808080" w:sz="4"/>
+            </w:tcBorders>
+            <w:shd w:fill="D9E2F3" w:color="auto" w:val="clear"/>
+            <w:tcMar>
+              <w:top w:type="dxa" w:w="60"/>
+              <w:left w:type="dxa" w:w="100"/>
+              <w:bottom w:type="dxa" w:w="60"/>
+              <w:right w:type="dxa" w:w="100"/>
+            </w:tcMar>
+          </w:tcPr>
+          <w:p>
+            <w:pPr>
+              <w:keepNext/>
+              <w:keepLines/>
+              <w:spacing w:line="276"/>
+              <w:jc w:val="center"/>
+            </w:pPr>
+            <w:r>
+              <w:rPr>
+                <w:b/>
+                <w:bCs/>
+                <w:sz w:val="19"/>
+                <w:szCs w:val="19"/>
+              </w:rPr>
+              <w:t xml:space="preserve">Selisih dari XGBoost (simulasi)</w:t>
+            </w:r>
+          </w:p>
+        </w:tc>
+        <w:tc>
+          <w:tcPr>
+            <w:tcW w:type="dxa" w:w="1032"/>
+            <w:tcBorders>
+              <w:top w:val="single" w:color="808080" w:sz="4"/>
+              <w:left w:val="single" w:color="808080" w:sz="4"/>
+              <w:bottom w:val="single" w:color="808080" w:sz="4"/>
+              <w:right w:val="single" w:color="808080" w:sz="4"/>
+            </w:tcBorders>
+            <w:shd w:fill="D9E2F3" w:color="auto" w:val="clear"/>
+            <w:tcMar>
+              <w:top w:type="dxa" w:w="60"/>
+              <w:left w:type="dxa" w:w="100"/>
+              <w:bottom w:type="dxa" w:w="60"/>
+              <w:right w:type="dxa" w:w="100"/>
+            </w:tcMar>
+          </w:tcPr>
+          <w:p>
+            <w:pPr>
+              <w:keepNext/>
+              <w:keepLines/>
+              <w:spacing w:line="276"/>
+              <w:jc w:val="center"/>
+            </w:pPr>
+            <w:r>
+              <w:rPr>
+                <w:b/>
+                <w:bCs/>
+                <w:sz w:val="19"/>
+                <w:szCs w:val="19"/>
+              </w:rPr>
+              <w:t xml:space="preserve">p-value</w:t>
+            </w:r>
+          </w:p>
+        </w:tc>
+        <w:tc>
+          <w:tcPr>
+            <w:tcW w:type="dxa" w:w="1746"/>
+            <w:tcBorders>
+              <w:top w:val="single" w:color="808080" w:sz="4"/>
+              <w:left w:val="single" w:color="808080" w:sz="4"/>
+              <w:bottom w:val="single" w:color="808080" w:sz="4"/>
+              <w:right w:val="single" w:color="808080" w:sz="4"/>
+            </w:tcBorders>
+            <w:shd w:fill="D9E2F3" w:color="auto" w:val="clear"/>
+            <w:tcMar>
+              <w:top w:type="dxa" w:w="60"/>
+              <w:left w:type="dxa" w:w="100"/>
+              <w:bottom w:type="dxa" w:w="60"/>
+              <w:right w:type="dxa" w:w="100"/>
+            </w:tcMar>
+          </w:tcPr>
+          <w:p>
+            <w:pPr>
+              <w:keepNext/>
+              <w:keepLines/>
+              <w:spacing w:line="276"/>
+              <w:jc w:val="center"/>
+            </w:pPr>
+            <w:r>
+              <w:rPr>
+                <w:b/>
+                <w:bCs/>
+                <w:sz w:val="19"/>
+                <w:szCs w:val="19"/>
+              </w:rPr>
+              <w:t xml:space="preserve">Selisih dari Decision Tree (data asli)</w:t>
+            </w:r>
+          </w:p>
+        </w:tc>
+        <w:tc>
+          <w:tcPr>
+            <w:tcW w:type="dxa" w:w="1191"/>
+            <w:tcBorders>
+              <w:top w:val="single" w:color="808080" w:sz="4"/>
+              <w:left w:val="single" w:color="808080" w:sz="4"/>
+              <w:bottom w:val="single" w:color="808080" w:sz="4"/>
+              <w:right w:val="single" w:color="808080" w:sz="4"/>
+            </w:tcBorders>
+            <w:shd w:fill="D9E2F3" w:color="auto" w:val="clear"/>
+            <w:tcMar>
+              <w:top w:type="dxa" w:w="60"/>
+              <w:left w:type="dxa" w:w="100"/>
+              <w:bottom w:type="dxa" w:w="60"/>
+              <w:right w:type="dxa" w:w="100"/>
+            </w:tcMar>
+          </w:tcPr>
+          <w:p>
+            <w:pPr>
+              <w:keepNext/>
+              <w:keepLines/>
+              <w:spacing w:line="276"/>
+              <w:jc w:val="center"/>
+            </w:pPr>
+            <w:r>
+              <w:rPr>
+                <w:b/>
+                <w:bCs/>
+                <w:sz w:val="19"/>
+                <w:szCs w:val="19"/>
+              </w:rPr>
+              <w:t xml:space="preserve">p-value</w:t>
+            </w:r>
+          </w:p>
+        </w:tc>
+      </w:tr>
+      <w:tr>
+        <w:trPr>
+          <w:cantSplit/>
+        </w:trPr>
+        <w:tc>
+          <w:tcPr>
+            <w:tcW w:type="dxa" w:w="2381"/>
+            <w:tcBorders>
+              <w:top w:val="single" w:color="808080" w:sz="4"/>
+              <w:left w:val="single" w:color="808080" w:sz="4"/>
+              <w:bottom w:val="single" w:color="808080" w:sz="4"/>
+              <w:right w:val="single" w:color="808080" w:sz="4"/>
+            </w:tcBorders>
+            <w:tcMar>
+              <w:top w:type="dxa" w:w="60"/>
+              <w:left w:type="dxa" w:w="100"/>
+              <w:bottom w:type="dxa" w:w="60"/>
+              <w:right w:type="dxa" w:w="100"/>
+            </w:tcMar>
+          </w:tcPr>
+          <w:p>
+            <w:pPr>
+              <w:keepNext/>
+              <w:keepLines/>
+              <w:spacing w:line="276"/>
+              <w:jc w:val="left"/>
+            </w:pPr>
+            <w:r>
+              <w:rPr>
+                <w:sz w:val="19"/>
+                <w:szCs w:val="19"/>
+              </w:rPr>
+              <w:t xml:space="preserve">Baseline (selalu "tidak S")</w:t>
+            </w:r>
+          </w:p>
+        </w:tc>
+        <w:tc>
+          <w:tcPr>
+            <w:tcW w:type="dxa" w:w="1588"/>
+            <w:tcBorders>
+              <w:top w:val="single" w:color="808080" w:sz="4"/>
+              <w:left w:val="single" w:color="808080" w:sz="4"/>
+              <w:bottom w:val="single" w:color="808080" w:sz="4"/>
+              <w:right w:val="single" w:color="808080" w:sz="4"/>
+            </w:tcBorders>
+            <w:tcMar>
+              <w:top w:type="dxa" w:w="60"/>
+              <w:left w:type="dxa" w:w="100"/>
+              <w:bottom w:type="dxa" w:w="60"/>
+              <w:right w:type="dxa" w:w="100"/>
+            </w:tcMar>
+          </w:tcPr>
+          <w:p>
+            <w:pPr>
+              <w:keepNext/>
+              <w:keepLines/>
+              <w:spacing w:line="276"/>
+              <w:jc w:val="center"/>
+            </w:pPr>
+            <w:r>
+              <w:rPr>
+                <w:sz w:val="19"/>
+                <w:szCs w:val="19"/>
+              </w:rPr>
+              <w:t xml:space="preserve">−7,71 poin</w:t>
+            </w:r>
+          </w:p>
+        </w:tc>
+        <w:tc>
+          <w:tcPr>
+            <w:tcW w:type="dxa" w:w="1032"/>
+            <w:tcBorders>
+              <w:top w:val="single" w:color="808080" w:sz="4"/>
+              <w:left w:val="single" w:color="808080" w:sz="4"/>
+              <w:bottom w:val="single" w:color="808080" w:sz="4"/>
+              <w:right w:val="single" w:color="808080" w:sz="4"/>
+            </w:tcBorders>
+            <w:tcMar>
+              <w:top w:type="dxa" w:w="60"/>
+              <w:left w:type="dxa" w:w="100"/>
+              <w:bottom w:type="dxa" w:w="60"/>
+              <w:right w:type="dxa" w:w="100"/>
+            </w:tcMar>
+          </w:tcPr>
+          <w:p>
+            <w:pPr>
+              <w:keepNext/>
+              <w:keepLines/>
+              <w:spacing w:line="276"/>
+              <w:jc w:val="center"/>
+            </w:pPr>
+            <w:r>
+              <w:rPr>
+                <w:b/>
+                <w:bCs/>
+                <w:sz w:val="19"/>
+                <w:szCs w:val="19"/>
+              </w:rPr>
+              <w:t xml:space="preserve">&lt; 0,001</w:t>
+            </w:r>
+          </w:p>
+        </w:tc>
+        <w:tc>
+          <w:tcPr>
+            <w:tcW w:type="dxa" w:w="1746"/>
+            <w:tcBorders>
+              <w:top w:val="single" w:color="808080" w:sz="4"/>
+              <w:left w:val="single" w:color="808080" w:sz="4"/>
+              <w:bottom w:val="single" w:color="808080" w:sz="4"/>
+              <w:right w:val="single" w:color="808080" w:sz="4"/>
+            </w:tcBorders>
+            <w:tcMar>
+              <w:top w:type="dxa" w:w="60"/>
+              <w:left w:type="dxa" w:w="100"/>
+              <w:bottom w:type="dxa" w:w="60"/>
+              <w:right w:type="dxa" w:w="100"/>
+            </w:tcMar>
+          </w:tcPr>
+          <w:p>
+            <w:pPr>
+              <w:keepNext/>
+              <w:keepLines/>
+              <w:spacing w:line="276"/>
+              <w:jc w:val="center"/>
+            </w:pPr>
+            <w:r>
+              <w:rPr>
+                <w:sz w:val="19"/>
+                <w:szCs w:val="19"/>
+              </w:rPr>
+              <w:t xml:space="preserve">−6,53 poin</w:t>
+            </w:r>
+          </w:p>
+        </w:tc>
+        <w:tc>
+          <w:tcPr>
+            <w:tcW w:type="dxa" w:w="1191"/>
+            <w:tcBorders>
+              <w:top w:val="single" w:color="808080" w:sz="4"/>
+              <w:left w:val="single" w:color="808080" w:sz="4"/>
+              <w:bottom w:val="single" w:color="808080" w:sz="4"/>
+              <w:right w:val="single" w:color="808080" w:sz="4"/>
+            </w:tcBorders>
+            <w:tcMar>
+              <w:top w:type="dxa" w:w="60"/>
+              <w:left w:type="dxa" w:w="100"/>
+              <w:bottom w:type="dxa" w:w="60"/>
+              <w:right w:type="dxa" w:w="100"/>
+            </w:tcMar>
+          </w:tcPr>
+          <w:p>
+            <w:pPr>
+              <w:keepNext/>
+              <w:keepLines/>
+              <w:spacing w:line="276"/>
+              <w:jc w:val="center"/>
+            </w:pPr>
+            <w:r>
+              <w:rPr>
+                <w:b/>
+                <w:bCs/>
+                <w:sz w:val="19"/>
+                <w:szCs w:val="19"/>
+              </w:rPr>
+              <w:t xml:space="preserve">0,042</w:t>
+            </w:r>
+          </w:p>
+        </w:tc>
+      </w:tr>
+      <w:tr>
+        <w:trPr>
+          <w:cantSplit/>
+        </w:trPr>
+        <w:tc>
+          <w:tcPr>
+            <w:tcW w:type="dxa" w:w="2381"/>
+            <w:tcBorders>
+              <w:top w:val="single" w:color="808080" w:sz="4"/>
+              <w:left w:val="single" w:color="808080" w:sz="4"/>
+              <w:bottom w:val="single" w:color="808080" w:sz="4"/>
+              <w:right w:val="single" w:color="808080" w:sz="4"/>
+            </w:tcBorders>
+            <w:tcMar>
+              <w:top w:type="dxa" w:w="60"/>
+              <w:left w:type="dxa" w:w="100"/>
+              <w:bottom w:type="dxa" w:w="60"/>
+              <w:right w:type="dxa" w:w="100"/>
+            </w:tcMar>
+          </w:tcPr>
+          <w:p>
+            <w:pPr>
+              <w:keepNext/>
+              <w:keepLines/>
+              <w:spacing w:line="276"/>
+              <w:jc w:val="left"/>
+            </w:pPr>
+            <w:r>
+              <w:rPr>
+                <w:sz w:val="19"/>
+                <w:szCs w:val="19"/>
+              </w:rPr>
+              <w:t xml:space="preserve">Markov Chain (teori)</w:t>
+            </w:r>
+          </w:p>
+        </w:tc>
+        <w:tc>
+          <w:tcPr>
+            <w:tcW w:type="dxa" w:w="1588"/>
+            <w:tcBorders>
+              <w:top w:val="single" w:color="808080" w:sz="4"/>
+              <w:left w:val="single" w:color="808080" w:sz="4"/>
+              <w:bottom w:val="single" w:color="808080" w:sz="4"/>
+              <w:right w:val="single" w:color="808080" w:sz="4"/>
+            </w:tcBorders>
+            <w:tcMar>
+              <w:top w:type="dxa" w:w="60"/>
+              <w:left w:type="dxa" w:w="100"/>
+              <w:bottom w:type="dxa" w:w="60"/>
+              <w:right w:type="dxa" w:w="100"/>
+            </w:tcMar>
+          </w:tcPr>
+          <w:p>
+            <w:pPr>
+              <w:keepNext/>
+              <w:keepLines/>
+              <w:spacing w:line="276"/>
+              <w:jc w:val="center"/>
+            </w:pPr>
+            <w:r>
+              <w:rPr>
+                <w:sz w:val="19"/>
+                <w:szCs w:val="19"/>
+              </w:rPr>
+              <w:t xml:space="preserve">0,00 poin</w:t>
+            </w:r>
+          </w:p>
+        </w:tc>
+        <w:tc>
+          <w:tcPr>
+            <w:tcW w:type="dxa" w:w="1032"/>
+            <w:tcBorders>
+              <w:top w:val="single" w:color="808080" w:sz="4"/>
+              <w:left w:val="single" w:color="808080" w:sz="4"/>
+              <w:bottom w:val="single" w:color="808080" w:sz="4"/>
+              <w:right w:val="single" w:color="808080" w:sz="4"/>
+            </w:tcBorders>
+            <w:tcMar>
+              <w:top w:type="dxa" w:w="60"/>
+              <w:left w:type="dxa" w:w="100"/>
+              <w:bottom w:type="dxa" w:w="60"/>
+              <w:right w:type="dxa" w:w="100"/>
+            </w:tcMar>
+          </w:tcPr>
+          <w:p>
+            <w:pPr>
+              <w:keepNext/>
+              <w:keepLines/>
+              <w:spacing w:line="276"/>
+              <w:jc w:val="center"/>
+            </w:pPr>
+            <w:r>
+              <w:rPr>
+                <w:sz w:val="19"/>
+                <w:szCs w:val="19"/>
+              </w:rPr>
+              <w:t xml:space="preserve">0,541</w:t>
+            </w:r>
+          </w:p>
+        </w:tc>
+        <w:tc>
+          <w:tcPr>
+            <w:tcW w:type="dxa" w:w="1746"/>
+            <w:tcBorders>
+              <w:top w:val="single" w:color="808080" w:sz="4"/>
+              <w:left w:val="single" w:color="808080" w:sz="4"/>
+              <w:bottom w:val="single" w:color="808080" w:sz="4"/>
+              <w:right w:val="single" w:color="808080" w:sz="4"/>
+            </w:tcBorders>
+            <w:tcMar>
+              <w:top w:type="dxa" w:w="60"/>
+              <w:left w:type="dxa" w:w="100"/>
+              <w:bottom w:type="dxa" w:w="60"/>
+              <w:right w:type="dxa" w:w="100"/>
+            </w:tcMar>
+          </w:tcPr>
+          <w:p>
+            <w:pPr>
+              <w:keepNext/>
+              <w:keepLines/>
+              <w:spacing w:line="276"/>
+              <w:jc w:val="center"/>
+            </w:pPr>
+            <w:r>
+              <w:rPr>
+                <w:sz w:val="19"/>
+                <w:szCs w:val="19"/>
+              </w:rPr>
+              <w:t xml:space="preserve">+0,58 poin</w:t>
+            </w:r>
+          </w:p>
+        </w:tc>
+        <w:tc>
+          <w:tcPr>
+            <w:tcW w:type="dxa" w:w="1191"/>
+            <w:tcBorders>
+              <w:top w:val="single" w:color="808080" w:sz="4"/>
+              <w:left w:val="single" w:color="808080" w:sz="4"/>
+              <w:bottom w:val="single" w:color="808080" w:sz="4"/>
+              <w:right w:val="single" w:color="808080" w:sz="4"/>
+            </w:tcBorders>
+            <w:tcMar>
+              <w:top w:type="dxa" w:w="60"/>
+              <w:left w:type="dxa" w:w="100"/>
+              <w:bottom w:type="dxa" w:w="60"/>
+              <w:right w:type="dxa" w:w="100"/>
+            </w:tcMar>
+          </w:tcPr>
+          <w:p>
+            <w:pPr>
+              <w:keepNext/>
+              <w:keepLines/>
+              <w:spacing w:line="276"/>
+              <w:jc w:val="center"/>
+            </w:pPr>
+            <w:r>
+              <w:rPr>
+                <w:sz w:val="19"/>
+                <w:szCs w:val="19"/>
+              </w:rPr>
+              <w:t xml:space="preserve">0,210</w:t>
+            </w:r>
+          </w:p>
+        </w:tc>
+      </w:tr>
+      <w:tr>
+        <w:trPr>
+          <w:cantSplit/>
+        </w:trPr>
+        <w:tc>
+          <w:tcPr>
+            <w:tcW w:type="dxa" w:w="2381"/>
+            <w:tcBorders>
+              <w:top w:val="single" w:color="808080" w:sz="4"/>
+              <w:left w:val="single" w:color="808080" w:sz="4"/>
+              <w:bottom w:val="single" w:color="808080" w:sz="4"/>
+              <w:right w:val="single" w:color="808080" w:sz="4"/>
+            </w:tcBorders>
+            <w:tcMar>
+              <w:top w:type="dxa" w:w="60"/>
+              <w:left w:type="dxa" w:w="100"/>
+              <w:bottom w:type="dxa" w:w="60"/>
+              <w:right w:type="dxa" w:w="100"/>
+            </w:tcMar>
+          </w:tcPr>
+          <w:p>
+            <w:pPr>
+              <w:keepNext/>
+              <w:keepLines/>
+              <w:spacing w:line="276"/>
+              <w:jc w:val="left"/>
+            </w:pPr>
+            <w:r>
+              <w:rPr>
+                <w:sz w:val="19"/>
+                <w:szCs w:val="19"/>
+              </w:rPr>
+              <w:t xml:space="preserve">Naive Bayes</w:t>
+            </w:r>
+          </w:p>
+        </w:tc>
+        <w:tc>
+          <w:tcPr>
+            <w:tcW w:type="dxa" w:w="1588"/>
+            <w:tcBorders>
+              <w:top w:val="single" w:color="808080" w:sz="4"/>
+              <w:left w:val="single" w:color="808080" w:sz="4"/>
+              <w:bottom w:val="single" w:color="808080" w:sz="4"/>
+              <w:right w:val="single" w:color="808080" w:sz="4"/>
+            </w:tcBorders>
+            <w:tcMar>
+              <w:top w:type="dxa" w:w="60"/>
+              <w:left w:type="dxa" w:w="100"/>
+              <w:bottom w:type="dxa" w:w="60"/>
+              <w:right w:type="dxa" w:w="100"/>
+            </w:tcMar>
+          </w:tcPr>
+          <w:p>
+            <w:pPr>
+              <w:keepNext/>
+              <w:keepLines/>
+              <w:spacing w:line="276"/>
+              <w:jc w:val="center"/>
+            </w:pPr>
+            <w:r>
+              <w:rPr>
+                <w:sz w:val="19"/>
+                <w:szCs w:val="19"/>
+              </w:rPr>
+              <w:t xml:space="preserve">−1,88 poin</w:t>
+            </w:r>
+          </w:p>
+        </w:tc>
+        <w:tc>
+          <w:tcPr>
+            <w:tcW w:type="dxa" w:w="1032"/>
+            <w:tcBorders>
+              <w:top w:val="single" w:color="808080" w:sz="4"/>
+              <w:left w:val="single" w:color="808080" w:sz="4"/>
+              <w:bottom w:val="single" w:color="808080" w:sz="4"/>
+              <w:right w:val="single" w:color="808080" w:sz="4"/>
+            </w:tcBorders>
+            <w:tcMar>
+              <w:top w:type="dxa" w:w="60"/>
+              <w:left w:type="dxa" w:w="100"/>
+              <w:bottom w:type="dxa" w:w="60"/>
+              <w:right w:type="dxa" w:w="100"/>
+            </w:tcMar>
+          </w:tcPr>
+          <w:p>
+            <w:pPr>
+              <w:keepNext/>
+              <w:keepLines/>
+              <w:spacing w:line="276"/>
+              <w:jc w:val="center"/>
+            </w:pPr>
+            <w:r>
+              <w:rPr>
+                <w:b/>
+                <w:bCs/>
+                <w:sz w:val="19"/>
+                <w:szCs w:val="19"/>
+              </w:rPr>
+              <w:t xml:space="preserve">&lt; 0,001</w:t>
+            </w:r>
+          </w:p>
+        </w:tc>
+        <w:tc>
+          <w:tcPr>
+            <w:tcW w:type="dxa" w:w="1746"/>
+            <w:tcBorders>
+              <w:top w:val="single" w:color="808080" w:sz="4"/>
+              <w:left w:val="single" w:color="808080" w:sz="4"/>
+              <w:bottom w:val="single" w:color="808080" w:sz="4"/>
+              <w:right w:val="single" w:color="808080" w:sz="4"/>
+            </w:tcBorders>
+            <w:tcMar>
+              <w:top w:type="dxa" w:w="60"/>
+              <w:left w:type="dxa" w:w="100"/>
+              <w:bottom w:type="dxa" w:w="60"/>
+              <w:right w:type="dxa" w:w="100"/>
+            </w:tcMar>
+          </w:tcPr>
+          <w:p>
+            <w:pPr>
+              <w:keepNext/>
+              <w:keepLines/>
+              <w:spacing w:line="276"/>
+              <w:jc w:val="center"/>
+            </w:pPr>
+            <w:r>
+              <w:rPr>
+                <w:sz w:val="19"/>
+                <w:szCs w:val="19"/>
+              </w:rPr>
+              <w:t xml:space="preserve">−1,63 poin</w:t>
+            </w:r>
+          </w:p>
+        </w:tc>
+        <w:tc>
+          <w:tcPr>
+            <w:tcW w:type="dxa" w:w="1191"/>
+            <w:tcBorders>
+              <w:top w:val="single" w:color="808080" w:sz="4"/>
+              <w:left w:val="single" w:color="808080" w:sz="4"/>
+              <w:bottom w:val="single" w:color="808080" w:sz="4"/>
+              <w:right w:val="single" w:color="808080" w:sz="4"/>
+            </w:tcBorders>
+            <w:tcMar>
+              <w:top w:type="dxa" w:w="60"/>
+              <w:left w:type="dxa" w:w="100"/>
+              <w:bottom w:type="dxa" w:w="60"/>
+              <w:right w:type="dxa" w:w="100"/>
+            </w:tcMar>
+          </w:tcPr>
+          <w:p>
+            <w:pPr>
+              <w:keepNext/>
+              <w:keepLines/>
+              <w:spacing w:line="276"/>
+              <w:jc w:val="center"/>
+            </w:pPr>
+            <w:r>
+              <w:rPr>
+                <w:sz w:val="19"/>
+                <w:szCs w:val="19"/>
+              </w:rPr>
+              <w:t xml:space="preserve">0,471</w:t>
+            </w:r>
+          </w:p>
+        </w:tc>
+      </w:tr>
+      <w:tr>
+        <w:trPr>
+          <w:cantSplit/>
+        </w:trPr>
+        <w:tc>
+          <w:tcPr>
+            <w:tcW w:type="dxa" w:w="2381"/>
+            <w:tcBorders>
+              <w:top w:val="single" w:color="808080" w:sz="4"/>
+              <w:left w:val="single" w:color="808080" w:sz="4"/>
+              <w:bottom w:val="single" w:color="808080" w:sz="4"/>
+              <w:right w:val="single" w:color="808080" w:sz="4"/>
+            </w:tcBorders>
+            <w:tcMar>
+              <w:top w:type="dxa" w:w="60"/>
+              <w:left w:type="dxa" w:w="100"/>
+              <w:bottom w:type="dxa" w:w="60"/>
+              <w:right w:type="dxa" w:w="100"/>
+            </w:tcMar>
+          </w:tcPr>
+          <w:p>
+            <w:pPr>
+              <w:keepNext/>
+              <w:keepLines/>
+              <w:spacing w:line="276"/>
+              <w:jc w:val="left"/>
+            </w:pPr>
+            <w:r>
+              <w:rPr>
+                <w:sz w:val="19"/>
+                <w:szCs w:val="19"/>
+              </w:rPr>
+              <w:t xml:space="preserve">KNN</w:t>
+            </w:r>
+          </w:p>
+        </w:tc>
+        <w:tc>
+          <w:tcPr>
+            <w:tcW w:type="dxa" w:w="1588"/>
+            <w:tcBorders>
+              <w:top w:val="single" w:color="808080" w:sz="4"/>
+              <w:left w:val="single" w:color="808080" w:sz="4"/>
+              <w:bottom w:val="single" w:color="808080" w:sz="4"/>
+              <w:right w:val="single" w:color="808080" w:sz="4"/>
+            </w:tcBorders>
+            <w:tcMar>
+              <w:top w:type="dxa" w:w="60"/>
+              <w:left w:type="dxa" w:w="100"/>
+              <w:bottom w:type="dxa" w:w="60"/>
+              <w:right w:type="dxa" w:w="100"/>
+            </w:tcMar>
+          </w:tcPr>
+          <w:p>
+            <w:pPr>
+              <w:keepNext/>
+              <w:keepLines/>
+              <w:spacing w:line="276"/>
+              <w:jc w:val="center"/>
+            </w:pPr>
+            <w:r>
+              <w:rPr>
+                <w:sz w:val="19"/>
+                <w:szCs w:val="19"/>
+              </w:rPr>
+              <w:t xml:space="preserve">−0,03 poin</w:t>
+            </w:r>
+          </w:p>
+        </w:tc>
+        <w:tc>
+          <w:tcPr>
+            <w:tcW w:type="dxa" w:w="1032"/>
+            <w:tcBorders>
+              <w:top w:val="single" w:color="808080" w:sz="4"/>
+              <w:left w:val="single" w:color="808080" w:sz="4"/>
+              <w:bottom w:val="single" w:color="808080" w:sz="4"/>
+              <w:right w:val="single" w:color="808080" w:sz="4"/>
+            </w:tcBorders>
+            <w:tcMar>
+              <w:top w:type="dxa" w:w="60"/>
+              <w:left w:type="dxa" w:w="100"/>
+              <w:bottom w:type="dxa" w:w="60"/>
+              <w:right w:type="dxa" w:w="100"/>
+            </w:tcMar>
+          </w:tcPr>
+          <w:p>
+            <w:pPr>
+              <w:keepNext/>
+              <w:keepLines/>
+              <w:spacing w:line="276"/>
+              <w:jc w:val="center"/>
+            </w:pPr>
+            <w:r>
+              <w:rPr>
+                <w:sz w:val="19"/>
+                <w:szCs w:val="19"/>
+              </w:rPr>
+              <w:t xml:space="preserve">0,572</w:t>
+            </w:r>
+          </w:p>
+        </w:tc>
+        <w:tc>
+          <w:tcPr>
+            <w:tcW w:type="dxa" w:w="1746"/>
+            <w:tcBorders>
+              <w:top w:val="single" w:color="808080" w:sz="4"/>
+              <w:left w:val="single" w:color="808080" w:sz="4"/>
+              <w:bottom w:val="single" w:color="808080" w:sz="4"/>
+              <w:right w:val="single" w:color="808080" w:sz="4"/>
+            </w:tcBorders>
+            <w:tcMar>
+              <w:top w:type="dxa" w:w="60"/>
+              <w:left w:type="dxa" w:w="100"/>
+              <w:bottom w:type="dxa" w:w="60"/>
+              <w:right w:type="dxa" w:w="100"/>
+            </w:tcMar>
+          </w:tcPr>
+          <w:p>
+            <w:pPr>
+              <w:keepNext/>
+              <w:keepLines/>
+              <w:spacing w:line="276"/>
+              <w:jc w:val="center"/>
+            </w:pPr>
+            <w:r>
+              <w:rPr>
+                <w:sz w:val="19"/>
+                <w:szCs w:val="19"/>
+              </w:rPr>
+              <w:t xml:space="preserve">−2,15 poin</w:t>
+            </w:r>
+          </w:p>
+        </w:tc>
+        <w:tc>
+          <w:tcPr>
+            <w:tcW w:type="dxa" w:w="1191"/>
+            <w:tcBorders>
+              <w:top w:val="single" w:color="808080" w:sz="4"/>
+              <w:left w:val="single" w:color="808080" w:sz="4"/>
+              <w:bottom w:val="single" w:color="808080" w:sz="4"/>
+              <w:right w:val="single" w:color="808080" w:sz="4"/>
+            </w:tcBorders>
+            <w:tcMar>
+              <w:top w:type="dxa" w:w="60"/>
+              <w:left w:type="dxa" w:w="100"/>
+              <w:bottom w:type="dxa" w:w="60"/>
+              <w:right w:type="dxa" w:w="100"/>
+            </w:tcMar>
+          </w:tcPr>
+          <w:p>
+            <w:pPr>
+              <w:keepNext/>
+              <w:keepLines/>
+              <w:spacing w:line="276"/>
+              <w:jc w:val="center"/>
+            </w:pPr>
+            <w:r>
+              <w:rPr>
+                <w:sz w:val="19"/>
+                <w:szCs w:val="19"/>
+              </w:rPr>
+              <w:t xml:space="preserve">0,306</w:t>
+            </w:r>
+          </w:p>
+        </w:tc>
+      </w:tr>
+      <w:tr>
+        <w:trPr>
+          <w:cantSplit/>
+        </w:trPr>
+        <w:tc>
+          <w:tcPr>
+            <w:tcW w:type="dxa" w:w="2381"/>
+            <w:tcBorders>
+              <w:top w:val="single" w:color="808080" w:sz="4"/>
+              <w:left w:val="single" w:color="808080" w:sz="4"/>
+              <w:bottom w:val="single" w:color="808080" w:sz="4"/>
+              <w:right w:val="single" w:color="808080" w:sz="4"/>
+            </w:tcBorders>
+            <w:tcMar>
+              <w:top w:type="dxa" w:w="60"/>
+              <w:left w:type="dxa" w:w="100"/>
+              <w:bottom w:type="dxa" w:w="60"/>
+              <w:right w:type="dxa" w:w="100"/>
+            </w:tcMar>
+          </w:tcPr>
+          <w:p>
+            <w:pPr>
+              <w:keepNext/>
+              <w:keepLines/>
+              <w:spacing w:line="276"/>
+              <w:jc w:val="left"/>
+            </w:pPr>
+            <w:r>
+              <w:rPr>
+                <w:sz w:val="19"/>
+                <w:szCs w:val="19"/>
+              </w:rPr>
+              <w:t xml:space="preserve">Logistic Regression</w:t>
+            </w:r>
+          </w:p>
+        </w:tc>
+        <w:tc>
+          <w:tcPr>
+            <w:tcW w:type="dxa" w:w="1588"/>
+            <w:tcBorders>
+              <w:top w:val="single" w:color="808080" w:sz="4"/>
+              <w:left w:val="single" w:color="808080" w:sz="4"/>
+              <w:bottom w:val="single" w:color="808080" w:sz="4"/>
+              <w:right w:val="single" w:color="808080" w:sz="4"/>
+            </w:tcBorders>
+            <w:tcMar>
+              <w:top w:type="dxa" w:w="60"/>
+              <w:left w:type="dxa" w:w="100"/>
+              <w:bottom w:type="dxa" w:w="60"/>
+              <w:right w:type="dxa" w:w="100"/>
+            </w:tcMar>
+          </w:tcPr>
+          <w:p>
+            <w:pPr>
+              <w:keepNext/>
+              <w:keepLines/>
+              <w:spacing w:line="276"/>
+              <w:jc w:val="center"/>
+            </w:pPr>
+            <w:r>
+              <w:rPr>
+                <w:sz w:val="19"/>
+                <w:szCs w:val="19"/>
+              </w:rPr>
+              <w:t xml:space="preserve">−2,20 poin</w:t>
+            </w:r>
+          </w:p>
+        </w:tc>
+        <w:tc>
+          <w:tcPr>
+            <w:tcW w:type="dxa" w:w="1032"/>
+            <w:tcBorders>
+              <w:top w:val="single" w:color="808080" w:sz="4"/>
+              <w:left w:val="single" w:color="808080" w:sz="4"/>
+              <w:bottom w:val="single" w:color="808080" w:sz="4"/>
+              <w:right w:val="single" w:color="808080" w:sz="4"/>
+            </w:tcBorders>
+            <w:tcMar>
+              <w:top w:type="dxa" w:w="60"/>
+              <w:left w:type="dxa" w:w="100"/>
+              <w:bottom w:type="dxa" w:w="60"/>
+              <w:right w:type="dxa" w:w="100"/>
+            </w:tcMar>
+          </w:tcPr>
+          <w:p>
+            <w:pPr>
+              <w:keepNext/>
+              <w:keepLines/>
+              <w:spacing w:line="276"/>
+              <w:jc w:val="center"/>
+            </w:pPr>
+            <w:r>
+              <w:rPr>
+                <w:b/>
+                <w:bCs/>
+                <w:sz w:val="19"/>
+                <w:szCs w:val="19"/>
+              </w:rPr>
+              <w:t xml:space="preserve">&lt; 0,001</w:t>
+            </w:r>
+          </w:p>
+        </w:tc>
+        <w:tc>
+          <w:tcPr>
+            <w:tcW w:type="dxa" w:w="1746"/>
+            <w:tcBorders>
+              <w:top w:val="single" w:color="808080" w:sz="4"/>
+              <w:left w:val="single" w:color="808080" w:sz="4"/>
+              <w:bottom w:val="single" w:color="808080" w:sz="4"/>
+              <w:right w:val="single" w:color="808080" w:sz="4"/>
+            </w:tcBorders>
+            <w:tcMar>
+              <w:top w:type="dxa" w:w="60"/>
+              <w:left w:type="dxa" w:w="100"/>
+              <w:bottom w:type="dxa" w:w="60"/>
+              <w:right w:type="dxa" w:w="100"/>
+            </w:tcMar>
+          </w:tcPr>
+          <w:p>
+            <w:pPr>
+              <w:keepNext/>
+              <w:keepLines/>
+              <w:spacing w:line="276"/>
+              <w:jc w:val="center"/>
+            </w:pPr>
+            <w:r>
+              <w:rPr>
+                <w:sz w:val="19"/>
+                <w:szCs w:val="19"/>
+              </w:rPr>
+              <w:t xml:space="preserve">−1,76 poin</w:t>
+            </w:r>
+          </w:p>
+        </w:tc>
+        <w:tc>
+          <w:tcPr>
+            <w:tcW w:type="dxa" w:w="1191"/>
+            <w:tcBorders>
+              <w:top w:val="single" w:color="808080" w:sz="4"/>
+              <w:left w:val="single" w:color="808080" w:sz="4"/>
+              <w:bottom w:val="single" w:color="808080" w:sz="4"/>
+              <w:right w:val="single" w:color="808080" w:sz="4"/>
+            </w:tcBorders>
+            <w:tcMar>
+              <w:top w:type="dxa" w:w="60"/>
+              <w:left w:type="dxa" w:w="100"/>
+              <w:bottom w:type="dxa" w:w="60"/>
+              <w:right w:type="dxa" w:w="100"/>
+            </w:tcMar>
+          </w:tcPr>
+          <w:p>
+            <w:pPr>
+              <w:keepNext/>
+              <w:keepLines/>
+              <w:spacing w:line="276"/>
+              <w:jc w:val="center"/>
+            </w:pPr>
+            <w:r>
+              <w:rPr>
+                <w:sz w:val="19"/>
+                <w:szCs w:val="19"/>
+              </w:rPr>
+              <w:t xml:space="preserve">0,497</w:t>
+            </w:r>
+          </w:p>
+        </w:tc>
+      </w:tr>
+      <w:tr>
+        <w:trPr>
+          <w:cantSplit/>
+        </w:trPr>
+        <w:tc>
+          <w:tcPr>
+            <w:tcW w:type="dxa" w:w="2381"/>
+            <w:tcBorders>
+              <w:top w:val="single" w:color="808080" w:sz="4"/>
+              <w:left w:val="single" w:color="808080" w:sz="4"/>
+              <w:bottom w:val="single" w:color="808080" w:sz="4"/>
+              <w:right w:val="single" w:color="808080" w:sz="4"/>
+            </w:tcBorders>
+            <w:tcMar>
+              <w:top w:type="dxa" w:w="60"/>
+              <w:left w:type="dxa" w:w="100"/>
+              <w:bottom w:type="dxa" w:w="60"/>
+              <w:right w:type="dxa" w:w="100"/>
+            </w:tcMar>
+          </w:tcPr>
+          <w:p>
+            <w:pPr>
+              <w:keepNext/>
+              <w:keepLines/>
+              <w:spacing w:line="276"/>
+              <w:jc w:val="left"/>
+            </w:pPr>
+            <w:r>
+              <w:rPr>
+                <w:sz w:val="19"/>
+                <w:szCs w:val="19"/>
+              </w:rPr>
+              <w:t xml:space="preserve">Decision Tree</w:t>
+            </w:r>
+          </w:p>
+        </w:tc>
+        <w:tc>
+          <w:tcPr>
+            <w:tcW w:type="dxa" w:w="1588"/>
+            <w:tcBorders>
+              <w:top w:val="single" w:color="808080" w:sz="4"/>
+              <w:left w:val="single" w:color="808080" w:sz="4"/>
+              <w:bottom w:val="single" w:color="808080" w:sz="4"/>
+              <w:right w:val="single" w:color="808080" w:sz="4"/>
+            </w:tcBorders>
+            <w:tcMar>
+              <w:top w:type="dxa" w:w="60"/>
+              <w:left w:type="dxa" w:w="100"/>
+              <w:bottom w:type="dxa" w:w="60"/>
+              <w:right w:type="dxa" w:w="100"/>
+            </w:tcMar>
+          </w:tcPr>
+          <w:p>
+            <w:pPr>
+              <w:keepNext/>
+              <w:keepLines/>
+              <w:spacing w:line="276"/>
+              <w:jc w:val="center"/>
+            </w:pPr>
+            <w:r>
+              <w:rPr>
+                <w:sz w:val="19"/>
+                <w:szCs w:val="19"/>
+              </w:rPr>
+              <w:t xml:space="preserve">0,00 poin</w:t>
+            </w:r>
+          </w:p>
+        </w:tc>
+        <w:tc>
+          <w:tcPr>
+            <w:tcW w:type="dxa" w:w="1032"/>
+            <w:tcBorders>
+              <w:top w:val="single" w:color="808080" w:sz="4"/>
+              <w:left w:val="single" w:color="808080" w:sz="4"/>
+              <w:bottom w:val="single" w:color="808080" w:sz="4"/>
+              <w:right w:val="single" w:color="808080" w:sz="4"/>
+            </w:tcBorders>
+            <w:tcMar>
+              <w:top w:type="dxa" w:w="60"/>
+              <w:left w:type="dxa" w:w="100"/>
+              <w:bottom w:type="dxa" w:w="60"/>
+              <w:right w:type="dxa" w:w="100"/>
+            </w:tcMar>
+          </w:tcPr>
+          <w:p>
+            <w:pPr>
+              <w:keepNext/>
+              <w:keepLines/>
+              <w:spacing w:line="276"/>
+              <w:jc w:val="center"/>
+            </w:pPr>
+            <w:r>
+              <w:rPr>
+                <w:sz w:val="19"/>
+                <w:szCs w:val="19"/>
+              </w:rPr>
+              <w:t xml:space="preserve">0,890</w:t>
+            </w:r>
+          </w:p>
+        </w:tc>
+        <w:tc>
+          <w:tcPr>
+            <w:tcW w:type="dxa" w:w="1746"/>
+            <w:tcBorders>
+              <w:top w:val="single" w:color="808080" w:sz="4"/>
+              <w:left w:val="single" w:color="808080" w:sz="4"/>
+              <w:bottom w:val="single" w:color="808080" w:sz="4"/>
+              <w:right w:val="single" w:color="808080" w:sz="4"/>
+            </w:tcBorders>
+            <w:tcMar>
+              <w:top w:type="dxa" w:w="60"/>
+              <w:left w:type="dxa" w:w="100"/>
+              <w:bottom w:type="dxa" w:w="60"/>
+              <w:right w:type="dxa" w:w="100"/>
+            </w:tcMar>
+          </w:tcPr>
+          <w:p>
+            <w:pPr>
+              <w:keepNext/>
+              <w:keepLines/>
+              <w:spacing w:line="276"/>
+              <w:jc w:val="center"/>
+            </w:pPr>
+            <w:r>
+              <w:rPr>
+                <w:sz w:val="19"/>
+                <w:szCs w:val="19"/>
+              </w:rPr>
+              <w:t xml:space="preserve">acuan</w:t>
+            </w:r>
+          </w:p>
+        </w:tc>
+        <w:tc>
+          <w:tcPr>
+            <w:tcW w:type="dxa" w:w="1191"/>
+            <w:tcBorders>
+              <w:top w:val="single" w:color="808080" w:sz="4"/>
+              <w:left w:val="single" w:color="808080" w:sz="4"/>
+              <w:bottom w:val="single" w:color="808080" w:sz="4"/>
+              <w:right w:val="single" w:color="808080" w:sz="4"/>
+            </w:tcBorders>
+            <w:tcMar>
+              <w:top w:type="dxa" w:w="60"/>
+              <w:left w:type="dxa" w:w="100"/>
+              <w:bottom w:type="dxa" w:w="60"/>
+              <w:right w:type="dxa" w:w="100"/>
+            </w:tcMar>
+          </w:tcPr>
+          <w:p>
+            <w:pPr>
+              <w:keepNext/>
+              <w:keepLines/>
+              <w:spacing w:line="276"/>
+              <w:jc w:val="center"/>
+            </w:pPr>
+            <w:r>
+              <w:rPr>
+                <w:sz w:val="19"/>
+                <w:szCs w:val="19"/>
+              </w:rPr>
+              <w:t xml:space="preserve">–</w:t>
+            </w:r>
+          </w:p>
+        </w:tc>
+      </w:tr>
+      <w:tr>
+        <w:trPr>
+          <w:cantSplit/>
+        </w:trPr>
+        <w:tc>
+          <w:tcPr>
+            <w:tcW w:type="dxa" w:w="2381"/>
+            <w:tcBorders>
+              <w:top w:val="single" w:color="808080" w:sz="4"/>
+              <w:left w:val="single" w:color="808080" w:sz="4"/>
+              <w:bottom w:val="single" w:color="808080" w:sz="4"/>
+              <w:right w:val="single" w:color="808080" w:sz="4"/>
+            </w:tcBorders>
+            <w:tcMar>
+              <w:top w:type="dxa" w:w="60"/>
+              <w:left w:type="dxa" w:w="100"/>
+              <w:bottom w:type="dxa" w:w="60"/>
+              <w:right w:type="dxa" w:w="100"/>
+            </w:tcMar>
+          </w:tcPr>
+          <w:p>
+            <w:pPr>
+              <w:keepNext/>
+              <w:keepLines/>
+              <w:spacing w:line="276"/>
+              <w:jc w:val="left"/>
+            </w:pPr>
+            <w:r>
+              <w:rPr>
+                <w:sz w:val="19"/>
+                <w:szCs w:val="19"/>
+              </w:rPr>
+              <w:t xml:space="preserve">Random Forest</w:t>
+            </w:r>
+          </w:p>
+        </w:tc>
+        <w:tc>
+          <w:tcPr>
+            <w:tcW w:type="dxa" w:w="1588"/>
+            <w:tcBorders>
+              <w:top w:val="single" w:color="808080" w:sz="4"/>
+              <w:left w:val="single" w:color="808080" w:sz="4"/>
+              <w:bottom w:val="single" w:color="808080" w:sz="4"/>
+              <w:right w:val="single" w:color="808080" w:sz="4"/>
+            </w:tcBorders>
+            <w:tcMar>
+              <w:top w:type="dxa" w:w="60"/>
+              <w:left w:type="dxa" w:w="100"/>
+              <w:bottom w:type="dxa" w:w="60"/>
+              <w:right w:type="dxa" w:w="100"/>
+            </w:tcMar>
+          </w:tcPr>
+          <w:p>
+            <w:pPr>
+              <w:keepNext/>
+              <w:keepLines/>
+              <w:spacing w:line="276"/>
+              <w:jc w:val="center"/>
+            </w:pPr>
+            <w:r>
+              <w:rPr>
+                <w:sz w:val="19"/>
+                <w:szCs w:val="19"/>
+              </w:rPr>
+              <w:t xml:space="preserve">0,00 poin</w:t>
+            </w:r>
+          </w:p>
+        </w:tc>
+        <w:tc>
+          <w:tcPr>
+            <w:tcW w:type="dxa" w:w="1032"/>
+            <w:tcBorders>
+              <w:top w:val="single" w:color="808080" w:sz="4"/>
+              <w:left w:val="single" w:color="808080" w:sz="4"/>
+              <w:bottom w:val="single" w:color="808080" w:sz="4"/>
+              <w:right w:val="single" w:color="808080" w:sz="4"/>
+            </w:tcBorders>
+            <w:tcMar>
+              <w:top w:type="dxa" w:w="60"/>
+              <w:left w:type="dxa" w:w="100"/>
+              <w:bottom w:type="dxa" w:w="60"/>
+              <w:right w:type="dxa" w:w="100"/>
+            </w:tcMar>
+          </w:tcPr>
+          <w:p>
+            <w:pPr>
+              <w:keepNext/>
+              <w:keepLines/>
+              <w:spacing w:line="276"/>
+              <w:jc w:val="center"/>
+            </w:pPr>
+            <w:r>
+              <w:rPr>
+                <w:sz w:val="19"/>
+                <w:szCs w:val="19"/>
+              </w:rPr>
+              <w:t xml:space="preserve">0,735</w:t>
+            </w:r>
+          </w:p>
+        </w:tc>
+        <w:tc>
+          <w:tcPr>
+            <w:tcW w:type="dxa" w:w="1746"/>
+            <w:tcBorders>
+              <w:top w:val="single" w:color="808080" w:sz="4"/>
+              <w:left w:val="single" w:color="808080" w:sz="4"/>
+              <w:bottom w:val="single" w:color="808080" w:sz="4"/>
+              <w:right w:val="single" w:color="808080" w:sz="4"/>
+            </w:tcBorders>
+            <w:tcMar>
+              <w:top w:type="dxa" w:w="60"/>
+              <w:left w:type="dxa" w:w="100"/>
+              <w:bottom w:type="dxa" w:w="60"/>
+              <w:right w:type="dxa" w:w="100"/>
+            </w:tcMar>
+          </w:tcPr>
+          <w:p>
+            <w:pPr>
+              <w:keepNext/>
+              <w:keepLines/>
+              <w:spacing w:line="276"/>
+              <w:jc w:val="center"/>
+            </w:pPr>
+            <w:r>
+              <w:rPr>
+                <w:sz w:val="19"/>
+                <w:szCs w:val="19"/>
+              </w:rPr>
+              <w:t xml:space="preserve">−0,21 poin</w:t>
+            </w:r>
+          </w:p>
+        </w:tc>
+        <w:tc>
+          <w:tcPr>
+            <w:tcW w:type="dxa" w:w="1191"/>
+            <w:tcBorders>
+              <w:top w:val="single" w:color="808080" w:sz="4"/>
+              <w:left w:val="single" w:color="808080" w:sz="4"/>
+              <w:bottom w:val="single" w:color="808080" w:sz="4"/>
+              <w:right w:val="single" w:color="808080" w:sz="4"/>
+            </w:tcBorders>
+            <w:tcMar>
+              <w:top w:type="dxa" w:w="60"/>
+              <w:left w:type="dxa" w:w="100"/>
+              <w:bottom w:type="dxa" w:w="60"/>
+              <w:right w:type="dxa" w:w="100"/>
+            </w:tcMar>
+          </w:tcPr>
+          <w:p>
+            <w:pPr>
+              <w:keepNext/>
+              <w:keepLines/>
+              <w:spacing w:line="276"/>
+              <w:jc w:val="center"/>
+            </w:pPr>
+            <w:r>
+              <w:rPr>
+                <w:sz w:val="19"/>
+                <w:szCs w:val="19"/>
+              </w:rPr>
+              <w:t xml:space="preserve">0,745</w:t>
+            </w:r>
+          </w:p>
+        </w:tc>
+      </w:tr>
+      <w:tr>
+        <w:trPr>
+          <w:cantSplit/>
+        </w:trPr>
+        <w:tc>
+          <w:tcPr>
+            <w:tcW w:type="dxa" w:w="2381"/>
+            <w:tcBorders>
+              <w:top w:val="single" w:color="808080" w:sz="4"/>
+              <w:left w:val="single" w:color="808080" w:sz="4"/>
+              <w:bottom w:val="single" w:color="808080" w:sz="4"/>
+              <w:right w:val="single" w:color="808080" w:sz="4"/>
+            </w:tcBorders>
+            <w:tcMar>
+              <w:top w:type="dxa" w:w="60"/>
+              <w:left w:type="dxa" w:w="100"/>
+              <w:bottom w:type="dxa" w:w="60"/>
+              <w:right w:type="dxa" w:w="100"/>
+            </w:tcMar>
+          </w:tcPr>
+          <w:p>
+            <w:pPr>
+              <w:keepNext w:val="false"/>
+              <w:keepLines/>
+              <w:spacing w:line="276"/>
+              <w:jc w:val="left"/>
+            </w:pPr>
+            <w:r>
+              <w:rPr>
+                <w:sz w:val="19"/>
+                <w:szCs w:val="19"/>
+              </w:rPr>
+              <w:t xml:space="preserve">XGBoost</w:t>
+            </w:r>
+          </w:p>
+        </w:tc>
+        <w:tc>
+          <w:tcPr>
+            <w:tcW w:type="dxa" w:w="1588"/>
+            <w:tcBorders>
+              <w:top w:val="single" w:color="808080" w:sz="4"/>
+              <w:left w:val="single" w:color="808080" w:sz="4"/>
+              <w:bottom w:val="single" w:color="808080" w:sz="4"/>
+              <w:right w:val="single" w:color="808080" w:sz="4"/>
+            </w:tcBorders>
+            <w:tcMar>
+              <w:top w:type="dxa" w:w="60"/>
+              <w:left w:type="dxa" w:w="100"/>
+              <w:bottom w:type="dxa" w:w="60"/>
+              <w:right w:type="dxa" w:w="100"/>
+            </w:tcMar>
+          </w:tcPr>
+          <w:p>
+            <w:pPr>
+              <w:keepNext w:val="false"/>
+              <w:keepLines/>
+              <w:spacing w:line="276"/>
+              <w:jc w:val="center"/>
+            </w:pPr>
+            <w:r>
+              <w:rPr>
+                <w:sz w:val="19"/>
+                <w:szCs w:val="19"/>
+              </w:rPr>
+              <w:t xml:space="preserve">acuan</w:t>
+            </w:r>
+          </w:p>
+        </w:tc>
+        <w:tc>
+          <w:tcPr>
+            <w:tcW w:type="dxa" w:w="1032"/>
+            <w:tcBorders>
+              <w:top w:val="single" w:color="808080" w:sz="4"/>
+              <w:left w:val="single" w:color="808080" w:sz="4"/>
+              <w:bottom w:val="single" w:color="808080" w:sz="4"/>
+              <w:right w:val="single" w:color="808080" w:sz="4"/>
+            </w:tcBorders>
+            <w:tcMar>
+              <w:top w:type="dxa" w:w="60"/>
+              <w:left w:type="dxa" w:w="100"/>
+              <w:bottom w:type="dxa" w:w="60"/>
+              <w:right w:type="dxa" w:w="100"/>
+            </w:tcMar>
+          </w:tcPr>
+          <w:p>
+            <w:pPr>
+              <w:keepNext w:val="false"/>
+              <w:keepLines/>
+              <w:spacing w:line="276"/>
+              <w:jc w:val="center"/>
+            </w:pPr>
+            <w:r>
+              <w:rPr>
+                <w:sz w:val="19"/>
+                <w:szCs w:val="19"/>
+              </w:rPr>
+              <w:t xml:space="preserve">–</w:t>
+            </w:r>
+          </w:p>
+        </w:tc>
+        <w:tc>
+          <w:tcPr>
+            <w:tcW w:type="dxa" w:w="1746"/>
+            <w:tcBorders>
+              <w:top w:val="single" w:color="808080" w:sz="4"/>
+              <w:left w:val="single" w:color="808080" w:sz="4"/>
+              <w:bottom w:val="single" w:color="808080" w:sz="4"/>
+              <w:right w:val="single" w:color="808080" w:sz="4"/>
+            </w:tcBorders>
+            <w:tcMar>
+              <w:top w:type="dxa" w:w="60"/>
+              <w:left w:type="dxa" w:w="100"/>
+              <w:bottom w:type="dxa" w:w="60"/>
+              <w:right w:type="dxa" w:w="100"/>
+            </w:tcMar>
+          </w:tcPr>
+          <w:p>
+            <w:pPr>
+              <w:keepNext w:val="false"/>
+              <w:keepLines/>
+              <w:spacing w:line="276"/>
+              <w:jc w:val="center"/>
+            </w:pPr>
+            <w:r>
+              <w:rPr>
+                <w:sz w:val="19"/>
+                <w:szCs w:val="19"/>
+              </w:rPr>
+              <w:t xml:space="preserve">−0,77 poin</w:t>
+            </w:r>
+          </w:p>
+        </w:tc>
+        <w:tc>
+          <w:tcPr>
+            <w:tcW w:type="dxa" w:w="1191"/>
+            <w:tcBorders>
+              <w:top w:val="single" w:color="808080" w:sz="4"/>
+              <w:left w:val="single" w:color="808080" w:sz="4"/>
+              <w:bottom w:val="single" w:color="808080" w:sz="4"/>
+              <w:right w:val="single" w:color="808080" w:sz="4"/>
+            </w:tcBorders>
+            <w:tcMar>
+              <w:top w:type="dxa" w:w="60"/>
+              <w:left w:type="dxa" w:w="100"/>
+              <w:bottom w:type="dxa" w:w="60"/>
+              <w:right w:type="dxa" w:w="100"/>
+            </w:tcMar>
+          </w:tcPr>
+          <w:p>
+            <w:pPr>
+              <w:keepNext w:val="false"/>
+              <w:keepLines/>
+              <w:spacing w:line="276"/>
+              <w:jc w:val="center"/>
+            </w:pPr>
+            <w:r>
+              <w:rPr>
+                <w:sz w:val="19"/>
+                <w:szCs w:val="19"/>
+              </w:rPr>
+              <w:t xml:space="preserve">0,616</w:t>
+            </w:r>
+          </w:p>
+        </w:tc>
+      </w:tr>
+    </w:tbl>
+    <w:p/>
+    <w:p>
+      <w:pPr>
+        <w:pStyle w:val="ListParagraph"/>
+        <w:numPr>
+          <w:ilvl w:val="0"/>
+          <w:numId w:val="3"/>
+        </w:numPr>
+        <w:spacing w:after="60" w:line="360"/>
+        <w:jc w:val="both"/>
+      </w:pPr>
+      <w:r>
+        <w:rPr>
+          <w:b/>
+          <w:bCs/>
+        </w:rPr>
+        <w:t xml:space="preserve">Data simulasi:</w:t>
+      </w:r>
+      <w:r>
+        <w:t xml:space="preserve"> KNN, Decision Tree dan Random Forest tidak berbeda nyata dari XGBoost (p ≥ 0,57), begitu pula acuan teori Markov Chain (p = 0,541). Naive Bayes dan Logistic Regression nyata lebih rendah (p &lt; 0,001). Jadi pada data yang besar, keunggulan model berbasis pohon dan KNN atas Naive Bayes dan Logistic Regression bukan kebetulan.</w:t>
+      </w:r>
+    </w:p>
+    <w:p>
+      <w:pPr>
+        <w:pStyle w:val="ListParagraph"/>
+        <w:numPr>
+          <w:ilvl w:val="0"/>
+          <w:numId w:val="3"/>
+        </w:numPr>
+        <w:spacing w:after="60" w:line="360"/>
+        <w:jc w:val="both"/>
+      </w:pPr>
+      <w:r>
+        <w:rPr>
+          <w:b/>
+          <w:bCs/>
+        </w:rPr>
+        <w:t xml:space="preserve">Data asli:</w:t>
+      </w:r>
+      <w:r>
+        <w:t xml:space="preserve"> hanya baseline yang nyata lebih rendah daripada Decision Tree (p = 0,042). Selisih Decision Tree dengan kelima algoritma lain (0,21–2,15 poin) tidak signifikan (p = 0,31–0,75).</w:t>
+      </w:r>
+    </w:p>
+    <w:p>
+      <w:pPr>
+        <w:pStyle w:val="ListParagraph"/>
+        <w:numPr>
+          <w:ilvl w:val="0"/>
+          <w:numId w:val="3"/>
+        </w:numPr>
+        <w:spacing w:after="60" w:line="360"/>
+        <w:jc w:val="both"/>
+      </w:pPr>
+      <w:r>
+        <w:t xml:space="preserve">Dengan 20 siklus pity yang dibagi menjadi 5 fold, data asli belum cukup untuk membuktikan bahwa satu algoritma benar-benar lebih unggul daripada yang lain. Yang dapat disimpulkan dengan yakin adalah Decision Tree lebih baik daripada baseline, sedangkan urutan keenam algoritma pada data asli masih mungkin berubah jika data bertambah.</w:t>
+      </w:r>
+    </w:p>
+    <w:p>
+      <w:pPr>
+        <w:pStyle w:val="Heading2"/>
+        <w:keepNext/>
+        <w:spacing w:after="120" w:before="240" w:line="360"/>
+      </w:pPr>
+      <w:r>
+        <w:t xml:space="preserve">4.8 Pola Soft Pity pada Data Asli</w:t>
+      </w:r>
+    </w:p>
+    <w:p>
+      <w:pPr>
+        <w:spacing w:after="120" w:line="360"/>
+        <w:ind w:firstLine="709"/>
+        <w:jc w:val="both"/>
+      </w:pPr>
+      <w:r>
+        <w:t xml:space="preserve">Untuk menjawab rumusan masalah kedua, laju S-Rank per pull pada data asli dihitung untuk setiap rentang pull sejak S-Rank terakhir, lalu dibandingkan dengan rata-rata peluang model Markov pada rentang yang sama. Hasilnya ditunjukkan pada Tabel 4.8 dan Gambar 4.9.</w:t>
+      </w:r>
+    </w:p>
+    <w:p>
+      <w:pPr>
+        <w:keepNext/>
+        <w:keepLines/>
+        <w:spacing w:after="60" w:before="120"/>
+        <w:jc w:val="center"/>
+      </w:pPr>
+      <w:r>
+        <w:rPr>
+          <w:b/>
+          <w:bCs/>
+        </w:rPr>
+        <w:t xml:space="preserve">Tabel 4.8</w:t>
       </w:r>
       <w:r>
         <w:t xml:space="preserve"> Laju S-Rank per rentang pull: data asli dan model Markov</w:t>
@@ -17349,7 +21855,7 @@
         <w:t xml:space="preserve">hanya dengan data asli</w:t>
       </w:r>
       <w:r>
-        <w:t xml:space="preserve"> memisahkan data pertama kali (akar pohon) pada pity_ratio 0,735, yaitu pity ±66 untuk Agent dan ±59 untuk W-Engine. Titik ini sekitar 8–10 pull sebelum soft pity, sama seperti Decision Tree yang dilatih dengan data simulasi (pity_ratio 0,71–0,74).</w:t>
+        <w:t xml:space="preserve"> (max_depth 6, min_samples_leaf 50, pengaturan yang terpilih di setiap fold nested CV) memisahkan data pertama kali (akar pohon) pada pity_ratio 0,735, yaitu pity ±66 untuk Agent dan ±59 untuk W-Engine. Titik ini sekitar 8–10 pull sebelum soft pity, sama seperti Decision Tree yang dilatih dengan data simulasi (pity_ratio 0,71–0,74).</w:t>
       </w:r>
     </w:p>
     <w:p>
@@ -17383,7 +21889,7 @@
         <w:spacing w:after="120" w:before="240" w:line="360"/>
       </w:pPr>
       <w:r>
-        <w:t xml:space="preserve">4.7 Pembahasan</w:t>
+        <w:t xml:space="preserve">4.9 Pembahasan</w:t>
       </w:r>
     </w:p>
     <w:p>
@@ -17425,7 +21931,7 @@
         <w:t xml:space="preserve">Algoritma terbaik.</w:t>
       </w:r>
       <w:r>
-        <w:t xml:space="preserve"> Pada tugas B, Decision Tree, Random Forest, XGBoost, dan KNN mencapai akurasi ±91,1% di simulasi dan ±93,3–93,5% di data asli. Pada data simulasi, nilai ini sama dengan batas atas teori (Markov Chain), sehingga keempat algoritma tersebut sudah bekerja maksimal dan perbedaan di antara keempatnya tidak bermakna.</w:t>
+        <w:t xml:space="preserve"> Pada tugas B, Decision Tree, Random Forest, XGBoost, dan KNN mencapai akurasi ±91,1% di simulasi dan ±93,1–93,4% di data asli. Pada data simulasi, nilai ini sama dengan batas atas teori (Markov Chain) dan perbedaan di antara keempatnya tidak signifikan, sehingga keempat algoritma tersebut sudah bekerja maksimal.</w:t>
       </w:r>
     </w:p>
     <w:p>
@@ -17464,10 +21970,10 @@
           <w:b/>
           <w:bCs/>
         </w:rPr>
-        <w:t xml:space="preserve">Logistic Regression dan Naive Bayes kalah.</w:t>
-      </w:r>
-      <w:r>
-        <w:t xml:space="preserve"> Logistic Regression hanya dapat membentuk kurva sigmoid yang halus sehingga tidak bisa meniru lonjakan tajam setelah soft pity. Naive Bayes mengasumsikan fitur saling bebas dan berdistribusi normal, padahal pity dan pity_ratio sangat berkaitan; akibatnya Log Loss-nya paling besar.</w:t>
+        <w:t xml:space="preserve">Logistic Regression dan Naive Bayes kalah</w:t>
+      </w:r>
+      <w:r>
+        <w:t xml:space="preserve">, dan selisihnya signifikan pada data simulasi walaupun hyperparameter keduanya sudah dipilih dengan grid search. Logistic Regression hanya dapat membentuk kurva sigmoid yang halus sehingga tidak bisa meniru lonjakan tajam setelah soft pity. Naive Bayes mengasumsikan fitur saling bebas dan berdistribusi normal, padahal pity dan pity_ratio sangat berkaitan. Log Loss keduanya paling besar di antara keenam algoritma.</w:t>
       </w:r>
     </w:p>
     <w:p>
@@ -17488,7 +21994,7 @@
         <w:t xml:space="preserve">KNN setara model pohon</w:t>
       </w:r>
       <w:r>
-        <w:t xml:space="preserve"> karena fiturnya sedikit dan nilainya berulang, sehingga tetangga terdekat praktis adalah pull dengan pity yang sama. Kelemahannya, KNN menyimpan seluruh data latih dan paling lambat saat prediksi.</w:t>
+        <w:t xml:space="preserve"> karena fiturnya sedikit dan nilainya berulang, sehingga tetangga terdekat praktis adalah pull dengan pity yang sama. Kelemahannya, KNN menyimpan seluruh data latih, paling lambat saat prediksi, dan nilai k harus disesuaikan dengan ukuran data (Subbab 4.6).</w:t>
       </w:r>
     </w:p>
     <w:p>
@@ -17530,7 +22036,7 @@
         <w:t xml:space="preserve">Konsisten pada data asli.</w:t>
       </w:r>
       <w:r>
-        <w:t xml:space="preserve"> Urutan kinerja algoritma pada data asli sama dengan pada simulasi, dan laju S-Rank per pull pada data asli mengikuti model Markov (Subbab 4.6). Artinya, asumsi soft pity yang dipakai simulasi tidak bertentangan dengan perilaku gacha sungguhan, dengan catatan data asli baru berasal dari 2 akun.</w:t>
+        <w:t xml:space="preserve"> Urutan kinerja algoritma pada data asli sama dengan pada simulasi, dan laju S-Rank per pull pada data asli mengikuti model Markov (Subbab 4.8). Artinya, asumsi soft pity yang dipakai simulasi tidak bertentangan dengan perilaku gacha sungguhan, dengan catatan data asli baru berasal dari 2 akun.</w:t>
       </w:r>
     </w:p>
     <w:p>
@@ -17551,7 +22057,28 @@
         <w:t xml:space="preserve">Tidak bergantung pada simulasi.</w:t>
       </w:r>
       <w:r>
-        <w:t xml:space="preserve"> Ketika dilatih dan diuji dengan data asli saja (1.209 baris), model berbasis pohon tetap terbaik dan setara satu sama lain (±92,2–93,1%). Kesimpulan penelitian tidak berubah walaupun data simulasi tidak dipakai sama sekali.</w:t>
+        <w:t xml:space="preserve"> Ketika dilatih dan diuji dengan data asli saja (1.209 baris), model berbasis pohon tetap tertinggi (92,3–93,1%), walaupun selisihnya dengan algoritma lain belum signifikan. Kesimpulan penelitian tidak berubah walaupun data simulasi tidak dipakai sama sekali.</w:t>
+      </w:r>
+    </w:p>
+    <w:p>
+      <w:pPr>
+        <w:pStyle w:val="ListParagraph"/>
+        <w:numPr>
+          <w:ilvl w:val="0"/>
+          <w:numId w:val="6"/>
+        </w:numPr>
+        <w:spacing w:after="60" w:line="360"/>
+        <w:jc w:val="both"/>
+      </w:pPr>
+      <w:r>
+        <w:rPr>
+          <w:b/>
+          <w:bCs/>
+        </w:rPr>
+        <w:t xml:space="preserve">Pengaruh grid search.</w:t>
+      </w:r>
+      <w:r>
+        <w:t xml:space="preserve"> Grid search paling berpengaruh pada algoritma yang pengaturan awalnya tidak cocok dengan data, yaitu Naive Bayes dan KNN pada data asli, sedangkan model berbasis pohon hampir tidak berubah. Kesimpulan tentang algoritma terbaik tidak berubah setelah grid search.</w:t>
       </w:r>
     </w:p>
     <w:p>
@@ -17765,7 +22292,7 @@
         <w:jc w:val="both"/>
       </w:pPr>
       <w:r>
-        <w:t xml:space="preserve">Untuk memprediksi S-Rank dalam 10 pull berikutnya, Decision Tree, Random Forest, XGBoost, dan KNN memberikan akurasi tertinggi dan setara (±91,1% pada simulasi, ±93,3–93,5% pada data asli), hampir menyamai acuan teori. Logistic Regression (±88,9%) dan Naive Bayes (±85,7%) lebih rendah. Saat dilatih dan diuji hanya dengan data asli (1.209 baris), Decision Tree memperoleh akurasi tertinggi (93,10%), setara dengan Random Forest dan XGBoost.</w:t>
+        <w:t xml:space="preserve">Untuk memprediksi S-Rank dalam 10 pull berikutnya, Decision Tree, Random Forest, XGBoost, dan KNN memberikan akurasi tertinggi dan tidak berbeda nyata satu sama lain (±91,1% pada simulasi, ±93,1–93,4% pada data asli), hampir menyamai acuan teori. Naive Bayes (89,2%) dan Logistic Regression (88,9%) nyata lebih rendah pada data simulasi walaupun hyperparameter-nya sudah dipilih dengan grid search. Saat dilatih dan diuji hanya dengan data asli (1.209 baris), Decision Tree memperoleh akurasi tertinggi (93,10%), tetapi selisihnya dengan kelima algoritma lain belum signifikan karena data asli baru 20 siklus pity.</w:t>
       </w:r>
     </w:p>
     <w:p>
@@ -17779,7 +22306,7 @@
         <w:jc w:val="both"/>
       </w:pPr>
       <w:r>
-        <w:t xml:space="preserve">Pada data yang sangat tidak seimbang, akurasi saja tidak cukup; Balanced Accuracy, F1-score, ROC-AUC, dan Log Loss diperlukan.</w:t>
+        <w:t xml:space="preserve">Grid search terutama memperbaiki algoritma yang pengaturan awalnya tidak cocok dengan data (Naive Bayes, dan KNN pada data asli yang kecil), tetapi tidak mengubah kesimpulan tentang algoritma terbaik.</w:t>
       </w:r>
     </w:p>
     <w:p>
@@ -17793,6 +22320,20 @@
         <w:jc w:val="both"/>
       </w:pPr>
       <w:r>
+        <w:t xml:space="preserve">Pada data yang sangat tidak seimbang, akurasi saja tidak cukup; Balanced Accuracy, F1-score, ROC-AUC, dan Log Loss diperlukan.</w:t>
+      </w:r>
+    </w:p>
+    <w:p>
+      <w:pPr>
+        <w:pStyle w:val="ListParagraph"/>
+        <w:numPr>
+          <w:ilvl w:val="0"/>
+          <w:numId w:val="7"/>
+        </w:numPr>
+        <w:spacing w:after="60" w:line="360"/>
+        <w:jc w:val="both"/>
+      </w:pPr>
+      <w:r>
         <w:t xml:space="preserve">Aplikasi web berhasil dibangun dengan Streamlit dan dapat diakses dari ponsel maupun komputer di https://project-data-mining-zzz.streamlit.app.</w:t>
       </w:r>
     </w:p>
@@ -17831,7 +22372,7 @@
         <w:jc w:val="both"/>
       </w:pPr>
       <w:r>
-        <w:t xml:space="preserve">Data asli baru berasal dari 2 akun (22 S-Rank, 20 siklus pity). Baris-baris dalam satu siklus saling berkaitan, sehingga informasi yang sebenarnya lebih sedikit daripada jumlah baris, dan simpangan baku hasilnya masih ±2–4%.</w:t>
+        <w:t xml:space="preserve">Data asli baru berasal dari 2 akun (22 S-Rank, 20 siklus pity). Baris-baris dalam satu siklus saling berkaitan, sehingga informasi yang sebenarnya lebih sedikit daripada jumlah baris, dan simpangan baku hasilnya masih ±2,7–4,6%. Akibatnya, uji signifikansi pada data asli memiliki daya uji yang rendah: selisih kecil antaralgoritma sulit dibuktikan walaupun mungkin ada.</w:t>
       </w:r>
     </w:p>
     <w:p>
@@ -17845,24 +22386,7 @@
         <w:jc w:val="both"/>
       </w:pPr>
       <w:r>
-        <w:rPr>
-          <w:i/>
-          <w:iCs/>
-        </w:rPr>
-        <w:t xml:space="preserve">Hyperparameter</w:t>
-      </w:r>
-      <w:r>
-        <w:t xml:space="preserve"> dipilih secara manual tanpa </w:t>
-      </w:r>
-      <w:r>
-        <w:rPr>
-          <w:i/>
-          <w:iCs/>
-        </w:rPr>
-        <w:t xml:space="preserve">grid search</w:t>
-      </w:r>
-      <w:r>
-        <w:t xml:space="preserve">, dan perbedaan antar-model belum diuji signifikansinya secara statistik.</w:t>
+        <w:t xml:space="preserve">Grid search hanya mencoba ruang pencarian yang terbatas (Tabel 3.3) dan memakai accuracy sebagai metrik pemilihan, sehingga pengaturan yang terpilih belum tentu terbaik untuk metrik lain seperti Balanced Accuracy.</w:t>
       </w:r>
     </w:p>
     <w:p>
@@ -17900,7 +22424,7 @@
         <w:jc w:val="both"/>
       </w:pPr>
       <w:r>
-        <w:t xml:space="preserve">Menambah jumlah akun data asli agar eksperimen latih–uji dengan data asli lebih stabil (simpangan baku saat ini masih ±2–4%).</w:t>
+        <w:t xml:space="preserve">Menambah jumlah akun data asli (minimal 5 akun, idealnya 10 akun atau lebih) agar eksperimen latih–uji dengan data asli lebih stabil dan uji signifikansi memiliki daya uji yang cukup.</w:t>
       </w:r>
     </w:p>
     <w:p>
@@ -17914,27 +22438,7 @@
         <w:jc w:val="both"/>
       </w:pPr>
       <w:r>
-        <w:t xml:space="preserve">Menyesuaikan </w:t>
-      </w:r>
-      <w:r>
-        <w:rPr>
-          <w:i/>
-          <w:iCs/>
-        </w:rPr>
-        <w:t xml:space="preserve">hyperparameter</w:t>
-      </w:r>
-      <w:r>
-        <w:t xml:space="preserve"> (misalnya nilai k pada KNN) dengan ukuran data menggunakan </w:t>
-      </w:r>
-      <w:r>
-        <w:rPr>
-          <w:i/>
-          <w:iCs/>
-        </w:rPr>
-        <w:t xml:space="preserve">grid search</w:t>
-      </w:r>
-      <w:r>
-        <w:t xml:space="preserve">.</w:t>
+        <w:t xml:space="preserve">Memilih hyperparameter dengan metrik lain (misalnya Balanced Accuracy atau Log Loss) sesuai kebutuhan, lalu membandingkan hasilnya.</w:t>
       </w:r>
     </w:p>
     <w:p>
@@ -17948,7 +22452,7 @@
         <w:jc w:val="both"/>
       </w:pPr>
       <w:r>
-        <w:t xml:space="preserve">Menguji signifikansi perbedaan antar-model, misalnya dengan uji t berpasangan pada hasil setiap fold.</w:t>
+        <w:t xml:space="preserve">Mengestimasi titik dan kenaikan soft pity, khususnya pada banner W-Engine, dari data asli yang lebih banyak sebagai pengganti estimasi komunitas.</w:t>
       </w:r>
     </w:p>
     <w:p>
@@ -17962,7 +22466,7 @@
         <w:jc w:val="both"/>
       </w:pPr>
       <w:r>
-        <w:t xml:space="preserve">Mengestimasi titik dan kenaikan soft pity, khususnya pada banner W-Engine, dari data asli yang lebih banyak sebagai pengganti estimasi komunitas.</w:t>
+        <w:t xml:space="preserve">Memperluas cakupan ke banner standar, banner Bangboo, dan item A-Rank.</w:t>
       </w:r>
     </w:p>
     <w:p>
@@ -17976,20 +22480,6 @@
         <w:jc w:val="both"/>
       </w:pPr>
       <w:r>
-        <w:t xml:space="preserve">Memperluas cakupan ke banner standar, banner Bangboo, dan item A-Rank.</w:t>
-      </w:r>
-    </w:p>
-    <w:p>
-      <w:pPr>
-        <w:pStyle w:val="ListParagraph"/>
-        <w:numPr>
-          <w:ilvl w:val="0"/>
-          <w:numId w:val="3"/>
-        </w:numPr>
-        <w:spacing w:after="60" w:line="360"/>
-        <w:jc w:val="both"/>
-      </w:pPr>
-      <w:r>
         <w:t xml:space="preserve">Menyediakan cara impor riwayat langsung dari ponsel Android.</w:t>
       </w:r>
     </w:p>
@@ -18191,17 +22681,17 @@
         <w:jc w:val="both"/>
       </w:pPr>
       <w:r>
-        <w:t xml:space="preserve">Norris, J. R. (1997). </w:t>
+        <w:t xml:space="preserve">Nadeau, C., &amp; Bengio, Y. (2003). Inference for the generalization error. </w:t>
       </w:r>
       <w:r>
         <w:rPr>
           <w:i/>
           <w:iCs/>
         </w:rPr>
-        <w:t xml:space="preserve">Markov chains</w:t>
-      </w:r>
-      <w:r>
-        <w:t xml:space="preserve">. Cambridge University Press.</w:t>
+        <w:t xml:space="preserve">Machine Learning, 52</w:t>
+      </w:r>
+      <w:r>
+        <w:t xml:space="preserve">(3), 239–281.</w:t>
       </w:r>
     </w:p>
     <w:p>
@@ -18211,17 +22701,17 @@
         <w:jc w:val="both"/>
       </w:pPr>
       <w:r>
-        <w:t xml:space="preserve">Pedregosa, F., Varoquaux, G., Gramfort, A., Michel, V., Thirion, B., Grisel, O., … Duchesnay, É. (2011). Scikit-learn: Machine learning in Python. </w:t>
+        <w:t xml:space="preserve">Norris, J. R. (1997). </w:t>
       </w:r>
       <w:r>
         <w:rPr>
           <w:i/>
           <w:iCs/>
         </w:rPr>
-        <w:t xml:space="preserve">Journal of Machine Learning Research, 12</w:t>
-      </w:r>
-      <w:r>
-        <w:t xml:space="preserve">, 2825–2830.</w:t>
+        <w:t xml:space="preserve">Markov chains</w:t>
+      </w:r>
+      <w:r>
+        <w:t xml:space="preserve">. Cambridge University Press.</w:t>
       </w:r>
     </w:p>
     <w:p>
@@ -18231,17 +22721,17 @@
         <w:jc w:val="both"/>
       </w:pPr>
       <w:r>
-        <w:t xml:space="preserve">Quinlan, J. R. (1986). Induction of decision trees. </w:t>
+        <w:t xml:space="preserve">Pedregosa, F., Varoquaux, G., Gramfort, A., Michel, V., Thirion, B., Grisel, O., … Duchesnay, É. (2011). Scikit-learn: Machine learning in Python. </w:t>
       </w:r>
       <w:r>
         <w:rPr>
           <w:i/>
           <w:iCs/>
         </w:rPr>
-        <w:t xml:space="preserve">Machine Learning, 1</w:t>
-      </w:r>
-      <w:r>
-        <w:t xml:space="preserve">(1), 81–106.</w:t>
+        <w:t xml:space="preserve">Journal of Machine Learning Research, 12</w:t>
+      </w:r>
+      <w:r>
+        <w:t xml:space="preserve">, 2825–2830.</w:t>
       </w:r>
     </w:p>
     <w:p>
@@ -18251,17 +22741,17 @@
         <w:jc w:val="both"/>
       </w:pPr>
       <w:r>
-        <w:t xml:space="preserve">Saito, T., &amp; Rehmsmeier, M. (2015). The precision-recall plot is more informative than the ROC plot when evaluating binary classifiers on imbalanced datasets. </w:t>
+        <w:t xml:space="preserve">Quinlan, J. R. (1986). Induction of decision trees. </w:t>
       </w:r>
       <w:r>
         <w:rPr>
           <w:i/>
           <w:iCs/>
         </w:rPr>
-        <w:t xml:space="preserve">PLOS ONE, 10</w:t>
-      </w:r>
-      <w:r>
-        <w:t xml:space="preserve">(3), e0118432.</w:t>
+        <w:t xml:space="preserve">Machine Learning, 1</w:t>
+      </w:r>
+      <w:r>
+        <w:t xml:space="preserve">(1), 81–106.</w:t>
       </w:r>
     </w:p>
     <w:p>
@@ -18271,17 +22761,17 @@
         <w:jc w:val="both"/>
       </w:pPr>
       <w:r>
-        <w:t xml:space="preserve">Streamlit Inc. (2024). </w:t>
+        <w:t xml:space="preserve">Saito, T., &amp; Rehmsmeier, M. (2015). The precision-recall plot is more informative than the ROC plot when evaluating binary classifiers on imbalanced datasets. </w:t>
       </w:r>
       <w:r>
         <w:rPr>
           <w:i/>
           <w:iCs/>
         </w:rPr>
-        <w:t xml:space="preserve">Streamlit documentation</w:t>
-      </w:r>
-      <w:r>
-        <w:t xml:space="preserve">. https://docs.streamlit.io</w:t>
+        <w:t xml:space="preserve">PLOS ONE, 10</w:t>
+      </w:r>
+      <w:r>
+        <w:t xml:space="preserve">(3), e0118432.</w:t>
       </w:r>
     </w:p>
     <w:p>
@@ -18291,17 +22781,57 @@
         <w:jc w:val="both"/>
       </w:pPr>
       <w:r>
-        <w:t xml:space="preserve">UIGF Organization. (2024). </w:t>
+        <w:t xml:space="preserve">Streamlit Inc. (2024). </w:t>
       </w:r>
       <w:r>
         <w:rPr>
           <w:i/>
           <w:iCs/>
         </w:rPr>
+        <w:t xml:space="preserve">Streamlit documentation</w:t>
+      </w:r>
+      <w:r>
+        <w:t xml:space="preserve">. https://docs.streamlit.io</w:t>
+      </w:r>
+    </w:p>
+    <w:p>
+      <w:pPr>
+        <w:spacing w:after="120" w:line="360"/>
+        <w:ind w:left="709" w:hanging="709"/>
+        <w:jc w:val="both"/>
+      </w:pPr>
+      <w:r>
+        <w:t xml:space="preserve">UIGF Organization. (2024). </w:t>
+      </w:r>
+      <w:r>
+        <w:rPr>
+          <w:i/>
+          <w:iCs/>
+        </w:rPr>
         <w:t xml:space="preserve">Uniformed Interchangeable GachaLog Format standard v4</w:t>
       </w:r>
       <w:r>
         <w:t xml:space="preserve">. https://uigf.org</w:t>
+      </w:r>
+    </w:p>
+    <w:p>
+      <w:pPr>
+        <w:spacing w:after="120" w:line="360"/>
+        <w:ind w:left="709" w:hanging="709"/>
+        <w:jc w:val="both"/>
+      </w:pPr>
+      <w:r>
+        <w:t xml:space="preserve">Varma, S., &amp; Simon, R. (2006). Bias in error estimation when using cross-validation for model selection. </w:t>
+      </w:r>
+      <w:r>
+        <w:rPr>
+          <w:i/>
+          <w:iCs/>
+        </w:rPr>
+        <w:t xml:space="preserve">BMC Bioinformatics, 7</w:t>
+      </w:r>
+      <w:r>
+        <w:t xml:space="preserve">, 91.</w:t>
       </w:r>
     </w:p>
     <w:p>

--- a/docs/tugas/UAS_Laporan_Akhir_Kelompok6_A11.4502.docx
+++ b/docs/tugas/UAS_Laporan_Akhir_Kelompok6_A11.4502.docx
@@ -9066,7 +9066,7 @@
         <w:jc w:val="both"/>
       </w:pPr>
       <w:r>
-        <w:t xml:space="preserve">Pytest dan GitHub Actions untuk pengujian otomatis (99 kasus uji).</w:t>
+        <w:t xml:space="preserve">Pytest dan GitHub Actions untuk pengujian otomatis (106 kasus uji).</w:t>
       </w:r>
     </w:p>
     <w:p>

--- a/docs/tugas/UAS_Laporan_Akhir_Kelompok6_A11.4502.docx
+++ b/docs/tugas/UAS_Laporan_Akhir_Kelompok6_A11.4502.docx
@@ -2313,7 +2313,7 @@
         <w:t xml:space="preserve">Gambar 4.10 Kurva peluang mendapat S-Rank dalam 10 pull menurut setiap model</w:t>
       </w:r>
       <w:r>
-        <w:t xml:space="preserve">	30</w:t>
+        <w:t xml:space="preserve">	31</w:t>
       </w:r>
     </w:p>
     <w:p>
@@ -6557,7 +6557,7 @@
                 <w:sz w:val="20"/>
                 <w:szCs w:val="20"/>
               </w:rPr>
-              <w:t xml:space="preserve">2 akun (anggota kelompok dan teman), 1.441 pull, 22 S-Rank; anonim tanpa UID, nama item, dan waktu</w:t>
+              <w:t xml:space="preserve">3 akun (anggota kelompok dan teman), 1.751 pull, 28 S-Rank; anonim tanpa UID, nama item, dan waktu</w:t>
             </w:r>
           </w:p>
         </w:tc>
@@ -6623,7 +6623,7 @@
         <w:t xml:space="preserve">hanya dengan data asli</w:t>
       </w:r>
       <w:r>
-        <w:t xml:space="preserve"> (1.209 baris setelah pembersihan). Eksperimen ini memastikan bahwa hasil perbandingan tidak bergantung pada data simulasi, dan jumlah barisnya sudah memenuhi ketentuan dataset tabel minimal 500–1.000 baris.</w:t>
+        <w:t xml:space="preserve"> (1.425 baris setelah pembersihan). Eksperimen ini memastikan bahwa hasil perbandingan tidak bergantung pada data simulasi, dan jumlah barisnya sudah memenuhi ketentuan dataset tabel minimal 500–1.000 baris.</w:t>
       </w:r>
     </w:p>
     <w:p>
@@ -8355,7 +8355,7 @@
           <w:b/>
           <w:bCs/>
         </w:rPr>
-        <w:t xml:space="preserve">data asli 2 akun</w:t>
+        <w:t xml:space="preserve">data asli 3 akun</w:t>
       </w:r>
       <w:r>
         <w:t xml:space="preserve"> yang tidak pernah dipakai saat pelatihan.</w:t>
@@ -8379,7 +8379,7 @@
         <w:t xml:space="preserve">Eksperimen kedua:</w:t>
       </w:r>
       <w:r>
-        <w:t xml:space="preserve"> keenam algoritma dilatih dan diuji hanya dengan data asli (±1.200 baris) memakai GroupKFold 5-fold yang dibagi per </w:t>
+        <w:t xml:space="preserve"> keenam algoritma dilatih dan diuji hanya dengan data asli (1.425 baris) memakai GroupKFold 5-fold yang dibagi per </w:t>
       </w:r>
       <w:r>
         <w:rPr>
@@ -8389,7 +8389,7 @@
         <w:t xml:space="preserve">siklus pity</w:t>
       </w:r>
       <w:r>
-        <w:t xml:space="preserve"> (20 siklus). Pembagian per siklus dipakai karena data asli hanya berasal dari 2 akun, dan siklus pity saling bebas karena peluang selalu kembali ke awal setelah mendapat S-Rank. Hyperparameter pada eksperimen ini dipilih dengan </w:t>
+        <w:t xml:space="preserve"> (25 siklus). Pembagian per siklus dipakai karena data asli hanya berasal dari 3 akun, dan siklus pity saling bebas karena peluang selalu kembali ke awal setelah mendapat S-Rank. Hyperparameter pada eksperimen ini dipilih dengan </w:t>
       </w:r>
       <w:r>
         <w:rPr>
@@ -9411,7 +9411,7 @@
         <w:jc w:val="both"/>
       </w:pPr>
       <w:r>
-        <w:t xml:space="preserve">Riwayat dua akun asli diambil melalui skrip PowerShell dari permainan versi Steam. Pada saat pengecekan, pity yang dihitung aplikasi untuk akun pertama, yaitu 70/90 pada banner Agent dan 46/80 dengan status guaranteed pada banner W-Engine, </w:t>
+        <w:t xml:space="preserve">Riwayat tiga akun asli diambil melalui skrip PowerShell. Pada saat pengecekan, pity yang dihitung aplikasi untuk akun pertama (permainan versi Steam), yaitu 70/90 pada banner Agent dan 46/80 dengan status guaranteed pada banner W-Engine, </w:t>
       </w:r>
       <w:r>
         <w:rPr>
@@ -9666,7 +9666,7 @@
                 <w:sz w:val="20"/>
                 <w:szCs w:val="20"/>
               </w:rPr>
-              <w:t xml:space="preserve">2</w:t>
+              <w:t xml:space="preserve">3</w:t>
             </w:r>
           </w:p>
         </w:tc>
@@ -9767,7 +9767,7 @@
                 <w:sz w:val="20"/>
                 <w:szCs w:val="20"/>
               </w:rPr>
-              <w:t xml:space="preserve">1.245</w:t>
+              <w:t xml:space="preserve">1.479</w:t>
             </w:r>
           </w:p>
         </w:tc>
@@ -9868,7 +9868,7 @@
                 <w:sz w:val="20"/>
                 <w:szCs w:val="20"/>
               </w:rPr>
-              <w:t xml:space="preserve">1.209</w:t>
+              <w:t xml:space="preserve">1.425</w:t>
             </w:r>
           </w:p>
         </w:tc>
@@ -9969,7 +9969,7 @@
                 <w:sz w:val="20"/>
                 <w:szCs w:val="20"/>
               </w:rPr>
-              <w:t xml:space="preserve">1,4%</w:t>
+              <w:t xml:space="preserve">1,5%</w:t>
             </w:r>
           </w:p>
         </w:tc>
@@ -10070,7 +10070,7 @@
                 <w:sz w:val="20"/>
                 <w:szCs w:val="20"/>
               </w:rPr>
-              <w:t xml:space="preserve">13,4%</w:t>
+              <w:t xml:space="preserve">13,5%</w:t>
             </w:r>
           </w:p>
         </w:tc>
@@ -10171,7 +10171,7 @@
                 <w:sz w:val="20"/>
                 <w:szCs w:val="20"/>
               </w:rPr>
-              <w:t xml:space="preserve">– / 1.209</w:t>
+              <w:t xml:space="preserve">– / 1.425</w:t>
             </w:r>
           </w:p>
         </w:tc>
@@ -10373,7 +10373,7 @@
                 <w:sz w:val="20"/>
                 <w:szCs w:val="20"/>
               </w:rPr>
-              <w:t xml:space="preserve">1.209 baris, 20 siklus, 5-fold</w:t>
+              <w:t xml:space="preserve">1.425 baris, 25 siklus, 5-fold</w:t>
             </w:r>
           </w:p>
         </w:tc>
@@ -13757,7 +13757,7 @@
                 <w:sz w:val="19"/>
                 <w:szCs w:val="19"/>
               </w:rPr>
-              <w:t xml:space="preserve">0,8660</w:t>
+              <w:t xml:space="preserve">0,8646</w:t>
             </w:r>
           </w:p>
         </w:tc>
@@ -13954,7 +13954,7 @@
                 <w:sz w:val="19"/>
                 <w:szCs w:val="19"/>
               </w:rPr>
-              <w:t xml:space="preserve">0,9355</w:t>
+              <w:t xml:space="preserve">0,9263</w:t>
             </w:r>
           </w:p>
         </w:tc>
@@ -13986,7 +13986,7 @@
                 <w:sz w:val="19"/>
                 <w:szCs w:val="19"/>
               </w:rPr>
-              <w:t xml:space="preserve">0,7023</w:t>
+              <w:t xml:space="preserve">0,6465</w:t>
             </w:r>
           </w:p>
         </w:tc>
@@ -14151,7 +14151,7 @@
                 <w:sz w:val="19"/>
                 <w:szCs w:val="19"/>
               </w:rPr>
-              <w:t xml:space="preserve">0,9107</w:t>
+              <w:t xml:space="preserve">0,9074</w:t>
             </w:r>
           </w:p>
         </w:tc>
@@ -14183,7 +14183,7 @@
                 <w:sz w:val="19"/>
                 <w:szCs w:val="19"/>
               </w:rPr>
-              <w:t xml:space="preserve">0,6000</w:t>
+              <w:t xml:space="preserve">0,5714</w:t>
             </w:r>
           </w:p>
         </w:tc>
@@ -14350,7 +14350,7 @@
                 <w:sz w:val="19"/>
                 <w:szCs w:val="19"/>
               </w:rPr>
-              <w:t xml:space="preserve">0,9313</w:t>
+              <w:t xml:space="preserve">0,9228</w:t>
             </w:r>
           </w:p>
         </w:tc>
@@ -14382,7 +14382,7 @@
                 <w:sz w:val="19"/>
                 <w:szCs w:val="19"/>
               </w:rPr>
-              <w:t xml:space="preserve">0,6770</w:t>
+              <w:t xml:space="preserve">0,6233</w:t>
             </w:r>
           </w:p>
         </w:tc>
@@ -14547,7 +14547,7 @@
                 <w:sz w:val="19"/>
                 <w:szCs w:val="19"/>
               </w:rPr>
-              <w:t xml:space="preserve">0,9115</w:t>
+              <w:t xml:space="preserve">0,9032</w:t>
             </w:r>
           </w:p>
         </w:tc>
@@ -14579,7 +14579,7 @@
                 <w:sz w:val="19"/>
                 <w:szCs w:val="19"/>
               </w:rPr>
-              <w:t xml:space="preserve">0,5114</w:t>
+              <w:t xml:space="preserve">0,4480</w:t>
             </w:r>
           </w:p>
         </w:tc>
@@ -14748,7 +14748,7 @@
                 <w:sz w:val="19"/>
                 <w:szCs w:val="19"/>
               </w:rPr>
-              <w:t xml:space="preserve">0,9330</w:t>
+              <w:t xml:space="preserve">0,9242</w:t>
             </w:r>
           </w:p>
         </w:tc>
@@ -14780,7 +14780,7 @@
                 <w:sz w:val="19"/>
                 <w:szCs w:val="19"/>
               </w:rPr>
-              <w:t xml:space="preserve">0,6873</w:t>
+              <w:t xml:space="preserve">0,6327</w:t>
             </w:r>
           </w:p>
         </w:tc>
@@ -14947,7 +14947,7 @@
                 <w:sz w:val="19"/>
                 <w:szCs w:val="19"/>
               </w:rPr>
-              <w:t xml:space="preserve">0,9330</w:t>
+              <w:t xml:space="preserve">0,9242</w:t>
             </w:r>
           </w:p>
         </w:tc>
@@ -14979,7 +14979,7 @@
                 <w:sz w:val="19"/>
                 <w:szCs w:val="19"/>
               </w:rPr>
-              <w:t xml:space="preserve">0,6897</w:t>
+              <w:t xml:space="preserve">0,6351</w:t>
             </w:r>
           </w:p>
         </w:tc>
@@ -15148,7 +15148,7 @@
                 <w:sz w:val="19"/>
                 <w:szCs w:val="19"/>
               </w:rPr>
-              <w:t xml:space="preserve">0,9338</w:t>
+              <w:t xml:space="preserve">0,9249</w:t>
             </w:r>
           </w:p>
         </w:tc>
@@ -15182,7 +15182,7 @@
                 <w:sz w:val="19"/>
                 <w:szCs w:val="19"/>
               </w:rPr>
-              <w:t xml:space="preserve">0,6923</w:t>
+              <w:t xml:space="preserve">0,6373</w:t>
             </w:r>
           </w:p>
         </w:tc>
@@ -15196,7 +15196,7 @@
         <w:jc w:val="both"/>
       </w:pPr>
       <w:r>
-        <w:t xml:space="preserve">Angka tebal adalah nilai terbaik di antara keenam algoritma. Pada data simulasi, Decision Tree, Random Forest, dan XGBoost memperoleh akurasi 0,9108, diikuti KNN (0,9105). Menurut uji signifikansi (Subbab 4.7), keempatnya tidak berbeda nyata, sedangkan Naive Bayes (0,8920) dan Logistic Regression (0,8888) nyata lebih rendah. Akurasi pada data asli terlihat lebih tinggi (±93%) karena proporsi kelas positifnya lebih kecil (13,4% dibanding 16,6%), sehingga baseline pun naik dari 83,4% menjadi 86,6%. Dibandingkan dengan baseline masing-masing, keunggulan model terbaik sama-sama sekitar 7 poin.</w:t>
+        <w:t xml:space="preserve">Angka tebal adalah nilai terbaik di antara keenam algoritma. Pada data simulasi, Decision Tree, Random Forest, dan XGBoost memperoleh akurasi 0,9108, diikuti KNN (0,9105). Menurut uji signifikansi (Subbab 4.7), keempatnya tidak berbeda nyata, sedangkan Naive Bayes (0,8920) dan Logistic Regression (0,8888) nyata lebih rendah. Akurasi pada data asli terlihat lebih tinggi (±92%) karena proporsi kelas positifnya lebih kecil (13,5% dibanding 16,6%), sehingga baseline pun naik dari 83,4% menjadi 86,5%. Dibandingkan dengan baseline masing-masing, keunggulan model terbaik adalah 7,7 poin di simulasi dan 6,0 poin di data asli.</w:t>
       </w:r>
     </w:p>
     <w:p>
@@ -15415,7 +15415,7 @@
         <w:t xml:space="preserve">hanya dengan data asli</w:t>
       </w:r>
       <w:r>
-        <w:t xml:space="preserve"> (2 akun, 1.209 baris, 162 kelas positif pada tugas B). Data dibagi per siklus pity menjadi 5 bagian (GroupKFold 5-fold, 20 siklus), sehingga pull dari satu siklus tidak pernah berada di data latih dan data uji sekaligus. Hyperparameter dipilih ulang dengan grid search di dalam data latih setiap fold (</w:t>
+        <w:t xml:space="preserve"> (3 akun, 1.425 baris, 193 kelas positif pada tugas B). Data dibagi per siklus pity menjadi 5 bagian (GroupKFold 5-fold, 25 siklus), sehingga pull dari satu siklus tidak pernah berada di data latih dan data uji sekaligus. Hyperparameter dipilih ulang dengan grid search di dalam data latih setiap fold (</w:t>
       </w:r>
       <w:r>
         <w:rPr>
@@ -15746,7 +15746,7 @@
                 <w:sz w:val="19"/>
                 <w:szCs w:val="19"/>
               </w:rPr>
-              <w:t xml:space="preserve">0,8657 ± 0,0289</w:t>
+              <w:t xml:space="preserve">0,8645 ± 0,0119</w:t>
             </w:r>
           </w:p>
         </w:tc>
@@ -15874,7 +15874,7 @@
                 <w:sz w:val="19"/>
                 <w:szCs w:val="19"/>
               </w:rPr>
-              <w:t xml:space="preserve">2,1651</w:t>
+              <w:t xml:space="preserve">2,1835</w:t>
             </w:r>
           </w:p>
         </w:tc>
@@ -15943,7 +15943,7 @@
                 <w:sz w:val="19"/>
                 <w:szCs w:val="19"/>
               </w:rPr>
-              <w:t xml:space="preserve">0,9368 ± 0,0318</w:t>
+              <w:t xml:space="preserve">0,9264 ± 0,0149</w:t>
             </w:r>
           </w:p>
         </w:tc>
@@ -15975,7 +15975,7 @@
                 <w:sz w:val="19"/>
                 <w:szCs w:val="19"/>
               </w:rPr>
-              <w:t xml:space="preserve">0,7854</w:t>
+              <w:t xml:space="preserve">0,7470</w:t>
             </w:r>
           </w:p>
         </w:tc>
@@ -16007,7 +16007,7 @@
                 <w:sz w:val="19"/>
                 <w:szCs w:val="19"/>
               </w:rPr>
-              <w:t xml:space="preserve">0,6964</w:t>
+              <w:t xml:space="preserve">0,6389</w:t>
             </w:r>
           </w:p>
         </w:tc>
@@ -16039,7 +16039,7 @@
                 <w:sz w:val="19"/>
                 <w:szCs w:val="19"/>
               </w:rPr>
-              <w:t xml:space="preserve">0,8205</w:t>
+              <w:t xml:space="preserve">0,7825</w:t>
             </w:r>
           </w:p>
         </w:tc>
@@ -16071,7 +16071,7 @@
                 <w:sz w:val="19"/>
                 <w:szCs w:val="19"/>
               </w:rPr>
-              <w:t xml:space="preserve">0,2281</w:t>
+              <w:t xml:space="preserve">0,2527</w:t>
             </w:r>
           </w:p>
         </w:tc>
@@ -16140,7 +16140,7 @@
                 <w:sz w:val="19"/>
                 <w:szCs w:val="19"/>
               </w:rPr>
-              <w:t xml:space="preserve">0,9147 ± 0,0291</w:t>
+              <w:t xml:space="preserve">0,9073 ± 0,0101</w:t>
             </w:r>
           </w:p>
         </w:tc>
@@ -16172,7 +16172,7 @@
                 <w:sz w:val="19"/>
                 <w:szCs w:val="19"/>
               </w:rPr>
-              <w:t xml:space="preserve">0,7081</w:t>
+              <w:t xml:space="preserve">0,6765</w:t>
             </w:r>
           </w:p>
         </w:tc>
@@ -16204,7 +16204,7 @@
                 <w:sz w:val="19"/>
                 <w:szCs w:val="19"/>
               </w:rPr>
-              <w:t xml:space="preserve">0,5613</w:t>
+              <w:t xml:space="preserve">0,5108</w:t>
             </w:r>
           </w:p>
         </w:tc>
@@ -16236,7 +16236,7 @@
                 <w:sz w:val="19"/>
                 <w:szCs w:val="19"/>
               </w:rPr>
-              <w:t xml:space="preserve">0,8863</w:t>
+              <w:t xml:space="preserve">0,8455</w:t>
             </w:r>
           </w:p>
         </w:tc>
@@ -16265,10 +16265,12 @@
             </w:pPr>
             <w:r>
               <w:rPr>
+                <w:b/>
+                <w:bCs/>
                 <w:sz w:val="19"/>
                 <w:szCs w:val="19"/>
               </w:rPr>
-              <w:t xml:space="preserve">0,2845</w:t>
+              <w:t xml:space="preserve">0,2847</w:t>
             </w:r>
           </w:p>
         </w:tc>
@@ -16337,7 +16339,7 @@
                 <w:sz w:val="19"/>
                 <w:szCs w:val="19"/>
               </w:rPr>
-              <w:t xml:space="preserve">0,9095 ± 0,0316</w:t>
+              <w:t xml:space="preserve">0,8529 ± 0,1024</w:t>
             </w:r>
           </w:p>
         </w:tc>
@@ -16369,7 +16371,7 @@
                 <w:sz w:val="19"/>
                 <w:szCs w:val="19"/>
               </w:rPr>
-              <w:t xml:space="preserve">0,7008</w:t>
+              <w:t xml:space="preserve">0,6476</w:t>
             </w:r>
           </w:p>
         </w:tc>
@@ -16401,7 +16403,7 @@
                 <w:sz w:val="19"/>
                 <w:szCs w:val="19"/>
               </w:rPr>
-              <w:t xml:space="preserve">0,5515</w:t>
+              <w:t xml:space="preserve">0,4412</w:t>
             </w:r>
           </w:p>
         </w:tc>
@@ -16433,7 +16435,7 @@
                 <w:sz w:val="19"/>
                 <w:szCs w:val="19"/>
               </w:rPr>
-              <w:t xml:space="preserve">0,8515</w:t>
+              <w:t xml:space="preserve">0,7757</w:t>
             </w:r>
           </w:p>
         </w:tc>
@@ -16465,7 +16467,7 @@
                 <w:sz w:val="19"/>
                 <w:szCs w:val="19"/>
               </w:rPr>
-              <w:t xml:space="preserve">0,4947</w:t>
+              <w:t xml:space="preserve">0,7433</w:t>
             </w:r>
           </w:p>
         </w:tc>
@@ -16534,7 +16536,7 @@
                 <w:sz w:val="19"/>
                 <w:szCs w:val="19"/>
               </w:rPr>
-              <w:t xml:space="preserve">0,9134 ± 0,0462</w:t>
+              <w:t xml:space="preserve">0,9138 ± 0,0154</w:t>
             </w:r>
           </w:p>
         </w:tc>
@@ -16566,7 +16568,7 @@
                 <w:sz w:val="19"/>
                 <w:szCs w:val="19"/>
               </w:rPr>
-              <w:t xml:space="preserve">0,7336</w:t>
+              <w:t xml:space="preserve">0,7105</w:t>
             </w:r>
           </w:p>
         </w:tc>
@@ -16598,7 +16600,7 @@
                 <w:sz w:val="19"/>
                 <w:szCs w:val="19"/>
               </w:rPr>
-              <w:t xml:space="preserve">0,5503</w:t>
+              <w:t xml:space="preserve">0,5591</w:t>
             </w:r>
           </w:p>
         </w:tc>
@@ -16630,7 +16632,7 @@
                 <w:sz w:val="19"/>
                 <w:szCs w:val="19"/>
               </w:rPr>
-              <w:t xml:space="preserve">0,8939</w:t>
+              <w:t xml:space="preserve">0,8391</w:t>
             </w:r>
           </w:p>
         </w:tc>
@@ -16662,7 +16664,7 @@
                 <w:sz w:val="19"/>
                 <w:szCs w:val="19"/>
               </w:rPr>
-              <w:t xml:space="preserve">0,2886</w:t>
+              <w:t xml:space="preserve">0,2966</w:t>
             </w:r>
           </w:p>
         </w:tc>
@@ -16728,12 +16730,44 @@
             </w:pPr>
             <w:r>
               <w:rPr>
+                <w:sz w:val="19"/>
+                <w:szCs w:val="19"/>
+              </w:rPr>
+              <w:t xml:space="preserve">0,9229 ± 0,0110</w:t>
+            </w:r>
+          </w:p>
+        </w:tc>
+        <w:tc>
+          <w:tcPr>
+            <w:tcW w:type="dxa" w:w="953"/>
+            <w:tcBorders>
+              <w:top w:val="single" w:color="808080" w:sz="4"/>
+              <w:left w:val="single" w:color="808080" w:sz="4"/>
+              <w:bottom w:val="single" w:color="808080" w:sz="4"/>
+              <w:right w:val="single" w:color="808080" w:sz="4"/>
+            </w:tcBorders>
+            <w:tcMar>
+              <w:top w:type="dxa" w:w="60"/>
+              <w:left w:type="dxa" w:w="100"/>
+              <w:bottom w:type="dxa" w:w="60"/>
+              <w:right w:type="dxa" w:w="100"/>
+            </w:tcMar>
+          </w:tcPr>
+          <w:p>
+            <w:pPr>
+              <w:keepNext/>
+              <w:keepLines/>
+              <w:spacing w:line="276"/>
+              <w:jc w:val="center"/>
+            </w:pPr>
+            <w:r>
+              <w:rPr>
                 <w:b/>
                 <w:bCs/>
                 <w:sz w:val="19"/>
                 <w:szCs w:val="19"/>
               </w:rPr>
-              <w:t xml:space="preserve">0,9310 ± 0,0291</w:t>
+              <w:t xml:space="preserve">0,7559</w:t>
             </w:r>
           </w:p>
         </w:tc>
@@ -16767,13 +16801,13 @@
                 <w:sz w:val="19"/>
                 <w:szCs w:val="19"/>
               </w:rPr>
-              <w:t xml:space="preserve">0,7835</w:t>
-            </w:r>
-          </w:p>
-        </w:tc>
-        <w:tc>
-          <w:tcPr>
-            <w:tcW w:type="dxa" w:w="953"/>
+              <w:t xml:space="preserve">0,6440</w:t>
+            </w:r>
+          </w:p>
+        </w:tc>
+        <w:tc>
+          <w:tcPr>
+            <w:tcW w:type="dxa" w:w="1032"/>
             <w:tcBorders>
               <w:top w:val="single" w:color="808080" w:sz="4"/>
               <w:left w:val="single" w:color="808080" w:sz="4"/>
@@ -16801,13 +16835,13 @@
                 <w:sz w:val="19"/>
                 <w:szCs w:val="19"/>
               </w:rPr>
-              <w:t xml:space="preserve">0,6819</w:t>
-            </w:r>
-          </w:p>
-        </w:tc>
-        <w:tc>
-          <w:tcPr>
-            <w:tcW w:type="dxa" w:w="1032"/>
+              <w:t xml:space="preserve">0,8505</w:t>
+            </w:r>
+          </w:p>
+        </w:tc>
+        <w:tc>
+          <w:tcPr>
+            <w:tcW w:type="dxa" w:w="1031"/>
             <w:tcBorders>
               <w:top w:val="single" w:color="808080" w:sz="4"/>
               <w:left w:val="single" w:color="808080" w:sz="4"/>
@@ -16833,39 +16867,7 @@
                 <w:sz w:val="19"/>
                 <w:szCs w:val="19"/>
               </w:rPr>
-              <w:t xml:space="preserve">0,9021</w:t>
-            </w:r>
-          </w:p>
-        </w:tc>
-        <w:tc>
-          <w:tcPr>
-            <w:tcW w:type="dxa" w:w="1031"/>
-            <w:tcBorders>
-              <w:top w:val="single" w:color="808080" w:sz="4"/>
-              <w:left w:val="single" w:color="808080" w:sz="4"/>
-              <w:bottom w:val="single" w:color="808080" w:sz="4"/>
-              <w:right w:val="single" w:color="808080" w:sz="4"/>
-            </w:tcBorders>
-            <w:tcMar>
-              <w:top w:type="dxa" w:w="60"/>
-              <w:left w:type="dxa" w:w="100"/>
-              <w:bottom w:type="dxa" w:w="60"/>
-              <w:right w:type="dxa" w:w="100"/>
-            </w:tcMar>
-          </w:tcPr>
-          <w:p>
-            <w:pPr>
-              <w:keepNext/>
-              <w:keepLines/>
-              <w:spacing w:line="276"/>
-              <w:jc w:val="center"/>
-            </w:pPr>
-            <w:r>
-              <w:rPr>
-                <w:sz w:val="19"/>
-                <w:szCs w:val="19"/>
-              </w:rPr>
-              <w:t xml:space="preserve">0,3521</w:t>
+              <w:t xml:space="preserve">0,4477</w:t>
             </w:r>
           </w:p>
         </w:tc>
@@ -16931,142 +16933,140 @@
             </w:pPr>
             <w:r>
               <w:rPr>
-                <w:sz w:val="19"/>
-                <w:szCs w:val="19"/>
-              </w:rPr>
-              <w:t xml:space="preserve">0,9290 ± 0,0272</w:t>
-            </w:r>
-          </w:p>
-        </w:tc>
-        <w:tc>
-          <w:tcPr>
-            <w:tcW w:type="dxa" w:w="953"/>
-            <w:tcBorders>
-              <w:top w:val="single" w:color="808080" w:sz="4"/>
-              <w:left w:val="single" w:color="808080" w:sz="4"/>
-              <w:bottom w:val="single" w:color="808080" w:sz="4"/>
-              <w:right w:val="single" w:color="808080" w:sz="4"/>
-            </w:tcBorders>
-            <w:tcMar>
-              <w:top w:type="dxa" w:w="60"/>
-              <w:left w:type="dxa" w:w="100"/>
-              <w:bottom w:type="dxa" w:w="60"/>
-              <w:right w:type="dxa" w:w="100"/>
-            </w:tcMar>
-          </w:tcPr>
-          <w:p>
-            <w:pPr>
-              <w:keepNext/>
-              <w:keepLines/>
-              <w:spacing w:line="276"/>
-              <w:jc w:val="center"/>
-            </w:pPr>
-            <w:r>
-              <w:rPr>
-                <w:sz w:val="19"/>
-                <w:szCs w:val="19"/>
-              </w:rPr>
-              <w:t xml:space="preserve">0,7671</w:t>
-            </w:r>
-          </w:p>
-        </w:tc>
-        <w:tc>
-          <w:tcPr>
-            <w:tcW w:type="dxa" w:w="953"/>
-            <w:tcBorders>
-              <w:top w:val="single" w:color="808080" w:sz="4"/>
-              <w:left w:val="single" w:color="808080" w:sz="4"/>
-              <w:bottom w:val="single" w:color="808080" w:sz="4"/>
-              <w:right w:val="single" w:color="808080" w:sz="4"/>
-            </w:tcBorders>
-            <w:tcMar>
-              <w:top w:type="dxa" w:w="60"/>
-              <w:left w:type="dxa" w:w="100"/>
-              <w:bottom w:type="dxa" w:w="60"/>
-              <w:right w:type="dxa" w:w="100"/>
-            </w:tcMar>
-          </w:tcPr>
-          <w:p>
-            <w:pPr>
-              <w:keepNext/>
-              <w:keepLines/>
-              <w:spacing w:line="276"/>
-              <w:jc w:val="center"/>
-            </w:pPr>
-            <w:r>
-              <w:rPr>
-                <w:sz w:val="19"/>
-                <w:szCs w:val="19"/>
-              </w:rPr>
-              <w:t xml:space="preserve">0,6667</w:t>
-            </w:r>
-          </w:p>
-        </w:tc>
-        <w:tc>
-          <w:tcPr>
-            <w:tcW w:type="dxa" w:w="1032"/>
-            <w:tcBorders>
-              <w:top w:val="single" w:color="808080" w:sz="4"/>
-              <w:left w:val="single" w:color="808080" w:sz="4"/>
-              <w:bottom w:val="single" w:color="808080" w:sz="4"/>
-              <w:right w:val="single" w:color="808080" w:sz="4"/>
-            </w:tcBorders>
-            <w:tcMar>
-              <w:top w:type="dxa" w:w="60"/>
-              <w:left w:type="dxa" w:w="100"/>
-              <w:bottom w:type="dxa" w:w="60"/>
-              <w:right w:type="dxa" w:w="100"/>
-            </w:tcMar>
-          </w:tcPr>
-          <w:p>
-            <w:pPr>
-              <w:keepNext/>
-              <w:keepLines/>
-              <w:spacing w:line="276"/>
-              <w:jc w:val="center"/>
-            </w:pPr>
-            <w:r>
-              <w:rPr>
                 <w:b/>
                 <w:bCs/>
                 <w:sz w:val="19"/>
                 <w:szCs w:val="19"/>
               </w:rPr>
-              <w:t xml:space="preserve">0,9279</w:t>
-            </w:r>
-          </w:p>
-        </w:tc>
-        <w:tc>
-          <w:tcPr>
-            <w:tcW w:type="dxa" w:w="1031"/>
-            <w:tcBorders>
-              <w:top w:val="single" w:color="808080" w:sz="4"/>
-              <w:left w:val="single" w:color="808080" w:sz="4"/>
-              <w:bottom w:val="single" w:color="808080" w:sz="4"/>
-              <w:right w:val="single" w:color="808080" w:sz="4"/>
-            </w:tcBorders>
-            <w:tcMar>
-              <w:top w:type="dxa" w:w="60"/>
-              <w:left w:type="dxa" w:w="100"/>
-              <w:bottom w:type="dxa" w:w="60"/>
-              <w:right w:type="dxa" w:w="100"/>
-            </w:tcMar>
-          </w:tcPr>
-          <w:p>
-            <w:pPr>
-              <w:keepNext/>
-              <w:keepLines/>
-              <w:spacing w:line="276"/>
-              <w:jc w:val="center"/>
-            </w:pPr>
-            <w:r>
-              <w:rPr>
-                <w:b/>
-                <w:bCs/>
+              <w:t xml:space="preserve">0,9235 ± 0,0109</w:t>
+            </w:r>
+          </w:p>
+        </w:tc>
+        <w:tc>
+          <w:tcPr>
+            <w:tcW w:type="dxa" w:w="953"/>
+            <w:tcBorders>
+              <w:top w:val="single" w:color="808080" w:sz="4"/>
+              <w:left w:val="single" w:color="808080" w:sz="4"/>
+              <w:bottom w:val="single" w:color="808080" w:sz="4"/>
+              <w:right w:val="single" w:color="808080" w:sz="4"/>
+            </w:tcBorders>
+            <w:tcMar>
+              <w:top w:type="dxa" w:w="60"/>
+              <w:left w:type="dxa" w:w="100"/>
+              <w:bottom w:type="dxa" w:w="60"/>
+              <w:right w:type="dxa" w:w="100"/>
+            </w:tcMar>
+          </w:tcPr>
+          <w:p>
+            <w:pPr>
+              <w:keepNext/>
+              <w:keepLines/>
+              <w:spacing w:line="276"/>
+              <w:jc w:val="center"/>
+            </w:pPr>
+            <w:r>
+              <w:rPr>
                 <w:sz w:val="19"/>
                 <w:szCs w:val="19"/>
               </w:rPr>
-              <w:t xml:space="preserve">0,2353</w:t>
+              <w:t xml:space="preserve">0,7438</w:t>
+            </w:r>
+          </w:p>
+        </w:tc>
+        <w:tc>
+          <w:tcPr>
+            <w:tcW w:type="dxa" w:w="953"/>
+            <w:tcBorders>
+              <w:top w:val="single" w:color="808080" w:sz="4"/>
+              <w:left w:val="single" w:color="808080" w:sz="4"/>
+              <w:bottom w:val="single" w:color="808080" w:sz="4"/>
+              <w:right w:val="single" w:color="808080" w:sz="4"/>
+            </w:tcBorders>
+            <w:tcMar>
+              <w:top w:type="dxa" w:w="60"/>
+              <w:left w:type="dxa" w:w="100"/>
+              <w:bottom w:type="dxa" w:w="60"/>
+              <w:right w:type="dxa" w:w="100"/>
+            </w:tcMar>
+          </w:tcPr>
+          <w:p>
+            <w:pPr>
+              <w:keepNext/>
+              <w:keepLines/>
+              <w:spacing w:line="276"/>
+              <w:jc w:val="center"/>
+            </w:pPr>
+            <w:r>
+              <w:rPr>
+                <w:sz w:val="19"/>
+                <w:szCs w:val="19"/>
+              </w:rPr>
+              <w:t xml:space="preserve">0,6309</w:t>
+            </w:r>
+          </w:p>
+        </w:tc>
+        <w:tc>
+          <w:tcPr>
+            <w:tcW w:type="dxa" w:w="1032"/>
+            <w:tcBorders>
+              <w:top w:val="single" w:color="808080" w:sz="4"/>
+              <w:left w:val="single" w:color="808080" w:sz="4"/>
+              <w:bottom w:val="single" w:color="808080" w:sz="4"/>
+              <w:right w:val="single" w:color="808080" w:sz="4"/>
+            </w:tcBorders>
+            <w:tcMar>
+              <w:top w:type="dxa" w:w="60"/>
+              <w:left w:type="dxa" w:w="100"/>
+              <w:bottom w:type="dxa" w:w="60"/>
+              <w:right w:type="dxa" w:w="100"/>
+            </w:tcMar>
+          </w:tcPr>
+          <w:p>
+            <w:pPr>
+              <w:keepNext/>
+              <w:keepLines/>
+              <w:spacing w:line="276"/>
+              <w:jc w:val="center"/>
+            </w:pPr>
+            <w:r>
+              <w:rPr>
+                <w:sz w:val="19"/>
+                <w:szCs w:val="19"/>
+              </w:rPr>
+              <w:t xml:space="preserve">0,8323</w:t>
+            </w:r>
+          </w:p>
+        </w:tc>
+        <w:tc>
+          <w:tcPr>
+            <w:tcW w:type="dxa" w:w="1031"/>
+            <w:tcBorders>
+              <w:top w:val="single" w:color="808080" w:sz="4"/>
+              <w:left w:val="single" w:color="808080" w:sz="4"/>
+              <w:bottom w:val="single" w:color="808080" w:sz="4"/>
+              <w:right w:val="single" w:color="808080" w:sz="4"/>
+            </w:tcBorders>
+            <w:tcMar>
+              <w:top w:type="dxa" w:w="60"/>
+              <w:left w:type="dxa" w:w="100"/>
+              <w:bottom w:type="dxa" w:w="60"/>
+              <w:right w:type="dxa" w:w="100"/>
+            </w:tcMar>
+          </w:tcPr>
+          <w:p>
+            <w:pPr>
+              <w:keepNext/>
+              <w:keepLines/>
+              <w:spacing w:line="276"/>
+              <w:jc w:val="center"/>
+            </w:pPr>
+            <w:r>
+              <w:rPr>
+                <w:sz w:val="19"/>
+                <w:szCs w:val="19"/>
+              </w:rPr>
+              <w:t xml:space="preserve">0,3904</w:t>
             </w:r>
           </w:p>
         </w:tc>
@@ -17135,7 +17135,7 @@
                 <w:sz w:val="19"/>
                 <w:szCs w:val="19"/>
               </w:rPr>
-              <w:t xml:space="preserve">0,9233 ± 0,0362</w:t>
+              <w:t xml:space="preserve">0,8970 ± 0,0656</w:t>
             </w:r>
           </w:p>
         </w:tc>
@@ -17167,7 +17167,7 @@
                 <w:sz w:val="19"/>
                 <w:szCs w:val="19"/>
               </w:rPr>
-              <w:t xml:space="preserve">0,7725</w:t>
+              <w:t xml:space="preserve">0,7395</w:t>
             </w:r>
           </w:p>
         </w:tc>
@@ -17199,7 +17199,7 @@
                 <w:sz w:val="19"/>
                 <w:szCs w:val="19"/>
               </w:rPr>
-              <w:t xml:space="preserve">0,6471</w:t>
+              <w:t xml:space="preserve">0,5958</w:t>
             </w:r>
           </w:p>
         </w:tc>
@@ -17231,7 +17231,7 @@
                 <w:sz w:val="19"/>
                 <w:szCs w:val="19"/>
               </w:rPr>
-              <w:t xml:space="preserve">0,9171</w:t>
+              <w:t xml:space="preserve">0,7900</w:t>
             </w:r>
           </w:p>
         </w:tc>
@@ -17263,7 +17263,7 @@
                 <w:sz w:val="19"/>
                 <w:szCs w:val="19"/>
               </w:rPr>
-              <w:t xml:space="preserve">0,2561</w:t>
+              <w:t xml:space="preserve">0,3969</w:t>
             </w:r>
           </w:p>
         </w:tc>
@@ -17516,7 +17516,7 @@
                 <w:sz w:val="18"/>
                 <w:szCs w:val="18"/>
               </w:rPr>
-              <w:t xml:space="preserve">0,8788</w:t>
+              <w:t xml:space="preserve">0,8654</w:t>
             </w:r>
           </w:p>
         </w:tc>
@@ -17548,7 +17548,7 @@
                 <w:sz w:val="18"/>
                 <w:szCs w:val="18"/>
               </w:rPr>
-              <w:t xml:space="preserve">0,9147</w:t>
+              <w:t xml:space="preserve">0,9073</w:t>
             </w:r>
           </w:p>
         </w:tc>
@@ -17580,7 +17580,7 @@
                 <w:sz w:val="18"/>
                 <w:szCs w:val="18"/>
               </w:rPr>
-              <w:t xml:space="preserve">var_smoothing = 0,1 (4 fold); var_smoothing = 0,01 (1 fold)</w:t>
+              <w:t xml:space="preserve">var_smoothing = 0,1 (4 fold); var_smoothing = 10⁻³ (1 fold)</w:t>
             </w:r>
           </w:p>
         </w:tc>
@@ -17649,7 +17649,7 @@
                 <w:sz w:val="18"/>
                 <w:szCs w:val="18"/>
               </w:rPr>
-              <w:t xml:space="preserve">0,8742</w:t>
+              <w:t xml:space="preserve">0,8837</w:t>
             </w:r>
           </w:p>
         </w:tc>
@@ -17681,7 +17681,7 @@
                 <w:sz w:val="18"/>
                 <w:szCs w:val="18"/>
               </w:rPr>
-              <w:t xml:space="preserve">0,9095</w:t>
+              <w:t xml:space="preserve">0,8529</w:t>
             </w:r>
           </w:p>
         </w:tc>
@@ -17713,7 +17713,7 @@
                 <w:sz w:val="18"/>
                 <w:szCs w:val="18"/>
               </w:rPr>
-              <w:t xml:space="preserve">k = 31 (2 fold); k = 15 (2 fold); k = 5 (1 fold)</w:t>
+              <w:t xml:space="preserve">k = 51 (4 fold); k = 15 (1 fold)</w:t>
             </w:r>
           </w:p>
         </w:tc>
@@ -17782,7 +17782,7 @@
                 <w:sz w:val="18"/>
                 <w:szCs w:val="18"/>
               </w:rPr>
-              <w:t xml:space="preserve">0,9069</w:t>
+              <w:t xml:space="preserve">0,9201</w:t>
             </w:r>
           </w:p>
         </w:tc>
@@ -17814,7 +17814,7 @@
                 <w:sz w:val="18"/>
                 <w:szCs w:val="18"/>
               </w:rPr>
-              <w:t xml:space="preserve">0,9134</w:t>
+              <w:t xml:space="preserve">0,9138</w:t>
             </w:r>
           </w:p>
         </w:tc>
@@ -17846,7 +17846,7 @@
                 <w:sz w:val="18"/>
                 <w:szCs w:val="18"/>
               </w:rPr>
-              <w:t xml:space="preserve">C = 0,1 (4 fold); C = 10 (1 fold)</w:t>
+              <w:t xml:space="preserve">C = 0,1 (3 fold); C = 10 (1 fold); C = 1 (1 fold)</w:t>
             </w:r>
           </w:p>
         </w:tc>
@@ -17915,7 +17915,7 @@
                 <w:sz w:val="18"/>
                 <w:szCs w:val="18"/>
               </w:rPr>
-              <w:t xml:space="preserve">0,9310</w:t>
+              <w:t xml:space="preserve">0,9229</w:t>
             </w:r>
           </w:p>
         </w:tc>
@@ -17947,7 +17947,7 @@
                 <w:sz w:val="18"/>
                 <w:szCs w:val="18"/>
               </w:rPr>
-              <w:t xml:space="preserve">0,9310</w:t>
+              <w:t xml:space="preserve">0,9229</w:t>
             </w:r>
           </w:p>
         </w:tc>
@@ -18048,7 +18048,7 @@
                 <w:sz w:val="18"/>
                 <w:szCs w:val="18"/>
               </w:rPr>
-              <w:t xml:space="preserve">0,9299</w:t>
+              <w:t xml:space="preserve">0,9221</w:t>
             </w:r>
           </w:p>
         </w:tc>
@@ -18080,7 +18080,7 @@
                 <w:sz w:val="18"/>
                 <w:szCs w:val="18"/>
               </w:rPr>
-              <w:t xml:space="preserve">0,9290</w:t>
+              <w:t xml:space="preserve">0,9235</w:t>
             </w:r>
           </w:p>
         </w:tc>
@@ -18112,7 +18112,7 @@
                 <w:sz w:val="18"/>
                 <w:szCs w:val="18"/>
               </w:rPr>
-              <w:t xml:space="preserve">max_depth = 8, min_samples_leaf = 20 (3 fold); max_depth = 8, min_samples_leaf = 10 (1 fold); max_depth = 6, min_samples_leaf = 10 (1 fold)</w:t>
+              <w:t xml:space="preserve">max_depth = 8, min_samples_leaf = 20 (2 fold); max_depth = 12, min_samples_leaf = 10 (1 fold); max_depth = 6, min_samples_leaf = 10 (1 fold); max_depth = 8, min_samples_leaf = 10 (1 fold)</w:t>
             </w:r>
           </w:p>
         </w:tc>
@@ -18181,7 +18181,7 @@
                 <w:sz w:val="18"/>
                 <w:szCs w:val="18"/>
               </w:rPr>
-              <w:t xml:space="preserve">0,9222</w:t>
+              <w:t xml:space="preserve">0,8970</w:t>
             </w:r>
           </w:p>
         </w:tc>
@@ -18213,7 +18213,7 @@
                 <w:sz w:val="18"/>
                 <w:szCs w:val="18"/>
               </w:rPr>
-              <w:t xml:space="preserve">0,9233</w:t>
+              <w:t xml:space="preserve">0,8970</w:t>
             </w:r>
           </w:p>
         </w:tc>
@@ -18245,7 +18245,7 @@
                 <w:sz w:val="18"/>
                 <w:szCs w:val="18"/>
               </w:rPr>
-              <w:t xml:space="preserve">learning_rate = 0,05, max_depth = 4 (2 fold); learning_rate = 0,1, max_depth = 4 (1 fold); learning_rate = 0,1, max_depth = 6 (1 fold); learning_rate = 0,05, max_depth = 6 (1 fold)</w:t>
+              <w:t xml:space="preserve">learning_rate = 0,1, max_depth = 6 (3 fold); learning_rate = 0,1, max_depth = 4 (1 fold); learning_rate = 0,05, max_depth = 3 (1 fold)</w:t>
             </w:r>
           </w:p>
         </w:tc>
@@ -18330,10 +18330,10 @@
           <w:b/>
           <w:bCs/>
         </w:rPr>
-        <w:t xml:space="preserve">Model berbasis pohon tetap teratas:</w:t>
-      </w:r>
-      <w:r>
-        <w:t xml:space="preserve"> Decision Tree 93,10%, Random Forest 92,90%, dan XGBoost 92,33%. Selisih Decision Tree dengan acuan teori Markov Chain (93,68%) kurang dari 1 poin.</w:t>
+        <w:t xml:space="preserve">Random Forest dan Decision Tree teratas:</w:t>
+      </w:r>
+      <w:r>
+        <w:t xml:space="preserve"> Random Forest 92,35% dan Decision Tree 92,29%. Selisih Random Forest dengan acuan teori Markov Chain (92,64%) hanya 0,28 poin.</w:t>
       </w:r>
     </w:p>
     <w:p>
@@ -18351,10 +18351,10 @@
           <w:b/>
           <w:bCs/>
         </w:rPr>
-        <w:t xml:space="preserve">Grid search memperkecil jarak antaralgoritma.</w:t>
-      </w:r>
-      <w:r>
-        <w:t xml:space="preserve"> Dengan pengaturan awal, Naive Bayes (87,88%) dan KNN (87,42%) hampir sama dengan baseline (86,57%). Setelah hyperparameter dipilih ulang di setiap fold, akurasinya naik menjadi 91,47% dan 90,95%, sedangkan Logistic Regression naik dari 90,69% menjadi 91,34%.</w:t>
+        <w:t xml:space="preserve">Grid search tidak selalu membantu.</w:t>
+      </w:r>
+      <w:r>
+        <w:t xml:space="preserve"> Naive Bayes naik dari 86,54% menjadi 90,73%, tetapi KNN turun dari 88,37% menjadi 85,29% dan Logistic Regression turun dari 92,01% menjadi 91,38%. Pengaturan dipilih hanya dari data latih setiap fold; dengan data sekecil ini, pengaturan yang terbaik di data latih belum tentu terbaik di data uji.</w:t>
       </w:r>
     </w:p>
     <w:p>
@@ -18372,20 +18372,30 @@
           <w:b/>
           <w:bCs/>
         </w:rPr>
-        <w:t xml:space="preserve">KNN membutuhkan k yang jauh lebih kecil.</w:t>
-      </w:r>
-      <w:r>
-        <w:t xml:space="preserve"> Grid search memilih k = 5, 15, 31 sebagai pengganti k = 101. Data latih setiap fold hanya ±970 baris dengan ±130 kelas positif, sehingga 101 tetangga terdekat hampir selalu didominasi kelas mayoritas. Hal ini menunjukkan bahwa </w:t>
+        <w:t xml:space="preserve">KNN dan XGBoost tidak stabil.</w:t>
+      </w:r>
+      <w:r>
+        <w:t xml:space="preserve"> Pada fold ke-4, akurasi KNN hanya 64,9% dan XGBoost hanya 77,1%, sedangkan Decision Tree dan Random Forest pada fold yang sama 92,1% dan 92,1%. Data latih fold tersebut hanya memuat satu siklus Agent berstatus </w:t>
       </w:r>
       <w:r>
         <w:rPr>
           <w:i/>
           <w:iCs/>
         </w:rPr>
-        <w:t xml:space="preserve">hyperparameter</w:t>
-      </w:r>
-      <w:r>
-        <w:t xml:space="preserve"> perlu disesuaikan dengan ukuran data.</w:t>
+        <w:t xml:space="preserve">guaranteed</w:t>
+      </w:r>
+      <w:r>
+        <w:t xml:space="preserve">, yaitu siklus yang kebetulan mendapat S-Rank di pull ke-38. Dari satu siklus itu, KNN dan XGBoost mempelajari pola keliru "guaranteed berarti S-Rank segera keluar", lalu salah menebak "dapat S-Rank" pada dua siklus guaranteed lain di data uji yang ternyata panjang. Decision Tree dan Random Forest tidak terpengaruh karena aturan min_samples_leaf mencegah cabang yang hanya didukung sedikit data. Ini contoh </w:t>
+      </w:r>
+      <w:r>
+        <w:rPr>
+          <w:i/>
+          <w:iCs/>
+        </w:rPr>
+        <w:t xml:space="preserve">overfitting</w:t>
+      </w:r>
+      <w:r>
+        <w:t xml:space="preserve"> pada fitur yang tidak relevan ketika data sedikit.</w:t>
       </w:r>
     </w:p>
     <w:p>
@@ -18406,7 +18416,7 @@
         <w:t xml:space="preserve">Model pohon hampir tidak berubah.</w:t>
       </w:r>
       <w:r>
-        <w:t xml:space="preserve"> Pengaturan awal Decision Tree terpilih di kelima fold, sedangkan akurasi Random Forest dan XGBoost berubah kurang dari 0,2 poin. Artinya pengaturan awal model pohon sudah sesuai.</w:t>
+        <w:t xml:space="preserve"> Pengaturan awal Decision Tree terpilih di 5 dari 5 fold, dan akurasi Random Forest serta XGBoost berubah paling banyak 0,14 poin.</w:t>
       </w:r>
     </w:p>
     <w:p>
@@ -18427,7 +18437,7 @@
         <w:t xml:space="preserve">Akurasi naik, recall turun pada Naive Bayes.</w:t>
       </w:r>
       <w:r>
-        <w:t xml:space="preserve"> Grid search memilih var_smoothing yang besar sehingga Naive Bayes lebih jarang menebak "dapat S-Rank": akurasinya naik, tetapi recall turun dari 0,76 menjadi 0,42 dan Balanced Accuracy dari 0,8317 menjadi 0,7081. Hal ini terjadi karena grid search mengoptimalkan accuracy. Jika yang diutamakan adalah menangkap kelas minoritas, metrik pemilihan perlu diganti, misalnya dengan Balanced Accuracy.</w:t>
+        <w:t xml:space="preserve"> Grid search memilih var_smoothing yang besar sehingga Naive Bayes lebih jarang menebak "dapat S-Rank": akurasinya naik, tetapi recall turun dari 0,65 menjadi 0,36 dan Balanced Accuracy dari 0,7762 menjadi 0,6765. Hal ini terjadi karena grid search mengoptimalkan accuracy. Jika yang diutamakan adalah menangkap kelas minoritas, metrik pemilihan perlu diganti, misalnya dengan Balanced Accuracy.</w:t>
       </w:r>
     </w:p>
     <w:p>
@@ -18441,7 +18451,7 @@
         <w:jc w:val="both"/>
       </w:pPr>
       <w:r>
-        <w:t xml:space="preserve">Simpangan baku (±2,7–4,6%) jauh lebih besar daripada pada data simulasi (±0,1–0,2%) karena jumlah data asli jauh lebih sedikit.</w:t>
+        <w:t xml:space="preserve">Simpangan baku (±1,0–10,2%) jauh lebih besar daripada pada data simulasi (±0,1–0,2%) karena jumlah data asli jauh lebih sedikit.</w:t>
       </w:r>
     </w:p>
     <w:p>
@@ -18461,7 +18471,7 @@
         <w:jc w:val="both"/>
       </w:pPr>
       <w:r>
-        <w:t xml:space="preserve">Tabel 4.7 menunjukkan hasil uji t berpasangan terkoreksi (Subbab 2.7) pada tugas B. Setiap model dibandingkan dengan algoritma berakurasi rata-rata tertinggi sebelum dibulatkan, yaitu XGBoost pada data simulasi dan Decision Tree pada data asli. Selisih bernilai negatif berarti model tersebut lebih rendah daripada acuan, dan p-value bercetak tebal menandakan selisih yang signifikan (p &lt; 0,05).</w:t>
+        <w:t xml:space="preserve">Tabel 4.7 menunjukkan hasil uji t berpasangan terkoreksi (Subbab 2.7) pada tugas B. Setiap model dibandingkan dengan algoritma berakurasi rata-rata tertinggi sebelum dibulatkan, yaitu XGBoost pada data simulasi dan Random Forest pada data asli. Selisih bernilai negatif berarti model tersebut lebih rendah daripada acuan, dan p-value bercetak tebal menandakan selisih yang signifikan (p &lt; 0,05).</w:t>
       </w:r>
     </w:p>
     <w:p>
@@ -18642,7 +18652,7 @@
                 <w:sz w:val="19"/>
                 <w:szCs w:val="19"/>
               </w:rPr>
-              <w:t xml:space="preserve">Selisih dari Decision Tree (data asli)</w:t>
+              <w:t xml:space="preserve">Selisih dari Random Forest (data asli)</w:t>
             </w:r>
           </w:p>
         </w:tc>
@@ -18812,7 +18822,7 @@
                 <w:sz w:val="19"/>
                 <w:szCs w:val="19"/>
               </w:rPr>
-              <w:t xml:space="preserve">−6,53 poin</w:t>
+              <w:t xml:space="preserve">−5,90 poin</w:t>
             </w:r>
           </w:p>
         </w:tc>
@@ -18846,7 +18856,7 @@
                 <w:sz w:val="19"/>
                 <w:szCs w:val="19"/>
               </w:rPr>
-              <w:t xml:space="preserve">0,042</w:t>
+              <w:t xml:space="preserve">0,003</w:t>
             </w:r>
           </w:p>
         </w:tc>
@@ -18979,7 +18989,7 @@
                 <w:sz w:val="19"/>
                 <w:szCs w:val="19"/>
               </w:rPr>
-              <w:t xml:space="preserve">+0,58 poin</w:t>
+              <w:t xml:space="preserve">+0,28 poin</w:t>
             </w:r>
           </w:p>
         </w:tc>
@@ -19011,7 +19021,7 @@
                 <w:sz w:val="19"/>
                 <w:szCs w:val="19"/>
               </w:rPr>
-              <w:t xml:space="preserve">0,210</w:t>
+              <w:t xml:space="preserve">0,541</w:t>
             </w:r>
           </w:p>
         </w:tc>
@@ -19146,7 +19156,7 @@
                 <w:sz w:val="19"/>
                 <w:szCs w:val="19"/>
               </w:rPr>
-              <w:t xml:space="preserve">−1,63 poin</w:t>
+              <w:t xml:space="preserve">−1,62 poin</w:t>
             </w:r>
           </w:p>
         </w:tc>
@@ -19178,7 +19188,7 @@
                 <w:sz w:val="19"/>
                 <w:szCs w:val="19"/>
               </w:rPr>
-              <w:t xml:space="preserve">0,471</w:t>
+              <w:t xml:space="preserve">0,297</w:t>
             </w:r>
           </w:p>
         </w:tc>
@@ -19311,7 +19321,7 @@
                 <w:sz w:val="19"/>
                 <w:szCs w:val="19"/>
               </w:rPr>
-              <w:t xml:space="preserve">−2,15 poin</w:t>
+              <w:t xml:space="preserve">−7,06 poin</w:t>
             </w:r>
           </w:p>
         </w:tc>
@@ -19343,7 +19353,7 @@
                 <w:sz w:val="19"/>
                 <w:szCs w:val="19"/>
               </w:rPr>
-              <w:t xml:space="preserve">0,306</w:t>
+              <w:t xml:space="preserve">0,409</w:t>
             </w:r>
           </w:p>
         </w:tc>
@@ -19478,7 +19488,7 @@
                 <w:sz w:val="19"/>
                 <w:szCs w:val="19"/>
               </w:rPr>
-              <w:t xml:space="preserve">−1,76 poin</w:t>
+              <w:t xml:space="preserve">−0,98 poin</w:t>
             </w:r>
           </w:p>
         </w:tc>
@@ -19510,7 +19520,7 @@
                 <w:sz w:val="19"/>
                 <w:szCs w:val="19"/>
               </w:rPr>
-              <w:t xml:space="preserve">0,497</w:t>
+              <w:t xml:space="preserve">0,193</w:t>
             </w:r>
           </w:p>
         </w:tc>
@@ -19643,7 +19653,7 @@
                 <w:sz w:val="19"/>
                 <w:szCs w:val="19"/>
               </w:rPr>
-              <w:t xml:space="preserve">acuan</w:t>
+              <w:t xml:space="preserve">−0,07 poin</w:t>
             </w:r>
           </w:p>
         </w:tc>
@@ -19675,7 +19685,7 @@
                 <w:sz w:val="19"/>
                 <w:szCs w:val="19"/>
               </w:rPr>
-              <w:t xml:space="preserve">–</w:t>
+              <w:t xml:space="preserve">0,802</w:t>
             </w:r>
           </w:p>
         </w:tc>
@@ -19808,7 +19818,7 @@
                 <w:sz w:val="19"/>
                 <w:szCs w:val="19"/>
               </w:rPr>
-              <w:t xml:space="preserve">−0,21 poin</w:t>
+              <w:t xml:space="preserve">acuan</w:t>
             </w:r>
           </w:p>
         </w:tc>
@@ -19840,7 +19850,7 @@
                 <w:sz w:val="19"/>
                 <w:szCs w:val="19"/>
               </w:rPr>
-              <w:t xml:space="preserve">0,745</w:t>
+              <w:t xml:space="preserve">–</w:t>
             </w:r>
           </w:p>
         </w:tc>
@@ -19973,7 +19983,7 @@
                 <w:sz w:val="19"/>
                 <w:szCs w:val="19"/>
               </w:rPr>
-              <w:t xml:space="preserve">−0,77 poin</w:t>
+              <w:t xml:space="preserve">−2,66 poin</w:t>
             </w:r>
           </w:p>
         </w:tc>
@@ -20005,7 +20015,7 @@
                 <w:sz w:val="19"/>
                 <w:szCs w:val="19"/>
               </w:rPr>
-              <w:t xml:space="preserve">0,616</w:t>
+              <w:t xml:space="preserve">0,601</w:t>
             </w:r>
           </w:p>
         </w:tc>
@@ -20051,7 +20061,7 @@
         <w:t xml:space="preserve">Data asli:</w:t>
       </w:r>
       <w:r>
-        <w:t xml:space="preserve"> hanya baseline yang nyata lebih rendah daripada Decision Tree (p = 0,042). Selisih Decision Tree dengan kelima algoritma lain (0,21–2,15 poin) tidak signifikan (p = 0,31–0,75).</w:t>
+        <w:t xml:space="preserve"> hanya baseline yang nyata lebih rendah daripada Random Forest (p = 0,003). Selisih Random Forest dengan kelima algoritma lain (0,07–7,06 poin) tidak signifikan (p = 0,19–0,80).</w:t>
       </w:r>
     </w:p>
     <w:p>
@@ -20065,7 +20075,7 @@
         <w:jc w:val="both"/>
       </w:pPr>
       <w:r>
-        <w:t xml:space="preserve">Dengan 20 siklus pity yang dibagi menjadi 5 fold, data asli belum cukup untuk membuktikan bahwa satu algoritma benar-benar lebih unggul daripada yang lain. Yang dapat disimpulkan dengan yakin adalah Decision Tree lebih baik daripada baseline, sedangkan urutan keenam algoritma pada data asli masih mungkin berubah jika data bertambah.</w:t>
+        <w:t xml:space="preserve">Dengan 25 siklus pity yang dibagi menjadi 5 fold, data asli belum cukup untuk membuktikan bahwa satu algoritma benar-benar lebih unggul daripada yang lain. Yang dapat disimpulkan dengan yakin adalah Random Forest lebih baik daripada baseline, sedangkan urutan keenam algoritma pada data asli masih mungkin berubah jika data bertambah.</w:t>
       </w:r>
     </w:p>
     <w:p>
@@ -20438,7 +20448,7 @@
                 <w:sz w:val="20"/>
                 <w:szCs w:val="20"/>
               </w:rPr>
-              <w:t xml:space="preserve">788</w:t>
+              <w:t xml:space="preserve">916</w:t>
             </w:r>
           </w:p>
         </w:tc>
@@ -20470,7 +20480,7 @@
                 <w:sz w:val="20"/>
                 <w:szCs w:val="20"/>
               </w:rPr>
-              <w:t xml:space="preserve">4</w:t>
+              <w:t xml:space="preserve">5</w:t>
             </w:r>
           </w:p>
         </w:tc>
@@ -20635,7 +20645,7 @@
                 <w:sz w:val="20"/>
                 <w:szCs w:val="20"/>
               </w:rPr>
-              <w:t xml:space="preserve">107</w:t>
+              <w:t xml:space="preserve">119</w:t>
             </w:r>
           </w:p>
         </w:tc>
@@ -20667,7 +20677,7 @@
                 <w:sz w:val="20"/>
                 <w:szCs w:val="20"/>
               </w:rPr>
-              <w:t xml:space="preserve">1</w:t>
+              <w:t xml:space="preserve">2</w:t>
             </w:r>
           </w:p>
         </w:tc>
@@ -20699,7 +20709,7 @@
                 <w:sz w:val="20"/>
                 <w:szCs w:val="20"/>
               </w:rPr>
-              <w:t xml:space="preserve">0,9%</w:t>
+              <w:t xml:space="preserve">1,7%</w:t>
             </w:r>
           </w:p>
         </w:tc>
@@ -21230,7 +21240,7 @@
                 <w:sz w:val="20"/>
                 <w:szCs w:val="20"/>
               </w:rPr>
-              <w:t xml:space="preserve">260</w:t>
+              <w:t xml:space="preserve">354</w:t>
             </w:r>
           </w:p>
         </w:tc>
@@ -21262,7 +21272,7 @@
                 <w:sz w:val="20"/>
                 <w:szCs w:val="20"/>
               </w:rPr>
-              <w:t xml:space="preserve">1</w:t>
+              <w:t xml:space="preserve">3</w:t>
             </w:r>
           </w:p>
         </w:tc>
@@ -21294,7 +21304,7 @@
                 <w:sz w:val="20"/>
                 <w:szCs w:val="20"/>
               </w:rPr>
-              <w:t xml:space="preserve">0,4%</w:t>
+              <w:t xml:space="preserve">0,8%</w:t>
             </w:r>
           </w:p>
         </w:tc>
@@ -21810,7 +21820,7 @@
         <w:t xml:space="preserve">Agent:</w:t>
       </w:r>
       <w:r>
-        <w:t xml:space="preserve"> laju S-Rank hampir nol sampai pull ke-73 (5 S-Rank dari 895 pull), lalu melonjak menjadi 14,3% pada pull ke-74–78 dan 37,5% pada pull ke-79–90. Pola ini sangat dekat dengan model Markov yang memakai estimasi soft pity pull ke-74.</w:t>
+        <w:t xml:space="preserve"> laju S-Rank hampir nol sampai pull ke-73 (7 S-Rank dari 1.035 pull), lalu melonjak menjadi 14,3% pada pull ke-74–78 dan 37,5% pada pull ke-79–90. Pola ini sangat dekat dengan model Markov yang memakai estimasi soft pity pull ke-74.</w:t>
       </w:r>
     </w:p>
     <w:p>
@@ -21831,7 +21841,7 @@
         <w:t xml:space="preserve">W-Engine:</w:t>
       </w:r>
       <w:r>
-        <w:t xml:space="preserve"> tidak ada S-Rank antara pull ke-21 dan ke-65, lalu 4 dari 11 pull pada pull ke-65 ke atas menghasilkan S-Rank (36,4%), lebih tinggi daripada model (12,0%). Hal ini mengisyaratkan bahwa peluang W-Engine setelah soft pity mungkin naik lebih cepat daripada asumsi, tetapi datanya masih terlalu sedikit untuk disimpulkan.</w:t>
+        <w:t xml:space="preserve"> sebelum pull ke-65 hanya 3 S-Rank dari 390 pull (0,8%), lalu 4 dari 11 pull pada pull ke-65 ke atas menghasilkan S-Rank (36,4%), lebih tinggi daripada model (12,0%). Hal ini mengisyaratkan bahwa peluang W-Engine setelah soft pity mungkin naik lebih cepat daripada asumsi, tetapi datanya masih terlalu sedikit untuk disimpulkan.</w:t>
       </w:r>
     </w:p>
     <w:p>
@@ -21855,7 +21865,7 @@
         <w:t xml:space="preserve">hanya dengan data asli</w:t>
       </w:r>
       <w:r>
-        <w:t xml:space="preserve"> (max_depth 6, min_samples_leaf 50, pengaturan yang terpilih di setiap fold nested CV) memisahkan data pertama kali (akar pohon) pada pity_ratio 0,735, yaitu pity ±66 untuk Agent dan ±59 untuk W-Engine. Titik ini sekitar 8–10 pull sebelum soft pity, sama seperti Decision Tree yang dilatih dengan data simulasi (pity_ratio 0,71–0,74).</w:t>
+        <w:t xml:space="preserve"> (max_depth 6, min_samples_leaf 50, pengaturan yang terpilih di setiap fold nested CV) memisahkan data pertama kali (akar pohon) pada pity_ratio 0,724, yaitu pity ±65 untuk Agent dan ±58 untuk W-Engine. Titik ini sekitar 8–10 pull sebelum soft pity, sama seperti Decision Tree yang dilatih dengan data simulasi (pity_ratio 0,71–0,74).</w:t>
       </w:r>
     </w:p>
     <w:p>
@@ -21931,7 +21941,7 @@
         <w:t xml:space="preserve">Algoritma terbaik.</w:t>
       </w:r>
       <w:r>
-        <w:t xml:space="preserve"> Pada tugas B, Decision Tree, Random Forest, XGBoost, dan KNN mencapai akurasi ±91,1% di simulasi dan ±93,1–93,4% di data asli. Pada data simulasi, nilai ini sama dengan batas atas teori (Markov Chain) dan perbedaan di antara keempatnya tidak signifikan, sehingga keempat algoritma tersebut sudah bekerja maksimal.</w:t>
+        <w:t xml:space="preserve"> Pada tugas B, Decision Tree, Random Forest, XGBoost, dan KNN mencapai akurasi ±91,1% di simulasi dan ±92,3–92,5% di data asli. Pada data simulasi, nilai ini sama dengan batas atas teori (Markov Chain) dan perbedaan di antara keempatnya tidak signifikan, sehingga keempat algoritma tersebut sudah bekerja maksimal.</w:t>
       </w:r>
     </w:p>
     <w:p>
@@ -21952,7 +21962,7 @@
         <w:t xml:space="preserve">Model pohon menemukan soft pity sendiri.</w:t>
       </w:r>
       <w:r>
-        <w:t xml:space="preserve"> Aturan Decision Tree memisahkan data di sekitar pity_ratio 0,71–0,74 pada data simulasi dan 0,735 pada data asli, yaitu sekitar 10 pull sebelum soft pity, tepat saat jendela 10 pull ke depan mulai menyentuh soft pity. Model tidak pernah diberi tahu tentang soft pity (Gambar 4.10).</w:t>
+        <w:t xml:space="preserve"> Aturan Decision Tree memisahkan data di sekitar pity_ratio 0,71–0,74 pada data simulasi dan 0,724 pada data asli, yaitu sekitar 10 pull sebelum soft pity, tepat saat jendela 10 pull ke depan mulai menyentuh soft pity. Model tidak pernah diberi tahu tentang soft pity (Gambar 4.10).</w:t>
       </w:r>
     </w:p>
     <w:p>
@@ -21991,10 +22001,10 @@
           <w:b/>
           <w:bCs/>
         </w:rPr>
-        <w:t xml:space="preserve">KNN setara model pohon</w:t>
-      </w:r>
-      <w:r>
-        <w:t xml:space="preserve"> karena fiturnya sedikit dan nilainya berulang, sehingga tetangga terdekat praktis adalah pull dengan pity yang sama. Kelemahannya, KNN menyimpan seluruh data latih, paling lambat saat prediksi, dan nilai k harus disesuaikan dengan ukuran data (Subbab 4.6).</w:t>
+        <w:t xml:space="preserve">KNN setara model pohon pada data simulasi</w:t>
+      </w:r>
+      <w:r>
+        <w:t xml:space="preserve"> karena fiturnya sedikit dan nilainya berulang, sehingga tetangga terdekat praktis adalah pull dengan pity yang sama. Kelemahannya, KNN menyimpan seluruh data latih, paling lambat saat prediksi, dan tidak stabil pada data asli yang kecil (Subbab 4.6).</w:t>
       </w:r>
     </w:p>
     <w:p>
@@ -22015,7 +22025,7 @@
         <w:t xml:space="preserve">Fitur guaranteed hampir tidak berpengaruh</w:t>
       </w:r>
       <w:r>
-        <w:t xml:space="preserve"> (Gambar 4.11). Hal ini sesuai aturan permainan: guaranteed hanya menentukan S-Rank mana yang keluar, bukan kapan S-Rank keluar.</w:t>
+        <w:t xml:space="preserve"> pada model yang dilatih dengan data simulasi (Gambar 4.11). Hal ini sesuai aturan permainan: guaranteed hanya menentukan S-Rank mana yang keluar, bukan kapan S-Rank keluar. Namun pada data asli yang kecil, fitur ini justru dapat menyesatkan KNN dan XGBoost ketika siklus guaranteed di data latih hanya sedikit (Subbab 4.6).</w:t>
       </w:r>
     </w:p>
     <w:p>
@@ -22036,7 +22046,7 @@
         <w:t xml:space="preserve">Konsisten pada data asli.</w:t>
       </w:r>
       <w:r>
-        <w:t xml:space="preserve"> Urutan kinerja algoritma pada data asli sama dengan pada simulasi, dan laju S-Rank per pull pada data asli mengikuti model Markov (Subbab 4.8). Artinya, asumsi soft pity yang dipakai simulasi tidak bertentangan dengan perilaku gacha sungguhan, dengan catatan data asli baru berasal dari 2 akun.</w:t>
+        <w:t xml:space="preserve"> Urutan kinerja algoritma pada data asli sama dengan pada simulasi, dan laju S-Rank per pull pada data asli mengikuti model Markov (Subbab 4.8). Artinya, asumsi soft pity yang dipakai simulasi tidak bertentangan dengan perilaku gacha sungguhan, dengan catatan data asli baru berasal dari 3 akun.</w:t>
       </w:r>
     </w:p>
     <w:p>
@@ -22057,7 +22067,7 @@
         <w:t xml:space="preserve">Tidak bergantung pada simulasi.</w:t>
       </w:r>
       <w:r>
-        <w:t xml:space="preserve"> Ketika dilatih dan diuji dengan data asli saja (1.209 baris), model berbasis pohon tetap tertinggi (92,3–93,1%), walaupun selisihnya dengan algoritma lain belum signifikan. Kesimpulan penelitian tidak berubah walaupun data simulasi tidak dipakai sama sekali.</w:t>
+        <w:t xml:space="preserve"> Ketika dilatih dan diuji dengan data asli saja (1.425 baris), Random Forest dan Decision Tree tetap tertinggi (92,3–92,4%), walaupun selisihnya dengan algoritma lain belum signifikan. Kesimpulan penelitian tidak berubah walaupun data simulasi tidak dipakai sama sekali.</w:t>
       </w:r>
     </w:p>
     <w:p>
@@ -22078,7 +22088,7 @@
         <w:t xml:space="preserve">Pengaruh grid search.</w:t>
       </w:r>
       <w:r>
-        <w:t xml:space="preserve"> Grid search paling berpengaruh pada algoritma yang pengaturan awalnya tidak cocok dengan data, yaitu Naive Bayes dan KNN pada data asli, sedangkan model berbasis pohon hampir tidak berubah. Kesimpulan tentang algoritma terbaik tidak berubah setelah grid search.</w:t>
+        <w:t xml:space="preserve"> Grid search paling berpengaruh pada Naive Bayes, yang pengaturan awalnya tidak cocok dengan data, sedangkan model berbasis pohon hampir tidak berubah. Pada data asli yang kecil, grid search di dalam setiap fold tidak selalu memilih pengaturan yang lebih baik, sehingga hasilnya perlu dibaca bersama simpangan bakunya. Kesimpulan tentang algoritma terbaik tidak berubah setelah grid search.</w:t>
       </w:r>
     </w:p>
     <w:p>
@@ -22292,7 +22302,7 @@
         <w:jc w:val="both"/>
       </w:pPr>
       <w:r>
-        <w:t xml:space="preserve">Untuk memprediksi S-Rank dalam 10 pull berikutnya, Decision Tree, Random Forest, XGBoost, dan KNN memberikan akurasi tertinggi dan tidak berbeda nyata satu sama lain (±91,1% pada simulasi, ±93,1–93,4% pada data asli), hampir menyamai acuan teori. Naive Bayes (89,2%) dan Logistic Regression (88,9%) nyata lebih rendah pada data simulasi walaupun hyperparameter-nya sudah dipilih dengan grid search. Saat dilatih dan diuji hanya dengan data asli (1.209 baris), Decision Tree memperoleh akurasi tertinggi (93,10%), tetapi selisihnya dengan kelima algoritma lain belum signifikan karena data asli baru 20 siklus pity.</w:t>
+        <w:t xml:space="preserve">Untuk memprediksi S-Rank dalam 10 pull berikutnya, Decision Tree, Random Forest, XGBoost, dan KNN memberikan akurasi tertinggi dan tidak berbeda nyata satu sama lain (±91,1% pada simulasi, ±92,3–92,5% pada data asli), hampir menyamai acuan teori. Naive Bayes (89,2%) dan Logistic Regression (88,9%) nyata lebih rendah pada data simulasi walaupun hyperparameter-nya sudah dipilih dengan grid search. Saat dilatih dan diuji hanya dengan data asli (1.425 baris), Random Forest memperoleh akurasi tertinggi (92,35%), tetapi selisihnya dengan kelima algoritma lain belum signifikan karena data asli baru 25 siklus pity.</w:t>
       </w:r>
     </w:p>
     <w:p>
@@ -22306,7 +22316,7 @@
         <w:jc w:val="both"/>
       </w:pPr>
       <w:r>
-        <w:t xml:space="preserve">Grid search terutama memperbaiki algoritma yang pengaturan awalnya tidak cocok dengan data (Naive Bayes, dan KNN pada data asli yang kecil), tetapi tidak mengubah kesimpulan tentang algoritma terbaik.</w:t>
+        <w:t xml:space="preserve">Grid search terutama memperbaiki Naive Bayes. Pada data asli yang kecil, hasil grid search tidak selalu lebih baik, dan algoritma yang fleksibel seperti KNN dapat mempelajari pola keliru dari fitur guaranteed; kesimpulan tentang algoritma terbaik tidak berubah.</w:t>
       </w:r>
     </w:p>
     <w:p>
@@ -22372,7 +22382,21 @@
         <w:jc w:val="both"/>
       </w:pPr>
       <w:r>
-        <w:t xml:space="preserve">Data asli baru berasal dari 2 akun (22 S-Rank, 20 siklus pity). Baris-baris dalam satu siklus saling berkaitan, sehingga informasi yang sebenarnya lebih sedikit daripada jumlah baris, dan simpangan baku hasilnya masih ±2,7–4,6%. Akibatnya, uji signifikansi pada data asli memiliki daya uji yang rendah: selisih kecil antaralgoritma sulit dibuktikan walaupun mungkin ada.</w:t>
+        <w:t xml:space="preserve">Data asli baru berasal dari 3 akun (28 S-Rank, 25 siklus pity). Baris-baris dalam satu siklus saling berkaitan, sehingga informasi yang sebenarnya lebih sedikit daripada jumlah baris, dan simpangan baku hasilnya masih ±1,0–10,2%. Akibatnya, uji signifikansi pada data asli memiliki daya uji yang rendah: selisih kecil antaralgoritma sulit dibuktikan walaupun mungkin ada.</w:t>
+      </w:r>
+    </w:p>
+    <w:p>
+      <w:pPr>
+        <w:pStyle w:val="ListParagraph"/>
+        <w:numPr>
+          <w:ilvl w:val="0"/>
+          <w:numId w:val="3"/>
+        </w:numPr>
+        <w:spacing w:after="60" w:line="360"/>
+        <w:jc w:val="both"/>
+      </w:pPr>
+      <w:r>
+        <w:t xml:space="preserve">Siklus berstatus guaranteed pada data asli masih sangat sedikit, sehingga algoritma yang fleksibel seperti KNN dan XGBoost dapat mempelajari pola keliru dari fitur guaranteed (Subbab 4.6).</w:t>
       </w:r>
     </w:p>
     <w:p>

--- a/docs/tugas/UAS_Laporan_Akhir_Kelompok6_A11.4502.docx
+++ b/docs/tugas/UAS_Laporan_Akhir_Kelompok6_A11.4502.docx
@@ -4,7 +4,7 @@
   <w:body>
     <w:p>
       <w:pPr>
-        <w:spacing w:after="120" w:before="600" w:line="360"/>
+        <w:spacing w:after="120" w:before="0" w:line="276"/>
         <w:jc w:val="center"/>
       </w:pPr>
       <w:r>
@@ -19,7 +19,7 @@
     </w:p>
     <w:p>
       <w:pPr>
-        <w:spacing w:after="240" w:before="360" w:line="360"/>
+        <w:spacing w:after="240" w:before="240" w:line="276"/>
         <w:jc w:val="center"/>
       </w:pPr>
       <w:r>
@@ -40,7 +40,7 @@
       <w:r>
         <w:drawing>
           <wp:inline distT="0" distB="0" distL="0" distR="0">
-            <wp:extent cx="1428750" cy="1428750"/>
+            <wp:extent cx="1285875" cy="1285875"/>
             <wp:effectExtent t="0" r="0" b="0" l="0"/>
             <wp:docPr id="1" name="logo_udinus" descr="Logo Universitas Dian Nuswantoro" title="Logo Universitas Dian Nuswantoro"/>
             <wp:cNvGraphicFramePr>
@@ -65,7 +65,7 @@
                   <pic:spPr bwMode="auto">
                     <a:xfrm>
                       <a:off x="0" y="0"/>
-                      <a:ext cx="1428750" cy="1428750"/>
+                      <a:ext cx="1285875" cy="1285875"/>
                     </a:xfrm>
                     <a:prstGeom prst="rect">
                       <a:avLst/>
@@ -80,7 +80,7 @@
     </w:p>
     <w:p>
       <w:pPr>
-        <w:spacing w:after="120" w:before="0" w:line="360"/>
+        <w:spacing w:after="0" w:before="0" w:line="276"/>
         <w:jc w:val="center"/>
       </w:pPr>
       <w:r>
@@ -89,7 +89,7 @@
     </w:p>
     <w:p>
       <w:pPr>
-        <w:spacing w:after="360" w:before="0" w:line="360"/>
+        <w:spacing w:after="240" w:before="0" w:line="276"/>
         <w:jc w:val="center"/>
       </w:pPr>
       <w:r>
@@ -105,7 +105,7 @@
     </w:p>
     <w:p>
       <w:pPr>
-        <w:spacing w:after="240" w:before="0" w:line="360"/>
+        <w:spacing w:after="160" w:before="0" w:line="276"/>
         <w:jc w:val="center"/>
       </w:pPr>
       <w:r>
@@ -765,7 +765,7 @@
     </w:tbl>
     <w:p>
       <w:pPr>
-        <w:spacing w:after="0" w:before="480" w:line="360"/>
+        <w:spacing w:after="0" w:before="360" w:line="276"/>
         <w:jc w:val="center"/>
       </w:pPr>
       <w:r>
@@ -774,7 +774,7 @@
     </w:p>
     <w:p>
       <w:pPr>
-        <w:spacing w:after="720" w:before="0" w:line="360"/>
+        <w:spacing w:after="480" w:before="0" w:line="276"/>
         <w:jc w:val="center"/>
       </w:pPr>
       <w:r>
@@ -787,7 +787,7 @@
     </w:p>
     <w:p>
       <w:pPr>
-        <w:spacing w:after="0" w:before="0" w:line="360"/>
+        <w:spacing w:after="0" w:before="0" w:line="276"/>
         <w:jc w:val="center"/>
       </w:pPr>
       <w:r>
@@ -800,7 +800,7 @@
     </w:p>
     <w:p>
       <w:pPr>
-        <w:spacing w:after="0" w:before="0" w:line="360"/>
+        <w:spacing w:after="0" w:before="0" w:line="276"/>
         <w:jc w:val="center"/>
       </w:pPr>
       <w:r>
@@ -813,7 +813,7 @@
     </w:p>
     <w:p>
       <w:pPr>
-        <w:spacing w:after="0" w:before="0" w:line="360"/>
+        <w:spacing w:after="0" w:before="0" w:line="276"/>
         <w:jc w:val="center"/>
       </w:pPr>
       <w:r>
@@ -826,7 +826,7 @@
     </w:p>
     <w:p>
       <w:pPr>
-        <w:spacing w:after="0" w:before="0" w:line="360"/>
+        <w:spacing w:after="0" w:before="0" w:line="276"/>
         <w:jc w:val="center"/>
       </w:pPr>
       <w:r>
@@ -839,7 +839,7 @@
     </w:p>
     <w:p>
       <w:pPr>
-        <w:spacing w:after="0" w:before="0" w:line="360"/>
+        <w:spacing w:after="0" w:before="0" w:line="276"/>
         <w:jc w:val="center"/>
       </w:pPr>
       <w:r>

--- a/docs/tugas/UAS_Laporan_Akhir_Kelompok6_A11.4502.docx
+++ b/docs/tugas/UAS_Laporan_Akhir_Kelompok6_A11.4502.docx
@@ -4,8 +4,12 @@
   <w:body>
     <w:p>
       <w:pPr>
-        <w:spacing w:after="120" w:before="0" w:line="276"/>
+        <w:spacing w:after="120" w:before="0" w:line="276" w:lineRule="auto"/>
         <w:jc w:val="center"/>
+        <w:rPr>
+          <w:sz w:val="32"/>
+          <w:szCs w:val="32"/>
+        </w:rPr>
       </w:pPr>
       <w:r>
         <w:rPr>
@@ -19,8 +23,12 @@
     </w:p>
     <w:p>
       <w:pPr>
-        <w:spacing w:after="240" w:before="240" w:line="276"/>
+        <w:spacing w:after="240" w:before="240" w:line="276" w:lineRule="auto"/>
         <w:jc w:val="center"/>
+        <w:rPr>
+          <w:sz w:val="28"/>
+          <w:szCs w:val="28"/>
+        </w:rPr>
       </w:pPr>
       <w:r>
         <w:rPr>
@@ -80,7 +88,7 @@
     </w:p>
     <w:p>
       <w:pPr>
-        <w:spacing w:after="0" w:before="0" w:line="276"/>
+        <w:spacing w:after="0" w:before="0" w:line="276" w:lineRule="auto"/>
         <w:jc w:val="center"/>
       </w:pPr>
       <w:r>
@@ -89,7 +97,7 @@
     </w:p>
     <w:p>
       <w:pPr>
-        <w:spacing w:after="240" w:before="0" w:line="276"/>
+        <w:spacing w:after="240" w:before="0" w:line="276" w:lineRule="auto"/>
         <w:jc w:val="center"/>
       </w:pPr>
       <w:r>
@@ -105,7 +113,7 @@
     </w:p>
     <w:p>
       <w:pPr>
-        <w:spacing w:after="160" w:before="0" w:line="276"/>
+        <w:spacing w:after="160" w:before="0" w:line="276" w:lineRule="auto"/>
         <w:jc w:val="center"/>
       </w:pPr>
       <w:r>
@@ -765,7 +773,7 @@
     </w:tbl>
     <w:p>
       <w:pPr>
-        <w:spacing w:after="0" w:before="360" w:line="276"/>
+        <w:spacing w:after="0" w:before="360" w:line="276" w:lineRule="auto"/>
         <w:jc w:val="center"/>
       </w:pPr>
       <w:r>
@@ -774,7 +782,7 @@
     </w:p>
     <w:p>
       <w:pPr>
-        <w:spacing w:after="480" w:before="0" w:line="276"/>
+        <w:spacing w:after="480" w:before="0" w:line="276" w:lineRule="auto"/>
         <w:jc w:val="center"/>
       </w:pPr>
       <w:r>
@@ -787,7 +795,7 @@
     </w:p>
     <w:p>
       <w:pPr>
-        <w:spacing w:after="0" w:before="0" w:line="276"/>
+        <w:spacing w:after="0" w:before="0" w:line="276" w:lineRule="auto"/>
         <w:jc w:val="center"/>
       </w:pPr>
       <w:r>
@@ -800,7 +808,7 @@
     </w:p>
     <w:p>
       <w:pPr>
-        <w:spacing w:after="0" w:before="0" w:line="276"/>
+        <w:spacing w:after="0" w:before="0" w:line="276" w:lineRule="auto"/>
         <w:jc w:val="center"/>
       </w:pPr>
       <w:r>
@@ -813,7 +821,7 @@
     </w:p>
     <w:p>
       <w:pPr>
-        <w:spacing w:after="0" w:before="0" w:line="276"/>
+        <w:spacing w:after="0" w:before="0" w:line="276" w:lineRule="auto"/>
         <w:jc w:val="center"/>
       </w:pPr>
       <w:r>
@@ -826,7 +834,7 @@
     </w:p>
     <w:p>
       <w:pPr>
-        <w:spacing w:after="0" w:before="0" w:line="276"/>
+        <w:spacing w:after="0" w:before="0" w:line="276" w:lineRule="auto"/>
         <w:jc w:val="center"/>
       </w:pPr>
       <w:r>
@@ -839,7 +847,7 @@
     </w:p>
     <w:p>
       <w:pPr>
-        <w:spacing w:after="0" w:before="0" w:line="276"/>
+        <w:spacing w:after="0" w:before="0" w:line="276" w:lineRule="auto"/>
         <w:jc w:val="center"/>
       </w:pPr>
       <w:r>

--- a/docs/tugas/UAS_Laporan_Akhir_Kelompok6_A11.4502.docx
+++ b/docs/tugas/UAS_Laporan_Akhir_Kelompok6_A11.4502.docx
@@ -139,7 +139,7 @@
     </w:p>
     <w:tbl>
       <w:tblPr>
-        <w:tblW w:type="dxa" w:w="7600"/>
+        <w:tblW w:type="dxa" w:w="7938"/>
         <w:tblBorders>
           <w:top w:val="single" w:color="auto" w:sz="4"/>
           <w:left w:val="single" w:color="auto" w:sz="4"/>
@@ -150,9 +150,9 @@
         </w:tblBorders>
       </w:tblPr>
       <w:tblGrid>
-        <w:gridCol w:w="1976"/>
-        <w:gridCol w:w="2432"/>
-        <w:gridCol w:w="3192"/>
+        <w:gridCol w:w="1746"/>
+        <w:gridCol w:w="3016"/>
+        <w:gridCol w:w="3176"/>
       </w:tblGrid>
       <w:tr>
         <w:trPr>
@@ -161,7 +161,7 @@
         </w:trPr>
         <w:tc>
           <w:tcPr>
-            <w:tcW w:type="dxa" w:w="1976"/>
+            <w:tcW w:type="dxa" w:w="1746"/>
             <w:tcBorders>
               <w:top w:val="single" w:color="808080" w:sz="4"/>
               <w:left w:val="single" w:color="808080" w:sz="4"/>
@@ -187,8 +187,8 @@
               <w:rPr>
                 <w:b/>
                 <w:bCs/>
-                <w:sz w:val="22"/>
-                <w:szCs w:val="22"/>
+                <w:sz w:val="21"/>
+                <w:szCs w:val="21"/>
               </w:rPr>
               <w:t xml:space="preserve">NIM</w:t>
             </w:r>
@@ -196,7 +196,7 @@
         </w:tc>
         <w:tc>
           <w:tcPr>
-            <w:tcW w:type="dxa" w:w="2432"/>
+            <w:tcW w:type="dxa" w:w="3016"/>
             <w:tcBorders>
               <w:top w:val="single" w:color="808080" w:sz="4"/>
               <w:left w:val="single" w:color="808080" w:sz="4"/>
@@ -222,8 +222,8 @@
               <w:rPr>
                 <w:b/>
                 <w:bCs/>
-                <w:sz w:val="22"/>
-                <w:szCs w:val="22"/>
+                <w:sz w:val="21"/>
+                <w:szCs w:val="21"/>
               </w:rPr>
               <w:t xml:space="preserve">Nama</w:t>
             </w:r>
@@ -231,7 +231,7 @@
         </w:tc>
         <w:tc>
           <w:tcPr>
-            <w:tcW w:type="dxa" w:w="3192"/>
+            <w:tcW w:type="dxa" w:w="3176"/>
             <w:tcBorders>
               <w:top w:val="single" w:color="808080" w:sz="4"/>
               <w:left w:val="single" w:color="808080" w:sz="4"/>
@@ -257,8 +257,8 @@
               <w:rPr>
                 <w:b/>
                 <w:bCs/>
-                <w:sz w:val="22"/>
-                <w:szCs w:val="22"/>
+                <w:sz w:val="21"/>
+                <w:szCs w:val="21"/>
               </w:rPr>
               <w:t xml:space="preserve">Peran</w:t>
             </w:r>
@@ -271,7 +271,7 @@
         </w:trPr>
         <w:tc>
           <w:tcPr>
-            <w:tcW w:type="dxa" w:w="1976"/>
+            <w:tcW w:type="dxa" w:w="1746"/>
             <w:tcBorders>
               <w:top w:val="single" w:color="808080" w:sz="4"/>
               <w:left w:val="single" w:color="808080" w:sz="4"/>
@@ -294,8 +294,8 @@
             </w:pPr>
             <w:r>
               <w:rPr>
-                <w:sz w:val="22"/>
-                <w:szCs w:val="22"/>
+                <w:sz w:val="21"/>
+                <w:szCs w:val="21"/>
               </w:rPr>
               <w:t xml:space="preserve">A11.2024.16004</w:t>
             </w:r>
@@ -303,7 +303,7 @@
         </w:tc>
         <w:tc>
           <w:tcPr>
-            <w:tcW w:type="dxa" w:w="2432"/>
+            <w:tcW w:type="dxa" w:w="3016"/>
             <w:tcBorders>
               <w:top w:val="single" w:color="808080" w:sz="4"/>
               <w:left w:val="single" w:color="808080" w:sz="4"/>
@@ -326,8 +326,8 @@
             </w:pPr>
             <w:r>
               <w:rPr>
-                <w:sz w:val="22"/>
-                <w:szCs w:val="22"/>
+                <w:sz w:val="21"/>
+                <w:szCs w:val="21"/>
               </w:rPr>
               <w:t xml:space="preserve">Syafiq Yahya</w:t>
             </w:r>
@@ -335,7 +335,7 @@
         </w:tc>
         <w:tc>
           <w:tcPr>
-            <w:tcW w:type="dxa" w:w="3192"/>
+            <w:tcW w:type="dxa" w:w="3176"/>
             <w:tcBorders>
               <w:top w:val="single" w:color="808080" w:sz="4"/>
               <w:left w:val="single" w:color="808080" w:sz="4"/>
@@ -358,8 +358,8 @@
             </w:pPr>
             <w:r>
               <w:rPr>
-                <w:sz w:val="22"/>
-                <w:szCs w:val="22"/>
+                <w:sz w:val="21"/>
+                <w:szCs w:val="21"/>
               </w:rPr>
               <w:t xml:space="preserve">Ketua kelompok, presentasi hasil</w:t>
             </w:r>
@@ -372,7 +372,7 @@
         </w:trPr>
         <w:tc>
           <w:tcPr>
-            <w:tcW w:type="dxa" w:w="1976"/>
+            <w:tcW w:type="dxa" w:w="1746"/>
             <w:tcBorders>
               <w:top w:val="single" w:color="808080" w:sz="4"/>
               <w:left w:val="single" w:color="808080" w:sz="4"/>
@@ -395,8 +395,8 @@
             </w:pPr>
             <w:r>
               <w:rPr>
-                <w:sz w:val="22"/>
-                <w:szCs w:val="22"/>
+                <w:sz w:val="21"/>
+                <w:szCs w:val="21"/>
               </w:rPr>
               <w:t xml:space="preserve">A11.2024.15851</w:t>
             </w:r>
@@ -404,7 +404,7 @@
         </w:tc>
         <w:tc>
           <w:tcPr>
-            <w:tcW w:type="dxa" w:w="2432"/>
+            <w:tcW w:type="dxa" w:w="3016"/>
             <w:tcBorders>
               <w:top w:val="single" w:color="808080" w:sz="4"/>
               <w:left w:val="single" w:color="808080" w:sz="4"/>
@@ -427,16 +427,16 @@
             </w:pPr>
             <w:r>
               <w:rPr>
-                <w:sz w:val="22"/>
-                <w:szCs w:val="22"/>
-              </w:rPr>
-              <w:t xml:space="preserve">Dafi Hauzan A.H</w:t>
-            </w:r>
-          </w:p>
-        </w:tc>
-        <w:tc>
-          <w:tcPr>
-            <w:tcW w:type="dxa" w:w="3192"/>
+                <w:sz w:val="21"/>
+                <w:szCs w:val="21"/>
+              </w:rPr>
+              <w:t xml:space="preserve">Dafi Hauzan Atsillah Hoenarko</w:t>
+            </w:r>
+          </w:p>
+        </w:tc>
+        <w:tc>
+          <w:tcPr>
+            <w:tcW w:type="dxa" w:w="3176"/>
             <w:tcBorders>
               <w:top w:val="single" w:color="808080" w:sz="4"/>
               <w:left w:val="single" w:color="808080" w:sz="4"/>
@@ -459,8 +459,8 @@
             </w:pPr>
             <w:r>
               <w:rPr>
-                <w:sz w:val="22"/>
-                <w:szCs w:val="22"/>
+                <w:sz w:val="21"/>
+                <w:szCs w:val="21"/>
               </w:rPr>
               <w:t xml:space="preserve">Pengembang aplikasi, pengumpulan dan pengujian data</w:t>
             </w:r>
@@ -473,7 +473,7 @@
         </w:trPr>
         <w:tc>
           <w:tcPr>
-            <w:tcW w:type="dxa" w:w="1976"/>
+            <w:tcW w:type="dxa" w:w="1746"/>
             <w:tcBorders>
               <w:top w:val="single" w:color="808080" w:sz="4"/>
               <w:left w:val="single" w:color="808080" w:sz="4"/>
@@ -496,8 +496,8 @@
             </w:pPr>
             <w:r>
               <w:rPr>
-                <w:sz w:val="22"/>
-                <w:szCs w:val="22"/>
+                <w:sz w:val="21"/>
+                <w:szCs w:val="21"/>
               </w:rPr>
               <w:t xml:space="preserve">A11.2024.15842</w:t>
             </w:r>
@@ -505,7 +505,7 @@
         </w:tc>
         <w:tc>
           <w:tcPr>
-            <w:tcW w:type="dxa" w:w="2432"/>
+            <w:tcW w:type="dxa" w:w="3016"/>
             <w:tcBorders>
               <w:top w:val="single" w:color="808080" w:sz="4"/>
               <w:left w:val="single" w:color="808080" w:sz="4"/>
@@ -528,16 +528,16 @@
             </w:pPr>
             <w:r>
               <w:rPr>
-                <w:sz w:val="22"/>
-                <w:szCs w:val="22"/>
-              </w:rPr>
-              <w:t xml:space="preserve">Gastiadirrijal Rafi M</w:t>
-            </w:r>
-          </w:p>
-        </w:tc>
-        <w:tc>
-          <w:tcPr>
-            <w:tcW w:type="dxa" w:w="3192"/>
+                <w:sz w:val="21"/>
+                <w:szCs w:val="21"/>
+              </w:rPr>
+              <w:t xml:space="preserve">Gastiadirrijal Rafi Maulana</w:t>
+            </w:r>
+          </w:p>
+        </w:tc>
+        <w:tc>
+          <w:tcPr>
+            <w:tcW w:type="dxa" w:w="3176"/>
             <w:tcBorders>
               <w:top w:val="single" w:color="808080" w:sz="4"/>
               <w:left w:val="single" w:color="808080" w:sz="4"/>
@@ -560,8 +560,8 @@
             </w:pPr>
             <w:r>
               <w:rPr>
-                <w:sz w:val="22"/>
-                <w:szCs w:val="22"/>
+                <w:sz w:val="21"/>
+                <w:szCs w:val="21"/>
               </w:rPr>
               <w:t xml:space="preserve">Penyusun slide presentasi</w:t>
             </w:r>
@@ -574,7 +574,7 @@
         </w:trPr>
         <w:tc>
           <w:tcPr>
-            <w:tcW w:type="dxa" w:w="1976"/>
+            <w:tcW w:type="dxa" w:w="1746"/>
             <w:tcBorders>
               <w:top w:val="single" w:color="808080" w:sz="4"/>
               <w:left w:val="single" w:color="808080" w:sz="4"/>
@@ -597,8 +597,8 @@
             </w:pPr>
             <w:r>
               <w:rPr>
-                <w:sz w:val="22"/>
-                <w:szCs w:val="22"/>
+                <w:sz w:val="21"/>
+                <w:szCs w:val="21"/>
               </w:rPr>
               <w:t xml:space="preserve">A11.2024.15826</w:t>
             </w:r>
@@ -606,7 +606,7 @@
         </w:tc>
         <w:tc>
           <w:tcPr>
-            <w:tcW w:type="dxa" w:w="2432"/>
+            <w:tcW w:type="dxa" w:w="3016"/>
             <w:tcBorders>
               <w:top w:val="single" w:color="808080" w:sz="4"/>
               <w:left w:val="single" w:color="808080" w:sz="4"/>
@@ -629,16 +629,16 @@
             </w:pPr>
             <w:r>
               <w:rPr>
-                <w:sz w:val="22"/>
-                <w:szCs w:val="22"/>
-              </w:rPr>
-              <w:t xml:space="preserve">Zabrina Miftah Z</w:t>
-            </w:r>
-          </w:p>
-        </w:tc>
-        <w:tc>
-          <w:tcPr>
-            <w:tcW w:type="dxa" w:w="3192"/>
+                <w:sz w:val="21"/>
+                <w:szCs w:val="21"/>
+              </w:rPr>
+              <w:t xml:space="preserve">Zabrina Miftah Zulaikha</w:t>
+            </w:r>
+          </w:p>
+        </w:tc>
+        <w:tc>
+          <w:tcPr>
+            <w:tcW w:type="dxa" w:w="3176"/>
             <w:tcBorders>
               <w:top w:val="single" w:color="808080" w:sz="4"/>
               <w:left w:val="single" w:color="808080" w:sz="4"/>
@@ -661,8 +661,8 @@
             </w:pPr>
             <w:r>
               <w:rPr>
-                <w:sz w:val="22"/>
-                <w:szCs w:val="22"/>
+                <w:sz w:val="21"/>
+                <w:szCs w:val="21"/>
               </w:rPr>
               <w:t xml:space="preserve">Penyusun proposal dan laporan</w:t>
             </w:r>
@@ -675,7 +675,7 @@
         </w:trPr>
         <w:tc>
           <w:tcPr>
-            <w:tcW w:type="dxa" w:w="1976"/>
+            <w:tcW w:type="dxa" w:w="1746"/>
             <w:tcBorders>
               <w:top w:val="single" w:color="808080" w:sz="4"/>
               <w:left w:val="single" w:color="808080" w:sz="4"/>
@@ -698,8 +698,8 @@
             </w:pPr>
             <w:r>
               <w:rPr>
-                <w:sz w:val="22"/>
-                <w:szCs w:val="22"/>
+                <w:sz w:val="21"/>
+                <w:szCs w:val="21"/>
               </w:rPr>
               <w:t xml:space="preserve">A11.2024.15804</w:t>
             </w:r>
@@ -707,7 +707,7 @@
         </w:tc>
         <w:tc>
           <w:tcPr>
-            <w:tcW w:type="dxa" w:w="2432"/>
+            <w:tcW w:type="dxa" w:w="3016"/>
             <w:tcBorders>
               <w:top w:val="single" w:color="808080" w:sz="4"/>
               <w:left w:val="single" w:color="808080" w:sz="4"/>
@@ -730,8 +730,8 @@
             </w:pPr>
             <w:r>
               <w:rPr>
-                <w:sz w:val="22"/>
-                <w:szCs w:val="22"/>
+                <w:sz w:val="21"/>
+                <w:szCs w:val="21"/>
               </w:rPr>
               <w:t xml:space="preserve">Rayya Hasya Tamimi</w:t>
             </w:r>
@@ -739,7 +739,7 @@
         </w:tc>
         <w:tc>
           <w:tcPr>
-            <w:tcW w:type="dxa" w:w="3192"/>
+            <w:tcW w:type="dxa" w:w="3176"/>
             <w:tcBorders>
               <w:top w:val="single" w:color="808080" w:sz="4"/>
               <w:left w:val="single" w:color="808080" w:sz="4"/>
@@ -762,8 +762,8 @@
             </w:pPr>
             <w:r>
               <w:rPr>
-                <w:sz w:val="22"/>
-                <w:szCs w:val="22"/>
+                <w:sz w:val="21"/>
+                <w:szCs w:val="21"/>
               </w:rPr>
               <w:t xml:space="preserve">Penyusun proposal dan laporan</w:t>
             </w:r>
